--- a/docs/Plan_Comercial_Nexo_Klar_2026_2027.docx
+++ b/docs/Plan_Comercial_Nexo_Klar_2026_2027.docx
@@ -123,6 +123,9 @@
       </w:pPr>
     </w:p>
     <w:p>
+      <w:pPr>
+        <w:jc w:val="center"/>
+      </w:pPr>
       <w:r>
         <w:drawing>
           <wp:inline xmlns:a="http://schemas.openxmlformats.org/drawingml/2006/main" xmlns:pic="http://schemas.openxmlformats.org/drawingml/2006/picture">
@@ -3309,7 +3312,7 @@
           <w:color w:val="141A20"/>
           <w:sz w:val="48"/>
         </w:rPr>
-        <w:t>6. Oferta SaaS recomendada</w:t>
+        <w:t>6. Referencia de mercado y criterio de precio</w:t>
       </w:r>
     </w:p>
     <w:p>
@@ -3322,7 +3325,20 @@
           <w:color w:val="5D6B7A"/>
           <w:sz w:val="22"/>
         </w:rPr>
-        <w:t>Tres planes simples y servicios adicionales</w:t>
+        <w:t>Precio transparente, valor protegido y negociación simple</w:t>
+      </w:r>
+    </w:p>
+    <w:p>
+      <w:pPr>
+        <w:spacing w:after="120" w:line="276" w:lineRule="auto"/>
+      </w:pPr>
+      <w:r>
+        <w:rPr>
+          <w:rFonts w:ascii="Arial" w:hAnsi="Arial"/>
+          <w:color w:val="141A20"/>
+          <w:sz w:val="20"/>
+        </w:rPr>
+        <w:t>En Chile, gran parte de las plataformas de acreditación y gestión de contratistas cotiza según alcance, personas, sedes, documentos e implementación. En field service internacional se observa una combinación de suscripción por usuario, niveles funcionales, complementos y acompañamiento pagado. Nexo Klar debe ocupar esa lógica: una tarifa base clara, crecimiento por uso y servicios de implementación visibles.</w:t>
       </w:r>
     </w:p>
     <w:tbl>
@@ -3333,10 +3349,560 @@
         <w:tblLook w:firstColumn="1" w:firstRow="1" w:lastColumn="0" w:lastRow="0" w:noHBand="0" w:noVBand="1" w:val="04A0"/>
       </w:tblPr>
       <w:tblGrid>
-        <w:gridCol w:w="1800"/>
-        <w:gridCol w:w="4392"/>
-        <w:gridCol w:w="2376"/>
+        <w:gridCol w:w="2088"/>
+        <w:gridCol w:w="3816"/>
+        <w:gridCol w:w="4608"/>
+      </w:tblGrid>
+      <w:tr>
+        <w:tc>
+          <w:tcPr>
+            <w:tcW w:type="dxa" w:w="3389"/>
+            <w:shd w:fill="1A1A5E"/>
+            <w:tcBorders>
+              <w:top w:val="single" w:sz="8" w:color="1A1A5E"/>
+              <w:left w:val="single" w:sz="8" w:color="1A1A5E"/>
+              <w:bottom w:val="single" w:sz="8" w:color="1A1A5E"/>
+              <w:right w:val="single" w:sz="8" w:color="1A1A5E"/>
+            </w:tcBorders>
+            <w:vAlign w:val="center"/>
+          </w:tcPr>
+          <w:p>
+            <w:pPr>
+              <w:spacing w:after="60" w:before="60"/>
+            </w:pPr>
+            <w:r/>
+            <w:r>
+              <w:rPr>
+                <w:rFonts w:ascii="Arial" w:hAnsi="Arial"/>
+                <w:b/>
+                <w:color w:val="FFFFFF"/>
+                <w:sz w:val="17"/>
+              </w:rPr>
+              <w:t>Referencia pública</w:t>
+            </w:r>
+          </w:p>
+        </w:tc>
+        <w:tc>
+          <w:tcPr>
+            <w:tcW w:type="dxa" w:w="3389"/>
+            <w:shd w:fill="1A1A5E"/>
+            <w:tcBorders>
+              <w:top w:val="single" w:sz="8" w:color="1A1A5E"/>
+              <w:left w:val="single" w:sz="8" w:color="1A1A5E"/>
+              <w:bottom w:val="single" w:sz="8" w:color="1A1A5E"/>
+              <w:right w:val="single" w:sz="8" w:color="1A1A5E"/>
+            </w:tcBorders>
+            <w:vAlign w:val="center"/>
+          </w:tcPr>
+          <w:p>
+            <w:pPr>
+              <w:spacing w:after="60" w:before="60"/>
+            </w:pPr>
+            <w:r/>
+            <w:r>
+              <w:rPr>
+                <w:rFonts w:ascii="Arial" w:hAnsi="Arial"/>
+                <w:b/>
+                <w:color w:val="FFFFFF"/>
+                <w:sz w:val="17"/>
+              </w:rPr>
+              <w:t>Modelo comercial observado</w:t>
+            </w:r>
+          </w:p>
+        </w:tc>
+        <w:tc>
+          <w:tcPr>
+            <w:tcW w:type="dxa" w:w="3389"/>
+            <w:shd w:fill="1A1A5E"/>
+            <w:tcBorders>
+              <w:top w:val="single" w:sz="8" w:color="1A1A5E"/>
+              <w:left w:val="single" w:sz="8" w:color="1A1A5E"/>
+              <w:bottom w:val="single" w:sz="8" w:color="1A1A5E"/>
+              <w:right w:val="single" w:sz="8" w:color="1A1A5E"/>
+            </w:tcBorders>
+            <w:vAlign w:val="center"/>
+          </w:tcPr>
+          <w:p>
+            <w:pPr>
+              <w:spacing w:after="60" w:before="60"/>
+            </w:pPr>
+            <w:r/>
+            <w:r>
+              <w:rPr>
+                <w:rFonts w:ascii="Arial" w:hAnsi="Arial"/>
+                <w:b/>
+                <w:color w:val="FFFFFF"/>
+                <w:sz w:val="17"/>
+              </w:rPr>
+              <w:t>Implicancia para Nexo Klar</w:t>
+            </w:r>
+          </w:p>
+        </w:tc>
+      </w:tr>
+      <w:tr>
+        <w:tc>
+          <w:tcPr>
+            <w:tcW w:type="dxa" w:w="2088"/>
+            <w:shd w:fill="FBF9F5"/>
+            <w:tcBorders>
+              <w:top w:val="single" w:sz="8" w:color="E3DED2"/>
+              <w:left w:val="single" w:sz="8" w:color="E3DED2"/>
+              <w:bottom w:val="single" w:sz="8" w:color="E3DED2"/>
+              <w:right w:val="single" w:sz="8" w:color="E3DED2"/>
+            </w:tcBorders>
+            <w:vAlign w:val="center"/>
+          </w:tcPr>
+          <w:p>
+            <w:pPr>
+              <w:spacing w:after="60" w:before="60"/>
+            </w:pPr>
+            <w:r/>
+            <w:r>
+              <w:rPr>
+                <w:rFonts w:ascii="Arial" w:hAnsi="Arial"/>
+                <w:b w:val="0"/>
+                <w:color w:val="141A20"/>
+                <w:sz w:val="17"/>
+              </w:rPr>
+              <w:t>FieldPulse</w:t>
+            </w:r>
+          </w:p>
+        </w:tc>
+        <w:tc>
+          <w:tcPr>
+            <w:tcW w:type="dxa" w:w="3816"/>
+            <w:shd w:fill="FBF9F5"/>
+            <w:tcBorders>
+              <w:top w:val="single" w:sz="8" w:color="E3DED2"/>
+              <w:left w:val="single" w:sz="8" w:color="E3DED2"/>
+              <w:bottom w:val="single" w:sz="8" w:color="E3DED2"/>
+              <w:right w:val="single" w:sz="8" w:color="E3DED2"/>
+            </w:tcBorders>
+            <w:vAlign w:val="center"/>
+          </w:tcPr>
+          <w:p>
+            <w:pPr>
+              <w:spacing w:after="60" w:before="60"/>
+            </w:pPr>
+            <w:r/>
+            <w:r>
+              <w:rPr>
+                <w:rFonts w:ascii="Arial" w:hAnsi="Arial"/>
+                <w:b w:val="0"/>
+                <w:color w:val="141A20"/>
+                <w:sz w:val="17"/>
+              </w:rPr>
+              <w:t>Precio por usuario y cotización personalizada por paquete; complementos de IA, flota, formularios y soporte.</w:t>
+            </w:r>
+          </w:p>
+        </w:tc>
+        <w:tc>
+          <w:tcPr>
+            <w:tcW w:type="dxa" w:w="4608"/>
+            <w:shd w:fill="FBF9F5"/>
+            <w:tcBorders>
+              <w:top w:val="single" w:sz="8" w:color="E3DED2"/>
+              <w:left w:val="single" w:sz="8" w:color="E3DED2"/>
+              <w:bottom w:val="single" w:sz="8" w:color="E3DED2"/>
+              <w:right w:val="single" w:sz="8" w:color="E3DED2"/>
+            </w:tcBorders>
+            <w:vAlign w:val="center"/>
+          </w:tcPr>
+          <w:p>
+            <w:pPr>
+              <w:spacing w:after="60" w:before="60"/>
+            </w:pPr>
+            <w:r/>
+            <w:r>
+              <w:rPr>
+                <w:rFonts w:ascii="Arial" w:hAnsi="Arial"/>
+                <w:b w:val="0"/>
+                <w:color w:val="141A20"/>
+                <w:sz w:val="17"/>
+              </w:rPr>
+              <w:t>Cobrar por escala y no esconder el valor de módulos o soporte especializado.</w:t>
+            </w:r>
+          </w:p>
+        </w:tc>
+      </w:tr>
+      <w:tr>
+        <w:tc>
+          <w:tcPr>
+            <w:tcW w:type="dxa" w:w="2088"/>
+            <w:shd w:fill="FFFFFF"/>
+            <w:tcBorders>
+              <w:top w:val="single" w:sz="8" w:color="E3DED2"/>
+              <w:left w:val="single" w:sz="8" w:color="E3DED2"/>
+              <w:bottom w:val="single" w:sz="8" w:color="E3DED2"/>
+              <w:right w:val="single" w:sz="8" w:color="E3DED2"/>
+            </w:tcBorders>
+            <w:vAlign w:val="center"/>
+          </w:tcPr>
+          <w:p>
+            <w:pPr>
+              <w:spacing w:after="60" w:before="60"/>
+            </w:pPr>
+            <w:r/>
+            <w:r>
+              <w:rPr>
+                <w:rFonts w:ascii="Arial" w:hAnsi="Arial"/>
+                <w:b w:val="0"/>
+                <w:color w:val="141A20"/>
+                <w:sz w:val="17"/>
+              </w:rPr>
+              <w:t>Housecall Pro</w:t>
+            </w:r>
+          </w:p>
+        </w:tc>
+        <w:tc>
+          <w:tcPr>
+            <w:tcW w:type="dxa" w:w="3816"/>
+            <w:shd w:fill="FFFFFF"/>
+            <w:tcBorders>
+              <w:top w:val="single" w:sz="8" w:color="E3DED2"/>
+              <w:left w:val="single" w:sz="8" w:color="E3DED2"/>
+              <w:bottom w:val="single" w:sz="8" w:color="E3DED2"/>
+              <w:right w:val="single" w:sz="8" w:color="E3DED2"/>
+            </w:tcBorders>
+            <w:vAlign w:val="center"/>
+          </w:tcPr>
+          <w:p>
+            <w:pPr>
+              <w:spacing w:after="60" w:before="60"/>
+            </w:pPr>
+            <w:r/>
+            <w:r>
+              <w:rPr>
+                <w:rFonts w:ascii="Arial" w:hAnsi="Arial"/>
+                <w:b w:val="0"/>
+                <w:color w:val="141A20"/>
+                <w:sz w:val="17"/>
+              </w:rPr>
+              <w:t>Planes públicos desde USD 59/mes y niveles superiores; suma usuarios y onboarding especializado en planes altos.</w:t>
+            </w:r>
+          </w:p>
+        </w:tc>
+        <w:tc>
+          <w:tcPr>
+            <w:tcW w:type="dxa" w:w="4608"/>
+            <w:shd w:fill="FFFFFF"/>
+            <w:tcBorders>
+              <w:top w:val="single" w:sz="8" w:color="E3DED2"/>
+              <w:left w:val="single" w:sz="8" w:color="E3DED2"/>
+              <w:bottom w:val="single" w:sz="8" w:color="E3DED2"/>
+              <w:right w:val="single" w:sz="8" w:color="E3DED2"/>
+            </w:tcBorders>
+            <w:vAlign w:val="center"/>
+          </w:tcPr>
+          <w:p>
+            <w:pPr>
+              <w:spacing w:after="60" w:before="60"/>
+            </w:pPr>
+            <w:r/>
+            <w:r>
+              <w:rPr>
+                <w:rFonts w:ascii="Arial" w:hAnsi="Arial"/>
+                <w:b w:val="0"/>
+                <w:color w:val="141A20"/>
+                <w:sz w:val="17"/>
+              </w:rPr>
+              <w:t>Mantener un plan de entrada simple y usar soporte/acompañamiento como diferenciador de niveles.</w:t>
+            </w:r>
+          </w:p>
+        </w:tc>
+      </w:tr>
+      <w:tr>
+        <w:tc>
+          <w:tcPr>
+            <w:tcW w:type="dxa" w:w="2088"/>
+            <w:shd w:fill="FBF9F5"/>
+            <w:tcBorders>
+              <w:top w:val="single" w:sz="8" w:color="E3DED2"/>
+              <w:left w:val="single" w:sz="8" w:color="E3DED2"/>
+              <w:bottom w:val="single" w:sz="8" w:color="E3DED2"/>
+              <w:right w:val="single" w:sz="8" w:color="E3DED2"/>
+            </w:tcBorders>
+            <w:vAlign w:val="center"/>
+          </w:tcPr>
+          <w:p>
+            <w:pPr>
+              <w:spacing w:after="60" w:before="60"/>
+            </w:pPr>
+            <w:r/>
+            <w:r>
+              <w:rPr>
+                <w:rFonts w:ascii="Arial" w:hAnsi="Arial"/>
+                <w:b w:val="0"/>
+                <w:color w:val="141A20"/>
+                <w:sz w:val="17"/>
+              </w:rPr>
+              <w:t>ServiceM8</w:t>
+            </w:r>
+          </w:p>
+        </w:tc>
+        <w:tc>
+          <w:tcPr>
+            <w:tcW w:type="dxa" w:w="3816"/>
+            <w:shd w:fill="FBF9F5"/>
+            <w:tcBorders>
+              <w:top w:val="single" w:sz="8" w:color="E3DED2"/>
+              <w:left w:val="single" w:sz="8" w:color="E3DED2"/>
+              <w:bottom w:val="single" w:sz="8" w:color="E3DED2"/>
+              <w:right w:val="single" w:sz="8" w:color="E3DED2"/>
+            </w:tcBorders>
+            <w:vAlign w:val="center"/>
+          </w:tcPr>
+          <w:p>
+            <w:pPr>
+              <w:spacing w:after="60" w:before="60"/>
+            </w:pPr>
+            <w:r/>
+            <w:r>
+              <w:rPr>
+                <w:rFonts w:ascii="Arial" w:hAnsi="Arial"/>
+                <w:b w:val="0"/>
+                <w:color w:val="141A20"/>
+                <w:sz w:val="17"/>
+              </w:rPr>
+              <w:t>Inicio autoguiado o implementación y capacitación con socios especializados.</w:t>
+            </w:r>
+          </w:p>
+        </w:tc>
+        <w:tc>
+          <w:tcPr>
+            <w:tcW w:type="dxa" w:w="4608"/>
+            <w:shd w:fill="FBF9F5"/>
+            <w:tcBorders>
+              <w:top w:val="single" w:sz="8" w:color="E3DED2"/>
+              <w:left w:val="single" w:sz="8" w:color="E3DED2"/>
+              <w:bottom w:val="single" w:sz="8" w:color="E3DED2"/>
+              <w:right w:val="single" w:sz="8" w:color="E3DED2"/>
+            </w:tcBorders>
+            <w:vAlign w:val="center"/>
+          </w:tcPr>
+          <w:p>
+            <w:pPr>
+              <w:spacing w:after="60" w:before="60"/>
+            </w:pPr>
+            <w:r/>
+            <w:r>
+              <w:rPr>
+                <w:rFonts w:ascii="Arial" w:hAnsi="Arial"/>
+                <w:b w:val="0"/>
+                <w:color w:val="141A20"/>
+                <w:sz w:val="17"/>
+              </w:rPr>
+              <w:t>Ofrecer carga autoguiada y carga asistida como alternativas, no una sola tarifa rígida.</w:t>
+            </w:r>
+          </w:p>
+        </w:tc>
+      </w:tr>
+      <w:tr>
+        <w:tc>
+          <w:tcPr>
+            <w:tcW w:type="dxa" w:w="2088"/>
+            <w:shd w:fill="FFFFFF"/>
+            <w:tcBorders>
+              <w:top w:val="single" w:sz="8" w:color="E3DED2"/>
+              <w:left w:val="single" w:sz="8" w:color="E3DED2"/>
+              <w:bottom w:val="single" w:sz="8" w:color="E3DED2"/>
+              <w:right w:val="single" w:sz="8" w:color="E3DED2"/>
+            </w:tcBorders>
+            <w:vAlign w:val="center"/>
+          </w:tcPr>
+          <w:p>
+            <w:pPr>
+              <w:spacing w:after="60" w:before="60"/>
+            </w:pPr>
+            <w:r/>
+            <w:r>
+              <w:rPr>
+                <w:rFonts w:ascii="Arial" w:hAnsi="Arial"/>
+                <w:b w:val="0"/>
+                <w:color w:val="141A20"/>
+                <w:sz w:val="17"/>
+              </w:rPr>
+              <w:t>Mercado chileno de contratistas</w:t>
+            </w:r>
+          </w:p>
+        </w:tc>
+        <w:tc>
+          <w:tcPr>
+            <w:tcW w:type="dxa" w:w="3816"/>
+            <w:shd w:fill="FFFFFF"/>
+            <w:tcBorders>
+              <w:top w:val="single" w:sz="8" w:color="E3DED2"/>
+              <w:left w:val="single" w:sz="8" w:color="E3DED2"/>
+              <w:bottom w:val="single" w:sz="8" w:color="E3DED2"/>
+              <w:right w:val="single" w:sz="8" w:color="E3DED2"/>
+            </w:tcBorders>
+            <w:vAlign w:val="center"/>
+          </w:tcPr>
+          <w:p>
+            <w:pPr>
+              <w:spacing w:after="60" w:before="60"/>
+            </w:pPr>
+            <w:r/>
+            <w:r>
+              <w:rPr>
+                <w:rFonts w:ascii="Arial" w:hAnsi="Arial"/>
+                <w:b w:val="0"/>
+                <w:color w:val="141A20"/>
+                <w:sz w:val="17"/>
+              </w:rPr>
+              <w:t>Plataformas de acreditación, cumplimiento y subcontratación normalmente solicitan cotización según empresa y alcance.</w:t>
+            </w:r>
+          </w:p>
+        </w:tc>
+        <w:tc>
+          <w:tcPr>
+            <w:tcW w:type="dxa" w:w="4608"/>
+            <w:shd w:fill="FFFFFF"/>
+            <w:tcBorders>
+              <w:top w:val="single" w:sz="8" w:color="E3DED2"/>
+              <w:left w:val="single" w:sz="8" w:color="E3DED2"/>
+              <w:bottom w:val="single" w:sz="8" w:color="E3DED2"/>
+              <w:right w:val="single" w:sz="8" w:color="E3DED2"/>
+            </w:tcBorders>
+            <w:vAlign w:val="center"/>
+          </w:tcPr>
+          <w:p>
+            <w:pPr>
+              <w:spacing w:after="60" w:before="60"/>
+            </w:pPr>
+            <w:r/>
+            <w:r>
+              <w:rPr>
+                <w:rFonts w:ascii="Arial" w:hAnsi="Arial"/>
+                <w:b w:val="0"/>
+                <w:color w:val="141A20"/>
+                <w:sz w:val="17"/>
+              </w:rPr>
+              <w:t>Posicionar Nexo Klar por valor integrado y cotización empresarial, manteniendo precios referenciales públicos.</w:t>
+            </w:r>
+          </w:p>
+        </w:tc>
+      </w:tr>
+    </w:tbl>
+    <w:p>
+      <w:pPr>
+        <w:spacing w:after="40"/>
+      </w:pPr>
+    </w:p>
+    <w:tbl>
+      <w:tblPr>
+        <w:tblW w:type="auto" w:w="0"/>
+        <w:jc w:val="center"/>
+        <w:tblLayout w:type="fixed"/>
+        <w:tblLook w:firstColumn="1" w:firstRow="1" w:lastColumn="0" w:lastRow="0" w:noHBand="0" w:noVBand="1" w:val="04A0"/>
+      </w:tblPr>
+      <w:tblGrid>
         <w:gridCol w:w="1944"/>
+        <w:gridCol w:w="8280"/>
+      </w:tblGrid>
+      <w:tr>
+        <w:tc>
+          <w:tcPr>
+            <w:tcW w:type="dxa" w:w="5083"/>
+            <w:shd w:fill="EAFBF9"/>
+            <w:tcBorders>
+              <w:top w:val="single" w:sz="8" w:color="BDEDE8"/>
+              <w:left w:val="single" w:sz="8" w:color="BDEDE8"/>
+              <w:bottom w:val="single" w:sz="8" w:color="BDEDE8"/>
+              <w:right w:val="single" w:sz="8" w:color="BDEDE8"/>
+            </w:tcBorders>
+            <w:vAlign w:val="center"/>
+          </w:tcPr>
+          <w:p>
+            <w:pPr>
+              <w:spacing w:after="60" w:before="60"/>
+            </w:pPr>
+            <w:r/>
+            <w:r>
+              <w:rPr>
+                <w:rFonts w:ascii="Arial" w:hAnsi="Arial"/>
+                <w:b/>
+                <w:color w:val="2A2A8C"/>
+                <w:sz w:val="18"/>
+              </w:rPr>
+              <w:t>Criterio comercial</w:t>
+            </w:r>
+          </w:p>
+        </w:tc>
+        <w:tc>
+          <w:tcPr>
+            <w:tcW w:type="dxa" w:w="5083"/>
+            <w:shd w:fill="EAFBF9"/>
+            <w:tcBorders>
+              <w:top w:val="single" w:sz="8" w:color="BDEDE8"/>
+              <w:left w:val="single" w:sz="8" w:color="BDEDE8"/>
+              <w:bottom w:val="single" w:sz="8" w:color="BDEDE8"/>
+              <w:right w:val="single" w:sz="8" w:color="BDEDE8"/>
+            </w:tcBorders>
+            <w:vAlign w:val="center"/>
+          </w:tcPr>
+          <w:p>
+            <w:pPr>
+              <w:spacing w:after="60" w:before="60"/>
+            </w:pPr>
+            <w:r/>
+            <w:r>
+              <w:rPr>
+                <w:rFonts w:ascii="Arial" w:hAnsi="Arial"/>
+                <w:b w:val="0"/>
+                <w:color w:val="141A20"/>
+                <w:sz w:val="18"/>
+              </w:rPr>
+              <w:t>No competir solo por precio. El precio base debe abrir la conversación; la implementación, los activos adicionales, las integraciones y el soporte reflejan el esfuerzo real y se cotizan por alcance.</w:t>
+            </w:r>
+          </w:p>
+        </w:tc>
+      </w:tr>
+    </w:tbl>
+    <w:p>
+      <w:pPr>
+        <w:spacing w:after="20"/>
+      </w:pPr>
+    </w:p>
+    <w:p>
+      <w:pPr>
+        <w:spacing w:after="120"/>
+      </w:pPr>
+      <w:r>
+        <w:rPr>
+          <w:rFonts w:ascii="Arial" w:hAnsi="Arial"/>
+          <w:b/>
+          <w:color w:val="141A20"/>
+          <w:sz w:val="48"/>
+        </w:rPr>
+        <w:t>7. Oferta SaaS recomendada</w:t>
+      </w:r>
+    </w:p>
+    <w:p>
+      <w:pPr>
+        <w:spacing w:after="240"/>
+      </w:pPr>
+      <w:r>
+        <w:rPr>
+          <w:rFonts w:ascii="Arial" w:hAnsi="Arial"/>
+          <w:color w:val="5D6B7A"/>
+          <w:sz w:val="22"/>
+        </w:rPr>
+        <w:t>Tres planes claros, escalables y negociables</w:t>
+      </w:r>
+    </w:p>
+    <w:tbl>
+      <w:tblPr>
+        <w:tblW w:type="auto" w:w="0"/>
+        <w:jc w:val="center"/>
+        <w:tblLayout w:type="fixed"/>
+        <w:tblLook w:firstColumn="1" w:firstRow="1" w:lastColumn="0" w:lastRow="0" w:noHBand="0" w:noVBand="1" w:val="04A0"/>
+      </w:tblPr>
+      <w:tblGrid>
+        <w:gridCol w:w="1944"/>
+        <w:gridCol w:w="4968"/>
+        <w:gridCol w:w="1728"/>
+        <w:gridCol w:w="1872"/>
       </w:tblGrid>
       <w:tr>
         <w:tc>
@@ -3391,7 +3957,7 @@
                 <w:color w:val="FFFFFF"/>
                 <w:sz w:val="17"/>
               </w:rPr>
-              <w:t>Enfoque y módulos</w:t>
+              <w:t>Incluye</w:t>
             </w:r>
           </w:p>
         </w:tc>
@@ -3419,7 +3985,7 @@
                 <w:color w:val="FFFFFF"/>
                 <w:sz w:val="17"/>
               </w:rPr>
-              <w:t>Cliente objetivo</w:t>
+              <w:t>Escala incluida</w:t>
             </w:r>
           </w:p>
         </w:tc>
@@ -3447,96 +4013,12 @@
                 <w:color w:val="FFFFFF"/>
                 <w:sz w:val="17"/>
               </w:rPr>
-              <w:t>Precio referencial neto CLP</w:t>
+              <w:t>Precio lista neto CLP</w:t>
             </w:r>
           </w:p>
         </w:tc>
       </w:tr>
       <w:tr>
-        <w:tc>
-          <w:tcPr>
-            <w:tcW w:type="dxa" w:w="1800"/>
-            <w:shd w:fill="FBF9F5"/>
-            <w:tcBorders>
-              <w:top w:val="single" w:sz="8" w:color="E3DED2"/>
-              <w:left w:val="single" w:sz="8" w:color="E3DED2"/>
-              <w:bottom w:val="single" w:sz="8" w:color="E3DED2"/>
-              <w:right w:val="single" w:sz="8" w:color="E3DED2"/>
-            </w:tcBorders>
-            <w:vAlign w:val="center"/>
-          </w:tcPr>
-          <w:p>
-            <w:pPr>
-              <w:spacing w:after="60" w:before="60"/>
-            </w:pPr>
-            <w:r/>
-            <w:r>
-              <w:rPr>
-                <w:rFonts w:ascii="Arial" w:hAnsi="Arial"/>
-                <w:b w:val="0"/>
-                <w:color w:val="141A20"/>
-                <w:sz w:val="17"/>
-              </w:rPr>
-              <w:t>Nexo Klar Esencial</w:t>
-            </w:r>
-          </w:p>
-        </w:tc>
-        <w:tc>
-          <w:tcPr>
-            <w:tcW w:type="dxa" w:w="4392"/>
-            <w:shd w:fill="FBF9F5"/>
-            <w:tcBorders>
-              <w:top w:val="single" w:sz="8" w:color="E3DED2"/>
-              <w:left w:val="single" w:sz="8" w:color="E3DED2"/>
-              <w:bottom w:val="single" w:sz="8" w:color="E3DED2"/>
-              <w:right w:val="single" w:sz="8" w:color="E3DED2"/>
-            </w:tcBorders>
-            <w:vAlign w:val="center"/>
-          </w:tcPr>
-          <w:p>
-            <w:pPr>
-              <w:spacing w:after="60" w:before="60"/>
-            </w:pPr>
-            <w:r/>
-            <w:r>
-              <w:rPr>
-                <w:rFonts w:ascii="Arial" w:hAnsi="Arial"/>
-                <w:b w:val="0"/>
-                <w:color w:val="141A20"/>
-                <w:sz w:val="17"/>
-              </w:rPr>
-              <w:t>Clientes, contratos, órdenes de servicio, personas, alertas básicas, documentos, reportes, usuarios, configuración e importación/exportación.</w:t>
-            </w:r>
-          </w:p>
-        </w:tc>
-        <w:tc>
-          <w:tcPr>
-            <w:tcW w:type="dxa" w:w="2376"/>
-            <w:shd w:fill="FBF9F5"/>
-            <w:tcBorders>
-              <w:top w:val="single" w:sz="8" w:color="E3DED2"/>
-              <w:left w:val="single" w:sz="8" w:color="E3DED2"/>
-              <w:bottom w:val="single" w:sz="8" w:color="E3DED2"/>
-              <w:right w:val="single" w:sz="8" w:color="E3DED2"/>
-            </w:tcBorders>
-            <w:vAlign w:val="center"/>
-          </w:tcPr>
-          <w:p>
-            <w:pPr>
-              <w:spacing w:after="60" w:before="60"/>
-            </w:pPr>
-            <w:r/>
-            <w:r>
-              <w:rPr>
-                <w:rFonts w:ascii="Arial" w:hAnsi="Arial"/>
-                <w:b w:val="0"/>
-                <w:color w:val="141A20"/>
-                <w:sz w:val="17"/>
-              </w:rPr>
-              <w:t>Empresa que quiere dejar planillas y ordenar el control inicial.</w:t>
-            </w:r>
-          </w:p>
-        </w:tc>
         <w:tc>
           <w:tcPr>
             <w:tcW w:type="dxa" w:w="1944"/>
@@ -3561,7 +4043,91 @@
                 <w:color w:val="141A20"/>
                 <w:sz w:val="17"/>
               </w:rPr>
-              <w:t>$180.000/mes + setup $250.000</w:t>
+              <w:t>Nexo Klar Base</w:t>
+            </w:r>
+          </w:p>
+        </w:tc>
+        <w:tc>
+          <w:tcPr>
+            <w:tcW w:type="dxa" w:w="4968"/>
+            <w:shd w:fill="FBF9F5"/>
+            <w:tcBorders>
+              <w:top w:val="single" w:sz="8" w:color="E3DED2"/>
+              <w:left w:val="single" w:sz="8" w:color="E3DED2"/>
+              <w:bottom w:val="single" w:sz="8" w:color="E3DED2"/>
+              <w:right w:val="single" w:sz="8" w:color="E3DED2"/>
+            </w:tcBorders>
+            <w:vAlign w:val="center"/>
+          </w:tcPr>
+          <w:p>
+            <w:pPr>
+              <w:spacing w:after="60" w:before="60"/>
+            </w:pPr>
+            <w:r/>
+            <w:r>
+              <w:rPr>
+                <w:rFonts w:ascii="Arial" w:hAnsi="Arial"/>
+                <w:b w:val="0"/>
+                <w:color w:val="141A20"/>
+                <w:sz w:val="17"/>
+              </w:rPr>
+              <w:t>Panel, clientes, contratos, órdenes de servicio, personas, alertas, documentos, reportes base, usuarios, configuración e importación/exportación.</w:t>
+            </w:r>
+          </w:p>
+        </w:tc>
+        <w:tc>
+          <w:tcPr>
+            <w:tcW w:type="dxa" w:w="1728"/>
+            <w:shd w:fill="FBF9F5"/>
+            <w:tcBorders>
+              <w:top w:val="single" w:sz="8" w:color="E3DED2"/>
+              <w:left w:val="single" w:sz="8" w:color="E3DED2"/>
+              <w:bottom w:val="single" w:sz="8" w:color="E3DED2"/>
+              <w:right w:val="single" w:sz="8" w:color="E3DED2"/>
+            </w:tcBorders>
+            <w:vAlign w:val="center"/>
+          </w:tcPr>
+          <w:p>
+            <w:pPr>
+              <w:spacing w:after="60" w:before="60"/>
+            </w:pPr>
+            <w:r/>
+            <w:r>
+              <w:rPr>
+                <w:rFonts w:ascii="Arial" w:hAnsi="Arial"/>
+                <w:b w:val="0"/>
+                <w:color w:val="141A20"/>
+                <w:sz w:val="17"/>
+              </w:rPr>
+              <w:t>Hasta 30 personas activas y 5 usuarios nominados.</w:t>
+            </w:r>
+          </w:p>
+        </w:tc>
+        <w:tc>
+          <w:tcPr>
+            <w:tcW w:type="dxa" w:w="1872"/>
+            <w:shd w:fill="FBF9F5"/>
+            <w:tcBorders>
+              <w:top w:val="single" w:sz="8" w:color="E3DED2"/>
+              <w:left w:val="single" w:sz="8" w:color="E3DED2"/>
+              <w:bottom w:val="single" w:sz="8" w:color="E3DED2"/>
+              <w:right w:val="single" w:sz="8" w:color="E3DED2"/>
+            </w:tcBorders>
+            <w:vAlign w:val="center"/>
+          </w:tcPr>
+          <w:p>
+            <w:pPr>
+              <w:spacing w:after="60" w:before="60"/>
+            </w:pPr>
+            <w:r/>
+            <w:r>
+              <w:rPr>
+                <w:rFonts w:ascii="Arial" w:hAnsi="Arial"/>
+                <w:b w:val="0"/>
+                <w:color w:val="141A20"/>
+                <w:sz w:val="17"/>
+              </w:rPr>
+              <w:t>$220.000 / mes</w:t>
             </w:r>
           </w:p>
         </w:tc>
@@ -3569,7 +4135,7 @@
       <w:tr>
         <w:tc>
           <w:tcPr>
-            <w:tcW w:type="dxa" w:w="1800"/>
+            <w:tcW w:type="dxa" w:w="1944"/>
             <w:shd w:fill="FFFFFF"/>
             <w:tcBorders>
               <w:top w:val="single" w:sz="8" w:color="E3DED2"/>
@@ -3597,7 +4163,7 @@
         </w:tc>
         <w:tc>
           <w:tcPr>
-            <w:tcW w:type="dxa" w:w="4392"/>
+            <w:tcW w:type="dxa" w:w="4968"/>
             <w:shd w:fill="FFFFFF"/>
             <w:tcBorders>
               <w:top w:val="single" w:sz="8" w:color="E3DED2"/>
@@ -3619,13 +4185,13 @@
                 <w:color w:val="141A20"/>
                 <w:sz w:val="17"/>
               </w:rPr>
-              <w:t>Todo Esencial + personal por proyecto, turnos, EPP, formación, exámenes, comunicaciones, vehículos, alojamiento, terceros, incidentes y centro operativo.</w:t>
+              <w:t>Todo Base + gestión de personal por proyecto, turnos, EPP, formación, exámenes, comunicaciones, vehículos, estadías, terceros, incidentes y Centro Operativo.</w:t>
             </w:r>
           </w:p>
         </w:tc>
         <w:tc>
           <w:tcPr>
-            <w:tcW w:type="dxa" w:w="2376"/>
+            <w:tcW w:type="dxa" w:w="1728"/>
             <w:shd w:fill="FFFFFF"/>
             <w:tcBorders>
               <w:top w:val="single" w:sz="8" w:color="E3DED2"/>
@@ -3647,13 +4213,13 @@
                 <w:color w:val="141A20"/>
                 <w:sz w:val="17"/>
               </w:rPr>
-              <w:t>Empresa con servicios recurrentes y operación en terreno.</w:t>
+              <w:t>Hasta 75 personas activas y 10 usuarios nominados.</w:t>
             </w:r>
           </w:p>
         </w:tc>
         <w:tc>
           <w:tcPr>
-            <w:tcW w:type="dxa" w:w="1944"/>
+            <w:tcW w:type="dxa" w:w="1872"/>
             <w:shd w:fill="FFFFFF"/>
             <w:tcBorders>
               <w:top w:val="single" w:sz="8" w:color="E3DED2"/>
@@ -3675,7 +4241,7 @@
                 <w:color w:val="141A20"/>
                 <w:sz w:val="17"/>
               </w:rPr>
-              <w:t>$320.000/mes + setup $350.000</w:t>
+              <w:t>$390.000 / mes</w:t>
             </w:r>
           </w:p>
         </w:tc>
@@ -3683,7 +4249,7 @@
       <w:tr>
         <w:tc>
           <w:tcPr>
-            <w:tcW w:type="dxa" w:w="1800"/>
+            <w:tcW w:type="dxa" w:w="1944"/>
             <w:shd w:fill="FBF9F5"/>
             <w:tcBorders>
               <w:top w:val="single" w:sz="8" w:color="E3DED2"/>
@@ -3711,7 +4277,7 @@
         </w:tc>
         <w:tc>
           <w:tcPr>
-            <w:tcW w:type="dxa" w:w="4392"/>
+            <w:tcW w:type="dxa" w:w="4968"/>
             <w:shd w:fill="FBF9F5"/>
             <w:tcBorders>
               <w:top w:val="single" w:sz="8" w:color="E3DED2"/>
@@ -3733,13 +4299,13 @@
                 <w:color w:val="141A20"/>
                 <w:sz w:val="17"/>
               </w:rPr>
-              <w:t>Todo Operación + auditoría avanzada, habilitación, inventario, costos, rentabilidad, automatizaciones, portal, API, identidad visual y analítica ejecutiva.</w:t>
+              <w:t>Todo Operación + auditoría avanzada, habilitación del cliente, activos e inventario, costos, rentabilidad, automatizaciones, portal, API e identidad visual por empresa.</w:t>
             </w:r>
           </w:p>
         </w:tc>
         <w:tc>
           <w:tcPr>
-            <w:tcW w:type="dxa" w:w="2376"/>
+            <w:tcW w:type="dxa" w:w="1728"/>
             <w:shd w:fill="FBF9F5"/>
             <w:tcBorders>
               <w:top w:val="single" w:sz="8" w:color="E3DED2"/>
@@ -3761,13 +4327,13 @@
                 <w:color w:val="141A20"/>
                 <w:sz w:val="17"/>
               </w:rPr>
-              <w:t>Empresa multioperación o con alta exigencia de control y reportabilidad.</w:t>
+              <w:t>Hasta 200 personas activas y 20 usuarios nominados.</w:t>
             </w:r>
           </w:p>
         </w:tc>
         <w:tc>
           <w:tcPr>
-            <w:tcW w:type="dxa" w:w="1944"/>
+            <w:tcW w:type="dxa" w:w="1872"/>
             <w:shd w:fill="FBF9F5"/>
             <w:tcBorders>
               <w:top w:val="single" w:sz="8" w:color="E3DED2"/>
@@ -3789,7 +4355,111 @@
                 <w:color w:val="141A20"/>
                 <w:sz w:val="17"/>
               </w:rPr>
-              <w:t>$520.000/mes + setup $500.000</w:t>
+              <w:t>$690.000 / mes</w:t>
+            </w:r>
+          </w:p>
+        </w:tc>
+      </w:tr>
+    </w:tbl>
+    <w:p>
+      <w:pPr>
+        <w:spacing w:after="40"/>
+      </w:pPr>
+    </w:p>
+    <w:tbl>
+      <w:tblPr>
+        <w:tblW w:type="auto" w:w="0"/>
+        <w:jc w:val="center"/>
+        <w:tblLayout w:type="fixed"/>
+        <w:tblLook w:firstColumn="1" w:firstRow="1" w:lastColumn="0" w:lastRow="0" w:noHBand="0" w:noVBand="1" w:val="04A0"/>
+      </w:tblPr>
+      <w:tblGrid>
+        <w:gridCol w:w="3096"/>
+        <w:gridCol w:w="2232"/>
+        <w:gridCol w:w="5184"/>
+      </w:tblGrid>
+      <w:tr>
+        <w:tc>
+          <w:tcPr>
+            <w:tcW w:type="dxa" w:w="3389"/>
+            <w:shd w:fill="1A1A5E"/>
+            <w:tcBorders>
+              <w:top w:val="single" w:sz="8" w:color="1A1A5E"/>
+              <w:left w:val="single" w:sz="8" w:color="1A1A5E"/>
+              <w:bottom w:val="single" w:sz="8" w:color="1A1A5E"/>
+              <w:right w:val="single" w:sz="8" w:color="1A1A5E"/>
+            </w:tcBorders>
+            <w:vAlign w:val="center"/>
+          </w:tcPr>
+          <w:p>
+            <w:pPr>
+              <w:spacing w:after="60" w:before="60"/>
+            </w:pPr>
+            <w:r/>
+            <w:r>
+              <w:rPr>
+                <w:rFonts w:ascii="Arial" w:hAnsi="Arial"/>
+                <w:b/>
+                <w:color w:val="FFFFFF"/>
+                <w:sz w:val="17"/>
+              </w:rPr>
+              <w:t>Crecimiento y adicionales</w:t>
+            </w:r>
+          </w:p>
+        </w:tc>
+        <w:tc>
+          <w:tcPr>
+            <w:tcW w:type="dxa" w:w="3389"/>
+            <w:shd w:fill="1A1A5E"/>
+            <w:tcBorders>
+              <w:top w:val="single" w:sz="8" w:color="1A1A5E"/>
+              <w:left w:val="single" w:sz="8" w:color="1A1A5E"/>
+              <w:bottom w:val="single" w:sz="8" w:color="1A1A5E"/>
+              <w:right w:val="single" w:sz="8" w:color="1A1A5E"/>
+            </w:tcBorders>
+            <w:vAlign w:val="center"/>
+          </w:tcPr>
+          <w:p>
+            <w:pPr>
+              <w:spacing w:after="60" w:before="60"/>
+            </w:pPr>
+            <w:r/>
+            <w:r>
+              <w:rPr>
+                <w:rFonts w:ascii="Arial" w:hAnsi="Arial"/>
+                <w:b/>
+                <w:color w:val="FFFFFF"/>
+                <w:sz w:val="17"/>
+              </w:rPr>
+              <w:t>Precio lista neto CLP</w:t>
+            </w:r>
+          </w:p>
+        </w:tc>
+        <w:tc>
+          <w:tcPr>
+            <w:tcW w:type="dxa" w:w="3389"/>
+            <w:shd w:fill="1A1A5E"/>
+            <w:tcBorders>
+              <w:top w:val="single" w:sz="8" w:color="1A1A5E"/>
+              <w:left w:val="single" w:sz="8" w:color="1A1A5E"/>
+              <w:bottom w:val="single" w:sz="8" w:color="1A1A5E"/>
+              <w:right w:val="single" w:sz="8" w:color="1A1A5E"/>
+            </w:tcBorders>
+            <w:vAlign w:val="center"/>
+          </w:tcPr>
+          <w:p>
+            <w:pPr>
+              <w:spacing w:after="60" w:before="60"/>
+            </w:pPr>
+            <w:r/>
+            <w:r>
+              <w:rPr>
+                <w:rFonts w:ascii="Arial" w:hAnsi="Arial"/>
+                <w:b/>
+                <w:color w:val="FFFFFF"/>
+                <w:sz w:val="17"/>
+              </w:rPr>
+              <w:t>Regla comercial</w:t>
             </w:r>
           </w:p>
         </w:tc>
@@ -3797,7 +4467,93 @@
       <w:tr>
         <w:tc>
           <w:tcPr>
-            <w:tcW w:type="dxa" w:w="1800"/>
+            <w:tcW w:type="dxa" w:w="3096"/>
+            <w:shd w:fill="FBF9F5"/>
+            <w:tcBorders>
+              <w:top w:val="single" w:sz="8" w:color="E3DED2"/>
+              <w:left w:val="single" w:sz="8" w:color="E3DED2"/>
+              <w:bottom w:val="single" w:sz="8" w:color="E3DED2"/>
+              <w:right w:val="single" w:sz="8" w:color="E3DED2"/>
+            </w:tcBorders>
+            <w:vAlign w:val="center"/>
+          </w:tcPr>
+          <w:p>
+            <w:pPr>
+              <w:spacing w:after="60" w:before="60"/>
+            </w:pPr>
+            <w:r/>
+            <w:r>
+              <w:rPr>
+                <w:rFonts w:ascii="Arial" w:hAnsi="Arial"/>
+                <w:b w:val="0"/>
+                <w:color w:val="141A20"/>
+                <w:sz w:val="17"/>
+              </w:rPr>
+              <w:t>Persona activa adicional</w:t>
+            </w:r>
+          </w:p>
+        </w:tc>
+        <w:tc>
+          <w:tcPr>
+            <w:tcW w:type="dxa" w:w="2232"/>
+            <w:shd w:fill="FBF9F5"/>
+            <w:tcBorders>
+              <w:top w:val="single" w:sz="8" w:color="E3DED2"/>
+              <w:left w:val="single" w:sz="8" w:color="E3DED2"/>
+              <w:bottom w:val="single" w:sz="8" w:color="E3DED2"/>
+              <w:right w:val="single" w:sz="8" w:color="E3DED2"/>
+            </w:tcBorders>
+            <w:vAlign w:val="center"/>
+          </w:tcPr>
+          <w:p>
+            <w:pPr>
+              <w:spacing w:after="60" w:before="60"/>
+            </w:pPr>
+            <w:r/>
+            <w:r>
+              <w:rPr>
+                <w:rFonts w:ascii="Arial" w:hAnsi="Arial"/>
+                <w:b w:val="0"/>
+                <w:color w:val="141A20"/>
+                <w:sz w:val="17"/>
+              </w:rPr>
+              <w:t>Base: $2.500 · Operación: $3.500 · Integral: $5.000 / mes</w:t>
+            </w:r>
+          </w:p>
+        </w:tc>
+        <w:tc>
+          <w:tcPr>
+            <w:tcW w:type="dxa" w:w="5184"/>
+            <w:shd w:fill="FBF9F5"/>
+            <w:tcBorders>
+              <w:top w:val="single" w:sz="8" w:color="E3DED2"/>
+              <w:left w:val="single" w:sz="8" w:color="E3DED2"/>
+              <w:bottom w:val="single" w:sz="8" w:color="E3DED2"/>
+              <w:right w:val="single" w:sz="8" w:color="E3DED2"/>
+            </w:tcBorders>
+            <w:vAlign w:val="center"/>
+          </w:tcPr>
+          <w:p>
+            <w:pPr>
+              <w:spacing w:after="60" w:before="60"/>
+            </w:pPr>
+            <w:r/>
+            <w:r>
+              <w:rPr>
+                <w:rFonts w:ascii="Arial" w:hAnsi="Arial"/>
+                <w:b w:val="0"/>
+                <w:color w:val="141A20"/>
+                <w:sz w:val="17"/>
+              </w:rPr>
+              <w:t>Cobrar solo sobre la dotación activa promedio del mes.</w:t>
+            </w:r>
+          </w:p>
+        </w:tc>
+      </w:tr>
+      <w:tr>
+        <w:tc>
+          <w:tcPr>
+            <w:tcW w:type="dxa" w:w="3096"/>
             <w:shd w:fill="FFFFFF"/>
             <w:tcBorders>
               <w:top w:val="single" w:sz="8" w:color="E3DED2"/>
@@ -3819,13 +4575,13 @@
                 <w:color w:val="141A20"/>
                 <w:sz w:val="17"/>
               </w:rPr>
-              <w:t>Adicional: Libro de obra digital</w:t>
+              <w:t>Libro de obra digital</w:t>
             </w:r>
           </w:p>
         </w:tc>
         <w:tc>
           <w:tcPr>
-            <w:tcW w:type="dxa" w:w="4392"/>
+            <w:tcW w:type="dxa" w:w="2232"/>
             <w:shd w:fill="FFFFFF"/>
             <w:tcBorders>
               <w:top w:val="single" w:sz="8" w:color="E3DED2"/>
@@ -3847,13 +4603,13 @@
                 <w:color w:val="141A20"/>
                 <w:sz w:val="17"/>
               </w:rPr>
-              <w:t>Registro formal, folios, evidencias, compromisos y solicitudes de firma.</w:t>
+              <w:t>Desde $95.000 / mes</w:t>
             </w:r>
           </w:p>
         </w:tc>
         <w:tc>
           <w:tcPr>
-            <w:tcW w:type="dxa" w:w="2376"/>
+            <w:tcW w:type="dxa" w:w="5184"/>
             <w:shd w:fill="FFFFFF"/>
             <w:tcBorders>
               <w:top w:val="single" w:sz="8" w:color="E3DED2"/>
@@ -3875,13 +4631,101 @@
                 <w:color w:val="141A20"/>
                 <w:sz w:val="17"/>
               </w:rPr>
-              <w:t>Obras, montajes, servicios con hitos y trazabilidad contractual.</w:t>
+              <w:t>Adicional por empresa; firma electrónica y mensajes se cobran según consumo del proveedor.</w:t>
+            </w:r>
+          </w:p>
+        </w:tc>
+      </w:tr>
+      <w:tr>
+        <w:tc>
+          <w:tcPr>
+            <w:tcW w:type="dxa" w:w="3096"/>
+            <w:shd w:fill="FBF9F5"/>
+            <w:tcBorders>
+              <w:top w:val="single" w:sz="8" w:color="E3DED2"/>
+              <w:left w:val="single" w:sz="8" w:color="E3DED2"/>
+              <w:bottom w:val="single" w:sz="8" w:color="E3DED2"/>
+              <w:right w:val="single" w:sz="8" w:color="E3DED2"/>
+            </w:tcBorders>
+            <w:vAlign w:val="center"/>
+          </w:tcPr>
+          <w:p>
+            <w:pPr>
+              <w:spacing w:after="60" w:before="60"/>
+            </w:pPr>
+            <w:r/>
+            <w:r>
+              <w:rPr>
+                <w:rFonts w:ascii="Arial" w:hAnsi="Arial"/>
+                <w:b w:val="0"/>
+                <w:color w:val="141A20"/>
+                <w:sz w:val="17"/>
+              </w:rPr>
+              <w:t>Prospectos y oportunidades</w:t>
             </w:r>
           </w:p>
         </w:tc>
         <w:tc>
           <w:tcPr>
-            <w:tcW w:type="dxa" w:w="1944"/>
+            <w:tcW w:type="dxa" w:w="2232"/>
+            <w:shd w:fill="FBF9F5"/>
+            <w:tcBorders>
+              <w:top w:val="single" w:sz="8" w:color="E3DED2"/>
+              <w:left w:val="single" w:sz="8" w:color="E3DED2"/>
+              <w:bottom w:val="single" w:sz="8" w:color="E3DED2"/>
+              <w:right w:val="single" w:sz="8" w:color="E3DED2"/>
+            </w:tcBorders>
+            <w:vAlign w:val="center"/>
+          </w:tcPr>
+          <w:p>
+            <w:pPr>
+              <w:spacing w:after="60" w:before="60"/>
+            </w:pPr>
+            <w:r/>
+            <w:r>
+              <w:rPr>
+                <w:rFonts w:ascii="Arial" w:hAnsi="Arial"/>
+                <w:b w:val="0"/>
+                <w:color w:val="141A20"/>
+                <w:sz w:val="17"/>
+              </w:rPr>
+              <w:t>Desde $65.000 / mes</w:t>
+            </w:r>
+          </w:p>
+        </w:tc>
+        <w:tc>
+          <w:tcPr>
+            <w:tcW w:type="dxa" w:w="5184"/>
+            <w:shd w:fill="FBF9F5"/>
+            <w:tcBorders>
+              <w:top w:val="single" w:sz="8" w:color="E3DED2"/>
+              <w:left w:val="single" w:sz="8" w:color="E3DED2"/>
+              <w:bottom w:val="single" w:sz="8" w:color="E3DED2"/>
+              <w:right w:val="single" w:sz="8" w:color="E3DED2"/>
+            </w:tcBorders>
+            <w:vAlign w:val="center"/>
+          </w:tcPr>
+          <w:p>
+            <w:pPr>
+              <w:spacing w:after="60" w:before="60"/>
+            </w:pPr>
+            <w:r/>
+            <w:r>
+              <w:rPr>
+                <w:rFonts w:ascii="Arial" w:hAnsi="Arial"/>
+                <w:b w:val="0"/>
+                <w:color w:val="141A20"/>
+                <w:sz w:val="17"/>
+              </w:rPr>
+              <w:t>Adicional comercial para conectar preventa, seguimiento y conversión.</w:t>
+            </w:r>
+          </w:p>
+        </w:tc>
+      </w:tr>
+      <w:tr>
+        <w:tc>
+          <w:tcPr>
+            <w:tcW w:type="dxa" w:w="3096"/>
             <w:shd w:fill="FFFFFF"/>
             <w:tcBorders>
               <w:top w:val="single" w:sz="8" w:color="E3DED2"/>
@@ -3903,7 +4747,63 @@
                 <w:color w:val="141A20"/>
                 <w:sz w:val="17"/>
               </w:rPr>
-              <w:t>Cotizar por operación / proveedor de firma</w:t>
+              <w:t>Integración, API o desarrollo específico</w:t>
+            </w:r>
+          </w:p>
+        </w:tc>
+        <w:tc>
+          <w:tcPr>
+            <w:tcW w:type="dxa" w:w="2232"/>
+            <w:shd w:fill="FFFFFF"/>
+            <w:tcBorders>
+              <w:top w:val="single" w:sz="8" w:color="E3DED2"/>
+              <w:left w:val="single" w:sz="8" w:color="E3DED2"/>
+              <w:bottom w:val="single" w:sz="8" w:color="E3DED2"/>
+              <w:right w:val="single" w:sz="8" w:color="E3DED2"/>
+            </w:tcBorders>
+            <w:vAlign w:val="center"/>
+          </w:tcPr>
+          <w:p>
+            <w:pPr>
+              <w:spacing w:after="60" w:before="60"/>
+            </w:pPr>
+            <w:r/>
+            <w:r>
+              <w:rPr>
+                <w:rFonts w:ascii="Arial" w:hAnsi="Arial"/>
+                <w:b w:val="0"/>
+                <w:color w:val="141A20"/>
+                <w:sz w:val="17"/>
+              </w:rPr>
+              <w:t>Desde $450.000 único + soporte mensual según alcance</w:t>
+            </w:r>
+          </w:p>
+        </w:tc>
+        <w:tc>
+          <w:tcPr>
+            <w:tcW w:type="dxa" w:w="5184"/>
+            <w:shd w:fill="FFFFFF"/>
+            <w:tcBorders>
+              <w:top w:val="single" w:sz="8" w:color="E3DED2"/>
+              <w:left w:val="single" w:sz="8" w:color="E3DED2"/>
+              <w:bottom w:val="single" w:sz="8" w:color="E3DED2"/>
+              <w:right w:val="single" w:sz="8" w:color="E3DED2"/>
+            </w:tcBorders>
+            <w:vAlign w:val="center"/>
+          </w:tcPr>
+          <w:p>
+            <w:pPr>
+              <w:spacing w:after="60" w:before="60"/>
+            </w:pPr>
+            <w:r/>
+            <w:r>
+              <w:rPr>
+                <w:rFonts w:ascii="Arial" w:hAnsi="Arial"/>
+                <w:b w:val="0"/>
+                <w:color w:val="141A20"/>
+                <w:sz w:val="17"/>
+              </w:rPr>
+              <w:t>Se cotiza después de una sesión de descubrimiento y no se promete como estándar.</w:t>
             </w:r>
           </w:p>
         </w:tc>
@@ -3911,7 +4811,7 @@
       <w:tr>
         <w:tc>
           <w:tcPr>
-            <w:tcW w:type="dxa" w:w="1800"/>
+            <w:tcW w:type="dxa" w:w="3096"/>
             <w:shd w:fill="FBF9F5"/>
             <w:tcBorders>
               <w:top w:val="single" w:sz="8" w:color="E3DED2"/>
@@ -3933,13 +4833,13 @@
                 <w:color w:val="141A20"/>
                 <w:sz w:val="17"/>
               </w:rPr>
-              <w:t>Adicional: Prospectos y oportunidades</w:t>
+              <w:t>Almacenamiento extraordinario, OCR, firma o mensajería</w:t>
             </w:r>
           </w:p>
         </w:tc>
         <w:tc>
           <w:tcPr>
-            <w:tcW w:type="dxa" w:w="4392"/>
+            <w:tcW w:type="dxa" w:w="2232"/>
             <w:shd w:fill="FBF9F5"/>
             <w:tcBorders>
               <w:top w:val="single" w:sz="8" w:color="E3DED2"/>
@@ -3961,13 +4861,13 @@
                 <w:color w:val="141A20"/>
                 <w:sz w:val="17"/>
               </w:rPr>
-              <w:t>Embudo, bitácora comercial, archivos, probabilidad y conversión a cliente.</w:t>
+              <w:t>Costo de proveedor + administración Nexo Klar</w:t>
             </w:r>
           </w:p>
         </w:tc>
         <w:tc>
           <w:tcPr>
-            <w:tcW w:type="dxa" w:w="2376"/>
+            <w:tcW w:type="dxa" w:w="5184"/>
             <w:shd w:fill="FBF9F5"/>
             <w:tcBorders>
               <w:top w:val="single" w:sz="8" w:color="E3DED2"/>
@@ -3989,13 +4889,193 @@
                 <w:color w:val="141A20"/>
                 <w:sz w:val="17"/>
               </w:rPr>
-              <w:t>Empresas que buscan conectar venta y operación.</w:t>
+              <w:t>Se informa por separado antes de activar el servicio.</w:t>
+            </w:r>
+          </w:p>
+        </w:tc>
+      </w:tr>
+    </w:tbl>
+    <w:p>
+      <w:pPr>
+        <w:spacing w:after="40"/>
+      </w:pPr>
+    </w:p>
+    <w:p>
+      <w:pPr>
+        <w:spacing w:after="120" w:line="276" w:lineRule="auto"/>
+      </w:pPr>
+      <w:r>
+        <w:rPr>
+          <w:rFonts w:ascii="Arial" w:hAnsi="Arial"/>
+          <w:color w:val="141A20"/>
+          <w:sz w:val="20"/>
+        </w:rPr>
+        <w:t>Condición sugerida: contrato mínimo de 12 meses. Pago anual anticipado: 10% de descuento en la suscripción o bonificación parcial del onboarding, no ambos. Para clientes piloto, aplicar un descuento temporal y dejarlo expresamente limitado a los primeros 90 días.</w:t>
+      </w:r>
+    </w:p>
+    <w:p>
+      <w:r>
+        <w:br w:type="page"/>
+      </w:r>
+    </w:p>
+    <w:p>
+      <w:pPr>
+        <w:spacing w:after="120"/>
+      </w:pPr>
+      <w:r>
+        <w:rPr>
+          <w:rFonts w:ascii="Arial" w:hAnsi="Arial"/>
+          <w:b/>
+          <w:color w:val="141A20"/>
+          <w:sz w:val="48"/>
+        </w:rPr>
+        <w:t>8. Carga inicial y onboarding</w:t>
+      </w:r>
+    </w:p>
+    <w:p>
+      <w:pPr>
+        <w:spacing w:after="240"/>
+      </w:pPr>
+      <w:r>
+        <w:rPr>
+          <w:rFonts w:ascii="Arial" w:hAnsi="Arial"/>
+          <w:color w:val="5D6B7A"/>
+          <w:sz w:val="22"/>
+        </w:rPr>
+        <w:t>Alternativas claras para no regalar trabajo crítico</w:t>
+      </w:r>
+    </w:p>
+    <w:tbl>
+      <w:tblPr>
+        <w:tblW w:type="auto" w:w="0"/>
+        <w:jc w:val="center"/>
+        <w:tblLayout w:type="fixed"/>
+        <w:tblLook w:firstColumn="1" w:firstRow="1" w:lastColumn="0" w:lastRow="0" w:noHBand="0" w:noVBand="1" w:val="04A0"/>
+      </w:tblPr>
+      <w:tblGrid>
+        <w:gridCol w:w="1872"/>
+        <w:gridCol w:w="5400"/>
+        <w:gridCol w:w="1656"/>
+        <w:gridCol w:w="1584"/>
+      </w:tblGrid>
+      <w:tr>
+        <w:tc>
+          <w:tcPr>
+            <w:tcW w:type="dxa" w:w="2541"/>
+            <w:shd w:fill="1A1A5E"/>
+            <w:tcBorders>
+              <w:top w:val="single" w:sz="8" w:color="1A1A5E"/>
+              <w:left w:val="single" w:sz="8" w:color="1A1A5E"/>
+              <w:bottom w:val="single" w:sz="8" w:color="1A1A5E"/>
+              <w:right w:val="single" w:sz="8" w:color="1A1A5E"/>
+            </w:tcBorders>
+            <w:vAlign w:val="center"/>
+          </w:tcPr>
+          <w:p>
+            <w:pPr>
+              <w:spacing w:after="60" w:before="60"/>
+            </w:pPr>
+            <w:r/>
+            <w:r>
+              <w:rPr>
+                <w:rFonts w:ascii="Arial" w:hAnsi="Arial"/>
+                <w:b/>
+                <w:color w:val="FFFFFF"/>
+                <w:sz w:val="17"/>
+              </w:rPr>
+              <w:t>Alternativa</w:t>
             </w:r>
           </w:p>
         </w:tc>
         <w:tc>
           <w:tcPr>
-            <w:tcW w:type="dxa" w:w="1944"/>
+            <w:tcW w:type="dxa" w:w="2541"/>
+            <w:shd w:fill="1A1A5E"/>
+            <w:tcBorders>
+              <w:top w:val="single" w:sz="8" w:color="1A1A5E"/>
+              <w:left w:val="single" w:sz="8" w:color="1A1A5E"/>
+              <w:bottom w:val="single" w:sz="8" w:color="1A1A5E"/>
+              <w:right w:val="single" w:sz="8" w:color="1A1A5E"/>
+            </w:tcBorders>
+            <w:vAlign w:val="center"/>
+          </w:tcPr>
+          <w:p>
+            <w:pPr>
+              <w:spacing w:after="60" w:before="60"/>
+            </w:pPr>
+            <w:r/>
+            <w:r>
+              <w:rPr>
+                <w:rFonts w:ascii="Arial" w:hAnsi="Arial"/>
+                <w:b/>
+                <w:color w:val="FFFFFF"/>
+                <w:sz w:val="17"/>
+              </w:rPr>
+              <w:t>Alcance</w:t>
+            </w:r>
+          </w:p>
+        </w:tc>
+        <w:tc>
+          <w:tcPr>
+            <w:tcW w:type="dxa" w:w="2541"/>
+            <w:shd w:fill="1A1A5E"/>
+            <w:tcBorders>
+              <w:top w:val="single" w:sz="8" w:color="1A1A5E"/>
+              <w:left w:val="single" w:sz="8" w:color="1A1A5E"/>
+              <w:bottom w:val="single" w:sz="8" w:color="1A1A5E"/>
+              <w:right w:val="single" w:sz="8" w:color="1A1A5E"/>
+            </w:tcBorders>
+            <w:vAlign w:val="center"/>
+          </w:tcPr>
+          <w:p>
+            <w:pPr>
+              <w:spacing w:after="60" w:before="60"/>
+            </w:pPr>
+            <w:r/>
+            <w:r>
+              <w:rPr>
+                <w:rFonts w:ascii="Arial" w:hAnsi="Arial"/>
+                <w:b/>
+                <w:color w:val="FFFFFF"/>
+                <w:sz w:val="17"/>
+              </w:rPr>
+              <w:t>Precio neto CLP</w:t>
+            </w:r>
+          </w:p>
+        </w:tc>
+        <w:tc>
+          <w:tcPr>
+            <w:tcW w:type="dxa" w:w="2541"/>
+            <w:shd w:fill="1A1A5E"/>
+            <w:tcBorders>
+              <w:top w:val="single" w:sz="8" w:color="1A1A5E"/>
+              <w:left w:val="single" w:sz="8" w:color="1A1A5E"/>
+              <w:bottom w:val="single" w:sz="8" w:color="1A1A5E"/>
+              <w:right w:val="single" w:sz="8" w:color="1A1A5E"/>
+            </w:tcBorders>
+            <w:vAlign w:val="center"/>
+          </w:tcPr>
+          <w:p>
+            <w:pPr>
+              <w:spacing w:after="60" w:before="60"/>
+            </w:pPr>
+            <w:r/>
+            <w:r>
+              <w:rPr>
+                <w:rFonts w:ascii="Arial" w:hAnsi="Arial"/>
+                <w:b/>
+                <w:color w:val="FFFFFF"/>
+                <w:sz w:val="17"/>
+              </w:rPr>
+              <w:t>Cuándo ofrecerla</w:t>
+            </w:r>
+          </w:p>
+        </w:tc>
+      </w:tr>
+      <w:tr>
+        <w:tc>
+          <w:tcPr>
+            <w:tcW w:type="dxa" w:w="1872"/>
             <w:shd w:fill="FBF9F5"/>
             <w:tcBorders>
               <w:top w:val="single" w:sz="8" w:color="E3DED2"/>
@@ -4017,7 +5097,433 @@
                 <w:color w:val="141A20"/>
                 <w:sz w:val="17"/>
               </w:rPr>
-              <w:t>Cotizar por plan o usuario comercial</w:t>
+              <w:t>Autoguiada</w:t>
+            </w:r>
+          </w:p>
+        </w:tc>
+        <w:tc>
+          <w:tcPr>
+            <w:tcW w:type="dxa" w:w="5400"/>
+            <w:shd w:fill="FBF9F5"/>
+            <w:tcBorders>
+              <w:top w:val="single" w:sz="8" w:color="E3DED2"/>
+              <w:left w:val="single" w:sz="8" w:color="E3DED2"/>
+              <w:bottom w:val="single" w:sz="8" w:color="E3DED2"/>
+              <w:right w:val="single" w:sz="8" w:color="E3DED2"/>
+            </w:tcBorders>
+            <w:vAlign w:val="center"/>
+          </w:tcPr>
+          <w:p>
+            <w:pPr>
+              <w:spacing w:after="60" w:before="60"/>
+            </w:pPr>
+            <w:r/>
+            <w:r>
+              <w:rPr>
+                <w:rFonts w:ascii="Arial" w:hAnsi="Arial"/>
+                <w:b w:val="0"/>
+                <w:color w:val="141A20"/>
+                <w:sz w:val="17"/>
+              </w:rPr>
+              <w:t>Plantillas, centro de ayuda, sesión de inicio de 90 minutos y revisión de carga del cliente.</w:t>
+            </w:r>
+          </w:p>
+        </w:tc>
+        <w:tc>
+          <w:tcPr>
+            <w:tcW w:type="dxa" w:w="1656"/>
+            <w:shd w:fill="FBF9F5"/>
+            <w:tcBorders>
+              <w:top w:val="single" w:sz="8" w:color="E3DED2"/>
+              <w:left w:val="single" w:sz="8" w:color="E3DED2"/>
+              <w:bottom w:val="single" w:sz="8" w:color="E3DED2"/>
+              <w:right w:val="single" w:sz="8" w:color="E3DED2"/>
+            </w:tcBorders>
+            <w:vAlign w:val="center"/>
+          </w:tcPr>
+          <w:p>
+            <w:pPr>
+              <w:spacing w:after="60" w:before="60"/>
+            </w:pPr>
+            <w:r/>
+            <w:r>
+              <w:rPr>
+                <w:rFonts w:ascii="Arial" w:hAnsi="Arial"/>
+                <w:b w:val="0"/>
+                <w:color w:val="141A20"/>
+                <w:sz w:val="17"/>
+              </w:rPr>
+              <w:t>Sin costo en contrato anual; $120.000 en mensual.</w:t>
+            </w:r>
+          </w:p>
+        </w:tc>
+        <w:tc>
+          <w:tcPr>
+            <w:tcW w:type="dxa" w:w="1584"/>
+            <w:shd w:fill="FBF9F5"/>
+            <w:tcBorders>
+              <w:top w:val="single" w:sz="8" w:color="E3DED2"/>
+              <w:left w:val="single" w:sz="8" w:color="E3DED2"/>
+              <w:bottom w:val="single" w:sz="8" w:color="E3DED2"/>
+              <w:right w:val="single" w:sz="8" w:color="E3DED2"/>
+            </w:tcBorders>
+            <w:vAlign w:val="center"/>
+          </w:tcPr>
+          <w:p>
+            <w:pPr>
+              <w:spacing w:after="60" w:before="60"/>
+            </w:pPr>
+            <w:r/>
+            <w:r>
+              <w:rPr>
+                <w:rFonts w:ascii="Arial" w:hAnsi="Arial"/>
+                <w:b w:val="0"/>
+                <w:color w:val="141A20"/>
+                <w:sz w:val="17"/>
+              </w:rPr>
+              <w:t>Empresa pequeña, datos ordenados y administrador disponible.</w:t>
+            </w:r>
+          </w:p>
+        </w:tc>
+      </w:tr>
+      <w:tr>
+        <w:tc>
+          <w:tcPr>
+            <w:tcW w:type="dxa" w:w="1872"/>
+            <w:shd w:fill="FFFFFF"/>
+            <w:tcBorders>
+              <w:top w:val="single" w:sz="8" w:color="E3DED2"/>
+              <w:left w:val="single" w:sz="8" w:color="E3DED2"/>
+              <w:bottom w:val="single" w:sz="8" w:color="E3DED2"/>
+              <w:right w:val="single" w:sz="8" w:color="E3DED2"/>
+            </w:tcBorders>
+            <w:vAlign w:val="center"/>
+          </w:tcPr>
+          <w:p>
+            <w:pPr>
+              <w:spacing w:after="60" w:before="60"/>
+            </w:pPr>
+            <w:r/>
+            <w:r>
+              <w:rPr>
+                <w:rFonts w:ascii="Arial" w:hAnsi="Arial"/>
+                <w:b w:val="0"/>
+                <w:color w:val="141A20"/>
+                <w:sz w:val="17"/>
+              </w:rPr>
+              <w:t>Asistida</w:t>
+            </w:r>
+          </w:p>
+        </w:tc>
+        <w:tc>
+          <w:tcPr>
+            <w:tcW w:type="dxa" w:w="5400"/>
+            <w:shd w:fill="FFFFFF"/>
+            <w:tcBorders>
+              <w:top w:val="single" w:sz="8" w:color="E3DED2"/>
+              <w:left w:val="single" w:sz="8" w:color="E3DED2"/>
+              <w:bottom w:val="single" w:sz="8" w:color="E3DED2"/>
+              <w:right w:val="single" w:sz="8" w:color="E3DED2"/>
+            </w:tcBorders>
+            <w:vAlign w:val="center"/>
+          </w:tcPr>
+          <w:p>
+            <w:pPr>
+              <w:spacing w:after="60" w:before="60"/>
+            </w:pPr>
+            <w:r/>
+            <w:r>
+              <w:rPr>
+                <w:rFonts w:ascii="Arial" w:hAnsi="Arial"/>
+                <w:b w:val="0"/>
+                <w:color w:val="141A20"/>
+                <w:sz w:val="17"/>
+              </w:rPr>
+              <w:t>Configuración base, carga de hasta 50 personas, 2 clientes, 3 contratos/órdenes, importación CSV y 2 sesiones de capacitación.</w:t>
+            </w:r>
+          </w:p>
+        </w:tc>
+        <w:tc>
+          <w:tcPr>
+            <w:tcW w:type="dxa" w:w="1656"/>
+            <w:shd w:fill="FFFFFF"/>
+            <w:tcBorders>
+              <w:top w:val="single" w:sz="8" w:color="E3DED2"/>
+              <w:left w:val="single" w:sz="8" w:color="E3DED2"/>
+              <w:bottom w:val="single" w:sz="8" w:color="E3DED2"/>
+              <w:right w:val="single" w:sz="8" w:color="E3DED2"/>
+            </w:tcBorders>
+            <w:vAlign w:val="center"/>
+          </w:tcPr>
+          <w:p>
+            <w:pPr>
+              <w:spacing w:after="60" w:before="60"/>
+            </w:pPr>
+            <w:r/>
+            <w:r>
+              <w:rPr>
+                <w:rFonts w:ascii="Arial" w:hAnsi="Arial"/>
+                <w:b w:val="0"/>
+                <w:color w:val="141A20"/>
+                <w:sz w:val="17"/>
+              </w:rPr>
+              <w:t>$390.000 único</w:t>
+            </w:r>
+          </w:p>
+        </w:tc>
+        <w:tc>
+          <w:tcPr>
+            <w:tcW w:type="dxa" w:w="1584"/>
+            <w:shd w:fill="FFFFFF"/>
+            <w:tcBorders>
+              <w:top w:val="single" w:sz="8" w:color="E3DED2"/>
+              <w:left w:val="single" w:sz="8" w:color="E3DED2"/>
+              <w:bottom w:val="single" w:sz="8" w:color="E3DED2"/>
+              <w:right w:val="single" w:sz="8" w:color="E3DED2"/>
+            </w:tcBorders>
+            <w:vAlign w:val="center"/>
+          </w:tcPr>
+          <w:p>
+            <w:pPr>
+              <w:spacing w:after="60" w:before="60"/>
+            </w:pPr>
+            <w:r/>
+            <w:r>
+              <w:rPr>
+                <w:rFonts w:ascii="Arial" w:hAnsi="Arial"/>
+                <w:b w:val="0"/>
+                <w:color w:val="141A20"/>
+                <w:sz w:val="17"/>
+              </w:rPr>
+              <w:t>Oferta estándar para la mayoría de empresas de servicios.</w:t>
+            </w:r>
+          </w:p>
+        </w:tc>
+      </w:tr>
+      <w:tr>
+        <w:tc>
+          <w:tcPr>
+            <w:tcW w:type="dxa" w:w="1872"/>
+            <w:shd w:fill="FBF9F5"/>
+            <w:tcBorders>
+              <w:top w:val="single" w:sz="8" w:color="E3DED2"/>
+              <w:left w:val="single" w:sz="8" w:color="E3DED2"/>
+              <w:bottom w:val="single" w:sz="8" w:color="E3DED2"/>
+              <w:right w:val="single" w:sz="8" w:color="E3DED2"/>
+            </w:tcBorders>
+            <w:vAlign w:val="center"/>
+          </w:tcPr>
+          <w:p>
+            <w:pPr>
+              <w:spacing w:after="60" w:before="60"/>
+            </w:pPr>
+            <w:r/>
+            <w:r>
+              <w:rPr>
+                <w:rFonts w:ascii="Arial" w:hAnsi="Arial"/>
+                <w:b w:val="0"/>
+                <w:color w:val="141A20"/>
+                <w:sz w:val="17"/>
+              </w:rPr>
+              <w:t>Operacional</w:t>
+            </w:r>
+          </w:p>
+        </w:tc>
+        <w:tc>
+          <w:tcPr>
+            <w:tcW w:type="dxa" w:w="5400"/>
+            <w:shd w:fill="FBF9F5"/>
+            <w:tcBorders>
+              <w:top w:val="single" w:sz="8" w:color="E3DED2"/>
+              <w:left w:val="single" w:sz="8" w:color="E3DED2"/>
+              <w:bottom w:val="single" w:sz="8" w:color="E3DED2"/>
+              <w:right w:val="single" w:sz="8" w:color="E3DED2"/>
+            </w:tcBorders>
+            <w:vAlign w:val="center"/>
+          </w:tcPr>
+          <w:p>
+            <w:pPr>
+              <w:spacing w:after="60" w:before="60"/>
+            </w:pPr>
+            <w:r/>
+            <w:r>
+              <w:rPr>
+                <w:rFonts w:ascii="Arial" w:hAnsi="Arial"/>
+                <w:b w:val="0"/>
+                <w:color w:val="141A20"/>
+                <w:sz w:val="17"/>
+              </w:rPr>
+              <w:t>Catálogos, matriz inicial, carga de hasta 150 personas, 5 clientes, 10 contratos/órdenes, recursos y 4 sesiones de capacitación.</w:t>
+            </w:r>
+          </w:p>
+        </w:tc>
+        <w:tc>
+          <w:tcPr>
+            <w:tcW w:type="dxa" w:w="1656"/>
+            <w:shd w:fill="FBF9F5"/>
+            <w:tcBorders>
+              <w:top w:val="single" w:sz="8" w:color="E3DED2"/>
+              <w:left w:val="single" w:sz="8" w:color="E3DED2"/>
+              <w:bottom w:val="single" w:sz="8" w:color="E3DED2"/>
+              <w:right w:val="single" w:sz="8" w:color="E3DED2"/>
+            </w:tcBorders>
+            <w:vAlign w:val="center"/>
+          </w:tcPr>
+          <w:p>
+            <w:pPr>
+              <w:spacing w:after="60" w:before="60"/>
+            </w:pPr>
+            <w:r/>
+            <w:r>
+              <w:rPr>
+                <w:rFonts w:ascii="Arial" w:hAnsi="Arial"/>
+                <w:b w:val="0"/>
+                <w:color w:val="141A20"/>
+                <w:sz w:val="17"/>
+              </w:rPr>
+              <w:t>$790.000 único</w:t>
+            </w:r>
+          </w:p>
+        </w:tc>
+        <w:tc>
+          <w:tcPr>
+            <w:tcW w:type="dxa" w:w="1584"/>
+            <w:shd w:fill="FBF9F5"/>
+            <w:tcBorders>
+              <w:top w:val="single" w:sz="8" w:color="E3DED2"/>
+              <w:left w:val="single" w:sz="8" w:color="E3DED2"/>
+              <w:bottom w:val="single" w:sz="8" w:color="E3DED2"/>
+              <w:right w:val="single" w:sz="8" w:color="E3DED2"/>
+            </w:tcBorders>
+            <w:vAlign w:val="center"/>
+          </w:tcPr>
+          <w:p>
+            <w:pPr>
+              <w:spacing w:after="60" w:before="60"/>
+            </w:pPr>
+            <w:r/>
+            <w:r>
+              <w:rPr>
+                <w:rFonts w:ascii="Arial" w:hAnsi="Arial"/>
+                <w:b w:val="0"/>
+                <w:color w:val="141A20"/>
+                <w:sz w:val="17"/>
+              </w:rPr>
+              <w:t>Cliente con varias operaciones, personal temporal o necesidad de partir rápido.</w:t>
+            </w:r>
+          </w:p>
+        </w:tc>
+      </w:tr>
+      <w:tr>
+        <w:tc>
+          <w:tcPr>
+            <w:tcW w:type="dxa" w:w="1872"/>
+            <w:shd w:fill="FFFFFF"/>
+            <w:tcBorders>
+              <w:top w:val="single" w:sz="8" w:color="E3DED2"/>
+              <w:left w:val="single" w:sz="8" w:color="E3DED2"/>
+              <w:bottom w:val="single" w:sz="8" w:color="E3DED2"/>
+              <w:right w:val="single" w:sz="8" w:color="E3DED2"/>
+            </w:tcBorders>
+            <w:vAlign w:val="center"/>
+          </w:tcPr>
+          <w:p>
+            <w:pPr>
+              <w:spacing w:after="60" w:before="60"/>
+            </w:pPr>
+            <w:r/>
+            <w:r>
+              <w:rPr>
+                <w:rFonts w:ascii="Arial" w:hAnsi="Arial"/>
+                <w:b w:val="0"/>
+                <w:color w:val="141A20"/>
+                <w:sz w:val="17"/>
+              </w:rPr>
+              <w:t>Corporativa</w:t>
+            </w:r>
+          </w:p>
+        </w:tc>
+        <w:tc>
+          <w:tcPr>
+            <w:tcW w:type="dxa" w:w="5400"/>
+            <w:shd w:fill="FFFFFF"/>
+            <w:tcBorders>
+              <w:top w:val="single" w:sz="8" w:color="E3DED2"/>
+              <w:left w:val="single" w:sz="8" w:color="E3DED2"/>
+              <w:bottom w:val="single" w:sz="8" w:color="E3DED2"/>
+              <w:right w:val="single" w:sz="8" w:color="E3DED2"/>
+            </w:tcBorders>
+            <w:vAlign w:val="center"/>
+          </w:tcPr>
+          <w:p>
+            <w:pPr>
+              <w:spacing w:after="60" w:before="60"/>
+            </w:pPr>
+            <w:r/>
+            <w:r>
+              <w:rPr>
+                <w:rFonts w:ascii="Arial" w:hAnsi="Arial"/>
+                <w:b w:val="0"/>
+                <w:color w:val="141A20"/>
+                <w:sz w:val="17"/>
+              </w:rPr>
+              <w:t>Diagnóstico, depuración de datos, migración mayor, roles, identidad visual, capacitación por equipo y plan de adopción.</w:t>
+            </w:r>
+          </w:p>
+        </w:tc>
+        <w:tc>
+          <w:tcPr>
+            <w:tcW w:type="dxa" w:w="1656"/>
+            <w:shd w:fill="FFFFFF"/>
+            <w:tcBorders>
+              <w:top w:val="single" w:sz="8" w:color="E3DED2"/>
+              <w:left w:val="single" w:sz="8" w:color="E3DED2"/>
+              <w:bottom w:val="single" w:sz="8" w:color="E3DED2"/>
+              <w:right w:val="single" w:sz="8" w:color="E3DED2"/>
+            </w:tcBorders>
+            <w:vAlign w:val="center"/>
+          </w:tcPr>
+          <w:p>
+            <w:pPr>
+              <w:spacing w:after="60" w:before="60"/>
+            </w:pPr>
+            <w:r/>
+            <w:r>
+              <w:rPr>
+                <w:rFonts w:ascii="Arial" w:hAnsi="Arial"/>
+                <w:b w:val="0"/>
+                <w:color w:val="141A20"/>
+                <w:sz w:val="17"/>
+              </w:rPr>
+              <w:t>Desde $1.500.000 + alcance</w:t>
+            </w:r>
+          </w:p>
+        </w:tc>
+        <w:tc>
+          <w:tcPr>
+            <w:tcW w:type="dxa" w:w="1584"/>
+            <w:shd w:fill="FFFFFF"/>
+            <w:tcBorders>
+              <w:top w:val="single" w:sz="8" w:color="E3DED2"/>
+              <w:left w:val="single" w:sz="8" w:color="E3DED2"/>
+              <w:bottom w:val="single" w:sz="8" w:color="E3DED2"/>
+              <w:right w:val="single" w:sz="8" w:color="E3DED2"/>
+            </w:tcBorders>
+            <w:vAlign w:val="center"/>
+          </w:tcPr>
+          <w:p>
+            <w:pPr>
+              <w:spacing w:after="60" w:before="60"/>
+            </w:pPr>
+            <w:r/>
+            <w:r>
+              <w:rPr>
+                <w:rFonts w:ascii="Arial" w:hAnsi="Arial"/>
+                <w:b w:val="0"/>
+                <w:color w:val="141A20"/>
+                <w:sz w:val="17"/>
+              </w:rPr>
+              <w:t>Empresa multioperación, alto volumen o requerimientos particulares.</w:t>
             </w:r>
           </w:p>
         </w:tc>
@@ -4030,15 +5536,127 @@
     </w:p>
     <w:p>
       <w:pPr>
-        <w:spacing w:after="120" w:line="276" w:lineRule="auto"/>
+        <w:pStyle w:val="ListBullet"/>
+        <w:spacing w:after="60"/>
+        <w:ind w:left="360"/>
       </w:pPr>
       <w:r>
         <w:rPr>
           <w:rFonts w:ascii="Arial" w:hAnsi="Arial"/>
           <w:color w:val="141A20"/>
-          <w:sz w:val="20"/>
+          <w:sz w:val="19"/>
         </w:rPr>
-        <w:t>Los precios son hipótesis comerciales iniciales para entrevistas y pilotos; deben ajustarse por número de personas, servicios activos, almacenamiento, acompañamiento, integraciones y nivel de soporte.</w:t>
+        <w:t>Alternativa de cierre: descontar hasta el 50% del onboarding asistido u operacional contra el primer año pagado por anticipado. Evita que la carga inicial parezca una barrera, sin eliminar su valor.</w:t>
+      </w:r>
+    </w:p>
+    <w:p>
+      <w:pPr>
+        <w:pStyle w:val="ListBullet"/>
+        <w:spacing w:after="60"/>
+        <w:ind w:left="360"/>
+      </w:pPr>
+      <w:r>
+        <w:rPr>
+          <w:rFonts w:ascii="Arial" w:hAnsi="Arial"/>
+          <w:color w:val="141A20"/>
+          <w:sz w:val="19"/>
+        </w:rPr>
+        <w:t>Piloto recomendado: 60 días pagados a $250.000, acreditables al 100% a la implementación si se contrata un plan anual. No ofrecer pilotos ilimitados ni cargas masivas gratis.</w:t>
+      </w:r>
+    </w:p>
+    <w:p>
+      <w:pPr>
+        <w:pStyle w:val="ListBullet"/>
+        <w:spacing w:after="60"/>
+        <w:ind w:left="360"/>
+      </w:pPr>
+      <w:r>
+        <w:rPr>
+          <w:rFonts w:ascii="Arial" w:hAnsi="Arial"/>
+          <w:color w:val="141A20"/>
+          <w:sz w:val="19"/>
+        </w:rPr>
+        <w:t>La carga histórica, corrección de datos, parametrizaciones especiales e integraciones deben quedar fuera del precio base y documentarse en una orden de trabajo.</w:t>
+      </w:r>
+    </w:p>
+    <w:tbl>
+      <w:tblPr>
+        <w:tblW w:type="auto" w:w="0"/>
+        <w:jc w:val="center"/>
+        <w:tblLayout w:type="fixed"/>
+        <w:tblLook w:firstColumn="1" w:firstRow="1" w:lastColumn="0" w:lastRow="0" w:noHBand="0" w:noVBand="1" w:val="04A0"/>
+      </w:tblPr>
+      <w:tblGrid>
+        <w:gridCol w:w="1944"/>
+        <w:gridCol w:w="8280"/>
+      </w:tblGrid>
+      <w:tr>
+        <w:tc>
+          <w:tcPr>
+            <w:tcW w:type="dxa" w:w="5083"/>
+            <w:shd w:fill="EAFBF9"/>
+            <w:tcBorders>
+              <w:top w:val="single" w:sz="8" w:color="BDEDE8"/>
+              <w:left w:val="single" w:sz="8" w:color="BDEDE8"/>
+              <w:bottom w:val="single" w:sz="8" w:color="BDEDE8"/>
+              <w:right w:val="single" w:sz="8" w:color="BDEDE8"/>
+            </w:tcBorders>
+            <w:vAlign w:val="center"/>
+          </w:tcPr>
+          <w:p>
+            <w:pPr>
+              <w:spacing w:after="60" w:before="60"/>
+            </w:pPr>
+            <w:r/>
+            <w:r>
+              <w:rPr>
+                <w:rFonts w:ascii="Arial" w:hAnsi="Arial"/>
+                <w:b/>
+                <w:color w:val="00706A"/>
+                <w:sz w:val="18"/>
+              </w:rPr>
+              <w:t>Forma de vender la carga inicial</w:t>
+            </w:r>
+          </w:p>
+        </w:tc>
+        <w:tc>
+          <w:tcPr>
+            <w:tcW w:type="dxa" w:w="5083"/>
+            <w:shd w:fill="EAFBF9"/>
+            <w:tcBorders>
+              <w:top w:val="single" w:sz="8" w:color="BDEDE8"/>
+              <w:left w:val="single" w:sz="8" w:color="BDEDE8"/>
+              <w:bottom w:val="single" w:sz="8" w:color="BDEDE8"/>
+              <w:right w:val="single" w:sz="8" w:color="BDEDE8"/>
+            </w:tcBorders>
+            <w:vAlign w:val="center"/>
+          </w:tcPr>
+          <w:p>
+            <w:pPr>
+              <w:spacing w:after="60" w:before="60"/>
+            </w:pPr>
+            <w:r/>
+            <w:r>
+              <w:rPr>
+                <w:rFonts w:ascii="Arial" w:hAnsi="Arial"/>
+                <w:b w:val="0"/>
+                <w:color w:val="141A20"/>
+                <w:sz w:val="18"/>
+              </w:rPr>
+              <w:t>“Ustedes pueden cargar con plantillas y guía, o podemos dejar una operación real lista para trabajar. La diferencia es el alcance, el tiempo y el acompañamiento; la plataforma sigue siendo la misma.”</w:t>
+            </w:r>
+          </w:p>
+        </w:tc>
+      </w:tr>
+    </w:tbl>
+    <w:p>
+      <w:pPr>
+        <w:spacing w:after="20"/>
+      </w:pPr>
+    </w:p>
+    <w:p>
+      <w:r>
+        <w:br w:type="page"/>
       </w:r>
     </w:p>
     <w:p>
@@ -4052,7 +5670,7 @@
           <w:color w:val="141A20"/>
           <w:sz w:val="48"/>
         </w:rPr>
-        <w:t>7. Estrategia de ventas</w:t>
+        <w:t>9. Estrategia de ventas</w:t>
       </w:r>
     </w:p>
     <w:p>
@@ -4774,7 +6392,7 @@
           <w:color w:val="141A20"/>
           <w:sz w:val="48"/>
         </w:rPr>
-        <w:t>8. Plan de marketing de 90 días</w:t>
+        <w:t>10. Plan de marketing de 90 días</w:t>
       </w:r>
     </w:p>
     <w:p>
@@ -5213,7 +6831,7 @@
           <w:color w:val="141A20"/>
           <w:sz w:val="48"/>
         </w:rPr>
-        <w:t>9. Métricas de venta y adopción</w:t>
+        <w:t>11. Métricas de venta y adopción</w:t>
       </w:r>
     </w:p>
     <w:p>
@@ -6107,7 +7725,7 @@
           <w:color w:val="141A20"/>
           <w:sz w:val="48"/>
         </w:rPr>
-        <w:t>10. Riesgos comerciales y cómo manejarlos</w:t>
+        <w:t>12. Riesgos comerciales y cómo manejarlos</w:t>
       </w:r>
     </w:p>
     <w:p>
@@ -6632,7 +8250,7 @@
           <w:color w:val="141A20"/>
           <w:sz w:val="48"/>
         </w:rPr>
-        <w:t>11. Próximos pasos de dirección</w:t>
+        <w:t>13. Próximos pasos de dirección</w:t>
       </w:r>
     </w:p>
     <w:p>
@@ -6839,7 +8457,7 @@
           <w:color w:val="141A20"/>
           <w:sz w:val="19"/>
         </w:rPr>
-        <w:t>HabiPass: gestión de cumplimiento documental para contratistas en Chile.</w:t>
+        <w:t>FieldPulse, página de precios: modelo por usuario, cotización por paquete y complementos operacionales (fieldpulse.com/pricing).</w:t>
       </w:r>
     </w:p>
     <w:p>
@@ -6854,7 +8472,7 @@
           <w:color w:val="141A20"/>
           <w:sz w:val="19"/>
         </w:rPr>
-        <w:t>Verify, SubCheck, PreveSafe y Fácil Control: control documental, subcontratación, alertas y trazabilidad de contratistas.</w:t>
+        <w:t>Housecall Pro, página de precios: plan de entrada publicado desde USD 59/mes y acompañamiento especializado en niveles altos (housecallpro.com/pricing).</w:t>
       </w:r>
     </w:p>
     <w:p>
@@ -6869,7 +8487,7 @@
           <w:color w:val="141A20"/>
           <w:sz w:val="19"/>
         </w:rPr>
-        <w:t>Praxedo: gestión de servicios técnicos en terreno, cuadrillas y operación de field service.</w:t>
+        <w:t>ServiceM8, página de precios: alternativas de inicio autoguiado o implementación/capacitación con socios (servicem8.com/pricing).</w:t>
       </w:r>
     </w:p>
     <w:p>
@@ -6884,7 +8502,7 @@
           <w:color w:val="141A20"/>
           <w:sz w:val="19"/>
         </w:rPr>
-        <w:t>PlanningP3 y Worklite: operación, mantenimiento, inspecciones, prevención y contratistas.</w:t>
+        <w:t>Codelco SUCAL, SmartCheck, SubCheck, Fácil Control, Vigenty y Documental.cl: referencias locales para acreditación, contratistas, trabajadores, vehículos y matrices de cumplimiento.</w:t>
       </w:r>
     </w:p>
     <w:p>
@@ -6899,7 +8517,7 @@
           <w:color w:val="141A20"/>
           <w:sz w:val="19"/>
         </w:rPr>
-        <w:t>Los precios del documento son una propuesta comercial de Nexo Klar y no una reproducción de tarifas de terceros.</w:t>
+        <w:t>Los valores en pesos chilenos de este documento son una propuesta comercial de Nexo Klar, no una reproducción de tarifas de terceros; se deben validar con clientes piloto y costos de soporte/cloud reales.</w:t>
       </w:r>
     </w:p>
     <w:sectPr>

--- a/docs/Plan_Comercial_Nexo_Klar_2026_2027.docx
+++ b/docs/Plan_Comercial_Nexo_Klar_2026_2027.docx
@@ -3865,6 +3865,11 @@
       </w:pPr>
     </w:p>
     <w:p>
+      <w:r>
+        <w:br w:type="page"/>
+      </w:r>
+    </w:p>
+    <w:p>
       <w:pPr>
         <w:spacing w:after="120"/>
       </w:pPr>
@@ -3891,6 +3896,19 @@
         <w:t>Tres planes claros, escalables y negociables</w:t>
       </w:r>
     </w:p>
+    <w:p>
+      <w:pPr>
+        <w:spacing w:after="120" w:line="276" w:lineRule="auto"/>
+      </w:pPr>
+      <w:r>
+        <w:rPr>
+          <w:rFonts w:ascii="Arial" w:hAnsi="Arial"/>
+          <w:color w:val="141A20"/>
+          <w:sz w:val="20"/>
+        </w:rPr>
+        <w:t>Los precios se definieron con una lógica de valor: Nexo Klar no reemplaza una pantalla aislada, sino que conecta relación comercial, personas, cumplimiento, recursos, ejecución y control. La tarifa se ajusta por dotación activa y complejidad operacional, no por cantidad de pantallas abiertas.</w:t>
+      </w:r>
+    </w:p>
     <w:tbl>
       <w:tblPr>
         <w:tblW w:type="auto" w:w="0"/>
@@ -3899,15 +3917,17 @@
         <w:tblLook w:firstColumn="1" w:firstRow="1" w:lastColumn="0" w:lastRow="0" w:noHBand="0" w:noVBand="1" w:val="04A0"/>
       </w:tblPr>
       <w:tblGrid>
-        <w:gridCol w:w="1944"/>
-        <w:gridCol w:w="4968"/>
-        <w:gridCol w:w="1728"/>
-        <w:gridCol w:w="1872"/>
+        <w:gridCol w:w="2232"/>
+        <w:gridCol w:w="7992"/>
       </w:tblGrid>
       <w:tr>
+        <w:trPr>
+          <w:cantSplit/>
+        </w:trPr>
         <w:tc>
           <w:tcPr>
-            <w:tcW w:type="dxa" w:w="2541"/>
+            <w:tcW w:type="dxa" w:w="10166"/>
+            <w:gridSpan w:val="2"/>
             <w:shd w:fill="1A1A5E"/>
             <w:tcBorders>
               <w:top w:val="single" w:sz="8" w:color="1A1A5E"/>
@@ -3927,21 +3947,26 @@
                 <w:rFonts w:ascii="Arial" w:hAnsi="Arial"/>
                 <w:b/>
                 <w:color w:val="FFFFFF"/>
-                <w:sz w:val="17"/>
+                <w:sz w:val="24"/>
               </w:rPr>
-              <w:t>Plan</w:t>
+              <w:t>Nexo Klar Base  |  $249.000 / mes</w:t>
             </w:r>
           </w:p>
         </w:tc>
+      </w:tr>
+      <w:tr>
+        <w:trPr>
+          <w:cantSplit/>
+        </w:trPr>
         <w:tc>
           <w:tcPr>
-            <w:tcW w:type="dxa" w:w="2541"/>
-            <w:shd w:fill="1A1A5E"/>
+            <w:tcW w:type="dxa" w:w="2232"/>
+            <w:shd w:fill="F0F0FA"/>
             <w:tcBorders>
-              <w:top w:val="single" w:sz="8" w:color="1A1A5E"/>
-              <w:left w:val="single" w:sz="8" w:color="1A1A5E"/>
-              <w:bottom w:val="single" w:sz="8" w:color="1A1A5E"/>
-              <w:right w:val="single" w:sz="8" w:color="1A1A5E"/>
+              <w:top w:val="single" w:sz="8" w:color="E3DED2"/>
+              <w:left w:val="single" w:sz="8" w:color="E3DED2"/>
+              <w:bottom w:val="single" w:sz="8" w:color="E3DED2"/>
+              <w:right w:val="single" w:sz="8" w:color="E3DED2"/>
             </w:tcBorders>
             <w:vAlign w:val="center"/>
           </w:tcPr>
@@ -3954,75 +3979,17 @@
               <w:rPr>
                 <w:rFonts w:ascii="Arial" w:hAnsi="Arial"/>
                 <w:b/>
-                <w:color w:val="FFFFFF"/>
+                <w:color w:val="1A1A5E"/>
                 <w:sz w:val="17"/>
               </w:rPr>
-              <w:t>Incluye</w:t>
+              <w:t>Enfoque</w:t>
             </w:r>
           </w:p>
         </w:tc>
         <w:tc>
           <w:tcPr>
-            <w:tcW w:type="dxa" w:w="2541"/>
-            <w:shd w:fill="1A1A5E"/>
-            <w:tcBorders>
-              <w:top w:val="single" w:sz="8" w:color="1A1A5E"/>
-              <w:left w:val="single" w:sz="8" w:color="1A1A5E"/>
-              <w:bottom w:val="single" w:sz="8" w:color="1A1A5E"/>
-              <w:right w:val="single" w:sz="8" w:color="1A1A5E"/>
-            </w:tcBorders>
-            <w:vAlign w:val="center"/>
-          </w:tcPr>
-          <w:p>
-            <w:pPr>
-              <w:spacing w:after="60" w:before="60"/>
-            </w:pPr>
-            <w:r/>
-            <w:r>
-              <w:rPr>
-                <w:rFonts w:ascii="Arial" w:hAnsi="Arial"/>
-                <w:b/>
-                <w:color w:val="FFFFFF"/>
-                <w:sz w:val="17"/>
-              </w:rPr>
-              <w:t>Escala incluida</w:t>
-            </w:r>
-          </w:p>
-        </w:tc>
-        <w:tc>
-          <w:tcPr>
-            <w:tcW w:type="dxa" w:w="2541"/>
-            <w:shd w:fill="1A1A5E"/>
-            <w:tcBorders>
-              <w:top w:val="single" w:sz="8" w:color="1A1A5E"/>
-              <w:left w:val="single" w:sz="8" w:color="1A1A5E"/>
-              <w:bottom w:val="single" w:sz="8" w:color="1A1A5E"/>
-              <w:right w:val="single" w:sz="8" w:color="1A1A5E"/>
-            </w:tcBorders>
-            <w:vAlign w:val="center"/>
-          </w:tcPr>
-          <w:p>
-            <w:pPr>
-              <w:spacing w:after="60" w:before="60"/>
-            </w:pPr>
-            <w:r/>
-            <w:r>
-              <w:rPr>
-                <w:rFonts w:ascii="Arial" w:hAnsi="Arial"/>
-                <w:b/>
-                <w:color w:val="FFFFFF"/>
-                <w:sz w:val="17"/>
-              </w:rPr>
-              <w:t>Precio lista neto CLP</w:t>
-            </w:r>
-          </w:p>
-        </w:tc>
-      </w:tr>
-      <w:tr>
-        <w:tc>
-          <w:tcPr>
-            <w:tcW w:type="dxa" w:w="1944"/>
-            <w:shd w:fill="FBF9F5"/>
+            <w:tcW w:type="dxa" w:w="7992"/>
+            <w:shd w:fill="FFFFFF"/>
             <w:tcBorders>
               <w:top w:val="single" w:sz="8" w:color="E3DED2"/>
               <w:left w:val="single" w:sz="8" w:color="E3DED2"/>
@@ -4043,14 +4010,108 @@
                 <w:color w:val="141A20"/>
                 <w:sz w:val="17"/>
               </w:rPr>
-              <w:t>Nexo Klar Base</w:t>
+              <w:t>Ordenar la operación y dejar de depender de planillas.</w:t>
+            </w:r>
+          </w:p>
+        </w:tc>
+      </w:tr>
+      <w:tr>
+        <w:trPr>
+          <w:cantSplit/>
+        </w:trPr>
+        <w:tc>
+          <w:tcPr>
+            <w:tcW w:type="dxa" w:w="2232"/>
+            <w:shd w:fill="F0F0FA"/>
+            <w:tcBorders>
+              <w:top w:val="single" w:sz="8" w:color="E3DED2"/>
+              <w:left w:val="single" w:sz="8" w:color="E3DED2"/>
+              <w:bottom w:val="single" w:sz="8" w:color="E3DED2"/>
+              <w:right w:val="single" w:sz="8" w:color="E3DED2"/>
+            </w:tcBorders>
+            <w:vAlign w:val="center"/>
+          </w:tcPr>
+          <w:p>
+            <w:pPr>
+              <w:spacing w:after="60" w:before="60"/>
+            </w:pPr>
+            <w:r/>
+            <w:r>
+              <w:rPr>
+                <w:rFonts w:ascii="Arial" w:hAnsi="Arial"/>
+                <w:b/>
+                <w:color w:val="1A1A5E"/>
+                <w:sz w:val="17"/>
+              </w:rPr>
+              <w:t>Escala incluida</w:t>
             </w:r>
           </w:p>
         </w:tc>
         <w:tc>
           <w:tcPr>
-            <w:tcW w:type="dxa" w:w="4968"/>
-            <w:shd w:fill="FBF9F5"/>
+            <w:tcW w:type="dxa" w:w="7992"/>
+            <w:shd w:fill="FFFFFF"/>
+            <w:tcBorders>
+              <w:top w:val="single" w:sz="8" w:color="E3DED2"/>
+              <w:left w:val="single" w:sz="8" w:color="E3DED2"/>
+              <w:bottom w:val="single" w:sz="8" w:color="E3DED2"/>
+              <w:right w:val="single" w:sz="8" w:color="E3DED2"/>
+            </w:tcBorders>
+            <w:vAlign w:val="center"/>
+          </w:tcPr>
+          <w:p>
+            <w:pPr>
+              <w:spacing w:after="60" w:before="60"/>
+            </w:pPr>
+            <w:r/>
+            <w:r>
+              <w:rPr>
+                <w:rFonts w:ascii="Arial" w:hAnsi="Arial"/>
+                <w:b w:val="0"/>
+                <w:color w:val="141A20"/>
+                <w:sz w:val="17"/>
+              </w:rPr>
+              <w:t>Hasta 30 personas activas y 5 usuarios nominados.</w:t>
+            </w:r>
+          </w:p>
+        </w:tc>
+      </w:tr>
+      <w:tr>
+        <w:trPr>
+          <w:cantSplit/>
+        </w:trPr>
+        <w:tc>
+          <w:tcPr>
+            <w:tcW w:type="dxa" w:w="2232"/>
+            <w:shd w:fill="F0F0FA"/>
+            <w:tcBorders>
+              <w:top w:val="single" w:sz="8" w:color="E3DED2"/>
+              <w:left w:val="single" w:sz="8" w:color="E3DED2"/>
+              <w:bottom w:val="single" w:sz="8" w:color="E3DED2"/>
+              <w:right w:val="single" w:sz="8" w:color="E3DED2"/>
+            </w:tcBorders>
+            <w:vAlign w:val="center"/>
+          </w:tcPr>
+          <w:p>
+            <w:pPr>
+              <w:spacing w:after="60" w:before="60"/>
+            </w:pPr>
+            <w:r/>
+            <w:r>
+              <w:rPr>
+                <w:rFonts w:ascii="Arial" w:hAnsi="Arial"/>
+                <w:b/>
+                <w:color w:val="1A1A5E"/>
+                <w:sz w:val="17"/>
+              </w:rPr>
+              <w:t>Módulos principales</w:t>
+            </w:r>
+          </w:p>
+        </w:tc>
+        <w:tc>
+          <w:tcPr>
+            <w:tcW w:type="dxa" w:w="7992"/>
+            <w:shd w:fill="FFFFFF"/>
             <w:tcBorders>
               <w:top w:val="single" w:sz="8" w:color="E3DED2"/>
               <w:left w:val="single" w:sz="8" w:color="E3DED2"/>
@@ -4075,10 +4136,15 @@
             </w:r>
           </w:p>
         </w:tc>
+      </w:tr>
+      <w:tr>
+        <w:trPr>
+          <w:cantSplit/>
+        </w:trPr>
         <w:tc>
           <w:tcPr>
-            <w:tcW w:type="dxa" w:w="1728"/>
-            <w:shd w:fill="FBF9F5"/>
+            <w:tcW w:type="dxa" w:w="2232"/>
+            <w:shd w:fill="F0F0FA"/>
             <w:tcBorders>
               <w:top w:val="single" w:sz="8" w:color="E3DED2"/>
               <w:left w:val="single" w:sz="8" w:color="E3DED2"/>
@@ -4095,47 +4161,17 @@
             <w:r>
               <w:rPr>
                 <w:rFonts w:ascii="Arial" w:hAnsi="Arial"/>
-                <w:b w:val="0"/>
-                <w:color w:val="141A20"/>
+                <w:b/>
+                <w:color w:val="1A1A5E"/>
                 <w:sz w:val="17"/>
               </w:rPr>
-              <w:t>Hasta 30 personas activas y 5 usuarios nominados.</w:t>
+              <w:t>Valor que habilita</w:t>
             </w:r>
           </w:p>
         </w:tc>
         <w:tc>
           <w:tcPr>
-            <w:tcW w:type="dxa" w:w="1872"/>
-            <w:shd w:fill="FBF9F5"/>
-            <w:tcBorders>
-              <w:top w:val="single" w:sz="8" w:color="E3DED2"/>
-              <w:left w:val="single" w:sz="8" w:color="E3DED2"/>
-              <w:bottom w:val="single" w:sz="8" w:color="E3DED2"/>
-              <w:right w:val="single" w:sz="8" w:color="E3DED2"/>
-            </w:tcBorders>
-            <w:vAlign w:val="center"/>
-          </w:tcPr>
-          <w:p>
-            <w:pPr>
-              <w:spacing w:after="60" w:before="60"/>
-            </w:pPr>
-            <w:r/>
-            <w:r>
-              <w:rPr>
-                <w:rFonts w:ascii="Arial" w:hAnsi="Arial"/>
-                <w:b w:val="0"/>
-                <w:color w:val="141A20"/>
-                <w:sz w:val="17"/>
-              </w:rPr>
-              <w:t>$220.000 / mes</w:t>
-            </w:r>
-          </w:p>
-        </w:tc>
-      </w:tr>
-      <w:tr>
-        <w:tc>
-          <w:tcPr>
-            <w:tcW w:type="dxa" w:w="1944"/>
+            <w:tcW w:type="dxa" w:w="7992"/>
             <w:shd w:fill="FFFFFF"/>
             <w:tcBorders>
               <w:top w:val="single" w:sz="8" w:color="E3DED2"/>
@@ -4157,13 +4193,228 @@
                 <w:color w:val="141A20"/>
                 <w:sz w:val="17"/>
               </w:rPr>
-              <w:t>Nexo Klar Operación</w:t>
+              <w:t>Una fuente única para conocer el estado de clientes, contratos, órdenes, personas y vencimientos.</w:t>
+            </w:r>
+          </w:p>
+        </w:tc>
+      </w:tr>
+    </w:tbl>
+    <w:p>
+      <w:pPr>
+        <w:spacing w:after="100"/>
+      </w:pPr>
+      <w:r>
+        <w:rPr>
+          <w:rFonts w:ascii="Arial" w:hAnsi="Arial"/>
+          <w:b/>
+          <w:color w:val="00706A"/>
+          <w:sz w:val="17"/>
+        </w:rPr>
+        <w:t>Pago anual anticipado: $2.689.200 netos.</w:t>
+      </w:r>
+    </w:p>
+    <w:tbl>
+      <w:tblPr>
+        <w:tblW w:type="auto" w:w="0"/>
+        <w:jc w:val="center"/>
+        <w:tblLayout w:type="fixed"/>
+        <w:tblLook w:firstColumn="1" w:firstRow="1" w:lastColumn="0" w:lastRow="0" w:noHBand="0" w:noVBand="1" w:val="04A0"/>
+      </w:tblPr>
+      <w:tblGrid>
+        <w:gridCol w:w="2232"/>
+        <w:gridCol w:w="7992"/>
+      </w:tblGrid>
+      <w:tr>
+        <w:trPr>
+          <w:cantSplit/>
+        </w:trPr>
+        <w:tc>
+          <w:tcPr>
+            <w:tcW w:type="dxa" w:w="10166"/>
+            <w:gridSpan w:val="2"/>
+            <w:shd w:fill="1A1A5E"/>
+            <w:tcBorders>
+              <w:top w:val="single" w:sz="8" w:color="1A1A5E"/>
+              <w:left w:val="single" w:sz="8" w:color="1A1A5E"/>
+              <w:bottom w:val="single" w:sz="8" w:color="1A1A5E"/>
+              <w:right w:val="single" w:sz="8" w:color="1A1A5E"/>
+            </w:tcBorders>
+            <w:vAlign w:val="center"/>
+          </w:tcPr>
+          <w:p>
+            <w:pPr>
+              <w:spacing w:after="60" w:before="60"/>
+            </w:pPr>
+            <w:r/>
+            <w:r>
+              <w:rPr>
+                <w:rFonts w:ascii="Arial" w:hAnsi="Arial"/>
+                <w:b/>
+                <w:color w:val="FFFFFF"/>
+                <w:sz w:val="24"/>
+              </w:rPr>
+              <w:t>Nexo Klar Operación  |  $490.000 / mes</w:t>
+            </w:r>
+          </w:p>
+        </w:tc>
+      </w:tr>
+      <w:tr>
+        <w:trPr>
+          <w:cantSplit/>
+        </w:trPr>
+        <w:tc>
+          <w:tcPr>
+            <w:tcW w:type="dxa" w:w="2232"/>
+            <w:shd w:fill="F0F0FA"/>
+            <w:tcBorders>
+              <w:top w:val="single" w:sz="8" w:color="E3DED2"/>
+              <w:left w:val="single" w:sz="8" w:color="E3DED2"/>
+              <w:bottom w:val="single" w:sz="8" w:color="E3DED2"/>
+              <w:right w:val="single" w:sz="8" w:color="E3DED2"/>
+            </w:tcBorders>
+            <w:vAlign w:val="center"/>
+          </w:tcPr>
+          <w:p>
+            <w:pPr>
+              <w:spacing w:after="60" w:before="60"/>
+            </w:pPr>
+            <w:r/>
+            <w:r>
+              <w:rPr>
+                <w:rFonts w:ascii="Arial" w:hAnsi="Arial"/>
+                <w:b/>
+                <w:color w:val="1A1A5E"/>
+                <w:sz w:val="17"/>
+              </w:rPr>
+              <w:t>Enfoque</w:t>
             </w:r>
           </w:p>
         </w:tc>
         <w:tc>
           <w:tcPr>
-            <w:tcW w:type="dxa" w:w="4968"/>
+            <w:tcW w:type="dxa" w:w="7992"/>
+            <w:shd w:fill="FFFFFF"/>
+            <w:tcBorders>
+              <w:top w:val="single" w:sz="8" w:color="E3DED2"/>
+              <w:left w:val="single" w:sz="8" w:color="E3DED2"/>
+              <w:bottom w:val="single" w:sz="8" w:color="E3DED2"/>
+              <w:right w:val="single" w:sz="8" w:color="E3DED2"/>
+            </w:tcBorders>
+            <w:vAlign w:val="center"/>
+          </w:tcPr>
+          <w:p>
+            <w:pPr>
+              <w:spacing w:after="60" w:before="60"/>
+            </w:pPr>
+            <w:r/>
+            <w:r>
+              <w:rPr>
+                <w:rFonts w:ascii="Arial" w:hAnsi="Arial"/>
+                <w:b w:val="0"/>
+                <w:color w:val="141A20"/>
+                <w:sz w:val="17"/>
+              </w:rPr>
+              <w:t>Coordinar personas y recursos en una operación de servicios recurrente.</w:t>
+            </w:r>
+          </w:p>
+        </w:tc>
+      </w:tr>
+      <w:tr>
+        <w:trPr>
+          <w:cantSplit/>
+        </w:trPr>
+        <w:tc>
+          <w:tcPr>
+            <w:tcW w:type="dxa" w:w="2232"/>
+            <w:shd w:fill="F0F0FA"/>
+            <w:tcBorders>
+              <w:top w:val="single" w:sz="8" w:color="E3DED2"/>
+              <w:left w:val="single" w:sz="8" w:color="E3DED2"/>
+              <w:bottom w:val="single" w:sz="8" w:color="E3DED2"/>
+              <w:right w:val="single" w:sz="8" w:color="E3DED2"/>
+            </w:tcBorders>
+            <w:vAlign w:val="center"/>
+          </w:tcPr>
+          <w:p>
+            <w:pPr>
+              <w:spacing w:after="60" w:before="60"/>
+            </w:pPr>
+            <w:r/>
+            <w:r>
+              <w:rPr>
+                <w:rFonts w:ascii="Arial" w:hAnsi="Arial"/>
+                <w:b/>
+                <w:color w:val="1A1A5E"/>
+                <w:sz w:val="17"/>
+              </w:rPr>
+              <w:t>Escala incluida</w:t>
+            </w:r>
+          </w:p>
+        </w:tc>
+        <w:tc>
+          <w:tcPr>
+            <w:tcW w:type="dxa" w:w="7992"/>
+            <w:shd w:fill="FFFFFF"/>
+            <w:tcBorders>
+              <w:top w:val="single" w:sz="8" w:color="E3DED2"/>
+              <w:left w:val="single" w:sz="8" w:color="E3DED2"/>
+              <w:bottom w:val="single" w:sz="8" w:color="E3DED2"/>
+              <w:right w:val="single" w:sz="8" w:color="E3DED2"/>
+            </w:tcBorders>
+            <w:vAlign w:val="center"/>
+          </w:tcPr>
+          <w:p>
+            <w:pPr>
+              <w:spacing w:after="60" w:before="60"/>
+            </w:pPr>
+            <w:r/>
+            <w:r>
+              <w:rPr>
+                <w:rFonts w:ascii="Arial" w:hAnsi="Arial"/>
+                <w:b w:val="0"/>
+                <w:color w:val="141A20"/>
+                <w:sz w:val="17"/>
+              </w:rPr>
+              <w:t>Hasta 75 personas activas y 10 usuarios nominados.</w:t>
+            </w:r>
+          </w:p>
+        </w:tc>
+      </w:tr>
+      <w:tr>
+        <w:trPr>
+          <w:cantSplit/>
+        </w:trPr>
+        <w:tc>
+          <w:tcPr>
+            <w:tcW w:type="dxa" w:w="2232"/>
+            <w:shd w:fill="F0F0FA"/>
+            <w:tcBorders>
+              <w:top w:val="single" w:sz="8" w:color="E3DED2"/>
+              <w:left w:val="single" w:sz="8" w:color="E3DED2"/>
+              <w:bottom w:val="single" w:sz="8" w:color="E3DED2"/>
+              <w:right w:val="single" w:sz="8" w:color="E3DED2"/>
+            </w:tcBorders>
+            <w:vAlign w:val="center"/>
+          </w:tcPr>
+          <w:p>
+            <w:pPr>
+              <w:spacing w:after="60" w:before="60"/>
+            </w:pPr>
+            <w:r/>
+            <w:r>
+              <w:rPr>
+                <w:rFonts w:ascii="Arial" w:hAnsi="Arial"/>
+                <w:b/>
+                <w:color w:val="1A1A5E"/>
+                <w:sz w:val="17"/>
+              </w:rPr>
+              <w:t>Módulos principales</w:t>
+            </w:r>
+          </w:p>
+        </w:tc>
+        <w:tc>
+          <w:tcPr>
+            <w:tcW w:type="dxa" w:w="7992"/>
             <w:shd w:fill="FFFFFF"/>
             <w:tcBorders>
               <w:top w:val="single" w:sz="8" w:color="E3DED2"/>
@@ -4189,9 +4440,42 @@
             </w:r>
           </w:p>
         </w:tc>
+      </w:tr>
+      <w:tr>
+        <w:trPr>
+          <w:cantSplit/>
+        </w:trPr>
         <w:tc>
           <w:tcPr>
-            <w:tcW w:type="dxa" w:w="1728"/>
+            <w:tcW w:type="dxa" w:w="2232"/>
+            <w:shd w:fill="F0F0FA"/>
+            <w:tcBorders>
+              <w:top w:val="single" w:sz="8" w:color="E3DED2"/>
+              <w:left w:val="single" w:sz="8" w:color="E3DED2"/>
+              <w:bottom w:val="single" w:sz="8" w:color="E3DED2"/>
+              <w:right w:val="single" w:sz="8" w:color="E3DED2"/>
+            </w:tcBorders>
+            <w:vAlign w:val="center"/>
+          </w:tcPr>
+          <w:p>
+            <w:pPr>
+              <w:spacing w:after="60" w:before="60"/>
+            </w:pPr>
+            <w:r/>
+            <w:r>
+              <w:rPr>
+                <w:rFonts w:ascii="Arial" w:hAnsi="Arial"/>
+                <w:b/>
+                <w:color w:val="1A1A5E"/>
+                <w:sz w:val="17"/>
+              </w:rPr>
+              <w:t>Valor que habilita</w:t>
+            </w:r>
+          </w:p>
+        </w:tc>
+        <w:tc>
+          <w:tcPr>
+            <w:tcW w:type="dxa" w:w="7992"/>
             <w:shd w:fill="FFFFFF"/>
             <w:tcBorders>
               <w:top w:val="single" w:sz="8" w:color="E3DED2"/>
@@ -4213,13 +4497,186 @@
                 <w:color w:val="141A20"/>
                 <w:sz w:val="17"/>
               </w:rPr>
-              <w:t>Hasta 75 personas activas y 10 usuarios nominados.</w:t>
+              <w:t>Preparar servicios con mayor anticipación y reducir brechas de personas, documentos, recursos y coordinación.</w:t>
+            </w:r>
+          </w:p>
+        </w:tc>
+      </w:tr>
+    </w:tbl>
+    <w:p>
+      <w:pPr>
+        <w:spacing w:after="100"/>
+      </w:pPr>
+      <w:r>
+        <w:rPr>
+          <w:rFonts w:ascii="Arial" w:hAnsi="Arial"/>
+          <w:b/>
+          <w:color w:val="00706A"/>
+          <w:sz w:val="17"/>
+        </w:rPr>
+        <w:t>Pago anual anticipado: $5.292.000 netos.</w:t>
+      </w:r>
+    </w:p>
+    <w:tbl>
+      <w:tblPr>
+        <w:tblW w:type="auto" w:w="0"/>
+        <w:jc w:val="center"/>
+        <w:tblLayout w:type="fixed"/>
+        <w:tblLook w:firstColumn="1" w:firstRow="1" w:lastColumn="0" w:lastRow="0" w:noHBand="0" w:noVBand="1" w:val="04A0"/>
+      </w:tblPr>
+      <w:tblGrid>
+        <w:gridCol w:w="1944"/>
+        <w:gridCol w:w="8280"/>
+      </w:tblGrid>
+      <w:tr>
+        <w:tc>
+          <w:tcPr>
+            <w:tcW w:type="dxa" w:w="5083"/>
+            <w:shd w:fill="EAFBF9"/>
+            <w:tcBorders>
+              <w:top w:val="single" w:sz="8" w:color="BDEDE8"/>
+              <w:left w:val="single" w:sz="8" w:color="BDEDE8"/>
+              <w:bottom w:val="single" w:sz="8" w:color="BDEDE8"/>
+              <w:right w:val="single" w:sz="8" w:color="BDEDE8"/>
+            </w:tcBorders>
+            <w:vAlign w:val="center"/>
+          </w:tcPr>
+          <w:p>
+            <w:pPr>
+              <w:spacing w:after="60" w:before="60"/>
+            </w:pPr>
+            <w:r/>
+            <w:r>
+              <w:rPr>
+                <w:rFonts w:ascii="Arial" w:hAnsi="Arial"/>
+                <w:b/>
+                <w:color w:val="00706A"/>
+                <w:sz w:val="18"/>
+              </w:rPr>
+              <w:t>Valor por usuario</w:t>
             </w:r>
           </w:p>
         </w:tc>
         <w:tc>
           <w:tcPr>
-            <w:tcW w:type="dxa" w:w="1872"/>
+            <w:tcW w:type="dxa" w:w="5083"/>
+            <w:shd w:fill="EAFBF9"/>
+            <w:tcBorders>
+              <w:top w:val="single" w:sz="8" w:color="BDEDE8"/>
+              <w:left w:val="single" w:sz="8" w:color="BDEDE8"/>
+              <w:bottom w:val="single" w:sz="8" w:color="BDEDE8"/>
+              <w:right w:val="single" w:sz="8" w:color="BDEDE8"/>
+            </w:tcBorders>
+            <w:vAlign w:val="center"/>
+          </w:tcPr>
+          <w:p>
+            <w:pPr>
+              <w:spacing w:after="60" w:before="60"/>
+            </w:pPr>
+            <w:r/>
+            <w:r>
+              <w:rPr>
+                <w:rFonts w:ascii="Arial" w:hAnsi="Arial"/>
+                <w:b w:val="0"/>
+                <w:color w:val="141A20"/>
+                <w:sz w:val="18"/>
+              </w:rPr>
+              <w:t>A capacidad completa, el costo mensual equivale a $49.800 por usuario Base, $49.000 por usuario Operación y $44.500 por usuario Integral. Este indicador sirve para explicar el valor de una herramienta compartida por equipos administrativos y operativos.</w:t>
+            </w:r>
+          </w:p>
+        </w:tc>
+      </w:tr>
+    </w:tbl>
+    <w:p>
+      <w:pPr>
+        <w:spacing w:after="20"/>
+      </w:pPr>
+    </w:p>
+    <w:p>
+      <w:r>
+        <w:br w:type="page"/>
+      </w:r>
+    </w:p>
+    <w:tbl>
+      <w:tblPr>
+        <w:tblW w:type="auto" w:w="0"/>
+        <w:jc w:val="center"/>
+        <w:tblLayout w:type="fixed"/>
+        <w:tblLook w:firstColumn="1" w:firstRow="1" w:lastColumn="0" w:lastRow="0" w:noHBand="0" w:noVBand="1" w:val="04A0"/>
+      </w:tblPr>
+      <w:tblGrid>
+        <w:gridCol w:w="2232"/>
+        <w:gridCol w:w="7992"/>
+      </w:tblGrid>
+      <w:tr>
+        <w:trPr>
+          <w:cantSplit/>
+        </w:trPr>
+        <w:tc>
+          <w:tcPr>
+            <w:tcW w:type="dxa" w:w="10166"/>
+            <w:gridSpan w:val="2"/>
+            <w:shd w:fill="1A1A5E"/>
+            <w:tcBorders>
+              <w:top w:val="single" w:sz="8" w:color="1A1A5E"/>
+              <w:left w:val="single" w:sz="8" w:color="1A1A5E"/>
+              <w:bottom w:val="single" w:sz="8" w:color="1A1A5E"/>
+              <w:right w:val="single" w:sz="8" w:color="1A1A5E"/>
+            </w:tcBorders>
+            <w:vAlign w:val="center"/>
+          </w:tcPr>
+          <w:p>
+            <w:pPr>
+              <w:spacing w:after="60" w:before="60"/>
+            </w:pPr>
+            <w:r/>
+            <w:r>
+              <w:rPr>
+                <w:rFonts w:ascii="Arial" w:hAnsi="Arial"/>
+                <w:b/>
+                <w:color w:val="FFFFFF"/>
+                <w:sz w:val="24"/>
+              </w:rPr>
+              <w:t>Nexo Klar Integral  |  $890.000 / mes</w:t>
+            </w:r>
+          </w:p>
+        </w:tc>
+      </w:tr>
+      <w:tr>
+        <w:trPr>
+          <w:cantSplit/>
+        </w:trPr>
+        <w:tc>
+          <w:tcPr>
+            <w:tcW w:type="dxa" w:w="2232"/>
+            <w:shd w:fill="F0F0FA"/>
+            <w:tcBorders>
+              <w:top w:val="single" w:sz="8" w:color="E3DED2"/>
+              <w:left w:val="single" w:sz="8" w:color="E3DED2"/>
+              <w:bottom w:val="single" w:sz="8" w:color="E3DED2"/>
+              <w:right w:val="single" w:sz="8" w:color="E3DED2"/>
+            </w:tcBorders>
+            <w:vAlign w:val="center"/>
+          </w:tcPr>
+          <w:p>
+            <w:pPr>
+              <w:spacing w:after="60" w:before="60"/>
+            </w:pPr>
+            <w:r/>
+            <w:r>
+              <w:rPr>
+                <w:rFonts w:ascii="Arial" w:hAnsi="Arial"/>
+                <w:b/>
+                <w:color w:val="1A1A5E"/>
+                <w:sz w:val="17"/>
+              </w:rPr>
+              <w:t>Enfoque</w:t>
+            </w:r>
+          </w:p>
+        </w:tc>
+        <w:tc>
+          <w:tcPr>
+            <w:tcW w:type="dxa" w:w="7992"/>
             <w:shd w:fill="FFFFFF"/>
             <w:tcBorders>
               <w:top w:val="single" w:sz="8" w:color="E3DED2"/>
@@ -4241,16 +4698,47 @@
                 <w:color w:val="141A20"/>
                 <w:sz w:val="17"/>
               </w:rPr>
-              <w:t>$390.000 / mes</w:t>
+              <w:t>Gobierno operacional, cumplimiento avanzado y crecimiento multioperación.</w:t>
             </w:r>
           </w:p>
         </w:tc>
       </w:tr>
       <w:tr>
+        <w:trPr>
+          <w:cantSplit/>
+        </w:trPr>
         <w:tc>
           <w:tcPr>
-            <w:tcW w:type="dxa" w:w="1944"/>
-            <w:shd w:fill="FBF9F5"/>
+            <w:tcW w:type="dxa" w:w="2232"/>
+            <w:shd w:fill="F0F0FA"/>
+            <w:tcBorders>
+              <w:top w:val="single" w:sz="8" w:color="E3DED2"/>
+              <w:left w:val="single" w:sz="8" w:color="E3DED2"/>
+              <w:bottom w:val="single" w:sz="8" w:color="E3DED2"/>
+              <w:right w:val="single" w:sz="8" w:color="E3DED2"/>
+            </w:tcBorders>
+            <w:vAlign w:val="center"/>
+          </w:tcPr>
+          <w:p>
+            <w:pPr>
+              <w:spacing w:after="60" w:before="60"/>
+            </w:pPr>
+            <w:r/>
+            <w:r>
+              <w:rPr>
+                <w:rFonts w:ascii="Arial" w:hAnsi="Arial"/>
+                <w:b/>
+                <w:color w:val="1A1A5E"/>
+                <w:sz w:val="17"/>
+              </w:rPr>
+              <w:t>Escala incluida</w:t>
+            </w:r>
+          </w:p>
+        </w:tc>
+        <w:tc>
+          <w:tcPr>
+            <w:tcW w:type="dxa" w:w="7992"/>
+            <w:shd w:fill="FFFFFF"/>
             <w:tcBorders>
               <w:top w:val="single" w:sz="8" w:color="E3DED2"/>
               <w:left w:val="single" w:sz="8" w:color="E3DED2"/>
@@ -4271,14 +4759,47 @@
                 <w:color w:val="141A20"/>
                 <w:sz w:val="17"/>
               </w:rPr>
-              <w:t>Nexo Klar Integral</w:t>
+              <w:t>Hasta 200 personas activas y 20 usuarios nominados.</w:t>
+            </w:r>
+          </w:p>
+        </w:tc>
+      </w:tr>
+      <w:tr>
+        <w:trPr>
+          <w:cantSplit/>
+        </w:trPr>
+        <w:tc>
+          <w:tcPr>
+            <w:tcW w:type="dxa" w:w="2232"/>
+            <w:shd w:fill="F0F0FA"/>
+            <w:tcBorders>
+              <w:top w:val="single" w:sz="8" w:color="E3DED2"/>
+              <w:left w:val="single" w:sz="8" w:color="E3DED2"/>
+              <w:bottom w:val="single" w:sz="8" w:color="E3DED2"/>
+              <w:right w:val="single" w:sz="8" w:color="E3DED2"/>
+            </w:tcBorders>
+            <w:vAlign w:val="center"/>
+          </w:tcPr>
+          <w:p>
+            <w:pPr>
+              <w:spacing w:after="60" w:before="60"/>
+            </w:pPr>
+            <w:r/>
+            <w:r>
+              <w:rPr>
+                <w:rFonts w:ascii="Arial" w:hAnsi="Arial"/>
+                <w:b/>
+                <w:color w:val="1A1A5E"/>
+                <w:sz w:val="17"/>
+              </w:rPr>
+              <w:t>Módulos principales</w:t>
             </w:r>
           </w:p>
         </w:tc>
         <w:tc>
           <w:tcPr>
-            <w:tcW w:type="dxa" w:w="4968"/>
-            <w:shd w:fill="FBF9F5"/>
+            <w:tcW w:type="dxa" w:w="7992"/>
+            <w:shd w:fill="FFFFFF"/>
             <w:tcBorders>
               <w:top w:val="single" w:sz="8" w:color="E3DED2"/>
               <w:left w:val="single" w:sz="8" w:color="E3DED2"/>
@@ -4303,10 +4824,43 @@
             </w:r>
           </w:p>
         </w:tc>
+      </w:tr>
+      <w:tr>
+        <w:trPr>
+          <w:cantSplit/>
+        </w:trPr>
         <w:tc>
           <w:tcPr>
-            <w:tcW w:type="dxa" w:w="1728"/>
-            <w:shd w:fill="FBF9F5"/>
+            <w:tcW w:type="dxa" w:w="2232"/>
+            <w:shd w:fill="F0F0FA"/>
+            <w:tcBorders>
+              <w:top w:val="single" w:sz="8" w:color="E3DED2"/>
+              <w:left w:val="single" w:sz="8" w:color="E3DED2"/>
+              <w:bottom w:val="single" w:sz="8" w:color="E3DED2"/>
+              <w:right w:val="single" w:sz="8" w:color="E3DED2"/>
+            </w:tcBorders>
+            <w:vAlign w:val="center"/>
+          </w:tcPr>
+          <w:p>
+            <w:pPr>
+              <w:spacing w:after="60" w:before="60"/>
+            </w:pPr>
+            <w:r/>
+            <w:r>
+              <w:rPr>
+                <w:rFonts w:ascii="Arial" w:hAnsi="Arial"/>
+                <w:b/>
+                <w:color w:val="1A1A5E"/>
+                <w:sz w:val="17"/>
+              </w:rPr>
+              <w:t>Valor que habilita</w:t>
+            </w:r>
+          </w:p>
+        </w:tc>
+        <w:tc>
+          <w:tcPr>
+            <w:tcW w:type="dxa" w:w="7992"/>
+            <w:shd w:fill="FFFFFF"/>
             <w:tcBorders>
               <w:top w:val="single" w:sz="8" w:color="E3DED2"/>
               <w:left w:val="single" w:sz="8" w:color="E3DED2"/>
@@ -4327,35 +4881,7 @@
                 <w:color w:val="141A20"/>
                 <w:sz w:val="17"/>
               </w:rPr>
-              <w:t>Hasta 200 personas activas y 20 usuarios nominados.</w:t>
-            </w:r>
-          </w:p>
-        </w:tc>
-        <w:tc>
-          <w:tcPr>
-            <w:tcW w:type="dxa" w:w="1872"/>
-            <w:shd w:fill="FBF9F5"/>
-            <w:tcBorders>
-              <w:top w:val="single" w:sz="8" w:color="E3DED2"/>
-              <w:left w:val="single" w:sz="8" w:color="E3DED2"/>
-              <w:bottom w:val="single" w:sz="8" w:color="E3DED2"/>
-              <w:right w:val="single" w:sz="8" w:color="E3DED2"/>
-            </w:tcBorders>
-            <w:vAlign w:val="center"/>
-          </w:tcPr>
-          <w:p>
-            <w:pPr>
-              <w:spacing w:after="60" w:before="60"/>
-            </w:pPr>
-            <w:r/>
-            <w:r>
-              <w:rPr>
-                <w:rFonts w:ascii="Arial" w:hAnsi="Arial"/>
-                <w:b w:val="0"/>
-                <w:color w:val="141A20"/>
-                <w:sz w:val="17"/>
-              </w:rPr>
-              <w:t>$690.000 / mes</w:t>
+              <w:t>Entregar trazabilidad para gestión, auditoría, costos, expansión y decisiones ejecutivas.</w:t>
             </w:r>
           </w:p>
         </w:tc>
@@ -4363,8 +4889,17 @@
     </w:tbl>
     <w:p>
       <w:pPr>
-        <w:spacing w:after="40"/>
+        <w:spacing w:after="100"/>
       </w:pPr>
+      <w:r>
+        <w:rPr>
+          <w:rFonts w:ascii="Arial" w:hAnsi="Arial"/>
+          <w:b/>
+          <w:color w:val="00706A"/>
+          <w:sz w:val="17"/>
+        </w:rPr>
+        <w:t>Pago anual anticipado: $9.612.000 netos.</w:t>
+      </w:r>
     </w:p>
     <w:tbl>
       <w:tblPr>
@@ -4575,7 +5110,7 @@
                 <w:color w:val="141A20"/>
                 <w:sz w:val="17"/>
               </w:rPr>
-              <w:t>Libro de obra digital</w:t>
+              <w:t>Usuario adicional</w:t>
             </w:r>
           </w:p>
         </w:tc>
@@ -4603,6 +5138,92 @@
                 <w:color w:val="141A20"/>
                 <w:sz w:val="17"/>
               </w:rPr>
+              <w:t>Base: $18.000 · Operación: $25.000 · Integral: $35.000 / mes</w:t>
+            </w:r>
+          </w:p>
+        </w:tc>
+        <w:tc>
+          <w:tcPr>
+            <w:tcW w:type="dxa" w:w="5184"/>
+            <w:shd w:fill="FFFFFF"/>
+            <w:tcBorders>
+              <w:top w:val="single" w:sz="8" w:color="E3DED2"/>
+              <w:left w:val="single" w:sz="8" w:color="E3DED2"/>
+              <w:bottom w:val="single" w:sz="8" w:color="E3DED2"/>
+              <w:right w:val="single" w:sz="8" w:color="E3DED2"/>
+            </w:tcBorders>
+            <w:vAlign w:val="center"/>
+          </w:tcPr>
+          <w:p>
+            <w:pPr>
+              <w:spacing w:after="60" w:before="60"/>
+            </w:pPr>
+            <w:r/>
+            <w:r>
+              <w:rPr>
+                <w:rFonts w:ascii="Arial" w:hAnsi="Arial"/>
+                <w:b w:val="0"/>
+                <w:color w:val="141A20"/>
+                <w:sz w:val="17"/>
+              </w:rPr>
+              <w:t>Solo para usuarios con acceso nominativo que excedan el plan.</w:t>
+            </w:r>
+          </w:p>
+        </w:tc>
+      </w:tr>
+      <w:tr>
+        <w:tc>
+          <w:tcPr>
+            <w:tcW w:type="dxa" w:w="3096"/>
+            <w:shd w:fill="FBF9F5"/>
+            <w:tcBorders>
+              <w:top w:val="single" w:sz="8" w:color="E3DED2"/>
+              <w:left w:val="single" w:sz="8" w:color="E3DED2"/>
+              <w:bottom w:val="single" w:sz="8" w:color="E3DED2"/>
+              <w:right w:val="single" w:sz="8" w:color="E3DED2"/>
+            </w:tcBorders>
+            <w:vAlign w:val="center"/>
+          </w:tcPr>
+          <w:p>
+            <w:pPr>
+              <w:spacing w:after="60" w:before="60"/>
+            </w:pPr>
+            <w:r/>
+            <w:r>
+              <w:rPr>
+                <w:rFonts w:ascii="Arial" w:hAnsi="Arial"/>
+                <w:b w:val="0"/>
+                <w:color w:val="141A20"/>
+                <w:sz w:val="17"/>
+              </w:rPr>
+              <w:t>Libro de obra digital</w:t>
+            </w:r>
+          </w:p>
+        </w:tc>
+        <w:tc>
+          <w:tcPr>
+            <w:tcW w:type="dxa" w:w="2232"/>
+            <w:shd w:fill="FBF9F5"/>
+            <w:tcBorders>
+              <w:top w:val="single" w:sz="8" w:color="E3DED2"/>
+              <w:left w:val="single" w:sz="8" w:color="E3DED2"/>
+              <w:bottom w:val="single" w:sz="8" w:color="E3DED2"/>
+              <w:right w:val="single" w:sz="8" w:color="E3DED2"/>
+            </w:tcBorders>
+            <w:vAlign w:val="center"/>
+          </w:tcPr>
+          <w:p>
+            <w:pPr>
+              <w:spacing w:after="60" w:before="60"/>
+            </w:pPr>
+            <w:r/>
+            <w:r>
+              <w:rPr>
+                <w:rFonts w:ascii="Arial" w:hAnsi="Arial"/>
+                <w:b w:val="0"/>
+                <w:color w:val="141A20"/>
+                <w:sz w:val="17"/>
+              </w:rPr>
               <w:t>Desde $95.000 / mes</w:t>
             </w:r>
           </w:p>
@@ -4610,7 +5231,7 @@
         <w:tc>
           <w:tcPr>
             <w:tcW w:type="dxa" w:w="5184"/>
-            <w:shd w:fill="FFFFFF"/>
+            <w:shd w:fill="FBF9F5"/>
             <w:tcBorders>
               <w:top w:val="single" w:sz="8" w:color="E3DED2"/>
               <w:left w:val="single" w:sz="8" w:color="E3DED2"/>
@@ -4640,7 +5261,7 @@
         <w:tc>
           <w:tcPr>
             <w:tcW w:type="dxa" w:w="3096"/>
-            <w:shd w:fill="FBF9F5"/>
+            <w:shd w:fill="FFFFFF"/>
             <w:tcBorders>
               <w:top w:val="single" w:sz="8" w:color="E3DED2"/>
               <w:left w:val="single" w:sz="8" w:color="E3DED2"/>
@@ -4668,7 +5289,7 @@
         <w:tc>
           <w:tcPr>
             <w:tcW w:type="dxa" w:w="2232"/>
-            <w:shd w:fill="FBF9F5"/>
+            <w:shd w:fill="FFFFFF"/>
             <w:tcBorders>
               <w:top w:val="single" w:sz="8" w:color="E3DED2"/>
               <w:left w:val="single" w:sz="8" w:color="E3DED2"/>
@@ -4696,7 +5317,7 @@
         <w:tc>
           <w:tcPr>
             <w:tcW w:type="dxa" w:w="5184"/>
-            <w:shd w:fill="FBF9F5"/>
+            <w:shd w:fill="FFFFFF"/>
             <w:tcBorders>
               <w:top w:val="single" w:sz="8" w:color="E3DED2"/>
               <w:left w:val="single" w:sz="8" w:color="E3DED2"/>
@@ -4726,7 +5347,7 @@
         <w:tc>
           <w:tcPr>
             <w:tcW w:type="dxa" w:w="3096"/>
-            <w:shd w:fill="FFFFFF"/>
+            <w:shd w:fill="FBF9F5"/>
             <w:tcBorders>
               <w:top w:val="single" w:sz="8" w:color="E3DED2"/>
               <w:left w:val="single" w:sz="8" w:color="E3DED2"/>
@@ -4754,7 +5375,7 @@
         <w:tc>
           <w:tcPr>
             <w:tcW w:type="dxa" w:w="2232"/>
-            <w:shd w:fill="FFFFFF"/>
+            <w:shd w:fill="FBF9F5"/>
             <w:tcBorders>
               <w:top w:val="single" w:sz="8" w:color="E3DED2"/>
               <w:left w:val="single" w:sz="8" w:color="E3DED2"/>
@@ -4782,7 +5403,7 @@
         <w:tc>
           <w:tcPr>
             <w:tcW w:type="dxa" w:w="5184"/>
-            <w:shd w:fill="FFFFFF"/>
+            <w:shd w:fill="FBF9F5"/>
             <w:tcBorders>
               <w:top w:val="single" w:sz="8" w:color="E3DED2"/>
               <w:left w:val="single" w:sz="8" w:color="E3DED2"/>
@@ -4812,7 +5433,7 @@
         <w:tc>
           <w:tcPr>
             <w:tcW w:type="dxa" w:w="3096"/>
-            <w:shd w:fill="FBF9F5"/>
+            <w:shd w:fill="FFFFFF"/>
             <w:tcBorders>
               <w:top w:val="single" w:sz="8" w:color="E3DED2"/>
               <w:left w:val="single" w:sz="8" w:color="E3DED2"/>
@@ -4840,7 +5461,7 @@
         <w:tc>
           <w:tcPr>
             <w:tcW w:type="dxa" w:w="2232"/>
-            <w:shd w:fill="FBF9F5"/>
+            <w:shd w:fill="FFFFFF"/>
             <w:tcBorders>
               <w:top w:val="single" w:sz="8" w:color="E3DED2"/>
               <w:left w:val="single" w:sz="8" w:color="E3DED2"/>
@@ -4868,7 +5489,7 @@
         <w:tc>
           <w:tcPr>
             <w:tcW w:type="dxa" w:w="5184"/>
-            <w:shd w:fill="FBF9F5"/>
+            <w:shd w:fill="FFFFFF"/>
             <w:tcBorders>
               <w:top w:val="single" w:sz="8" w:color="E3DED2"/>
               <w:left w:val="single" w:sz="8" w:color="E3DED2"/>
@@ -4910,7 +5531,7 @@
           <w:color w:val="141A20"/>
           <w:sz w:val="20"/>
         </w:rPr>
-        <w:t>Condición sugerida: contrato mínimo de 12 meses. Pago anual anticipado: 10% de descuento en la suscripción o bonificación parcial del onboarding, no ambos. Para clientes piloto, aplicar un descuento temporal y dejarlo expresamente limitado a los primeros 90 días.</w:t>
+        <w:t>Condición sugerida: contrato mínimo de 12 meses. Pago anual anticipado: 10% de descuento en la suscripción o bonificación parcial del onboarding, no ambos. Para clientes piloto, aplicar un descuento temporal y dejarlo expresamente limitado a los primeros 90 días. Banda de negociación recomendada: máximo 15% de descuento sobre tarifa lista, siempre a cambio de plazo anual, caso de éxito autorizado o volumen comprometido.</w:t>
       </w:r>
     </w:p>
     <w:p>
@@ -5153,7 +5774,7 @@
                 <w:color w:val="141A20"/>
                 <w:sz w:val="17"/>
               </w:rPr>
-              <w:t>Sin costo en contrato anual; $120.000 en mensual.</w:t>
+              <w:t>Sin costo en contrato anual; $150.000 en mensual.</w:t>
             </w:r>
           </w:p>
         </w:tc>
@@ -5267,7 +5888,7 @@
                 <w:color w:val="141A20"/>
                 <w:sz w:val="17"/>
               </w:rPr>
-              <w:t>$390.000 único</w:t>
+              <w:t>$490.000 único</w:t>
             </w:r>
           </w:p>
         </w:tc>
@@ -5381,7 +6002,7 @@
                 <w:color w:val="141A20"/>
                 <w:sz w:val="17"/>
               </w:rPr>
-              <w:t>$790.000 único</w:t>
+              <w:t>$990.000 único</w:t>
             </w:r>
           </w:p>
         </w:tc>
@@ -5495,7 +6116,7 @@
                 <w:color w:val="141A20"/>
                 <w:sz w:val="17"/>
               </w:rPr>
-              <w:t>Desde $1.500.000 + alcance</w:t>
+              <w:t>Desde $2.500.000 + alcance</w:t>
             </w:r>
           </w:p>
         </w:tc>
@@ -5561,7 +6182,7 @@
           <w:color w:val="141A20"/>
           <w:sz w:val="19"/>
         </w:rPr>
-        <w:t>Piloto recomendado: 60 días pagados a $250.000, acreditables al 100% a la implementación si se contrata un plan anual. No ofrecer pilotos ilimitados ni cargas masivas gratis.</w:t>
+        <w:t>Piloto recomendado: 60 días pagados a $350.000, acreditables al 100% a la implementación si se contrata un plan anual. No ofrecer pilotos ilimitados ni cargas masivas gratis.</w:t>
       </w:r>
     </w:p>
     <w:p>

--- a/docs/Plan_Comercial_Nexo_Klar_2026_2027.docx
+++ b/docs/Plan_Comercial_Nexo_Klar_2026_2027.docx
@@ -181,7 +181,7 @@
     </w:p>
     <w:p>
       <w:pPr>
-        <w:spacing w:after="120"/>
+        <w:spacing w:before="240" w:after="120"/>
       </w:pPr>
       <w:r>
         <w:rPr>
@@ -660,8 +660,13 @@
       </w:pPr>
     </w:p>
     <w:p>
+      <w:r>
+        <w:br w:type="page"/>
+      </w:r>
+    </w:p>
+    <w:p>
       <w:pPr>
-        <w:spacing w:after="120"/>
+        <w:spacing w:before="240" w:after="120"/>
       </w:pPr>
       <w:r>
         <w:rPr>
@@ -1244,7 +1249,7 @@
           <w:color w:val="141A20"/>
           <w:sz w:val="20"/>
         </w:rPr>
-        <w:t>&lt;b&gt;Lectura de usabilidad.&lt;/b&gt;</w:t>
+        <w:t>Lectura de usabilidad.</w:t>
       </w:r>
       <w:r>
         <w:rPr>
@@ -1262,7 +1267,7 @@
     </w:p>
     <w:p>
       <w:pPr>
-        <w:spacing w:after="120"/>
+        <w:spacing w:before="240" w:after="120"/>
       </w:pPr>
       <w:r>
         <w:rPr>
@@ -2075,7 +2080,7 @@
     </w:p>
     <w:p>
       <w:pPr>
-        <w:spacing w:after="120"/>
+        <w:spacing w:before="240" w:after="120"/>
       </w:pPr>
       <w:r>
         <w:rPr>
@@ -2740,7 +2745,7 @@
     </w:p>
     <w:p>
       <w:pPr>
-        <w:spacing w:after="120"/>
+        <w:spacing w:before="240" w:after="120"/>
       </w:pPr>
       <w:r>
         <w:rPr>
@@ -3303,7 +3308,7 @@
     </w:p>
     <w:p>
       <w:pPr>
-        <w:spacing w:after="120"/>
+        <w:spacing w:before="240" w:after="120"/>
       </w:pPr>
       <w:r>
         <w:rPr>
@@ -3871,7 +3876,7 @@
     </w:p>
     <w:p>
       <w:pPr>
-        <w:spacing w:after="120"/>
+        <w:spacing w:before="240" w:after="120"/>
       </w:pPr>
       <w:r>
         <w:rPr>
@@ -5541,7 +5546,7 @@
     </w:p>
     <w:p>
       <w:pPr>
-        <w:spacing w:after="120"/>
+        <w:spacing w:before="240" w:after="120"/>
       </w:pPr>
       <w:r>
         <w:rPr>
@@ -6282,7 +6287,7 @@
     </w:p>
     <w:p>
       <w:pPr>
-        <w:spacing w:after="120"/>
+        <w:spacing w:before="240" w:after="120"/>
       </w:pPr>
       <w:r>
         <w:rPr>
@@ -7003,8 +7008,13 @@
       </w:pPr>
     </w:p>
     <w:p>
+      <w:r>
+        <w:br w:type="page"/>
+      </w:r>
+    </w:p>
+    <w:p>
       <w:pPr>
-        <w:spacing w:after="120"/>
+        <w:spacing w:before="240" w:after="120"/>
       </w:pPr>
       <w:r>
         <w:rPr>
@@ -7443,7 +7453,7 @@
     </w:p>
     <w:p>
       <w:pPr>
-        <w:spacing w:after="120"/>
+        <w:spacing w:before="240" w:after="120"/>
       </w:pPr>
       <w:r>
         <w:rPr>
@@ -8336,8 +8346,13 @@
       </w:r>
     </w:p>
     <w:p>
+      <w:r>
+        <w:br w:type="page"/>
+      </w:r>
+    </w:p>
+    <w:p>
       <w:pPr>
-        <w:spacing w:after="120"/>
+        <w:spacing w:before="240" w:after="120"/>
       </w:pPr>
       <w:r>
         <w:rPr>
@@ -8861,8 +8876,13 @@
       </w:pPr>
     </w:p>
     <w:p>
+      <w:r>
+        <w:br w:type="page"/>
+      </w:r>
+    </w:p>
+    <w:p>
       <w:pPr>
-        <w:spacing w:after="120"/>
+        <w:spacing w:before="240" w:after="120"/>
       </w:pPr>
       <w:r>
         <w:rPr>

--- a/docs/Plan_Comercial_Nexo_Klar_2026_2027.docx
+++ b/docs/Plan_Comercial_Nexo_Klar_2026_2027.docx
@@ -61,7 +61,7 @@
       <w:tr>
         <w:tc>
           <w:tcPr>
-            <w:tcW w:type="dxa" w:w="5083"/>
+            <w:tcW w:type="dxa" w:w="4968"/>
             <w:shd w:fill="EAFBF9"/>
             <w:tcBorders>
               <w:top w:val="single" w:sz="8" w:color="BDEDE8"/>
@@ -89,7 +89,7 @@
         </w:tc>
         <w:tc>
           <w:tcPr>
-            <w:tcW w:type="dxa" w:w="5083"/>
+            <w:tcW w:type="dxa" w:w="4968"/>
             <w:shd w:fill="EAFBF9"/>
             <w:tcBorders>
               <w:top w:val="single" w:sz="8" w:color="BDEDE8"/>
@@ -129,7 +129,7 @@
       <w:r>
         <w:drawing>
           <wp:inline xmlns:a="http://schemas.openxmlformats.org/drawingml/2006/main" xmlns:pic="http://schemas.openxmlformats.org/drawingml/2006/picture">
-            <wp:extent cx="6217920" cy="2526030"/>
+            <wp:extent cx="5715000" cy="2321719"/>
             <wp:docPr id="1" name="Picture 1"/>
             <wp:cNvGraphicFramePr>
               <a:graphicFrameLocks noChangeAspect="1"/>
@@ -150,7 +150,7 @@
                   <pic:spPr>
                     <a:xfrm>
                       <a:off x="0" y="0"/>
-                      <a:ext cx="6217920" cy="2526030"/>
+                      <a:ext cx="5715000" cy="2321719"/>
                     </a:xfrm>
                     <a:prstGeom prst="rect"/>
                   </pic:spPr>
@@ -233,7 +233,7 @@
       <w:tr>
         <w:tc>
           <w:tcPr>
-            <w:tcW w:type="dxa" w:w="5083"/>
+            <w:tcW w:type="dxa" w:w="4968"/>
             <w:shd w:fill="1A1A5E"/>
             <w:tcBorders>
               <w:top w:val="single" w:sz="8" w:color="1A1A5E"/>
@@ -261,7 +261,7 @@
         </w:tc>
         <w:tc>
           <w:tcPr>
-            <w:tcW w:type="dxa" w:w="5083"/>
+            <w:tcW w:type="dxa" w:w="4968"/>
             <w:shd w:fill="1A1A5E"/>
             <w:tcBorders>
               <w:top w:val="single" w:sz="8" w:color="1A1A5E"/>
@@ -598,7 +598,7 @@
       <w:tr>
         <w:tc>
           <w:tcPr>
-            <w:tcW w:type="dxa" w:w="5083"/>
+            <w:tcW w:type="dxa" w:w="4968"/>
             <w:shd w:fill="EAFBF9"/>
             <w:tcBorders>
               <w:top w:val="single" w:sz="8" w:color="BDEDE8"/>
@@ -626,7 +626,7 @@
         </w:tc>
         <w:tc>
           <w:tcPr>
-            <w:tcW w:type="dxa" w:w="5083"/>
+            <w:tcW w:type="dxa" w:w="4968"/>
             <w:shd w:fill="EAFBF9"/>
             <w:tcBorders>
               <w:top w:val="single" w:sz="8" w:color="BDEDE8"/>
@@ -719,7 +719,7 @@
       <w:tr>
         <w:tc>
           <w:tcPr>
-            <w:tcW w:type="dxa" w:w="3389"/>
+            <w:tcW w:type="dxa" w:w="3312"/>
             <w:shd w:fill="1A1A5E"/>
             <w:tcBorders>
               <w:top w:val="single" w:sz="8" w:color="1A1A5E"/>
@@ -747,7 +747,7 @@
         </w:tc>
         <w:tc>
           <w:tcPr>
-            <w:tcW w:type="dxa" w:w="3389"/>
+            <w:tcW w:type="dxa" w:w="3312"/>
             <w:shd w:fill="1A1A5E"/>
             <w:tcBorders>
               <w:top w:val="single" w:sz="8" w:color="1A1A5E"/>
@@ -775,7 +775,7 @@
         </w:tc>
         <w:tc>
           <w:tcPr>
-            <w:tcW w:type="dxa" w:w="3389"/>
+            <w:tcW w:type="dxa" w:w="3312"/>
             <w:shd w:fill="1A1A5E"/>
             <w:tcBorders>
               <w:top w:val="single" w:sz="8" w:color="1A1A5E"/>
@@ -1307,7 +1307,7 @@
       <w:tr>
         <w:tc>
           <w:tcPr>
-            <w:tcW w:type="dxa" w:w="3389"/>
+            <w:tcW w:type="dxa" w:w="3312"/>
             <w:shd w:fill="1A1A5E"/>
             <w:tcBorders>
               <w:top w:val="single" w:sz="8" w:color="1A1A5E"/>
@@ -1335,7 +1335,7 @@
         </w:tc>
         <w:tc>
           <w:tcPr>
-            <w:tcW w:type="dxa" w:w="3389"/>
+            <w:tcW w:type="dxa" w:w="3312"/>
             <w:shd w:fill="1A1A5E"/>
             <w:tcBorders>
               <w:top w:val="single" w:sz="8" w:color="1A1A5E"/>
@@ -1363,7 +1363,7 @@
         </w:tc>
         <w:tc>
           <w:tcPr>
-            <w:tcW w:type="dxa" w:w="3389"/>
+            <w:tcW w:type="dxa" w:w="3312"/>
             <w:shd w:fill="1A1A5E"/>
             <w:tcBorders>
               <w:top w:val="single" w:sz="8" w:color="1A1A5E"/>
@@ -2012,7 +2012,7 @@
       <w:tr>
         <w:tc>
           <w:tcPr>
-            <w:tcW w:type="dxa" w:w="5083"/>
+            <w:tcW w:type="dxa" w:w="4968"/>
             <w:shd w:fill="EAFBF9"/>
             <w:tcBorders>
               <w:top w:val="single" w:sz="8" w:color="BDEDE8"/>
@@ -2040,7 +2040,7 @@
         </w:tc>
         <w:tc>
           <w:tcPr>
-            <w:tcW w:type="dxa" w:w="5083"/>
+            <w:tcW w:type="dxa" w:w="4968"/>
             <w:shd w:fill="EAFBF9"/>
             <w:tcBorders>
               <w:top w:val="single" w:sz="8" w:color="BDEDE8"/>
@@ -2133,7 +2133,7 @@
       <w:tr>
         <w:tc>
           <w:tcPr>
-            <w:tcW w:type="dxa" w:w="3389"/>
+            <w:tcW w:type="dxa" w:w="3312"/>
             <w:shd w:fill="1A1A5E"/>
             <w:tcBorders>
               <w:top w:val="single" w:sz="8" w:color="1A1A5E"/>
@@ -2161,7 +2161,7 @@
         </w:tc>
         <w:tc>
           <w:tcPr>
-            <w:tcW w:type="dxa" w:w="3389"/>
+            <w:tcW w:type="dxa" w:w="3312"/>
             <w:shd w:fill="1A1A5E"/>
             <w:tcBorders>
               <w:top w:val="single" w:sz="8" w:color="1A1A5E"/>
@@ -2189,7 +2189,7 @@
         </w:tc>
         <w:tc>
           <w:tcPr>
-            <w:tcW w:type="dxa" w:w="3389"/>
+            <w:tcW w:type="dxa" w:w="3312"/>
             <w:shd w:fill="1A1A5E"/>
             <w:tcBorders>
               <w:top w:val="single" w:sz="8" w:color="1A1A5E"/>
@@ -2785,7 +2785,7 @@
       <w:tr>
         <w:tc>
           <w:tcPr>
-            <w:tcW w:type="dxa" w:w="3389"/>
+            <w:tcW w:type="dxa" w:w="3312"/>
             <w:shd w:fill="1A1A5E"/>
             <w:tcBorders>
               <w:top w:val="single" w:sz="8" w:color="1A1A5E"/>
@@ -2813,7 +2813,7 @@
         </w:tc>
         <w:tc>
           <w:tcPr>
-            <w:tcW w:type="dxa" w:w="3389"/>
+            <w:tcW w:type="dxa" w:w="3312"/>
             <w:shd w:fill="1A1A5E"/>
             <w:tcBorders>
               <w:top w:val="single" w:sz="8" w:color="1A1A5E"/>
@@ -2841,7 +2841,7 @@
         </w:tc>
         <w:tc>
           <w:tcPr>
-            <w:tcW w:type="dxa" w:w="3389"/>
+            <w:tcW w:type="dxa" w:w="3312"/>
             <w:shd w:fill="1A1A5E"/>
             <w:tcBorders>
               <w:top w:val="single" w:sz="8" w:color="1A1A5E"/>
@@ -3245,7 +3245,7 @@
       <w:tr>
         <w:tc>
           <w:tcPr>
-            <w:tcW w:type="dxa" w:w="5083"/>
+            <w:tcW w:type="dxa" w:w="4968"/>
             <w:shd w:fill="EAFBF9"/>
             <w:tcBorders>
               <w:top w:val="single" w:sz="8" w:color="BDEDE8"/>
@@ -3273,7 +3273,7 @@
         </w:tc>
         <w:tc>
           <w:tcPr>
-            <w:tcW w:type="dxa" w:w="5083"/>
+            <w:tcW w:type="dxa" w:w="4968"/>
             <w:shd w:fill="EAFBF9"/>
             <w:tcBorders>
               <w:top w:val="single" w:sz="8" w:color="BDEDE8"/>
@@ -3361,7 +3361,7 @@
       <w:tr>
         <w:tc>
           <w:tcPr>
-            <w:tcW w:type="dxa" w:w="3389"/>
+            <w:tcW w:type="dxa" w:w="3312"/>
             <w:shd w:fill="1A1A5E"/>
             <w:tcBorders>
               <w:top w:val="single" w:sz="8" w:color="1A1A5E"/>
@@ -3389,7 +3389,7 @@
         </w:tc>
         <w:tc>
           <w:tcPr>
-            <w:tcW w:type="dxa" w:w="3389"/>
+            <w:tcW w:type="dxa" w:w="3312"/>
             <w:shd w:fill="1A1A5E"/>
             <w:tcBorders>
               <w:top w:val="single" w:sz="8" w:color="1A1A5E"/>
@@ -3417,7 +3417,7 @@
         </w:tc>
         <w:tc>
           <w:tcPr>
-            <w:tcW w:type="dxa" w:w="3389"/>
+            <w:tcW w:type="dxa" w:w="3312"/>
             <w:shd w:fill="1A1A5E"/>
             <w:tcBorders>
               <w:top w:val="single" w:sz="8" w:color="1A1A5E"/>
@@ -3808,7 +3808,7 @@
       <w:tr>
         <w:tc>
           <w:tcPr>
-            <w:tcW w:type="dxa" w:w="5083"/>
+            <w:tcW w:type="dxa" w:w="4968"/>
             <w:shd w:fill="EAFBF9"/>
             <w:tcBorders>
               <w:top w:val="single" w:sz="8" w:color="BDEDE8"/>
@@ -3836,7 +3836,7 @@
         </w:tc>
         <w:tc>
           <w:tcPr>
-            <w:tcW w:type="dxa" w:w="5083"/>
+            <w:tcW w:type="dxa" w:w="4968"/>
             <w:shd w:fill="EAFBF9"/>
             <w:tcBorders>
               <w:top w:val="single" w:sz="8" w:color="BDEDE8"/>
@@ -3931,7 +3931,7 @@
         </w:trPr>
         <w:tc>
           <w:tcPr>
-            <w:tcW w:type="dxa" w:w="10166"/>
+            <w:tcW w:type="dxa" w:w="9936"/>
             <w:gridSpan w:val="2"/>
             <w:shd w:fill="1A1A5E"/>
             <w:tcBorders>
@@ -4235,7 +4235,7 @@
         </w:trPr>
         <w:tc>
           <w:tcPr>
-            <w:tcW w:type="dxa" w:w="10166"/>
+            <w:tcW w:type="dxa" w:w="9936"/>
             <w:gridSpan w:val="2"/>
             <w:shd w:fill="1A1A5E"/>
             <w:tcBorders>
@@ -4536,7 +4536,7 @@
       <w:tr>
         <w:tc>
           <w:tcPr>
-            <w:tcW w:type="dxa" w:w="5083"/>
+            <w:tcW w:type="dxa" w:w="4968"/>
             <w:shd w:fill="EAFBF9"/>
             <w:tcBorders>
               <w:top w:val="single" w:sz="8" w:color="BDEDE8"/>
@@ -4564,7 +4564,7 @@
         </w:tc>
         <w:tc>
           <w:tcPr>
-            <w:tcW w:type="dxa" w:w="5083"/>
+            <w:tcW w:type="dxa" w:w="4968"/>
             <w:shd w:fill="EAFBF9"/>
             <w:tcBorders>
               <w:top w:val="single" w:sz="8" w:color="BDEDE8"/>
@@ -4619,7 +4619,7 @@
         </w:trPr>
         <w:tc>
           <w:tcPr>
-            <w:tcW w:type="dxa" w:w="10166"/>
+            <w:tcW w:type="dxa" w:w="9936"/>
             <w:gridSpan w:val="2"/>
             <w:shd w:fill="1A1A5E"/>
             <w:tcBorders>
@@ -4921,7 +4921,7 @@
       <w:tr>
         <w:tc>
           <w:tcPr>
-            <w:tcW w:type="dxa" w:w="3389"/>
+            <w:tcW w:type="dxa" w:w="3312"/>
             <w:shd w:fill="1A1A5E"/>
             <w:tcBorders>
               <w:top w:val="single" w:sz="8" w:color="1A1A5E"/>
@@ -4949,7 +4949,7 @@
         </w:tc>
         <w:tc>
           <w:tcPr>
-            <w:tcW w:type="dxa" w:w="3389"/>
+            <w:tcW w:type="dxa" w:w="3312"/>
             <w:shd w:fill="1A1A5E"/>
             <w:tcBorders>
               <w:top w:val="single" w:sz="8" w:color="1A1A5E"/>
@@ -4977,7 +4977,7 @@
         </w:tc>
         <w:tc>
           <w:tcPr>
-            <w:tcW w:type="dxa" w:w="3389"/>
+            <w:tcW w:type="dxa" w:w="3312"/>
             <w:shd w:fill="1A1A5E"/>
             <w:tcBorders>
               <w:top w:val="single" w:sz="8" w:color="1A1A5E"/>
@@ -5587,7 +5587,7 @@
       <w:tr>
         <w:tc>
           <w:tcPr>
-            <w:tcW w:type="dxa" w:w="2541"/>
+            <w:tcW w:type="dxa" w:w="2484"/>
             <w:shd w:fill="1A1A5E"/>
             <w:tcBorders>
               <w:top w:val="single" w:sz="8" w:color="1A1A5E"/>
@@ -5615,7 +5615,7 @@
         </w:tc>
         <w:tc>
           <w:tcPr>
-            <w:tcW w:type="dxa" w:w="2541"/>
+            <w:tcW w:type="dxa" w:w="2484"/>
             <w:shd w:fill="1A1A5E"/>
             <w:tcBorders>
               <w:top w:val="single" w:sz="8" w:color="1A1A5E"/>
@@ -5643,7 +5643,7 @@
         </w:tc>
         <w:tc>
           <w:tcPr>
-            <w:tcW w:type="dxa" w:w="2541"/>
+            <w:tcW w:type="dxa" w:w="2484"/>
             <w:shd w:fill="1A1A5E"/>
             <w:tcBorders>
               <w:top w:val="single" w:sz="8" w:color="1A1A5E"/>
@@ -5671,7 +5671,7 @@
         </w:tc>
         <w:tc>
           <w:tcPr>
-            <w:tcW w:type="dxa" w:w="2541"/>
+            <w:tcW w:type="dxa" w:w="2484"/>
             <w:shd w:fill="1A1A5E"/>
             <w:tcBorders>
               <w:top w:val="single" w:sz="8" w:color="1A1A5E"/>
@@ -6219,7 +6219,7 @@
       <w:tr>
         <w:tc>
           <w:tcPr>
-            <w:tcW w:type="dxa" w:w="5083"/>
+            <w:tcW w:type="dxa" w:w="4968"/>
             <w:shd w:fill="EAFBF9"/>
             <w:tcBorders>
               <w:top w:val="single" w:sz="8" w:color="BDEDE8"/>
@@ -6247,7 +6247,7 @@
         </w:tc>
         <w:tc>
           <w:tcPr>
-            <w:tcW w:type="dxa" w:w="5083"/>
+            <w:tcW w:type="dxa" w:w="4968"/>
             <w:shd w:fill="EAFBF9"/>
             <w:tcBorders>
               <w:top w:val="single" w:sz="8" w:color="BDEDE8"/>
@@ -6327,7 +6327,7 @@
       <w:tr>
         <w:tc>
           <w:tcPr>
-            <w:tcW w:type="dxa" w:w="3389"/>
+            <w:tcW w:type="dxa" w:w="3312"/>
             <w:shd w:fill="1A1A5E"/>
             <w:tcBorders>
               <w:top w:val="single" w:sz="8" w:color="1A1A5E"/>
@@ -6355,7 +6355,7 @@
         </w:tc>
         <w:tc>
           <w:tcPr>
-            <w:tcW w:type="dxa" w:w="3389"/>
+            <w:tcW w:type="dxa" w:w="3312"/>
             <w:shd w:fill="1A1A5E"/>
             <w:tcBorders>
               <w:top w:val="single" w:sz="8" w:color="1A1A5E"/>
@@ -6383,7 +6383,7 @@
         </w:tc>
         <w:tc>
           <w:tcPr>
-            <w:tcW w:type="dxa" w:w="3389"/>
+            <w:tcW w:type="dxa" w:w="3312"/>
             <w:shd w:fill="1A1A5E"/>
             <w:tcBorders>
               <w:top w:val="single" w:sz="8" w:color="1A1A5E"/>
@@ -6946,7 +6946,7 @@
       <w:tr>
         <w:tc>
           <w:tcPr>
-            <w:tcW w:type="dxa" w:w="5083"/>
+            <w:tcW w:type="dxa" w:w="4968"/>
             <w:shd w:fill="EAFBF9"/>
             <w:tcBorders>
               <w:top w:val="single" w:sz="8" w:color="BDEDE8"/>
@@ -6974,7 +6974,7 @@
         </w:tc>
         <w:tc>
           <w:tcPr>
-            <w:tcW w:type="dxa" w:w="5083"/>
+            <w:tcW w:type="dxa" w:w="4968"/>
             <w:shd w:fill="EAFBF9"/>
             <w:tcBorders>
               <w:top w:val="single" w:sz="8" w:color="BDEDE8"/>
@@ -7054,7 +7054,7 @@
       <w:tr>
         <w:tc>
           <w:tcPr>
-            <w:tcW w:type="dxa" w:w="3389"/>
+            <w:tcW w:type="dxa" w:w="3312"/>
             <w:shd w:fill="1A1A5E"/>
             <w:tcBorders>
               <w:top w:val="single" w:sz="8" w:color="1A1A5E"/>
@@ -7082,7 +7082,7 @@
         </w:tc>
         <w:tc>
           <w:tcPr>
-            <w:tcW w:type="dxa" w:w="3389"/>
+            <w:tcW w:type="dxa" w:w="3312"/>
             <w:shd w:fill="1A1A5E"/>
             <w:tcBorders>
               <w:top w:val="single" w:sz="8" w:color="1A1A5E"/>
@@ -7110,7 +7110,7 @@
         </w:tc>
         <w:tc>
           <w:tcPr>
-            <w:tcW w:type="dxa" w:w="3389"/>
+            <w:tcW w:type="dxa" w:w="3312"/>
             <w:shd w:fill="1A1A5E"/>
             <w:tcBorders>
               <w:top w:val="single" w:sz="8" w:color="1A1A5E"/>
@@ -7492,7 +7492,7 @@
       <w:tr>
         <w:tc>
           <w:tcPr>
-            <w:tcW w:type="dxa" w:w="5083"/>
+            <w:tcW w:type="dxa" w:w="4968"/>
             <w:shd w:fill="1A1A5E"/>
             <w:tcBorders>
               <w:top w:val="single" w:sz="8" w:color="1A1A5E"/>
@@ -7520,7 +7520,7 @@
         </w:tc>
         <w:tc>
           <w:tcPr>
-            <w:tcW w:type="dxa" w:w="5083"/>
+            <w:tcW w:type="dxa" w:w="4968"/>
             <w:shd w:fill="1A1A5E"/>
             <w:tcBorders>
               <w:top w:val="single" w:sz="8" w:color="1A1A5E"/>
@@ -7873,7 +7873,7 @@
       <w:tr>
         <w:tc>
           <w:tcPr>
-            <w:tcW w:type="dxa" w:w="2541"/>
+            <w:tcW w:type="dxa" w:w="2484"/>
             <w:shd w:fill="1A1A5E"/>
             <w:tcBorders>
               <w:top w:val="single" w:sz="8" w:color="1A1A5E"/>
@@ -7901,7 +7901,7 @@
         </w:tc>
         <w:tc>
           <w:tcPr>
-            <w:tcW w:type="dxa" w:w="2541"/>
+            <w:tcW w:type="dxa" w:w="2484"/>
             <w:shd w:fill="1A1A5E"/>
             <w:tcBorders>
               <w:top w:val="single" w:sz="8" w:color="1A1A5E"/>
@@ -7929,7 +7929,7 @@
         </w:tc>
         <w:tc>
           <w:tcPr>
-            <w:tcW w:type="dxa" w:w="2541"/>
+            <w:tcW w:type="dxa" w:w="2484"/>
             <w:shd w:fill="1A1A5E"/>
             <w:tcBorders>
               <w:top w:val="single" w:sz="8" w:color="1A1A5E"/>
@@ -7957,7 +7957,7 @@
         </w:tc>
         <w:tc>
           <w:tcPr>
-            <w:tcW w:type="dxa" w:w="2541"/>
+            <w:tcW w:type="dxa" w:w="2484"/>
             <w:shd w:fill="1A1A5E"/>
             <w:tcBorders>
               <w:top w:val="single" w:sz="8" w:color="1A1A5E"/>
@@ -8391,7 +8391,7 @@
       <w:tr>
         <w:tc>
           <w:tcPr>
-            <w:tcW w:type="dxa" w:w="5083"/>
+            <w:tcW w:type="dxa" w:w="4968"/>
             <w:shd w:fill="1A1A5E"/>
             <w:tcBorders>
               <w:top w:val="single" w:sz="8" w:color="1A1A5E"/>
@@ -8419,7 +8419,7 @@
         </w:tc>
         <w:tc>
           <w:tcPr>
-            <w:tcW w:type="dxa" w:w="5083"/>
+            <w:tcW w:type="dxa" w:w="4968"/>
             <w:shd w:fill="1A1A5E"/>
             <w:tcBorders>
               <w:top w:val="single" w:sz="8" w:color="1A1A5E"/>
@@ -8814,7 +8814,7 @@
       <w:tr>
         <w:tc>
           <w:tcPr>
-            <w:tcW w:type="dxa" w:w="5083"/>
+            <w:tcW w:type="dxa" w:w="4968"/>
             <w:shd w:fill="EAFBF9"/>
             <w:tcBorders>
               <w:top w:val="single" w:sz="8" w:color="BDEDE8"/>
@@ -8842,7 +8842,7 @@
         </w:tc>
         <w:tc>
           <w:tcPr>
-            <w:tcW w:type="dxa" w:w="5083"/>
+            <w:tcW w:type="dxa" w:w="4968"/>
             <w:shd w:fill="EAFBF9"/>
             <w:tcBorders>
               <w:top w:val="single" w:sz="8" w:color="BDEDE8"/>
@@ -9011,7 +9011,7 @@
       <w:tr>
         <w:tc>
           <w:tcPr>
-            <w:tcW w:type="dxa" w:w="5083"/>
+            <w:tcW w:type="dxa" w:w="4968"/>
             <w:shd w:fill="EAFBF9"/>
             <w:tcBorders>
               <w:top w:val="single" w:sz="8" w:color="BDEDE8"/>
@@ -9039,7 +9039,7 @@
         </w:tc>
         <w:tc>
           <w:tcPr>
-            <w:tcW w:type="dxa" w:w="5083"/>
+            <w:tcW w:type="dxa" w:w="4968"/>
             <w:shd w:fill="EAFBF9"/>
             <w:tcBorders>
               <w:top w:val="single" w:sz="8" w:color="BDEDE8"/>
@@ -9165,7 +9165,7 @@
       <w:headerReference w:type="default" r:id="rId9"/>
       <w:footerReference w:type="default" r:id="rId10"/>
       <w:pgSz w:w="12240" w:h="15840"/>
-      <w:pgMar w:top="893" w:right="1037" w:bottom="893" w:left="1037" w:header="720" w:footer="720" w:gutter="0"/>
+      <w:pgMar w:top="893" w:right="1152" w:bottom="893" w:left="1152" w:header="720" w:footer="720" w:gutter="0"/>
       <w:cols w:space="720"/>
       <w:docGrid w:linePitch="360"/>
     </w:sectPr>

--- a/docs/Plan_Comercial_Nexo_Klar_2026_2027.docx
+++ b/docs/Plan_Comercial_Nexo_Klar_2026_2027.docx
@@ -55,8 +55,8 @@
         <w:tblLook w:firstColumn="1" w:firstRow="1" w:lastColumn="0" w:lastRow="0" w:noHBand="0" w:noVBand="1" w:val="04A0"/>
       </w:tblPr>
       <w:tblGrid>
-        <w:gridCol w:w="1944"/>
-        <w:gridCol w:w="8280"/>
+        <w:gridCol w:w="1728"/>
+        <w:gridCol w:w="7776"/>
       </w:tblGrid>
       <w:tr>
         <w:tc>
@@ -69,6 +69,12 @@
               <w:bottom w:val="single" w:sz="8" w:color="BDEDE8"/>
               <w:right w:val="single" w:sz="8" w:color="BDEDE8"/>
             </w:tcBorders>
+            <w:tcMar>
+              <w:top w:w="90" w:type="dxa"/>
+              <w:start w:w="110" w:type="dxa"/>
+              <w:bottom w:w="90" w:type="dxa"/>
+              <w:end w:w="110" w:type="dxa"/>
+            </w:tcMar>
             <w:vAlign w:val="center"/>
           </w:tcPr>
           <w:p>
@@ -97,6 +103,12 @@
               <w:bottom w:val="single" w:sz="8" w:color="BDEDE8"/>
               <w:right w:val="single" w:sz="8" w:color="BDEDE8"/>
             </w:tcBorders>
+            <w:tcMar>
+              <w:top w:w="90" w:type="dxa"/>
+              <w:start w:w="110" w:type="dxa"/>
+              <w:bottom w:w="90" w:type="dxa"/>
+              <w:end w:w="110" w:type="dxa"/>
+            </w:tcMar>
             <w:vAlign w:val="center"/>
           </w:tcPr>
           <w:p>
@@ -122,44 +134,80 @@
         <w:spacing w:after="20"/>
       </w:pPr>
     </w:p>
+    <w:tbl>
+      <w:tblPr>
+        <w:tblW w:type="auto" w:w="0"/>
+        <w:jc w:val="center"/>
+        <w:tblLayout w:type="fixed"/>
+        <w:tblLook w:firstColumn="1" w:firstRow="1" w:lastColumn="0" w:lastRow="0" w:noHBand="0" w:noVBand="1" w:val="04A0"/>
+      </w:tblPr>
+      <w:tblGrid>
+        <w:gridCol w:w="9504"/>
+      </w:tblGrid>
+      <w:tr>
+        <w:tc>
+          <w:tcPr>
+            <w:tcW w:type="dxa" w:w="9936"/>
+            <w:shd w:fill="FFFFFF"/>
+            <w:tcBorders>
+              <w:top w:val="single" w:sz="12" w:color="D9DCE8"/>
+              <w:left w:val="single" w:sz="12" w:color="D9DCE8"/>
+              <w:bottom w:val="single" w:sz="12" w:color="D9DCE8"/>
+              <w:right w:val="single" w:sz="12" w:color="D9DCE8"/>
+            </w:tcBorders>
+            <w:tcMar>
+              <w:top w:w="130" w:type="dxa"/>
+              <w:start w:w="130" w:type="dxa"/>
+              <w:bottom w:w="130" w:type="dxa"/>
+              <w:end w:w="130" w:type="dxa"/>
+            </w:tcMar>
+          </w:tcPr>
+          <w:p>
+            <w:pPr>
+              <w:jc w:val="center"/>
+            </w:pPr>
+            <w:r>
+              <w:drawing>
+                <wp:inline xmlns:a="http://schemas.openxmlformats.org/drawingml/2006/main" xmlns:pic="http://schemas.openxmlformats.org/drawingml/2006/picture">
+                  <wp:extent cx="5486400" cy="2228850"/>
+                  <wp:docPr id="1" name="Picture 1"/>
+                  <wp:cNvGraphicFramePr>
+                    <a:graphicFrameLocks noChangeAspect="1"/>
+                  </wp:cNvGraphicFramePr>
+                  <a:graphic>
+                    <a:graphicData uri="http://schemas.openxmlformats.org/drawingml/2006/picture">
+                      <pic:pic>
+                        <pic:nvPicPr>
+                          <pic:cNvPr id="0" name="_plan_comercial_nexo_klar_flujo.png"/>
+                          <pic:cNvPicPr/>
+                        </pic:nvPicPr>
+                        <pic:blipFill>
+                          <a:blip r:embed="rId11"/>
+                          <a:stretch>
+                            <a:fillRect/>
+                          </a:stretch>
+                        </pic:blipFill>
+                        <pic:spPr>
+                          <a:xfrm>
+                            <a:off x="0" y="0"/>
+                            <a:ext cx="5486400" cy="2228850"/>
+                          </a:xfrm>
+                          <a:prstGeom prst="rect"/>
+                        </pic:spPr>
+                      </pic:pic>
+                    </a:graphicData>
+                  </a:graphic>
+                </wp:inline>
+              </w:drawing>
+            </w:r>
+          </w:p>
+        </w:tc>
+      </w:tr>
+    </w:tbl>
     <w:p>
       <w:pPr>
-        <w:jc w:val="center"/>
+        <w:spacing w:after="20"/>
       </w:pPr>
-      <w:r>
-        <w:drawing>
-          <wp:inline xmlns:a="http://schemas.openxmlformats.org/drawingml/2006/main" xmlns:pic="http://schemas.openxmlformats.org/drawingml/2006/picture">
-            <wp:extent cx="5715000" cy="2321719"/>
-            <wp:docPr id="1" name="Picture 1"/>
-            <wp:cNvGraphicFramePr>
-              <a:graphicFrameLocks noChangeAspect="1"/>
-            </wp:cNvGraphicFramePr>
-            <a:graphic>
-              <a:graphicData uri="http://schemas.openxmlformats.org/drawingml/2006/picture">
-                <pic:pic>
-                  <pic:nvPicPr>
-                    <pic:cNvPr id="0" name="_plan_comercial_nexo_klar_flujo.png"/>
-                    <pic:cNvPicPr/>
-                  </pic:nvPicPr>
-                  <pic:blipFill>
-                    <a:blip r:embed="rId11"/>
-                    <a:stretch>
-                      <a:fillRect/>
-                    </a:stretch>
-                  </pic:blipFill>
-                  <pic:spPr>
-                    <a:xfrm>
-                      <a:off x="0" y="0"/>
-                      <a:ext cx="5715000" cy="2321719"/>
-                    </a:xfrm>
-                    <a:prstGeom prst="rect"/>
-                  </pic:spPr>
-                </pic:pic>
-              </a:graphicData>
-            </a:graphic>
-          </wp:inline>
-        </w:drawing>
-      </w:r>
     </w:p>
     <w:p>
       <w:pPr>
@@ -227,8 +275,8 @@
         <w:tblLook w:firstColumn="1" w:firstRow="1" w:lastColumn="0" w:lastRow="0" w:noHBand="0" w:noVBand="1" w:val="04A0"/>
       </w:tblPr>
       <w:tblGrid>
-        <w:gridCol w:w="2232"/>
-        <w:gridCol w:w="7560"/>
+        <w:gridCol w:w="2166"/>
+        <w:gridCol w:w="7338"/>
       </w:tblGrid>
       <w:tr>
         <w:tc>
@@ -242,6 +290,12 @@
               <w:right w:val="single" w:sz="8" w:color="1A1A5E"/>
             </w:tcBorders>
             <w:vAlign w:val="center"/>
+            <w:tcMar>
+              <w:top w:w="90" w:type="dxa"/>
+              <w:start w:w="110" w:type="dxa"/>
+              <w:bottom w:w="90" w:type="dxa"/>
+              <w:end w:w="110" w:type="dxa"/>
+            </w:tcMar>
           </w:tcPr>
           <w:p>
             <w:pPr>
@@ -270,6 +324,12 @@
               <w:right w:val="single" w:sz="8" w:color="1A1A5E"/>
             </w:tcBorders>
             <w:vAlign w:val="center"/>
+            <w:tcMar>
+              <w:top w:w="90" w:type="dxa"/>
+              <w:start w:w="110" w:type="dxa"/>
+              <w:bottom w:w="90" w:type="dxa"/>
+              <w:end w:w="110" w:type="dxa"/>
+            </w:tcMar>
           </w:tcPr>
           <w:p>
             <w:pPr>
@@ -289,9 +349,12 @@
         </w:tc>
       </w:tr>
       <w:tr>
+        <w:trPr>
+          <w:cantSplit/>
+        </w:trPr>
         <w:tc>
           <w:tcPr>
-            <w:tcW w:type="dxa" w:w="2232"/>
+            <w:tcW w:type="dxa" w:w="2166"/>
             <w:shd w:fill="FBF9F5"/>
             <w:tcBorders>
               <w:top w:val="single" w:sz="8" w:color="E3DED2"/>
@@ -300,6 +363,12 @@
               <w:right w:val="single" w:sz="8" w:color="E3DED2"/>
             </w:tcBorders>
             <w:vAlign w:val="center"/>
+            <w:tcMar>
+              <w:top w:w="90" w:type="dxa"/>
+              <w:start w:w="110" w:type="dxa"/>
+              <w:bottom w:w="90" w:type="dxa"/>
+              <w:end w:w="110" w:type="dxa"/>
+            </w:tcMar>
           </w:tcPr>
           <w:p>
             <w:pPr>
@@ -319,7 +388,7 @@
         </w:tc>
         <w:tc>
           <w:tcPr>
-            <w:tcW w:type="dxa" w:w="7560"/>
+            <w:tcW w:type="dxa" w:w="7338"/>
             <w:shd w:fill="FBF9F5"/>
             <w:tcBorders>
               <w:top w:val="single" w:sz="8" w:color="E3DED2"/>
@@ -328,6 +397,12 @@
               <w:right w:val="single" w:sz="8" w:color="E3DED2"/>
             </w:tcBorders>
             <w:vAlign w:val="center"/>
+            <w:tcMar>
+              <w:top w:w="90" w:type="dxa"/>
+              <w:start w:w="110" w:type="dxa"/>
+              <w:bottom w:w="90" w:type="dxa"/>
+              <w:end w:w="110" w:type="dxa"/>
+            </w:tcMar>
           </w:tcPr>
           <w:p>
             <w:pPr>
@@ -347,9 +422,12 @@
         </w:tc>
       </w:tr>
       <w:tr>
+        <w:trPr>
+          <w:cantSplit/>
+        </w:trPr>
         <w:tc>
           <w:tcPr>
-            <w:tcW w:type="dxa" w:w="2232"/>
+            <w:tcW w:type="dxa" w:w="2166"/>
             <w:shd w:fill="FFFFFF"/>
             <w:tcBorders>
               <w:top w:val="single" w:sz="8" w:color="E3DED2"/>
@@ -358,6 +436,12 @@
               <w:right w:val="single" w:sz="8" w:color="E3DED2"/>
             </w:tcBorders>
             <w:vAlign w:val="center"/>
+            <w:tcMar>
+              <w:top w:w="90" w:type="dxa"/>
+              <w:start w:w="110" w:type="dxa"/>
+              <w:bottom w:w="90" w:type="dxa"/>
+              <w:end w:w="110" w:type="dxa"/>
+            </w:tcMar>
           </w:tcPr>
           <w:p>
             <w:pPr>
@@ -377,7 +461,7 @@
         </w:tc>
         <w:tc>
           <w:tcPr>
-            <w:tcW w:type="dxa" w:w="7560"/>
+            <w:tcW w:type="dxa" w:w="7338"/>
             <w:shd w:fill="FFFFFF"/>
             <w:tcBorders>
               <w:top w:val="single" w:sz="8" w:color="E3DED2"/>
@@ -386,6 +470,12 @@
               <w:right w:val="single" w:sz="8" w:color="E3DED2"/>
             </w:tcBorders>
             <w:vAlign w:val="center"/>
+            <w:tcMar>
+              <w:top w:w="90" w:type="dxa"/>
+              <w:start w:w="110" w:type="dxa"/>
+              <w:bottom w:w="90" w:type="dxa"/>
+              <w:end w:w="110" w:type="dxa"/>
+            </w:tcMar>
           </w:tcPr>
           <w:p>
             <w:pPr>
@@ -405,9 +495,12 @@
         </w:tc>
       </w:tr>
       <w:tr>
+        <w:trPr>
+          <w:cantSplit/>
+        </w:trPr>
         <w:tc>
           <w:tcPr>
-            <w:tcW w:type="dxa" w:w="2232"/>
+            <w:tcW w:type="dxa" w:w="2166"/>
             <w:shd w:fill="FBF9F5"/>
             <w:tcBorders>
               <w:top w:val="single" w:sz="8" w:color="E3DED2"/>
@@ -416,6 +509,12 @@
               <w:right w:val="single" w:sz="8" w:color="E3DED2"/>
             </w:tcBorders>
             <w:vAlign w:val="center"/>
+            <w:tcMar>
+              <w:top w:w="90" w:type="dxa"/>
+              <w:start w:w="110" w:type="dxa"/>
+              <w:bottom w:w="90" w:type="dxa"/>
+              <w:end w:w="110" w:type="dxa"/>
+            </w:tcMar>
           </w:tcPr>
           <w:p>
             <w:pPr>
@@ -435,7 +534,7 @@
         </w:tc>
         <w:tc>
           <w:tcPr>
-            <w:tcW w:type="dxa" w:w="7560"/>
+            <w:tcW w:type="dxa" w:w="7338"/>
             <w:shd w:fill="FBF9F5"/>
             <w:tcBorders>
               <w:top w:val="single" w:sz="8" w:color="E3DED2"/>
@@ -444,6 +543,12 @@
               <w:right w:val="single" w:sz="8" w:color="E3DED2"/>
             </w:tcBorders>
             <w:vAlign w:val="center"/>
+            <w:tcMar>
+              <w:top w:w="90" w:type="dxa"/>
+              <w:start w:w="110" w:type="dxa"/>
+              <w:bottom w:w="90" w:type="dxa"/>
+              <w:end w:w="110" w:type="dxa"/>
+            </w:tcMar>
           </w:tcPr>
           <w:p>
             <w:pPr>
@@ -463,9 +568,12 @@
         </w:tc>
       </w:tr>
       <w:tr>
+        <w:trPr>
+          <w:cantSplit/>
+        </w:trPr>
         <w:tc>
           <w:tcPr>
-            <w:tcW w:type="dxa" w:w="2232"/>
+            <w:tcW w:type="dxa" w:w="2166"/>
             <w:shd w:fill="FFFFFF"/>
             <w:tcBorders>
               <w:top w:val="single" w:sz="8" w:color="E3DED2"/>
@@ -474,6 +582,12 @@
               <w:right w:val="single" w:sz="8" w:color="E3DED2"/>
             </w:tcBorders>
             <w:vAlign w:val="center"/>
+            <w:tcMar>
+              <w:top w:w="90" w:type="dxa"/>
+              <w:start w:w="110" w:type="dxa"/>
+              <w:bottom w:w="90" w:type="dxa"/>
+              <w:end w:w="110" w:type="dxa"/>
+            </w:tcMar>
           </w:tcPr>
           <w:p>
             <w:pPr>
@@ -493,7 +607,7 @@
         </w:tc>
         <w:tc>
           <w:tcPr>
-            <w:tcW w:type="dxa" w:w="7560"/>
+            <w:tcW w:type="dxa" w:w="7338"/>
             <w:shd w:fill="FFFFFF"/>
             <w:tcBorders>
               <w:top w:val="single" w:sz="8" w:color="E3DED2"/>
@@ -502,6 +616,12 @@
               <w:right w:val="single" w:sz="8" w:color="E3DED2"/>
             </w:tcBorders>
             <w:vAlign w:val="center"/>
+            <w:tcMar>
+              <w:top w:w="90" w:type="dxa"/>
+              <w:start w:w="110" w:type="dxa"/>
+              <w:bottom w:w="90" w:type="dxa"/>
+              <w:end w:w="110" w:type="dxa"/>
+            </w:tcMar>
           </w:tcPr>
           <w:p>
             <w:pPr>
@@ -521,9 +641,12 @@
         </w:tc>
       </w:tr>
       <w:tr>
+        <w:trPr>
+          <w:cantSplit/>
+        </w:trPr>
         <w:tc>
           <w:tcPr>
-            <w:tcW w:type="dxa" w:w="2232"/>
+            <w:tcW w:type="dxa" w:w="2166"/>
             <w:shd w:fill="FBF9F5"/>
             <w:tcBorders>
               <w:top w:val="single" w:sz="8" w:color="E3DED2"/>
@@ -532,6 +655,12 @@
               <w:right w:val="single" w:sz="8" w:color="E3DED2"/>
             </w:tcBorders>
             <w:vAlign w:val="center"/>
+            <w:tcMar>
+              <w:top w:w="90" w:type="dxa"/>
+              <w:start w:w="110" w:type="dxa"/>
+              <w:bottom w:w="90" w:type="dxa"/>
+              <w:end w:w="110" w:type="dxa"/>
+            </w:tcMar>
           </w:tcPr>
           <w:p>
             <w:pPr>
@@ -551,7 +680,7 @@
         </w:tc>
         <w:tc>
           <w:tcPr>
-            <w:tcW w:type="dxa" w:w="7560"/>
+            <w:tcW w:type="dxa" w:w="7338"/>
             <w:shd w:fill="FBF9F5"/>
             <w:tcBorders>
               <w:top w:val="single" w:sz="8" w:color="E3DED2"/>
@@ -560,6 +689,12 @@
               <w:right w:val="single" w:sz="8" w:color="E3DED2"/>
             </w:tcBorders>
             <w:vAlign w:val="center"/>
+            <w:tcMar>
+              <w:top w:w="90" w:type="dxa"/>
+              <w:start w:w="110" w:type="dxa"/>
+              <w:bottom w:w="90" w:type="dxa"/>
+              <w:end w:w="110" w:type="dxa"/>
+            </w:tcMar>
           </w:tcPr>
           <w:p>
             <w:pPr>
@@ -592,8 +727,8 @@
         <w:tblLook w:firstColumn="1" w:firstRow="1" w:lastColumn="0" w:lastRow="0" w:noHBand="0" w:noVBand="1" w:val="04A0"/>
       </w:tblPr>
       <w:tblGrid>
-        <w:gridCol w:w="1944"/>
-        <w:gridCol w:w="8280"/>
+        <w:gridCol w:w="1728"/>
+        <w:gridCol w:w="7776"/>
       </w:tblGrid>
       <w:tr>
         <w:tc>
@@ -606,6 +741,12 @@
               <w:bottom w:val="single" w:sz="8" w:color="BDEDE8"/>
               <w:right w:val="single" w:sz="8" w:color="BDEDE8"/>
             </w:tcBorders>
+            <w:tcMar>
+              <w:top w:w="90" w:type="dxa"/>
+              <w:start w:w="110" w:type="dxa"/>
+              <w:bottom w:w="90" w:type="dxa"/>
+              <w:end w:w="110" w:type="dxa"/>
+            </w:tcMar>
             <w:vAlign w:val="center"/>
           </w:tcPr>
           <w:p>
@@ -634,6 +775,12 @@
               <w:bottom w:val="single" w:sz="8" w:color="BDEDE8"/>
               <w:right w:val="single" w:sz="8" w:color="BDEDE8"/>
             </w:tcBorders>
+            <w:tcMar>
+              <w:top w:w="90" w:type="dxa"/>
+              <w:start w:w="110" w:type="dxa"/>
+              <w:bottom w:w="90" w:type="dxa"/>
+              <w:end w:w="110" w:type="dxa"/>
+            </w:tcMar>
             <w:vAlign w:val="center"/>
           </w:tcPr>
           <w:p>
@@ -712,9 +859,9 @@
         <w:tblLook w:firstColumn="1" w:firstRow="1" w:lastColumn="0" w:lastRow="0" w:noHBand="0" w:noVBand="1" w:val="04A0"/>
       </w:tblPr>
       <w:tblGrid>
-        <w:gridCol w:w="2232"/>
-        <w:gridCol w:w="5040"/>
-        <w:gridCol w:w="2520"/>
+        <w:gridCol w:w="2166"/>
+        <w:gridCol w:w="4892"/>
+        <w:gridCol w:w="2446"/>
       </w:tblGrid>
       <w:tr>
         <w:tc>
@@ -728,6 +875,12 @@
               <w:right w:val="single" w:sz="8" w:color="1A1A5E"/>
             </w:tcBorders>
             <w:vAlign w:val="center"/>
+            <w:tcMar>
+              <w:top w:w="90" w:type="dxa"/>
+              <w:start w:w="110" w:type="dxa"/>
+              <w:bottom w:w="90" w:type="dxa"/>
+              <w:end w:w="110" w:type="dxa"/>
+            </w:tcMar>
           </w:tcPr>
           <w:p>
             <w:pPr>
@@ -756,6 +909,12 @@
               <w:right w:val="single" w:sz="8" w:color="1A1A5E"/>
             </w:tcBorders>
             <w:vAlign w:val="center"/>
+            <w:tcMar>
+              <w:top w:w="90" w:type="dxa"/>
+              <w:start w:w="110" w:type="dxa"/>
+              <w:bottom w:w="90" w:type="dxa"/>
+              <w:end w:w="110" w:type="dxa"/>
+            </w:tcMar>
           </w:tcPr>
           <w:p>
             <w:pPr>
@@ -784,6 +943,12 @@
               <w:right w:val="single" w:sz="8" w:color="1A1A5E"/>
             </w:tcBorders>
             <w:vAlign w:val="center"/>
+            <w:tcMar>
+              <w:top w:w="90" w:type="dxa"/>
+              <w:start w:w="110" w:type="dxa"/>
+              <w:bottom w:w="90" w:type="dxa"/>
+              <w:end w:w="110" w:type="dxa"/>
+            </w:tcMar>
           </w:tcPr>
           <w:p>
             <w:pPr>
@@ -803,9 +968,12 @@
         </w:tc>
       </w:tr>
       <w:tr>
+        <w:trPr>
+          <w:cantSplit/>
+        </w:trPr>
         <w:tc>
           <w:tcPr>
-            <w:tcW w:type="dxa" w:w="2232"/>
+            <w:tcW w:type="dxa" w:w="2166"/>
             <w:shd w:fill="FBF9F5"/>
             <w:tcBorders>
               <w:top w:val="single" w:sz="8" w:color="E3DED2"/>
@@ -814,6 +982,12 @@
               <w:right w:val="single" w:sz="8" w:color="E3DED2"/>
             </w:tcBorders>
             <w:vAlign w:val="center"/>
+            <w:tcMar>
+              <w:top w:w="90" w:type="dxa"/>
+              <w:start w:w="110" w:type="dxa"/>
+              <w:bottom w:w="90" w:type="dxa"/>
+              <w:end w:w="110" w:type="dxa"/>
+            </w:tcMar>
           </w:tcPr>
           <w:p>
             <w:pPr>
@@ -833,7 +1007,7 @@
         </w:tc>
         <w:tc>
           <w:tcPr>
-            <w:tcW w:type="dxa" w:w="5040"/>
+            <w:tcW w:type="dxa" w:w="4892"/>
             <w:shd w:fill="FBF9F5"/>
             <w:tcBorders>
               <w:top w:val="single" w:sz="8" w:color="E3DED2"/>
@@ -842,6 +1016,12 @@
               <w:right w:val="single" w:sz="8" w:color="E3DED2"/>
             </w:tcBorders>
             <w:vAlign w:val="center"/>
+            <w:tcMar>
+              <w:top w:w="90" w:type="dxa"/>
+              <w:start w:w="110" w:type="dxa"/>
+              <w:bottom w:w="90" w:type="dxa"/>
+              <w:end w:w="110" w:type="dxa"/>
+            </w:tcMar>
           </w:tcPr>
           <w:p>
             <w:pPr>
@@ -861,7 +1041,7 @@
         </w:tc>
         <w:tc>
           <w:tcPr>
-            <w:tcW w:type="dxa" w:w="2520"/>
+            <w:tcW w:type="dxa" w:w="2446"/>
             <w:shd w:fill="FBF9F5"/>
             <w:tcBorders>
               <w:top w:val="single" w:sz="8" w:color="E3DED2"/>
@@ -870,6 +1050,12 @@
               <w:right w:val="single" w:sz="8" w:color="E3DED2"/>
             </w:tcBorders>
             <w:vAlign w:val="center"/>
+            <w:tcMar>
+              <w:top w:w="90" w:type="dxa"/>
+              <w:start w:w="110" w:type="dxa"/>
+              <w:bottom w:w="90" w:type="dxa"/>
+              <w:end w:w="110" w:type="dxa"/>
+            </w:tcMar>
           </w:tcPr>
           <w:p>
             <w:pPr>
@@ -889,9 +1075,12 @@
         </w:tc>
       </w:tr>
       <w:tr>
+        <w:trPr>
+          <w:cantSplit/>
+        </w:trPr>
         <w:tc>
           <w:tcPr>
-            <w:tcW w:type="dxa" w:w="2232"/>
+            <w:tcW w:type="dxa" w:w="2166"/>
             <w:shd w:fill="FFFFFF"/>
             <w:tcBorders>
               <w:top w:val="single" w:sz="8" w:color="E3DED2"/>
@@ -900,6 +1089,12 @@
               <w:right w:val="single" w:sz="8" w:color="E3DED2"/>
             </w:tcBorders>
             <w:vAlign w:val="center"/>
+            <w:tcMar>
+              <w:top w:w="90" w:type="dxa"/>
+              <w:start w:w="110" w:type="dxa"/>
+              <w:bottom w:w="90" w:type="dxa"/>
+              <w:end w:w="110" w:type="dxa"/>
+            </w:tcMar>
           </w:tcPr>
           <w:p>
             <w:pPr>
@@ -919,7 +1114,7 @@
         </w:tc>
         <w:tc>
           <w:tcPr>
-            <w:tcW w:type="dxa" w:w="5040"/>
+            <w:tcW w:type="dxa" w:w="4892"/>
             <w:shd w:fill="FFFFFF"/>
             <w:tcBorders>
               <w:top w:val="single" w:sz="8" w:color="E3DED2"/>
@@ -928,6 +1123,12 @@
               <w:right w:val="single" w:sz="8" w:color="E3DED2"/>
             </w:tcBorders>
             <w:vAlign w:val="center"/>
+            <w:tcMar>
+              <w:top w:w="90" w:type="dxa"/>
+              <w:start w:w="110" w:type="dxa"/>
+              <w:bottom w:w="90" w:type="dxa"/>
+              <w:end w:w="110" w:type="dxa"/>
+            </w:tcMar>
           </w:tcPr>
           <w:p>
             <w:pPr>
@@ -947,7 +1148,7 @@
         </w:tc>
         <w:tc>
           <w:tcPr>
-            <w:tcW w:type="dxa" w:w="2520"/>
+            <w:tcW w:type="dxa" w:w="2446"/>
             <w:shd w:fill="FFFFFF"/>
             <w:tcBorders>
               <w:top w:val="single" w:sz="8" w:color="E3DED2"/>
@@ -956,6 +1157,12 @@
               <w:right w:val="single" w:sz="8" w:color="E3DED2"/>
             </w:tcBorders>
             <w:vAlign w:val="center"/>
+            <w:tcMar>
+              <w:top w:w="90" w:type="dxa"/>
+              <w:start w:w="110" w:type="dxa"/>
+              <w:bottom w:w="90" w:type="dxa"/>
+              <w:end w:w="110" w:type="dxa"/>
+            </w:tcMar>
           </w:tcPr>
           <w:p>
             <w:pPr>
@@ -975,9 +1182,12 @@
         </w:tc>
       </w:tr>
       <w:tr>
+        <w:trPr>
+          <w:cantSplit/>
+        </w:trPr>
         <w:tc>
           <w:tcPr>
-            <w:tcW w:type="dxa" w:w="2232"/>
+            <w:tcW w:type="dxa" w:w="2166"/>
             <w:shd w:fill="FBF9F5"/>
             <w:tcBorders>
               <w:top w:val="single" w:sz="8" w:color="E3DED2"/>
@@ -986,6 +1196,12 @@
               <w:right w:val="single" w:sz="8" w:color="E3DED2"/>
             </w:tcBorders>
             <w:vAlign w:val="center"/>
+            <w:tcMar>
+              <w:top w:w="90" w:type="dxa"/>
+              <w:start w:w="110" w:type="dxa"/>
+              <w:bottom w:w="90" w:type="dxa"/>
+              <w:end w:w="110" w:type="dxa"/>
+            </w:tcMar>
           </w:tcPr>
           <w:p>
             <w:pPr>
@@ -1005,7 +1221,7 @@
         </w:tc>
         <w:tc>
           <w:tcPr>
-            <w:tcW w:type="dxa" w:w="5040"/>
+            <w:tcW w:type="dxa" w:w="4892"/>
             <w:shd w:fill="FBF9F5"/>
             <w:tcBorders>
               <w:top w:val="single" w:sz="8" w:color="E3DED2"/>
@@ -1014,6 +1230,12 @@
               <w:right w:val="single" w:sz="8" w:color="E3DED2"/>
             </w:tcBorders>
             <w:vAlign w:val="center"/>
+            <w:tcMar>
+              <w:top w:w="90" w:type="dxa"/>
+              <w:start w:w="110" w:type="dxa"/>
+              <w:bottom w:w="90" w:type="dxa"/>
+              <w:end w:w="110" w:type="dxa"/>
+            </w:tcMar>
           </w:tcPr>
           <w:p>
             <w:pPr>
@@ -1033,7 +1255,7 @@
         </w:tc>
         <w:tc>
           <w:tcPr>
-            <w:tcW w:type="dxa" w:w="2520"/>
+            <w:tcW w:type="dxa" w:w="2446"/>
             <w:shd w:fill="FBF9F5"/>
             <w:tcBorders>
               <w:top w:val="single" w:sz="8" w:color="E3DED2"/>
@@ -1042,6 +1264,12 @@
               <w:right w:val="single" w:sz="8" w:color="E3DED2"/>
             </w:tcBorders>
             <w:vAlign w:val="center"/>
+            <w:tcMar>
+              <w:top w:w="90" w:type="dxa"/>
+              <w:start w:w="110" w:type="dxa"/>
+              <w:bottom w:w="90" w:type="dxa"/>
+              <w:end w:w="110" w:type="dxa"/>
+            </w:tcMar>
           </w:tcPr>
           <w:p>
             <w:pPr>
@@ -1061,9 +1289,12 @@
         </w:tc>
       </w:tr>
       <w:tr>
+        <w:trPr>
+          <w:cantSplit/>
+        </w:trPr>
         <w:tc>
           <w:tcPr>
-            <w:tcW w:type="dxa" w:w="2232"/>
+            <w:tcW w:type="dxa" w:w="2166"/>
             <w:shd w:fill="FFFFFF"/>
             <w:tcBorders>
               <w:top w:val="single" w:sz="8" w:color="E3DED2"/>
@@ -1072,6 +1303,12 @@
               <w:right w:val="single" w:sz="8" w:color="E3DED2"/>
             </w:tcBorders>
             <w:vAlign w:val="center"/>
+            <w:tcMar>
+              <w:top w:w="90" w:type="dxa"/>
+              <w:start w:w="110" w:type="dxa"/>
+              <w:bottom w:w="90" w:type="dxa"/>
+              <w:end w:w="110" w:type="dxa"/>
+            </w:tcMar>
           </w:tcPr>
           <w:p>
             <w:pPr>
@@ -1091,7 +1328,7 @@
         </w:tc>
         <w:tc>
           <w:tcPr>
-            <w:tcW w:type="dxa" w:w="5040"/>
+            <w:tcW w:type="dxa" w:w="4892"/>
             <w:shd w:fill="FFFFFF"/>
             <w:tcBorders>
               <w:top w:val="single" w:sz="8" w:color="E3DED2"/>
@@ -1100,6 +1337,12 @@
               <w:right w:val="single" w:sz="8" w:color="E3DED2"/>
             </w:tcBorders>
             <w:vAlign w:val="center"/>
+            <w:tcMar>
+              <w:top w:w="90" w:type="dxa"/>
+              <w:start w:w="110" w:type="dxa"/>
+              <w:bottom w:w="90" w:type="dxa"/>
+              <w:end w:w="110" w:type="dxa"/>
+            </w:tcMar>
           </w:tcPr>
           <w:p>
             <w:pPr>
@@ -1119,7 +1362,7 @@
         </w:tc>
         <w:tc>
           <w:tcPr>
-            <w:tcW w:type="dxa" w:w="2520"/>
+            <w:tcW w:type="dxa" w:w="2446"/>
             <w:shd w:fill="FFFFFF"/>
             <w:tcBorders>
               <w:top w:val="single" w:sz="8" w:color="E3DED2"/>
@@ -1128,6 +1371,12 @@
               <w:right w:val="single" w:sz="8" w:color="E3DED2"/>
             </w:tcBorders>
             <w:vAlign w:val="center"/>
+            <w:tcMar>
+              <w:top w:w="90" w:type="dxa"/>
+              <w:start w:w="110" w:type="dxa"/>
+              <w:bottom w:w="90" w:type="dxa"/>
+              <w:end w:w="110" w:type="dxa"/>
+            </w:tcMar>
           </w:tcPr>
           <w:p>
             <w:pPr>
@@ -1147,9 +1396,12 @@
         </w:tc>
       </w:tr>
       <w:tr>
+        <w:trPr>
+          <w:cantSplit/>
+        </w:trPr>
         <w:tc>
           <w:tcPr>
-            <w:tcW w:type="dxa" w:w="2232"/>
+            <w:tcW w:type="dxa" w:w="2166"/>
             <w:shd w:fill="FBF9F5"/>
             <w:tcBorders>
               <w:top w:val="single" w:sz="8" w:color="E3DED2"/>
@@ -1158,6 +1410,12 @@
               <w:right w:val="single" w:sz="8" w:color="E3DED2"/>
             </w:tcBorders>
             <w:vAlign w:val="center"/>
+            <w:tcMar>
+              <w:top w:w="90" w:type="dxa"/>
+              <w:start w:w="110" w:type="dxa"/>
+              <w:bottom w:w="90" w:type="dxa"/>
+              <w:end w:w="110" w:type="dxa"/>
+            </w:tcMar>
           </w:tcPr>
           <w:p>
             <w:pPr>
@@ -1177,7 +1435,7 @@
         </w:tc>
         <w:tc>
           <w:tcPr>
-            <w:tcW w:type="dxa" w:w="5040"/>
+            <w:tcW w:type="dxa" w:w="4892"/>
             <w:shd w:fill="FBF9F5"/>
             <w:tcBorders>
               <w:top w:val="single" w:sz="8" w:color="E3DED2"/>
@@ -1186,6 +1444,12 @@
               <w:right w:val="single" w:sz="8" w:color="E3DED2"/>
             </w:tcBorders>
             <w:vAlign w:val="center"/>
+            <w:tcMar>
+              <w:top w:w="90" w:type="dxa"/>
+              <w:start w:w="110" w:type="dxa"/>
+              <w:bottom w:w="90" w:type="dxa"/>
+              <w:end w:w="110" w:type="dxa"/>
+            </w:tcMar>
           </w:tcPr>
           <w:p>
             <w:pPr>
@@ -1205,7 +1469,7 @@
         </w:tc>
         <w:tc>
           <w:tcPr>
-            <w:tcW w:type="dxa" w:w="2520"/>
+            <w:tcW w:type="dxa" w:w="2446"/>
             <w:shd w:fill="FBF9F5"/>
             <w:tcBorders>
               <w:top w:val="single" w:sz="8" w:color="E3DED2"/>
@@ -1214,6 +1478,12 @@
               <w:right w:val="single" w:sz="8" w:color="E3DED2"/>
             </w:tcBorders>
             <w:vAlign w:val="center"/>
+            <w:tcMar>
+              <w:top w:w="90" w:type="dxa"/>
+              <w:start w:w="110" w:type="dxa"/>
+              <w:bottom w:w="90" w:type="dxa"/>
+              <w:end w:w="110" w:type="dxa"/>
+            </w:tcMar>
           </w:tcPr>
           <w:p>
             <w:pPr>
@@ -1300,9 +1570,9 @@
         <w:tblLook w:firstColumn="1" w:firstRow="1" w:lastColumn="0" w:lastRow="0" w:noHBand="0" w:noVBand="1" w:val="04A0"/>
       </w:tblPr>
       <w:tblGrid>
-        <w:gridCol w:w="1944"/>
-        <w:gridCol w:w="4752"/>
-        <w:gridCol w:w="3096"/>
+        <w:gridCol w:w="1887"/>
+        <w:gridCol w:w="4612"/>
+        <w:gridCol w:w="3005"/>
       </w:tblGrid>
       <w:tr>
         <w:tc>
@@ -1316,6 +1586,12 @@
               <w:right w:val="single" w:sz="8" w:color="1A1A5E"/>
             </w:tcBorders>
             <w:vAlign w:val="center"/>
+            <w:tcMar>
+              <w:top w:w="90" w:type="dxa"/>
+              <w:start w:w="110" w:type="dxa"/>
+              <w:bottom w:w="90" w:type="dxa"/>
+              <w:end w:w="110" w:type="dxa"/>
+            </w:tcMar>
           </w:tcPr>
           <w:p>
             <w:pPr>
@@ -1344,6 +1620,12 @@
               <w:right w:val="single" w:sz="8" w:color="1A1A5E"/>
             </w:tcBorders>
             <w:vAlign w:val="center"/>
+            <w:tcMar>
+              <w:top w:w="90" w:type="dxa"/>
+              <w:start w:w="110" w:type="dxa"/>
+              <w:bottom w:w="90" w:type="dxa"/>
+              <w:end w:w="110" w:type="dxa"/>
+            </w:tcMar>
           </w:tcPr>
           <w:p>
             <w:pPr>
@@ -1372,6 +1654,12 @@
               <w:right w:val="single" w:sz="8" w:color="1A1A5E"/>
             </w:tcBorders>
             <w:vAlign w:val="center"/>
+            <w:tcMar>
+              <w:top w:w="90" w:type="dxa"/>
+              <w:start w:w="110" w:type="dxa"/>
+              <w:bottom w:w="90" w:type="dxa"/>
+              <w:end w:w="110" w:type="dxa"/>
+            </w:tcMar>
           </w:tcPr>
           <w:p>
             <w:pPr>
@@ -1391,9 +1679,12 @@
         </w:tc>
       </w:tr>
       <w:tr>
+        <w:trPr>
+          <w:cantSplit/>
+        </w:trPr>
         <w:tc>
           <w:tcPr>
-            <w:tcW w:type="dxa" w:w="1944"/>
+            <w:tcW w:type="dxa" w:w="1887"/>
             <w:shd w:fill="FBF9F5"/>
             <w:tcBorders>
               <w:top w:val="single" w:sz="8" w:color="E3DED2"/>
@@ -1402,6 +1693,12 @@
               <w:right w:val="single" w:sz="8" w:color="E3DED2"/>
             </w:tcBorders>
             <w:vAlign w:val="center"/>
+            <w:tcMar>
+              <w:top w:w="90" w:type="dxa"/>
+              <w:start w:w="110" w:type="dxa"/>
+              <w:bottom w:w="90" w:type="dxa"/>
+              <w:end w:w="110" w:type="dxa"/>
+            </w:tcMar>
           </w:tcPr>
           <w:p>
             <w:pPr>
@@ -1421,7 +1718,7 @@
         </w:tc>
         <w:tc>
           <w:tcPr>
-            <w:tcW w:type="dxa" w:w="4752"/>
+            <w:tcW w:type="dxa" w:w="4612"/>
             <w:shd w:fill="FBF9F5"/>
             <w:tcBorders>
               <w:top w:val="single" w:sz="8" w:color="E3DED2"/>
@@ -1430,6 +1727,12 @@
               <w:right w:val="single" w:sz="8" w:color="E3DED2"/>
             </w:tcBorders>
             <w:vAlign w:val="center"/>
+            <w:tcMar>
+              <w:top w:w="90" w:type="dxa"/>
+              <w:start w:w="110" w:type="dxa"/>
+              <w:bottom w:w="90" w:type="dxa"/>
+              <w:end w:w="110" w:type="dxa"/>
+            </w:tcMar>
           </w:tcPr>
           <w:p>
             <w:pPr>
@@ -1449,7 +1752,7 @@
         </w:tc>
         <w:tc>
           <w:tcPr>
-            <w:tcW w:type="dxa" w:w="3096"/>
+            <w:tcW w:type="dxa" w:w="3005"/>
             <w:shd w:fill="FBF9F5"/>
             <w:tcBorders>
               <w:top w:val="single" w:sz="8" w:color="E3DED2"/>
@@ -1458,6 +1761,12 @@
               <w:right w:val="single" w:sz="8" w:color="E3DED2"/>
             </w:tcBorders>
             <w:vAlign w:val="center"/>
+            <w:tcMar>
+              <w:top w:w="90" w:type="dxa"/>
+              <w:start w:w="110" w:type="dxa"/>
+              <w:bottom w:w="90" w:type="dxa"/>
+              <w:end w:w="110" w:type="dxa"/>
+            </w:tcMar>
           </w:tcPr>
           <w:p>
             <w:pPr>
@@ -1477,9 +1786,12 @@
         </w:tc>
       </w:tr>
       <w:tr>
+        <w:trPr>
+          <w:cantSplit/>
+        </w:trPr>
         <w:tc>
           <w:tcPr>
-            <w:tcW w:type="dxa" w:w="1944"/>
+            <w:tcW w:type="dxa" w:w="1887"/>
             <w:shd w:fill="FFFFFF"/>
             <w:tcBorders>
               <w:top w:val="single" w:sz="8" w:color="E3DED2"/>
@@ -1488,6 +1800,12 @@
               <w:right w:val="single" w:sz="8" w:color="E3DED2"/>
             </w:tcBorders>
             <w:vAlign w:val="center"/>
+            <w:tcMar>
+              <w:top w:w="90" w:type="dxa"/>
+              <w:start w:w="110" w:type="dxa"/>
+              <w:bottom w:w="90" w:type="dxa"/>
+              <w:end w:w="110" w:type="dxa"/>
+            </w:tcMar>
           </w:tcPr>
           <w:p>
             <w:pPr>
@@ -1507,7 +1825,7 @@
         </w:tc>
         <w:tc>
           <w:tcPr>
-            <w:tcW w:type="dxa" w:w="4752"/>
+            <w:tcW w:type="dxa" w:w="4612"/>
             <w:shd w:fill="FFFFFF"/>
             <w:tcBorders>
               <w:top w:val="single" w:sz="8" w:color="E3DED2"/>
@@ -1516,6 +1834,12 @@
               <w:right w:val="single" w:sz="8" w:color="E3DED2"/>
             </w:tcBorders>
             <w:vAlign w:val="center"/>
+            <w:tcMar>
+              <w:top w:w="90" w:type="dxa"/>
+              <w:start w:w="110" w:type="dxa"/>
+              <w:bottom w:w="90" w:type="dxa"/>
+              <w:end w:w="110" w:type="dxa"/>
+            </w:tcMar>
           </w:tcPr>
           <w:p>
             <w:pPr>
@@ -1535,7 +1859,7 @@
         </w:tc>
         <w:tc>
           <w:tcPr>
-            <w:tcW w:type="dxa" w:w="3096"/>
+            <w:tcW w:type="dxa" w:w="3005"/>
             <w:shd w:fill="FFFFFF"/>
             <w:tcBorders>
               <w:top w:val="single" w:sz="8" w:color="E3DED2"/>
@@ -1544,6 +1868,12 @@
               <w:right w:val="single" w:sz="8" w:color="E3DED2"/>
             </w:tcBorders>
             <w:vAlign w:val="center"/>
+            <w:tcMar>
+              <w:top w:w="90" w:type="dxa"/>
+              <w:start w:w="110" w:type="dxa"/>
+              <w:bottom w:w="90" w:type="dxa"/>
+              <w:end w:w="110" w:type="dxa"/>
+            </w:tcMar>
           </w:tcPr>
           <w:p>
             <w:pPr>
@@ -1563,9 +1893,12 @@
         </w:tc>
       </w:tr>
       <w:tr>
+        <w:trPr>
+          <w:cantSplit/>
+        </w:trPr>
         <w:tc>
           <w:tcPr>
-            <w:tcW w:type="dxa" w:w="1944"/>
+            <w:tcW w:type="dxa" w:w="1887"/>
             <w:shd w:fill="FBF9F5"/>
             <w:tcBorders>
               <w:top w:val="single" w:sz="8" w:color="E3DED2"/>
@@ -1574,6 +1907,12 @@
               <w:right w:val="single" w:sz="8" w:color="E3DED2"/>
             </w:tcBorders>
             <w:vAlign w:val="center"/>
+            <w:tcMar>
+              <w:top w:w="90" w:type="dxa"/>
+              <w:start w:w="110" w:type="dxa"/>
+              <w:bottom w:w="90" w:type="dxa"/>
+              <w:end w:w="110" w:type="dxa"/>
+            </w:tcMar>
           </w:tcPr>
           <w:p>
             <w:pPr>
@@ -1593,7 +1932,7 @@
         </w:tc>
         <w:tc>
           <w:tcPr>
-            <w:tcW w:type="dxa" w:w="4752"/>
+            <w:tcW w:type="dxa" w:w="4612"/>
             <w:shd w:fill="FBF9F5"/>
             <w:tcBorders>
               <w:top w:val="single" w:sz="8" w:color="E3DED2"/>
@@ -1602,6 +1941,12 @@
               <w:right w:val="single" w:sz="8" w:color="E3DED2"/>
             </w:tcBorders>
             <w:vAlign w:val="center"/>
+            <w:tcMar>
+              <w:top w:w="90" w:type="dxa"/>
+              <w:start w:w="110" w:type="dxa"/>
+              <w:bottom w:w="90" w:type="dxa"/>
+              <w:end w:w="110" w:type="dxa"/>
+            </w:tcMar>
           </w:tcPr>
           <w:p>
             <w:pPr>
@@ -1621,7 +1966,7 @@
         </w:tc>
         <w:tc>
           <w:tcPr>
-            <w:tcW w:type="dxa" w:w="3096"/>
+            <w:tcW w:type="dxa" w:w="3005"/>
             <w:shd w:fill="FBF9F5"/>
             <w:tcBorders>
               <w:top w:val="single" w:sz="8" w:color="E3DED2"/>
@@ -1630,6 +1975,12 @@
               <w:right w:val="single" w:sz="8" w:color="E3DED2"/>
             </w:tcBorders>
             <w:vAlign w:val="center"/>
+            <w:tcMar>
+              <w:top w:w="90" w:type="dxa"/>
+              <w:start w:w="110" w:type="dxa"/>
+              <w:bottom w:w="90" w:type="dxa"/>
+              <w:end w:w="110" w:type="dxa"/>
+            </w:tcMar>
           </w:tcPr>
           <w:p>
             <w:pPr>
@@ -1649,9 +2000,12 @@
         </w:tc>
       </w:tr>
       <w:tr>
+        <w:trPr>
+          <w:cantSplit/>
+        </w:trPr>
         <w:tc>
           <w:tcPr>
-            <w:tcW w:type="dxa" w:w="1944"/>
+            <w:tcW w:type="dxa" w:w="1887"/>
             <w:shd w:fill="FFFFFF"/>
             <w:tcBorders>
               <w:top w:val="single" w:sz="8" w:color="E3DED2"/>
@@ -1660,6 +2014,12 @@
               <w:right w:val="single" w:sz="8" w:color="E3DED2"/>
             </w:tcBorders>
             <w:vAlign w:val="center"/>
+            <w:tcMar>
+              <w:top w:w="90" w:type="dxa"/>
+              <w:start w:w="110" w:type="dxa"/>
+              <w:bottom w:w="90" w:type="dxa"/>
+              <w:end w:w="110" w:type="dxa"/>
+            </w:tcMar>
           </w:tcPr>
           <w:p>
             <w:pPr>
@@ -1679,7 +2039,7 @@
         </w:tc>
         <w:tc>
           <w:tcPr>
-            <w:tcW w:type="dxa" w:w="4752"/>
+            <w:tcW w:type="dxa" w:w="4612"/>
             <w:shd w:fill="FFFFFF"/>
             <w:tcBorders>
               <w:top w:val="single" w:sz="8" w:color="E3DED2"/>
@@ -1688,6 +2048,12 @@
               <w:right w:val="single" w:sz="8" w:color="E3DED2"/>
             </w:tcBorders>
             <w:vAlign w:val="center"/>
+            <w:tcMar>
+              <w:top w:w="90" w:type="dxa"/>
+              <w:start w:w="110" w:type="dxa"/>
+              <w:bottom w:w="90" w:type="dxa"/>
+              <w:end w:w="110" w:type="dxa"/>
+            </w:tcMar>
           </w:tcPr>
           <w:p>
             <w:pPr>
@@ -1707,7 +2073,7 @@
         </w:tc>
         <w:tc>
           <w:tcPr>
-            <w:tcW w:type="dxa" w:w="3096"/>
+            <w:tcW w:type="dxa" w:w="3005"/>
             <w:shd w:fill="FFFFFF"/>
             <w:tcBorders>
               <w:top w:val="single" w:sz="8" w:color="E3DED2"/>
@@ -1716,6 +2082,12 @@
               <w:right w:val="single" w:sz="8" w:color="E3DED2"/>
             </w:tcBorders>
             <w:vAlign w:val="center"/>
+            <w:tcMar>
+              <w:top w:w="90" w:type="dxa"/>
+              <w:start w:w="110" w:type="dxa"/>
+              <w:bottom w:w="90" w:type="dxa"/>
+              <w:end w:w="110" w:type="dxa"/>
+            </w:tcMar>
           </w:tcPr>
           <w:p>
             <w:pPr>
@@ -1735,9 +2107,12 @@
         </w:tc>
       </w:tr>
       <w:tr>
+        <w:trPr>
+          <w:cantSplit/>
+        </w:trPr>
         <w:tc>
           <w:tcPr>
-            <w:tcW w:type="dxa" w:w="1944"/>
+            <w:tcW w:type="dxa" w:w="1887"/>
             <w:shd w:fill="FBF9F5"/>
             <w:tcBorders>
               <w:top w:val="single" w:sz="8" w:color="E3DED2"/>
@@ -1746,6 +2121,12 @@
               <w:right w:val="single" w:sz="8" w:color="E3DED2"/>
             </w:tcBorders>
             <w:vAlign w:val="center"/>
+            <w:tcMar>
+              <w:top w:w="90" w:type="dxa"/>
+              <w:start w:w="110" w:type="dxa"/>
+              <w:bottom w:w="90" w:type="dxa"/>
+              <w:end w:w="110" w:type="dxa"/>
+            </w:tcMar>
           </w:tcPr>
           <w:p>
             <w:pPr>
@@ -1765,7 +2146,7 @@
         </w:tc>
         <w:tc>
           <w:tcPr>
-            <w:tcW w:type="dxa" w:w="4752"/>
+            <w:tcW w:type="dxa" w:w="4612"/>
             <w:shd w:fill="FBF9F5"/>
             <w:tcBorders>
               <w:top w:val="single" w:sz="8" w:color="E3DED2"/>
@@ -1774,6 +2155,12 @@
               <w:right w:val="single" w:sz="8" w:color="E3DED2"/>
             </w:tcBorders>
             <w:vAlign w:val="center"/>
+            <w:tcMar>
+              <w:top w:w="90" w:type="dxa"/>
+              <w:start w:w="110" w:type="dxa"/>
+              <w:bottom w:w="90" w:type="dxa"/>
+              <w:end w:w="110" w:type="dxa"/>
+            </w:tcMar>
           </w:tcPr>
           <w:p>
             <w:pPr>
@@ -1793,7 +2180,7 @@
         </w:tc>
         <w:tc>
           <w:tcPr>
-            <w:tcW w:type="dxa" w:w="3096"/>
+            <w:tcW w:type="dxa" w:w="3005"/>
             <w:shd w:fill="FBF9F5"/>
             <w:tcBorders>
               <w:top w:val="single" w:sz="8" w:color="E3DED2"/>
@@ -1802,6 +2189,12 @@
               <w:right w:val="single" w:sz="8" w:color="E3DED2"/>
             </w:tcBorders>
             <w:vAlign w:val="center"/>
+            <w:tcMar>
+              <w:top w:w="90" w:type="dxa"/>
+              <w:start w:w="110" w:type="dxa"/>
+              <w:bottom w:w="90" w:type="dxa"/>
+              <w:end w:w="110" w:type="dxa"/>
+            </w:tcMar>
           </w:tcPr>
           <w:p>
             <w:pPr>
@@ -1821,9 +2214,12 @@
         </w:tc>
       </w:tr>
       <w:tr>
+        <w:trPr>
+          <w:cantSplit/>
+        </w:trPr>
         <w:tc>
           <w:tcPr>
-            <w:tcW w:type="dxa" w:w="1944"/>
+            <w:tcW w:type="dxa" w:w="1887"/>
             <w:shd w:fill="FFFFFF"/>
             <w:tcBorders>
               <w:top w:val="single" w:sz="8" w:color="E3DED2"/>
@@ -1832,6 +2228,12 @@
               <w:right w:val="single" w:sz="8" w:color="E3DED2"/>
             </w:tcBorders>
             <w:vAlign w:val="center"/>
+            <w:tcMar>
+              <w:top w:w="90" w:type="dxa"/>
+              <w:start w:w="110" w:type="dxa"/>
+              <w:bottom w:w="90" w:type="dxa"/>
+              <w:end w:w="110" w:type="dxa"/>
+            </w:tcMar>
           </w:tcPr>
           <w:p>
             <w:pPr>
@@ -1851,7 +2253,7 @@
         </w:tc>
         <w:tc>
           <w:tcPr>
-            <w:tcW w:type="dxa" w:w="4752"/>
+            <w:tcW w:type="dxa" w:w="4612"/>
             <w:shd w:fill="FFFFFF"/>
             <w:tcBorders>
               <w:top w:val="single" w:sz="8" w:color="E3DED2"/>
@@ -1860,6 +2262,12 @@
               <w:right w:val="single" w:sz="8" w:color="E3DED2"/>
             </w:tcBorders>
             <w:vAlign w:val="center"/>
+            <w:tcMar>
+              <w:top w:w="90" w:type="dxa"/>
+              <w:start w:w="110" w:type="dxa"/>
+              <w:bottom w:w="90" w:type="dxa"/>
+              <w:end w:w="110" w:type="dxa"/>
+            </w:tcMar>
           </w:tcPr>
           <w:p>
             <w:pPr>
@@ -1879,7 +2287,7 @@
         </w:tc>
         <w:tc>
           <w:tcPr>
-            <w:tcW w:type="dxa" w:w="3096"/>
+            <w:tcW w:type="dxa" w:w="3005"/>
             <w:shd w:fill="FFFFFF"/>
             <w:tcBorders>
               <w:top w:val="single" w:sz="8" w:color="E3DED2"/>
@@ -1888,6 +2296,12 @@
               <w:right w:val="single" w:sz="8" w:color="E3DED2"/>
             </w:tcBorders>
             <w:vAlign w:val="center"/>
+            <w:tcMar>
+              <w:top w:w="90" w:type="dxa"/>
+              <w:start w:w="110" w:type="dxa"/>
+              <w:bottom w:w="90" w:type="dxa"/>
+              <w:end w:w="110" w:type="dxa"/>
+            </w:tcMar>
           </w:tcPr>
           <w:p>
             <w:pPr>
@@ -1907,9 +2321,12 @@
         </w:tc>
       </w:tr>
       <w:tr>
+        <w:trPr>
+          <w:cantSplit/>
+        </w:trPr>
         <w:tc>
           <w:tcPr>
-            <w:tcW w:type="dxa" w:w="1944"/>
+            <w:tcW w:type="dxa" w:w="1887"/>
             <w:shd w:fill="FBF9F5"/>
             <w:tcBorders>
               <w:top w:val="single" w:sz="8" w:color="E3DED2"/>
@@ -1918,6 +2335,12 @@
               <w:right w:val="single" w:sz="8" w:color="E3DED2"/>
             </w:tcBorders>
             <w:vAlign w:val="center"/>
+            <w:tcMar>
+              <w:top w:w="90" w:type="dxa"/>
+              <w:start w:w="110" w:type="dxa"/>
+              <w:bottom w:w="90" w:type="dxa"/>
+              <w:end w:w="110" w:type="dxa"/>
+            </w:tcMar>
           </w:tcPr>
           <w:p>
             <w:pPr>
@@ -1937,7 +2360,7 @@
         </w:tc>
         <w:tc>
           <w:tcPr>
-            <w:tcW w:type="dxa" w:w="4752"/>
+            <w:tcW w:type="dxa" w:w="4612"/>
             <w:shd w:fill="FBF9F5"/>
             <w:tcBorders>
               <w:top w:val="single" w:sz="8" w:color="E3DED2"/>
@@ -1946,6 +2369,12 @@
               <w:right w:val="single" w:sz="8" w:color="E3DED2"/>
             </w:tcBorders>
             <w:vAlign w:val="center"/>
+            <w:tcMar>
+              <w:top w:w="90" w:type="dxa"/>
+              <w:start w:w="110" w:type="dxa"/>
+              <w:bottom w:w="90" w:type="dxa"/>
+              <w:end w:w="110" w:type="dxa"/>
+            </w:tcMar>
           </w:tcPr>
           <w:p>
             <w:pPr>
@@ -1965,7 +2394,7 @@
         </w:tc>
         <w:tc>
           <w:tcPr>
-            <w:tcW w:type="dxa" w:w="3096"/>
+            <w:tcW w:type="dxa" w:w="3005"/>
             <w:shd w:fill="FBF9F5"/>
             <w:tcBorders>
               <w:top w:val="single" w:sz="8" w:color="E3DED2"/>
@@ -1974,6 +2403,12 @@
               <w:right w:val="single" w:sz="8" w:color="E3DED2"/>
             </w:tcBorders>
             <w:vAlign w:val="center"/>
+            <w:tcMar>
+              <w:top w:w="90" w:type="dxa"/>
+              <w:start w:w="110" w:type="dxa"/>
+              <w:bottom w:w="90" w:type="dxa"/>
+              <w:end w:w="110" w:type="dxa"/>
+            </w:tcMar>
           </w:tcPr>
           <w:p>
             <w:pPr>
@@ -2006,8 +2441,8 @@
         <w:tblLook w:firstColumn="1" w:firstRow="1" w:lastColumn="0" w:lastRow="0" w:noHBand="0" w:noVBand="1" w:val="04A0"/>
       </w:tblPr>
       <w:tblGrid>
-        <w:gridCol w:w="1944"/>
-        <w:gridCol w:w="8280"/>
+        <w:gridCol w:w="1728"/>
+        <w:gridCol w:w="7776"/>
       </w:tblGrid>
       <w:tr>
         <w:tc>
@@ -2020,6 +2455,12 @@
               <w:bottom w:val="single" w:sz="8" w:color="BDEDE8"/>
               <w:right w:val="single" w:sz="8" w:color="BDEDE8"/>
             </w:tcBorders>
+            <w:tcMar>
+              <w:top w:w="90" w:type="dxa"/>
+              <w:start w:w="110" w:type="dxa"/>
+              <w:bottom w:w="90" w:type="dxa"/>
+              <w:end w:w="110" w:type="dxa"/>
+            </w:tcMar>
             <w:vAlign w:val="center"/>
           </w:tcPr>
           <w:p>
@@ -2048,6 +2489,12 @@
               <w:bottom w:val="single" w:sz="8" w:color="BDEDE8"/>
               <w:right w:val="single" w:sz="8" w:color="BDEDE8"/>
             </w:tcBorders>
+            <w:tcMar>
+              <w:top w:w="90" w:type="dxa"/>
+              <w:start w:w="110" w:type="dxa"/>
+              <w:bottom w:w="90" w:type="dxa"/>
+              <w:end w:w="110" w:type="dxa"/>
+            </w:tcMar>
             <w:vAlign w:val="center"/>
           </w:tcPr>
           <w:p>
@@ -2126,9 +2573,9 @@
         <w:tblLook w:firstColumn="1" w:firstRow="1" w:lastColumn="0" w:lastRow="0" w:noHBand="0" w:noVBand="1" w:val="04A0"/>
       </w:tblPr>
       <w:tblGrid>
-        <w:gridCol w:w="2376"/>
-        <w:gridCol w:w="3312"/>
-        <w:gridCol w:w="4104"/>
+        <w:gridCol w:w="2306"/>
+        <w:gridCol w:w="3215"/>
+        <w:gridCol w:w="3983"/>
       </w:tblGrid>
       <w:tr>
         <w:tc>
@@ -2142,6 +2589,12 @@
               <w:right w:val="single" w:sz="8" w:color="1A1A5E"/>
             </w:tcBorders>
             <w:vAlign w:val="center"/>
+            <w:tcMar>
+              <w:top w:w="90" w:type="dxa"/>
+              <w:start w:w="110" w:type="dxa"/>
+              <w:bottom w:w="90" w:type="dxa"/>
+              <w:end w:w="110" w:type="dxa"/>
+            </w:tcMar>
           </w:tcPr>
           <w:p>
             <w:pPr>
@@ -2170,6 +2623,12 @@
               <w:right w:val="single" w:sz="8" w:color="1A1A5E"/>
             </w:tcBorders>
             <w:vAlign w:val="center"/>
+            <w:tcMar>
+              <w:top w:w="90" w:type="dxa"/>
+              <w:start w:w="110" w:type="dxa"/>
+              <w:bottom w:w="90" w:type="dxa"/>
+              <w:end w:w="110" w:type="dxa"/>
+            </w:tcMar>
           </w:tcPr>
           <w:p>
             <w:pPr>
@@ -2198,6 +2657,12 @@
               <w:right w:val="single" w:sz="8" w:color="1A1A5E"/>
             </w:tcBorders>
             <w:vAlign w:val="center"/>
+            <w:tcMar>
+              <w:top w:w="90" w:type="dxa"/>
+              <w:start w:w="110" w:type="dxa"/>
+              <w:bottom w:w="90" w:type="dxa"/>
+              <w:end w:w="110" w:type="dxa"/>
+            </w:tcMar>
           </w:tcPr>
           <w:p>
             <w:pPr>
@@ -2217,9 +2682,12 @@
         </w:tc>
       </w:tr>
       <w:tr>
+        <w:trPr>
+          <w:cantSplit/>
+        </w:trPr>
         <w:tc>
           <w:tcPr>
-            <w:tcW w:type="dxa" w:w="2376"/>
+            <w:tcW w:type="dxa" w:w="2306"/>
             <w:shd w:fill="FBF9F5"/>
             <w:tcBorders>
               <w:top w:val="single" w:sz="8" w:color="E3DED2"/>
@@ -2228,6 +2696,12 @@
               <w:right w:val="single" w:sz="8" w:color="E3DED2"/>
             </w:tcBorders>
             <w:vAlign w:val="center"/>
+            <w:tcMar>
+              <w:top w:w="90" w:type="dxa"/>
+              <w:start w:w="110" w:type="dxa"/>
+              <w:bottom w:w="90" w:type="dxa"/>
+              <w:end w:w="110" w:type="dxa"/>
+            </w:tcMar>
           </w:tcPr>
           <w:p>
             <w:pPr>
@@ -2247,7 +2721,7 @@
         </w:tc>
         <w:tc>
           <w:tcPr>
-            <w:tcW w:type="dxa" w:w="3312"/>
+            <w:tcW w:type="dxa" w:w="3215"/>
             <w:shd w:fill="FBF9F5"/>
             <w:tcBorders>
               <w:top w:val="single" w:sz="8" w:color="E3DED2"/>
@@ -2256,6 +2730,12 @@
               <w:right w:val="single" w:sz="8" w:color="E3DED2"/>
             </w:tcBorders>
             <w:vAlign w:val="center"/>
+            <w:tcMar>
+              <w:top w:w="90" w:type="dxa"/>
+              <w:start w:w="110" w:type="dxa"/>
+              <w:bottom w:w="90" w:type="dxa"/>
+              <w:end w:w="110" w:type="dxa"/>
+            </w:tcMar>
           </w:tcPr>
           <w:p>
             <w:pPr>
@@ -2275,7 +2755,7 @@
         </w:tc>
         <w:tc>
           <w:tcPr>
-            <w:tcW w:type="dxa" w:w="4104"/>
+            <w:tcW w:type="dxa" w:w="3983"/>
             <w:shd w:fill="FBF9F5"/>
             <w:tcBorders>
               <w:top w:val="single" w:sz="8" w:color="E3DED2"/>
@@ -2284,6 +2764,12 @@
               <w:right w:val="single" w:sz="8" w:color="E3DED2"/>
             </w:tcBorders>
             <w:vAlign w:val="center"/>
+            <w:tcMar>
+              <w:top w:w="90" w:type="dxa"/>
+              <w:start w:w="110" w:type="dxa"/>
+              <w:bottom w:w="90" w:type="dxa"/>
+              <w:end w:w="110" w:type="dxa"/>
+            </w:tcMar>
           </w:tcPr>
           <w:p>
             <w:pPr>
@@ -2303,9 +2789,12 @@
         </w:tc>
       </w:tr>
       <w:tr>
+        <w:trPr>
+          <w:cantSplit/>
+        </w:trPr>
         <w:tc>
           <w:tcPr>
-            <w:tcW w:type="dxa" w:w="2376"/>
+            <w:tcW w:type="dxa" w:w="2306"/>
             <w:shd w:fill="FFFFFF"/>
             <w:tcBorders>
               <w:top w:val="single" w:sz="8" w:color="E3DED2"/>
@@ -2314,6 +2803,12 @@
               <w:right w:val="single" w:sz="8" w:color="E3DED2"/>
             </w:tcBorders>
             <w:vAlign w:val="center"/>
+            <w:tcMar>
+              <w:top w:w="90" w:type="dxa"/>
+              <w:start w:w="110" w:type="dxa"/>
+              <w:bottom w:w="90" w:type="dxa"/>
+              <w:end w:w="110" w:type="dxa"/>
+            </w:tcMar>
           </w:tcPr>
           <w:p>
             <w:pPr>
@@ -2333,7 +2828,7 @@
         </w:tc>
         <w:tc>
           <w:tcPr>
-            <w:tcW w:type="dxa" w:w="3312"/>
+            <w:tcW w:type="dxa" w:w="3215"/>
             <w:shd w:fill="FFFFFF"/>
             <w:tcBorders>
               <w:top w:val="single" w:sz="8" w:color="E3DED2"/>
@@ -2342,6 +2837,12 @@
               <w:right w:val="single" w:sz="8" w:color="E3DED2"/>
             </w:tcBorders>
             <w:vAlign w:val="center"/>
+            <w:tcMar>
+              <w:top w:w="90" w:type="dxa"/>
+              <w:start w:w="110" w:type="dxa"/>
+              <w:bottom w:w="90" w:type="dxa"/>
+              <w:end w:w="110" w:type="dxa"/>
+            </w:tcMar>
           </w:tcPr>
           <w:p>
             <w:pPr>
@@ -2361,7 +2862,7 @@
         </w:tc>
         <w:tc>
           <w:tcPr>
-            <w:tcW w:type="dxa" w:w="4104"/>
+            <w:tcW w:type="dxa" w:w="3983"/>
             <w:shd w:fill="FFFFFF"/>
             <w:tcBorders>
               <w:top w:val="single" w:sz="8" w:color="E3DED2"/>
@@ -2370,6 +2871,12 @@
               <w:right w:val="single" w:sz="8" w:color="E3DED2"/>
             </w:tcBorders>
             <w:vAlign w:val="center"/>
+            <w:tcMar>
+              <w:top w:w="90" w:type="dxa"/>
+              <w:start w:w="110" w:type="dxa"/>
+              <w:bottom w:w="90" w:type="dxa"/>
+              <w:end w:w="110" w:type="dxa"/>
+            </w:tcMar>
           </w:tcPr>
           <w:p>
             <w:pPr>
@@ -2389,9 +2896,12 @@
         </w:tc>
       </w:tr>
       <w:tr>
+        <w:trPr>
+          <w:cantSplit/>
+        </w:trPr>
         <w:tc>
           <w:tcPr>
-            <w:tcW w:type="dxa" w:w="2376"/>
+            <w:tcW w:type="dxa" w:w="2306"/>
             <w:shd w:fill="FBF9F5"/>
             <w:tcBorders>
               <w:top w:val="single" w:sz="8" w:color="E3DED2"/>
@@ -2400,6 +2910,12 @@
               <w:right w:val="single" w:sz="8" w:color="E3DED2"/>
             </w:tcBorders>
             <w:vAlign w:val="center"/>
+            <w:tcMar>
+              <w:top w:w="90" w:type="dxa"/>
+              <w:start w:w="110" w:type="dxa"/>
+              <w:bottom w:w="90" w:type="dxa"/>
+              <w:end w:w="110" w:type="dxa"/>
+            </w:tcMar>
           </w:tcPr>
           <w:p>
             <w:pPr>
@@ -2419,7 +2935,7 @@
         </w:tc>
         <w:tc>
           <w:tcPr>
-            <w:tcW w:type="dxa" w:w="3312"/>
+            <w:tcW w:type="dxa" w:w="3215"/>
             <w:shd w:fill="FBF9F5"/>
             <w:tcBorders>
               <w:top w:val="single" w:sz="8" w:color="E3DED2"/>
@@ -2428,6 +2944,12 @@
               <w:right w:val="single" w:sz="8" w:color="E3DED2"/>
             </w:tcBorders>
             <w:vAlign w:val="center"/>
+            <w:tcMar>
+              <w:top w:w="90" w:type="dxa"/>
+              <w:start w:w="110" w:type="dxa"/>
+              <w:bottom w:w="90" w:type="dxa"/>
+              <w:end w:w="110" w:type="dxa"/>
+            </w:tcMar>
           </w:tcPr>
           <w:p>
             <w:pPr>
@@ -2447,7 +2969,7 @@
         </w:tc>
         <w:tc>
           <w:tcPr>
-            <w:tcW w:type="dxa" w:w="4104"/>
+            <w:tcW w:type="dxa" w:w="3983"/>
             <w:shd w:fill="FBF9F5"/>
             <w:tcBorders>
               <w:top w:val="single" w:sz="8" w:color="E3DED2"/>
@@ -2456,6 +2978,12 @@
               <w:right w:val="single" w:sz="8" w:color="E3DED2"/>
             </w:tcBorders>
             <w:vAlign w:val="center"/>
+            <w:tcMar>
+              <w:top w:w="90" w:type="dxa"/>
+              <w:start w:w="110" w:type="dxa"/>
+              <w:bottom w:w="90" w:type="dxa"/>
+              <w:end w:w="110" w:type="dxa"/>
+            </w:tcMar>
           </w:tcPr>
           <w:p>
             <w:pPr>
@@ -2475,9 +3003,12 @@
         </w:tc>
       </w:tr>
       <w:tr>
+        <w:trPr>
+          <w:cantSplit/>
+        </w:trPr>
         <w:tc>
           <w:tcPr>
-            <w:tcW w:type="dxa" w:w="2376"/>
+            <w:tcW w:type="dxa" w:w="2306"/>
             <w:shd w:fill="FFFFFF"/>
             <w:tcBorders>
               <w:top w:val="single" w:sz="8" w:color="E3DED2"/>
@@ -2486,6 +3017,12 @@
               <w:right w:val="single" w:sz="8" w:color="E3DED2"/>
             </w:tcBorders>
             <w:vAlign w:val="center"/>
+            <w:tcMar>
+              <w:top w:w="90" w:type="dxa"/>
+              <w:start w:w="110" w:type="dxa"/>
+              <w:bottom w:w="90" w:type="dxa"/>
+              <w:end w:w="110" w:type="dxa"/>
+            </w:tcMar>
           </w:tcPr>
           <w:p>
             <w:pPr>
@@ -2505,7 +3042,7 @@
         </w:tc>
         <w:tc>
           <w:tcPr>
-            <w:tcW w:type="dxa" w:w="3312"/>
+            <w:tcW w:type="dxa" w:w="3215"/>
             <w:shd w:fill="FFFFFF"/>
             <w:tcBorders>
               <w:top w:val="single" w:sz="8" w:color="E3DED2"/>
@@ -2514,6 +3051,12 @@
               <w:right w:val="single" w:sz="8" w:color="E3DED2"/>
             </w:tcBorders>
             <w:vAlign w:val="center"/>
+            <w:tcMar>
+              <w:top w:w="90" w:type="dxa"/>
+              <w:start w:w="110" w:type="dxa"/>
+              <w:bottom w:w="90" w:type="dxa"/>
+              <w:end w:w="110" w:type="dxa"/>
+            </w:tcMar>
           </w:tcPr>
           <w:p>
             <w:pPr>
@@ -2533,7 +3076,7 @@
         </w:tc>
         <w:tc>
           <w:tcPr>
-            <w:tcW w:type="dxa" w:w="4104"/>
+            <w:tcW w:type="dxa" w:w="3983"/>
             <w:shd w:fill="FFFFFF"/>
             <w:tcBorders>
               <w:top w:val="single" w:sz="8" w:color="E3DED2"/>
@@ -2542,6 +3085,12 @@
               <w:right w:val="single" w:sz="8" w:color="E3DED2"/>
             </w:tcBorders>
             <w:vAlign w:val="center"/>
+            <w:tcMar>
+              <w:top w:w="90" w:type="dxa"/>
+              <w:start w:w="110" w:type="dxa"/>
+              <w:bottom w:w="90" w:type="dxa"/>
+              <w:end w:w="110" w:type="dxa"/>
+            </w:tcMar>
           </w:tcPr>
           <w:p>
             <w:pPr>
@@ -2561,9 +3110,12 @@
         </w:tc>
       </w:tr>
       <w:tr>
+        <w:trPr>
+          <w:cantSplit/>
+        </w:trPr>
         <w:tc>
           <w:tcPr>
-            <w:tcW w:type="dxa" w:w="2376"/>
+            <w:tcW w:type="dxa" w:w="2306"/>
             <w:shd w:fill="FBF9F5"/>
             <w:tcBorders>
               <w:top w:val="single" w:sz="8" w:color="E3DED2"/>
@@ -2572,6 +3124,12 @@
               <w:right w:val="single" w:sz="8" w:color="E3DED2"/>
             </w:tcBorders>
             <w:vAlign w:val="center"/>
+            <w:tcMar>
+              <w:top w:w="90" w:type="dxa"/>
+              <w:start w:w="110" w:type="dxa"/>
+              <w:bottom w:w="90" w:type="dxa"/>
+              <w:end w:w="110" w:type="dxa"/>
+            </w:tcMar>
           </w:tcPr>
           <w:p>
             <w:pPr>
@@ -2591,7 +3149,7 @@
         </w:tc>
         <w:tc>
           <w:tcPr>
-            <w:tcW w:type="dxa" w:w="3312"/>
+            <w:tcW w:type="dxa" w:w="3215"/>
             <w:shd w:fill="FBF9F5"/>
             <w:tcBorders>
               <w:top w:val="single" w:sz="8" w:color="E3DED2"/>
@@ -2600,6 +3158,12 @@
               <w:right w:val="single" w:sz="8" w:color="E3DED2"/>
             </w:tcBorders>
             <w:vAlign w:val="center"/>
+            <w:tcMar>
+              <w:top w:w="90" w:type="dxa"/>
+              <w:start w:w="110" w:type="dxa"/>
+              <w:bottom w:w="90" w:type="dxa"/>
+              <w:end w:w="110" w:type="dxa"/>
+            </w:tcMar>
           </w:tcPr>
           <w:p>
             <w:pPr>
@@ -2619,7 +3183,7 @@
         </w:tc>
         <w:tc>
           <w:tcPr>
-            <w:tcW w:type="dxa" w:w="4104"/>
+            <w:tcW w:type="dxa" w:w="3983"/>
             <w:shd w:fill="FBF9F5"/>
             <w:tcBorders>
               <w:top w:val="single" w:sz="8" w:color="E3DED2"/>
@@ -2628,6 +3192,12 @@
               <w:right w:val="single" w:sz="8" w:color="E3DED2"/>
             </w:tcBorders>
             <w:vAlign w:val="center"/>
+            <w:tcMar>
+              <w:top w:w="90" w:type="dxa"/>
+              <w:start w:w="110" w:type="dxa"/>
+              <w:bottom w:w="90" w:type="dxa"/>
+              <w:end w:w="110" w:type="dxa"/>
+            </w:tcMar>
           </w:tcPr>
           <w:p>
             <w:pPr>
@@ -2647,9 +3217,12 @@
         </w:tc>
       </w:tr>
       <w:tr>
+        <w:trPr>
+          <w:cantSplit/>
+        </w:trPr>
         <w:tc>
           <w:tcPr>
-            <w:tcW w:type="dxa" w:w="2376"/>
+            <w:tcW w:type="dxa" w:w="2306"/>
             <w:shd w:fill="FFFFFF"/>
             <w:tcBorders>
               <w:top w:val="single" w:sz="8" w:color="E3DED2"/>
@@ -2658,6 +3231,12 @@
               <w:right w:val="single" w:sz="8" w:color="E3DED2"/>
             </w:tcBorders>
             <w:vAlign w:val="center"/>
+            <w:tcMar>
+              <w:top w:w="90" w:type="dxa"/>
+              <w:start w:w="110" w:type="dxa"/>
+              <w:bottom w:w="90" w:type="dxa"/>
+              <w:end w:w="110" w:type="dxa"/>
+            </w:tcMar>
           </w:tcPr>
           <w:p>
             <w:pPr>
@@ -2677,7 +3256,7 @@
         </w:tc>
         <w:tc>
           <w:tcPr>
-            <w:tcW w:type="dxa" w:w="3312"/>
+            <w:tcW w:type="dxa" w:w="3215"/>
             <w:shd w:fill="FFFFFF"/>
             <w:tcBorders>
               <w:top w:val="single" w:sz="8" w:color="E3DED2"/>
@@ -2686,6 +3265,12 @@
               <w:right w:val="single" w:sz="8" w:color="E3DED2"/>
             </w:tcBorders>
             <w:vAlign w:val="center"/>
+            <w:tcMar>
+              <w:top w:w="90" w:type="dxa"/>
+              <w:start w:w="110" w:type="dxa"/>
+              <w:bottom w:w="90" w:type="dxa"/>
+              <w:end w:w="110" w:type="dxa"/>
+            </w:tcMar>
           </w:tcPr>
           <w:p>
             <w:pPr>
@@ -2705,7 +3290,7 @@
         </w:tc>
         <w:tc>
           <w:tcPr>
-            <w:tcW w:type="dxa" w:w="4104"/>
+            <w:tcW w:type="dxa" w:w="3983"/>
             <w:shd w:fill="FFFFFF"/>
             <w:tcBorders>
               <w:top w:val="single" w:sz="8" w:color="E3DED2"/>
@@ -2714,6 +3299,12 @@
               <w:right w:val="single" w:sz="8" w:color="E3DED2"/>
             </w:tcBorders>
             <w:vAlign w:val="center"/>
+            <w:tcMar>
+              <w:top w:w="90" w:type="dxa"/>
+              <w:start w:w="110" w:type="dxa"/>
+              <w:bottom w:w="90" w:type="dxa"/>
+              <w:end w:w="110" w:type="dxa"/>
+            </w:tcMar>
           </w:tcPr>
           <w:p>
             <w:pPr>
@@ -2778,9 +3369,9 @@
         <w:tblLook w:firstColumn="1" w:firstRow="1" w:lastColumn="0" w:lastRow="0" w:noHBand="0" w:noVBand="1" w:val="04A0"/>
       </w:tblPr>
       <w:tblGrid>
-        <w:gridCol w:w="2304"/>
-        <w:gridCol w:w="4752"/>
-        <w:gridCol w:w="2736"/>
+        <w:gridCol w:w="2236"/>
+        <w:gridCol w:w="4612"/>
+        <w:gridCol w:w="2656"/>
       </w:tblGrid>
       <w:tr>
         <w:tc>
@@ -2794,6 +3385,12 @@
               <w:right w:val="single" w:sz="8" w:color="1A1A5E"/>
             </w:tcBorders>
             <w:vAlign w:val="center"/>
+            <w:tcMar>
+              <w:top w:w="90" w:type="dxa"/>
+              <w:start w:w="110" w:type="dxa"/>
+              <w:bottom w:w="90" w:type="dxa"/>
+              <w:end w:w="110" w:type="dxa"/>
+            </w:tcMar>
           </w:tcPr>
           <w:p>
             <w:pPr>
@@ -2822,6 +3419,12 @@
               <w:right w:val="single" w:sz="8" w:color="1A1A5E"/>
             </w:tcBorders>
             <w:vAlign w:val="center"/>
+            <w:tcMar>
+              <w:top w:w="90" w:type="dxa"/>
+              <w:start w:w="110" w:type="dxa"/>
+              <w:bottom w:w="90" w:type="dxa"/>
+              <w:end w:w="110" w:type="dxa"/>
+            </w:tcMar>
           </w:tcPr>
           <w:p>
             <w:pPr>
@@ -2850,6 +3453,12 @@
               <w:right w:val="single" w:sz="8" w:color="1A1A5E"/>
             </w:tcBorders>
             <w:vAlign w:val="center"/>
+            <w:tcMar>
+              <w:top w:w="90" w:type="dxa"/>
+              <w:start w:w="110" w:type="dxa"/>
+              <w:bottom w:w="90" w:type="dxa"/>
+              <w:end w:w="110" w:type="dxa"/>
+            </w:tcMar>
           </w:tcPr>
           <w:p>
             <w:pPr>
@@ -2869,9 +3478,12 @@
         </w:tc>
       </w:tr>
       <w:tr>
+        <w:trPr>
+          <w:cantSplit/>
+        </w:trPr>
         <w:tc>
           <w:tcPr>
-            <w:tcW w:type="dxa" w:w="2304"/>
+            <w:tcW w:type="dxa" w:w="2236"/>
             <w:shd w:fill="FBF9F5"/>
             <w:tcBorders>
               <w:top w:val="single" w:sz="8" w:color="E3DED2"/>
@@ -2880,6 +3492,12 @@
               <w:right w:val="single" w:sz="8" w:color="E3DED2"/>
             </w:tcBorders>
             <w:vAlign w:val="center"/>
+            <w:tcMar>
+              <w:top w:w="90" w:type="dxa"/>
+              <w:start w:w="110" w:type="dxa"/>
+              <w:bottom w:w="90" w:type="dxa"/>
+              <w:end w:w="110" w:type="dxa"/>
+            </w:tcMar>
           </w:tcPr>
           <w:p>
             <w:pPr>
@@ -2899,7 +3517,7 @@
         </w:tc>
         <w:tc>
           <w:tcPr>
-            <w:tcW w:type="dxa" w:w="4752"/>
+            <w:tcW w:type="dxa" w:w="4612"/>
             <w:shd w:fill="FBF9F5"/>
             <w:tcBorders>
               <w:top w:val="single" w:sz="8" w:color="E3DED2"/>
@@ -2908,6 +3526,12 @@
               <w:right w:val="single" w:sz="8" w:color="E3DED2"/>
             </w:tcBorders>
             <w:vAlign w:val="center"/>
+            <w:tcMar>
+              <w:top w:w="90" w:type="dxa"/>
+              <w:start w:w="110" w:type="dxa"/>
+              <w:bottom w:w="90" w:type="dxa"/>
+              <w:end w:w="110" w:type="dxa"/>
+            </w:tcMar>
           </w:tcPr>
           <w:p>
             <w:pPr>
@@ -2927,7 +3551,7 @@
         </w:tc>
         <w:tc>
           <w:tcPr>
-            <w:tcW w:type="dxa" w:w="2736"/>
+            <w:tcW w:type="dxa" w:w="2656"/>
             <w:shd w:fill="FBF9F5"/>
             <w:tcBorders>
               <w:top w:val="single" w:sz="8" w:color="E3DED2"/>
@@ -2936,6 +3560,12 @@
               <w:right w:val="single" w:sz="8" w:color="E3DED2"/>
             </w:tcBorders>
             <w:vAlign w:val="center"/>
+            <w:tcMar>
+              <w:top w:w="90" w:type="dxa"/>
+              <w:start w:w="110" w:type="dxa"/>
+              <w:bottom w:w="90" w:type="dxa"/>
+              <w:end w:w="110" w:type="dxa"/>
+            </w:tcMar>
           </w:tcPr>
           <w:p>
             <w:pPr>
@@ -2955,9 +3585,12 @@
         </w:tc>
       </w:tr>
       <w:tr>
+        <w:trPr>
+          <w:cantSplit/>
+        </w:trPr>
         <w:tc>
           <w:tcPr>
-            <w:tcW w:type="dxa" w:w="2304"/>
+            <w:tcW w:type="dxa" w:w="2236"/>
             <w:shd w:fill="FFFFFF"/>
             <w:tcBorders>
               <w:top w:val="single" w:sz="8" w:color="E3DED2"/>
@@ -2966,6 +3599,12 @@
               <w:right w:val="single" w:sz="8" w:color="E3DED2"/>
             </w:tcBorders>
             <w:vAlign w:val="center"/>
+            <w:tcMar>
+              <w:top w:w="90" w:type="dxa"/>
+              <w:start w:w="110" w:type="dxa"/>
+              <w:bottom w:w="90" w:type="dxa"/>
+              <w:end w:w="110" w:type="dxa"/>
+            </w:tcMar>
           </w:tcPr>
           <w:p>
             <w:pPr>
@@ -2985,7 +3624,7 @@
         </w:tc>
         <w:tc>
           <w:tcPr>
-            <w:tcW w:type="dxa" w:w="4752"/>
+            <w:tcW w:type="dxa" w:w="4612"/>
             <w:shd w:fill="FFFFFF"/>
             <w:tcBorders>
               <w:top w:val="single" w:sz="8" w:color="E3DED2"/>
@@ -2994,6 +3633,12 @@
               <w:right w:val="single" w:sz="8" w:color="E3DED2"/>
             </w:tcBorders>
             <w:vAlign w:val="center"/>
+            <w:tcMar>
+              <w:top w:w="90" w:type="dxa"/>
+              <w:start w:w="110" w:type="dxa"/>
+              <w:bottom w:w="90" w:type="dxa"/>
+              <w:end w:w="110" w:type="dxa"/>
+            </w:tcMar>
           </w:tcPr>
           <w:p>
             <w:pPr>
@@ -3013,7 +3658,7 @@
         </w:tc>
         <w:tc>
           <w:tcPr>
-            <w:tcW w:type="dxa" w:w="2736"/>
+            <w:tcW w:type="dxa" w:w="2656"/>
             <w:shd w:fill="FFFFFF"/>
             <w:tcBorders>
               <w:top w:val="single" w:sz="8" w:color="E3DED2"/>
@@ -3022,6 +3667,12 @@
               <w:right w:val="single" w:sz="8" w:color="E3DED2"/>
             </w:tcBorders>
             <w:vAlign w:val="center"/>
+            <w:tcMar>
+              <w:top w:w="90" w:type="dxa"/>
+              <w:start w:w="110" w:type="dxa"/>
+              <w:bottom w:w="90" w:type="dxa"/>
+              <w:end w:w="110" w:type="dxa"/>
+            </w:tcMar>
           </w:tcPr>
           <w:p>
             <w:pPr>
@@ -3041,9 +3692,12 @@
         </w:tc>
       </w:tr>
       <w:tr>
+        <w:trPr>
+          <w:cantSplit/>
+        </w:trPr>
         <w:tc>
           <w:tcPr>
-            <w:tcW w:type="dxa" w:w="2304"/>
+            <w:tcW w:type="dxa" w:w="2236"/>
             <w:shd w:fill="FBF9F5"/>
             <w:tcBorders>
               <w:top w:val="single" w:sz="8" w:color="E3DED2"/>
@@ -3052,6 +3706,12 @@
               <w:right w:val="single" w:sz="8" w:color="E3DED2"/>
             </w:tcBorders>
             <w:vAlign w:val="center"/>
+            <w:tcMar>
+              <w:top w:w="90" w:type="dxa"/>
+              <w:start w:w="110" w:type="dxa"/>
+              <w:bottom w:w="90" w:type="dxa"/>
+              <w:end w:w="110" w:type="dxa"/>
+            </w:tcMar>
           </w:tcPr>
           <w:p>
             <w:pPr>
@@ -3071,7 +3731,7 @@
         </w:tc>
         <w:tc>
           <w:tcPr>
-            <w:tcW w:type="dxa" w:w="4752"/>
+            <w:tcW w:type="dxa" w:w="4612"/>
             <w:shd w:fill="FBF9F5"/>
             <w:tcBorders>
               <w:top w:val="single" w:sz="8" w:color="E3DED2"/>
@@ -3080,6 +3740,12 @@
               <w:right w:val="single" w:sz="8" w:color="E3DED2"/>
             </w:tcBorders>
             <w:vAlign w:val="center"/>
+            <w:tcMar>
+              <w:top w:w="90" w:type="dxa"/>
+              <w:start w:w="110" w:type="dxa"/>
+              <w:bottom w:w="90" w:type="dxa"/>
+              <w:end w:w="110" w:type="dxa"/>
+            </w:tcMar>
           </w:tcPr>
           <w:p>
             <w:pPr>
@@ -3099,7 +3765,7 @@
         </w:tc>
         <w:tc>
           <w:tcPr>
-            <w:tcW w:type="dxa" w:w="2736"/>
+            <w:tcW w:type="dxa" w:w="2656"/>
             <w:shd w:fill="FBF9F5"/>
             <w:tcBorders>
               <w:top w:val="single" w:sz="8" w:color="E3DED2"/>
@@ -3108,6 +3774,12 @@
               <w:right w:val="single" w:sz="8" w:color="E3DED2"/>
             </w:tcBorders>
             <w:vAlign w:val="center"/>
+            <w:tcMar>
+              <w:top w:w="90" w:type="dxa"/>
+              <w:start w:w="110" w:type="dxa"/>
+              <w:bottom w:w="90" w:type="dxa"/>
+              <w:end w:w="110" w:type="dxa"/>
+            </w:tcMar>
           </w:tcPr>
           <w:p>
             <w:pPr>
@@ -3127,9 +3799,12 @@
         </w:tc>
       </w:tr>
       <w:tr>
+        <w:trPr>
+          <w:cantSplit/>
+        </w:trPr>
         <w:tc>
           <w:tcPr>
-            <w:tcW w:type="dxa" w:w="2304"/>
+            <w:tcW w:type="dxa" w:w="2236"/>
             <w:shd w:fill="FFFFFF"/>
             <w:tcBorders>
               <w:top w:val="single" w:sz="8" w:color="E3DED2"/>
@@ -3138,6 +3813,12 @@
               <w:right w:val="single" w:sz="8" w:color="E3DED2"/>
             </w:tcBorders>
             <w:vAlign w:val="center"/>
+            <w:tcMar>
+              <w:top w:w="90" w:type="dxa"/>
+              <w:start w:w="110" w:type="dxa"/>
+              <w:bottom w:w="90" w:type="dxa"/>
+              <w:end w:w="110" w:type="dxa"/>
+            </w:tcMar>
           </w:tcPr>
           <w:p>
             <w:pPr>
@@ -3157,7 +3838,7 @@
         </w:tc>
         <w:tc>
           <w:tcPr>
-            <w:tcW w:type="dxa" w:w="4752"/>
+            <w:tcW w:type="dxa" w:w="4612"/>
             <w:shd w:fill="FFFFFF"/>
             <w:tcBorders>
               <w:top w:val="single" w:sz="8" w:color="E3DED2"/>
@@ -3166,6 +3847,12 @@
               <w:right w:val="single" w:sz="8" w:color="E3DED2"/>
             </w:tcBorders>
             <w:vAlign w:val="center"/>
+            <w:tcMar>
+              <w:top w:w="90" w:type="dxa"/>
+              <w:start w:w="110" w:type="dxa"/>
+              <w:bottom w:w="90" w:type="dxa"/>
+              <w:end w:w="110" w:type="dxa"/>
+            </w:tcMar>
           </w:tcPr>
           <w:p>
             <w:pPr>
@@ -3185,7 +3872,7 @@
         </w:tc>
         <w:tc>
           <w:tcPr>
-            <w:tcW w:type="dxa" w:w="2736"/>
+            <w:tcW w:type="dxa" w:w="2656"/>
             <w:shd w:fill="FFFFFF"/>
             <w:tcBorders>
               <w:top w:val="single" w:sz="8" w:color="E3DED2"/>
@@ -3194,6 +3881,12 @@
               <w:right w:val="single" w:sz="8" w:color="E3DED2"/>
             </w:tcBorders>
             <w:vAlign w:val="center"/>
+            <w:tcMar>
+              <w:top w:w="90" w:type="dxa"/>
+              <w:start w:w="110" w:type="dxa"/>
+              <w:bottom w:w="90" w:type="dxa"/>
+              <w:end w:w="110" w:type="dxa"/>
+            </w:tcMar>
           </w:tcPr>
           <w:p>
             <w:pPr>
@@ -3239,8 +3932,8 @@
         <w:tblLook w:firstColumn="1" w:firstRow="1" w:lastColumn="0" w:lastRow="0" w:noHBand="0" w:noVBand="1" w:val="04A0"/>
       </w:tblPr>
       <w:tblGrid>
-        <w:gridCol w:w="1944"/>
-        <w:gridCol w:w="8280"/>
+        <w:gridCol w:w="1728"/>
+        <w:gridCol w:w="7776"/>
       </w:tblGrid>
       <w:tr>
         <w:tc>
@@ -3253,6 +3946,12 @@
               <w:bottom w:val="single" w:sz="8" w:color="BDEDE8"/>
               <w:right w:val="single" w:sz="8" w:color="BDEDE8"/>
             </w:tcBorders>
+            <w:tcMar>
+              <w:top w:w="90" w:type="dxa"/>
+              <w:start w:w="110" w:type="dxa"/>
+              <w:bottom w:w="90" w:type="dxa"/>
+              <w:end w:w="110" w:type="dxa"/>
+            </w:tcMar>
             <w:vAlign w:val="center"/>
           </w:tcPr>
           <w:p>
@@ -3281,6 +3980,12 @@
               <w:bottom w:val="single" w:sz="8" w:color="BDEDE8"/>
               <w:right w:val="single" w:sz="8" w:color="BDEDE8"/>
             </w:tcBorders>
+            <w:tcMar>
+              <w:top w:w="90" w:type="dxa"/>
+              <w:start w:w="110" w:type="dxa"/>
+              <w:bottom w:w="90" w:type="dxa"/>
+              <w:end w:w="110" w:type="dxa"/>
+            </w:tcMar>
             <w:vAlign w:val="center"/>
           </w:tcPr>
           <w:p>
@@ -3354,9 +4059,9 @@
         <w:tblLook w:firstColumn="1" w:firstRow="1" w:lastColumn="0" w:lastRow="0" w:noHBand="0" w:noVBand="1" w:val="04A0"/>
       </w:tblPr>
       <w:tblGrid>
-        <w:gridCol w:w="2088"/>
-        <w:gridCol w:w="3816"/>
-        <w:gridCol w:w="4608"/>
+        <w:gridCol w:w="1888"/>
+        <w:gridCol w:w="3450"/>
+        <w:gridCol w:w="4166"/>
       </w:tblGrid>
       <w:tr>
         <w:tc>
@@ -3370,6 +4075,12 @@
               <w:right w:val="single" w:sz="8" w:color="1A1A5E"/>
             </w:tcBorders>
             <w:vAlign w:val="center"/>
+            <w:tcMar>
+              <w:top w:w="90" w:type="dxa"/>
+              <w:start w:w="110" w:type="dxa"/>
+              <w:bottom w:w="90" w:type="dxa"/>
+              <w:end w:w="110" w:type="dxa"/>
+            </w:tcMar>
           </w:tcPr>
           <w:p>
             <w:pPr>
@@ -3398,6 +4109,12 @@
               <w:right w:val="single" w:sz="8" w:color="1A1A5E"/>
             </w:tcBorders>
             <w:vAlign w:val="center"/>
+            <w:tcMar>
+              <w:top w:w="90" w:type="dxa"/>
+              <w:start w:w="110" w:type="dxa"/>
+              <w:bottom w:w="90" w:type="dxa"/>
+              <w:end w:w="110" w:type="dxa"/>
+            </w:tcMar>
           </w:tcPr>
           <w:p>
             <w:pPr>
@@ -3426,6 +4143,12 @@
               <w:right w:val="single" w:sz="8" w:color="1A1A5E"/>
             </w:tcBorders>
             <w:vAlign w:val="center"/>
+            <w:tcMar>
+              <w:top w:w="90" w:type="dxa"/>
+              <w:start w:w="110" w:type="dxa"/>
+              <w:bottom w:w="90" w:type="dxa"/>
+              <w:end w:w="110" w:type="dxa"/>
+            </w:tcMar>
           </w:tcPr>
           <w:p>
             <w:pPr>
@@ -3445,9 +4168,12 @@
         </w:tc>
       </w:tr>
       <w:tr>
+        <w:trPr>
+          <w:cantSplit/>
+        </w:trPr>
         <w:tc>
           <w:tcPr>
-            <w:tcW w:type="dxa" w:w="2088"/>
+            <w:tcW w:type="dxa" w:w="1888"/>
             <w:shd w:fill="FBF9F5"/>
             <w:tcBorders>
               <w:top w:val="single" w:sz="8" w:color="E3DED2"/>
@@ -3456,6 +4182,12 @@
               <w:right w:val="single" w:sz="8" w:color="E3DED2"/>
             </w:tcBorders>
             <w:vAlign w:val="center"/>
+            <w:tcMar>
+              <w:top w:w="90" w:type="dxa"/>
+              <w:start w:w="110" w:type="dxa"/>
+              <w:bottom w:w="90" w:type="dxa"/>
+              <w:end w:w="110" w:type="dxa"/>
+            </w:tcMar>
           </w:tcPr>
           <w:p>
             <w:pPr>
@@ -3475,7 +4207,7 @@
         </w:tc>
         <w:tc>
           <w:tcPr>
-            <w:tcW w:type="dxa" w:w="3816"/>
+            <w:tcW w:type="dxa" w:w="3450"/>
             <w:shd w:fill="FBF9F5"/>
             <w:tcBorders>
               <w:top w:val="single" w:sz="8" w:color="E3DED2"/>
@@ -3484,6 +4216,12 @@
               <w:right w:val="single" w:sz="8" w:color="E3DED2"/>
             </w:tcBorders>
             <w:vAlign w:val="center"/>
+            <w:tcMar>
+              <w:top w:w="90" w:type="dxa"/>
+              <w:start w:w="110" w:type="dxa"/>
+              <w:bottom w:w="90" w:type="dxa"/>
+              <w:end w:w="110" w:type="dxa"/>
+            </w:tcMar>
           </w:tcPr>
           <w:p>
             <w:pPr>
@@ -3503,7 +4241,7 @@
         </w:tc>
         <w:tc>
           <w:tcPr>
-            <w:tcW w:type="dxa" w:w="4608"/>
+            <w:tcW w:type="dxa" w:w="4166"/>
             <w:shd w:fill="FBF9F5"/>
             <w:tcBorders>
               <w:top w:val="single" w:sz="8" w:color="E3DED2"/>
@@ -3512,6 +4250,12 @@
               <w:right w:val="single" w:sz="8" w:color="E3DED2"/>
             </w:tcBorders>
             <w:vAlign w:val="center"/>
+            <w:tcMar>
+              <w:top w:w="90" w:type="dxa"/>
+              <w:start w:w="110" w:type="dxa"/>
+              <w:bottom w:w="90" w:type="dxa"/>
+              <w:end w:w="110" w:type="dxa"/>
+            </w:tcMar>
           </w:tcPr>
           <w:p>
             <w:pPr>
@@ -3531,9 +4275,12 @@
         </w:tc>
       </w:tr>
       <w:tr>
+        <w:trPr>
+          <w:cantSplit/>
+        </w:trPr>
         <w:tc>
           <w:tcPr>
-            <w:tcW w:type="dxa" w:w="2088"/>
+            <w:tcW w:type="dxa" w:w="1888"/>
             <w:shd w:fill="FFFFFF"/>
             <w:tcBorders>
               <w:top w:val="single" w:sz="8" w:color="E3DED2"/>
@@ -3542,6 +4289,12 @@
               <w:right w:val="single" w:sz="8" w:color="E3DED2"/>
             </w:tcBorders>
             <w:vAlign w:val="center"/>
+            <w:tcMar>
+              <w:top w:w="90" w:type="dxa"/>
+              <w:start w:w="110" w:type="dxa"/>
+              <w:bottom w:w="90" w:type="dxa"/>
+              <w:end w:w="110" w:type="dxa"/>
+            </w:tcMar>
           </w:tcPr>
           <w:p>
             <w:pPr>
@@ -3561,7 +4314,7 @@
         </w:tc>
         <w:tc>
           <w:tcPr>
-            <w:tcW w:type="dxa" w:w="3816"/>
+            <w:tcW w:type="dxa" w:w="3450"/>
             <w:shd w:fill="FFFFFF"/>
             <w:tcBorders>
               <w:top w:val="single" w:sz="8" w:color="E3DED2"/>
@@ -3570,6 +4323,12 @@
               <w:right w:val="single" w:sz="8" w:color="E3DED2"/>
             </w:tcBorders>
             <w:vAlign w:val="center"/>
+            <w:tcMar>
+              <w:top w:w="90" w:type="dxa"/>
+              <w:start w:w="110" w:type="dxa"/>
+              <w:bottom w:w="90" w:type="dxa"/>
+              <w:end w:w="110" w:type="dxa"/>
+            </w:tcMar>
           </w:tcPr>
           <w:p>
             <w:pPr>
@@ -3589,7 +4348,7 @@
         </w:tc>
         <w:tc>
           <w:tcPr>
-            <w:tcW w:type="dxa" w:w="4608"/>
+            <w:tcW w:type="dxa" w:w="4166"/>
             <w:shd w:fill="FFFFFF"/>
             <w:tcBorders>
               <w:top w:val="single" w:sz="8" w:color="E3DED2"/>
@@ -3598,6 +4357,12 @@
               <w:right w:val="single" w:sz="8" w:color="E3DED2"/>
             </w:tcBorders>
             <w:vAlign w:val="center"/>
+            <w:tcMar>
+              <w:top w:w="90" w:type="dxa"/>
+              <w:start w:w="110" w:type="dxa"/>
+              <w:bottom w:w="90" w:type="dxa"/>
+              <w:end w:w="110" w:type="dxa"/>
+            </w:tcMar>
           </w:tcPr>
           <w:p>
             <w:pPr>
@@ -3617,9 +4382,12 @@
         </w:tc>
       </w:tr>
       <w:tr>
+        <w:trPr>
+          <w:cantSplit/>
+        </w:trPr>
         <w:tc>
           <w:tcPr>
-            <w:tcW w:type="dxa" w:w="2088"/>
+            <w:tcW w:type="dxa" w:w="1888"/>
             <w:shd w:fill="FBF9F5"/>
             <w:tcBorders>
               <w:top w:val="single" w:sz="8" w:color="E3DED2"/>
@@ -3628,6 +4396,12 @@
               <w:right w:val="single" w:sz="8" w:color="E3DED2"/>
             </w:tcBorders>
             <w:vAlign w:val="center"/>
+            <w:tcMar>
+              <w:top w:w="90" w:type="dxa"/>
+              <w:start w:w="110" w:type="dxa"/>
+              <w:bottom w:w="90" w:type="dxa"/>
+              <w:end w:w="110" w:type="dxa"/>
+            </w:tcMar>
           </w:tcPr>
           <w:p>
             <w:pPr>
@@ -3647,7 +4421,7 @@
         </w:tc>
         <w:tc>
           <w:tcPr>
-            <w:tcW w:type="dxa" w:w="3816"/>
+            <w:tcW w:type="dxa" w:w="3450"/>
             <w:shd w:fill="FBF9F5"/>
             <w:tcBorders>
               <w:top w:val="single" w:sz="8" w:color="E3DED2"/>
@@ -3656,6 +4430,12 @@
               <w:right w:val="single" w:sz="8" w:color="E3DED2"/>
             </w:tcBorders>
             <w:vAlign w:val="center"/>
+            <w:tcMar>
+              <w:top w:w="90" w:type="dxa"/>
+              <w:start w:w="110" w:type="dxa"/>
+              <w:bottom w:w="90" w:type="dxa"/>
+              <w:end w:w="110" w:type="dxa"/>
+            </w:tcMar>
           </w:tcPr>
           <w:p>
             <w:pPr>
@@ -3675,7 +4455,7 @@
         </w:tc>
         <w:tc>
           <w:tcPr>
-            <w:tcW w:type="dxa" w:w="4608"/>
+            <w:tcW w:type="dxa" w:w="4166"/>
             <w:shd w:fill="FBF9F5"/>
             <w:tcBorders>
               <w:top w:val="single" w:sz="8" w:color="E3DED2"/>
@@ -3684,6 +4464,12 @@
               <w:right w:val="single" w:sz="8" w:color="E3DED2"/>
             </w:tcBorders>
             <w:vAlign w:val="center"/>
+            <w:tcMar>
+              <w:top w:w="90" w:type="dxa"/>
+              <w:start w:w="110" w:type="dxa"/>
+              <w:bottom w:w="90" w:type="dxa"/>
+              <w:end w:w="110" w:type="dxa"/>
+            </w:tcMar>
           </w:tcPr>
           <w:p>
             <w:pPr>
@@ -3703,9 +4489,12 @@
         </w:tc>
       </w:tr>
       <w:tr>
+        <w:trPr>
+          <w:cantSplit/>
+        </w:trPr>
         <w:tc>
           <w:tcPr>
-            <w:tcW w:type="dxa" w:w="2088"/>
+            <w:tcW w:type="dxa" w:w="1888"/>
             <w:shd w:fill="FFFFFF"/>
             <w:tcBorders>
               <w:top w:val="single" w:sz="8" w:color="E3DED2"/>
@@ -3714,6 +4503,12 @@
               <w:right w:val="single" w:sz="8" w:color="E3DED2"/>
             </w:tcBorders>
             <w:vAlign w:val="center"/>
+            <w:tcMar>
+              <w:top w:w="90" w:type="dxa"/>
+              <w:start w:w="110" w:type="dxa"/>
+              <w:bottom w:w="90" w:type="dxa"/>
+              <w:end w:w="110" w:type="dxa"/>
+            </w:tcMar>
           </w:tcPr>
           <w:p>
             <w:pPr>
@@ -3733,7 +4528,7 @@
         </w:tc>
         <w:tc>
           <w:tcPr>
-            <w:tcW w:type="dxa" w:w="3816"/>
+            <w:tcW w:type="dxa" w:w="3450"/>
             <w:shd w:fill="FFFFFF"/>
             <w:tcBorders>
               <w:top w:val="single" w:sz="8" w:color="E3DED2"/>
@@ -3742,6 +4537,12 @@
               <w:right w:val="single" w:sz="8" w:color="E3DED2"/>
             </w:tcBorders>
             <w:vAlign w:val="center"/>
+            <w:tcMar>
+              <w:top w:w="90" w:type="dxa"/>
+              <w:start w:w="110" w:type="dxa"/>
+              <w:bottom w:w="90" w:type="dxa"/>
+              <w:end w:w="110" w:type="dxa"/>
+            </w:tcMar>
           </w:tcPr>
           <w:p>
             <w:pPr>
@@ -3761,7 +4562,7 @@
         </w:tc>
         <w:tc>
           <w:tcPr>
-            <w:tcW w:type="dxa" w:w="4608"/>
+            <w:tcW w:type="dxa" w:w="4166"/>
             <w:shd w:fill="FFFFFF"/>
             <w:tcBorders>
               <w:top w:val="single" w:sz="8" w:color="E3DED2"/>
@@ -3770,6 +4571,12 @@
               <w:right w:val="single" w:sz="8" w:color="E3DED2"/>
             </w:tcBorders>
             <w:vAlign w:val="center"/>
+            <w:tcMar>
+              <w:top w:w="90" w:type="dxa"/>
+              <w:start w:w="110" w:type="dxa"/>
+              <w:bottom w:w="90" w:type="dxa"/>
+              <w:end w:w="110" w:type="dxa"/>
+            </w:tcMar>
           </w:tcPr>
           <w:p>
             <w:pPr>
@@ -3802,8 +4609,8 @@
         <w:tblLook w:firstColumn="1" w:firstRow="1" w:lastColumn="0" w:lastRow="0" w:noHBand="0" w:noVBand="1" w:val="04A0"/>
       </w:tblPr>
       <w:tblGrid>
-        <w:gridCol w:w="1944"/>
-        <w:gridCol w:w="8280"/>
+        <w:gridCol w:w="1728"/>
+        <w:gridCol w:w="7776"/>
       </w:tblGrid>
       <w:tr>
         <w:tc>
@@ -3816,6 +4623,12 @@
               <w:bottom w:val="single" w:sz="8" w:color="BDEDE8"/>
               <w:right w:val="single" w:sz="8" w:color="BDEDE8"/>
             </w:tcBorders>
+            <w:tcMar>
+              <w:top w:w="90" w:type="dxa"/>
+              <w:start w:w="110" w:type="dxa"/>
+              <w:bottom w:w="90" w:type="dxa"/>
+              <w:end w:w="110" w:type="dxa"/>
+            </w:tcMar>
             <w:vAlign w:val="center"/>
           </w:tcPr>
           <w:p>
@@ -3844,6 +4657,12 @@
               <w:bottom w:val="single" w:sz="8" w:color="BDEDE8"/>
               <w:right w:val="single" w:sz="8" w:color="BDEDE8"/>
             </w:tcBorders>
+            <w:tcMar>
+              <w:top w:w="90" w:type="dxa"/>
+              <w:start w:w="110" w:type="dxa"/>
+              <w:bottom w:w="90" w:type="dxa"/>
+              <w:end w:w="110" w:type="dxa"/>
+            </w:tcMar>
             <w:vAlign w:val="center"/>
           </w:tcPr>
           <w:p>
@@ -3922,8 +4741,8 @@
         <w:tblLook w:firstColumn="1" w:firstRow="1" w:lastColumn="0" w:lastRow="0" w:noHBand="0" w:noVBand="1" w:val="04A0"/>
       </w:tblPr>
       <w:tblGrid>
-        <w:gridCol w:w="2232"/>
-        <w:gridCol w:w="7992"/>
+        <w:gridCol w:w="2160"/>
+        <w:gridCol w:w="7344"/>
       </w:tblGrid>
       <w:tr>
         <w:trPr>
@@ -3940,6 +4759,12 @@
               <w:bottom w:val="single" w:sz="8" w:color="1A1A5E"/>
               <w:right w:val="single" w:sz="8" w:color="1A1A5E"/>
             </w:tcBorders>
+            <w:tcMar>
+              <w:top w:w="105" w:type="dxa"/>
+              <w:start w:w="135" w:type="dxa"/>
+              <w:bottom w:w="105" w:type="dxa"/>
+              <w:end w:w="135" w:type="dxa"/>
+            </w:tcMar>
             <w:vAlign w:val="center"/>
           </w:tcPr>
           <w:p>
@@ -3965,7 +4790,7 @@
         </w:trPr>
         <w:tc>
           <w:tcPr>
-            <w:tcW w:type="dxa" w:w="2232"/>
+            <w:tcW w:type="dxa" w:w="2160"/>
             <w:shd w:fill="F0F0FA"/>
             <w:tcBorders>
               <w:top w:val="single" w:sz="8" w:color="E3DED2"/>
@@ -3973,6 +4798,12 @@
               <w:bottom w:val="single" w:sz="8" w:color="E3DED2"/>
               <w:right w:val="single" w:sz="8" w:color="E3DED2"/>
             </w:tcBorders>
+            <w:tcMar>
+              <w:top w:w="90" w:type="dxa"/>
+              <w:start w:w="110" w:type="dxa"/>
+              <w:bottom w:w="90" w:type="dxa"/>
+              <w:end w:w="110" w:type="dxa"/>
+            </w:tcMar>
             <w:vAlign w:val="center"/>
           </w:tcPr>
           <w:p>
@@ -3993,7 +4824,7 @@
         </w:tc>
         <w:tc>
           <w:tcPr>
-            <w:tcW w:type="dxa" w:w="7992"/>
+            <w:tcW w:type="dxa" w:w="7344"/>
             <w:shd w:fill="FFFFFF"/>
             <w:tcBorders>
               <w:top w:val="single" w:sz="8" w:color="E3DED2"/>
@@ -4001,6 +4832,12 @@
               <w:bottom w:val="single" w:sz="8" w:color="E3DED2"/>
               <w:right w:val="single" w:sz="8" w:color="E3DED2"/>
             </w:tcBorders>
+            <w:tcMar>
+              <w:top w:w="90" w:type="dxa"/>
+              <w:start w:w="110" w:type="dxa"/>
+              <w:bottom w:w="90" w:type="dxa"/>
+              <w:end w:w="110" w:type="dxa"/>
+            </w:tcMar>
             <w:vAlign w:val="center"/>
           </w:tcPr>
           <w:p>
@@ -4026,7 +4863,7 @@
         </w:trPr>
         <w:tc>
           <w:tcPr>
-            <w:tcW w:type="dxa" w:w="2232"/>
+            <w:tcW w:type="dxa" w:w="2160"/>
             <w:shd w:fill="F0F0FA"/>
             <w:tcBorders>
               <w:top w:val="single" w:sz="8" w:color="E3DED2"/>
@@ -4034,6 +4871,12 @@
               <w:bottom w:val="single" w:sz="8" w:color="E3DED2"/>
               <w:right w:val="single" w:sz="8" w:color="E3DED2"/>
             </w:tcBorders>
+            <w:tcMar>
+              <w:top w:w="90" w:type="dxa"/>
+              <w:start w:w="110" w:type="dxa"/>
+              <w:bottom w:w="90" w:type="dxa"/>
+              <w:end w:w="110" w:type="dxa"/>
+            </w:tcMar>
             <w:vAlign w:val="center"/>
           </w:tcPr>
           <w:p>
@@ -4054,7 +4897,7 @@
         </w:tc>
         <w:tc>
           <w:tcPr>
-            <w:tcW w:type="dxa" w:w="7992"/>
+            <w:tcW w:type="dxa" w:w="7344"/>
             <w:shd w:fill="FFFFFF"/>
             <w:tcBorders>
               <w:top w:val="single" w:sz="8" w:color="E3DED2"/>
@@ -4062,6 +4905,12 @@
               <w:bottom w:val="single" w:sz="8" w:color="E3DED2"/>
               <w:right w:val="single" w:sz="8" w:color="E3DED2"/>
             </w:tcBorders>
+            <w:tcMar>
+              <w:top w:w="90" w:type="dxa"/>
+              <w:start w:w="110" w:type="dxa"/>
+              <w:bottom w:w="90" w:type="dxa"/>
+              <w:end w:w="110" w:type="dxa"/>
+            </w:tcMar>
             <w:vAlign w:val="center"/>
           </w:tcPr>
           <w:p>
@@ -4087,7 +4936,7 @@
         </w:trPr>
         <w:tc>
           <w:tcPr>
-            <w:tcW w:type="dxa" w:w="2232"/>
+            <w:tcW w:type="dxa" w:w="2160"/>
             <w:shd w:fill="F0F0FA"/>
             <w:tcBorders>
               <w:top w:val="single" w:sz="8" w:color="E3DED2"/>
@@ -4095,6 +4944,12 @@
               <w:bottom w:val="single" w:sz="8" w:color="E3DED2"/>
               <w:right w:val="single" w:sz="8" w:color="E3DED2"/>
             </w:tcBorders>
+            <w:tcMar>
+              <w:top w:w="90" w:type="dxa"/>
+              <w:start w:w="110" w:type="dxa"/>
+              <w:bottom w:w="90" w:type="dxa"/>
+              <w:end w:w="110" w:type="dxa"/>
+            </w:tcMar>
             <w:vAlign w:val="center"/>
           </w:tcPr>
           <w:p>
@@ -4115,7 +4970,7 @@
         </w:tc>
         <w:tc>
           <w:tcPr>
-            <w:tcW w:type="dxa" w:w="7992"/>
+            <w:tcW w:type="dxa" w:w="7344"/>
             <w:shd w:fill="FFFFFF"/>
             <w:tcBorders>
               <w:top w:val="single" w:sz="8" w:color="E3DED2"/>
@@ -4123,6 +4978,12 @@
               <w:bottom w:val="single" w:sz="8" w:color="E3DED2"/>
               <w:right w:val="single" w:sz="8" w:color="E3DED2"/>
             </w:tcBorders>
+            <w:tcMar>
+              <w:top w:w="90" w:type="dxa"/>
+              <w:start w:w="110" w:type="dxa"/>
+              <w:bottom w:w="90" w:type="dxa"/>
+              <w:end w:w="110" w:type="dxa"/>
+            </w:tcMar>
             <w:vAlign w:val="center"/>
           </w:tcPr>
           <w:p>
@@ -4148,7 +5009,7 @@
         </w:trPr>
         <w:tc>
           <w:tcPr>
-            <w:tcW w:type="dxa" w:w="2232"/>
+            <w:tcW w:type="dxa" w:w="2160"/>
             <w:shd w:fill="F0F0FA"/>
             <w:tcBorders>
               <w:top w:val="single" w:sz="8" w:color="E3DED2"/>
@@ -4156,6 +5017,12 @@
               <w:bottom w:val="single" w:sz="8" w:color="E3DED2"/>
               <w:right w:val="single" w:sz="8" w:color="E3DED2"/>
             </w:tcBorders>
+            <w:tcMar>
+              <w:top w:w="90" w:type="dxa"/>
+              <w:start w:w="110" w:type="dxa"/>
+              <w:bottom w:w="90" w:type="dxa"/>
+              <w:end w:w="110" w:type="dxa"/>
+            </w:tcMar>
             <w:vAlign w:val="center"/>
           </w:tcPr>
           <w:p>
@@ -4176,7 +5043,7 @@
         </w:tc>
         <w:tc>
           <w:tcPr>
-            <w:tcW w:type="dxa" w:w="7992"/>
+            <w:tcW w:type="dxa" w:w="7344"/>
             <w:shd w:fill="FFFFFF"/>
             <w:tcBorders>
               <w:top w:val="single" w:sz="8" w:color="E3DED2"/>
@@ -4184,6 +5051,12 @@
               <w:bottom w:val="single" w:sz="8" w:color="E3DED2"/>
               <w:right w:val="single" w:sz="8" w:color="E3DED2"/>
             </w:tcBorders>
+            <w:tcMar>
+              <w:top w:w="90" w:type="dxa"/>
+              <w:start w:w="110" w:type="dxa"/>
+              <w:bottom w:w="90" w:type="dxa"/>
+              <w:end w:w="110" w:type="dxa"/>
+            </w:tcMar>
             <w:vAlign w:val="center"/>
           </w:tcPr>
           <w:p>
@@ -4226,8 +5099,8 @@
         <w:tblLook w:firstColumn="1" w:firstRow="1" w:lastColumn="0" w:lastRow="0" w:noHBand="0" w:noVBand="1" w:val="04A0"/>
       </w:tblPr>
       <w:tblGrid>
-        <w:gridCol w:w="2232"/>
-        <w:gridCol w:w="7992"/>
+        <w:gridCol w:w="2160"/>
+        <w:gridCol w:w="7344"/>
       </w:tblGrid>
       <w:tr>
         <w:trPr>
@@ -4244,6 +5117,12 @@
               <w:bottom w:val="single" w:sz="8" w:color="1A1A5E"/>
               <w:right w:val="single" w:sz="8" w:color="1A1A5E"/>
             </w:tcBorders>
+            <w:tcMar>
+              <w:top w:w="105" w:type="dxa"/>
+              <w:start w:w="135" w:type="dxa"/>
+              <w:bottom w:w="105" w:type="dxa"/>
+              <w:end w:w="135" w:type="dxa"/>
+            </w:tcMar>
             <w:vAlign w:val="center"/>
           </w:tcPr>
           <w:p>
@@ -4269,7 +5148,7 @@
         </w:trPr>
         <w:tc>
           <w:tcPr>
-            <w:tcW w:type="dxa" w:w="2232"/>
+            <w:tcW w:type="dxa" w:w="2160"/>
             <w:shd w:fill="F0F0FA"/>
             <w:tcBorders>
               <w:top w:val="single" w:sz="8" w:color="E3DED2"/>
@@ -4277,6 +5156,12 @@
               <w:bottom w:val="single" w:sz="8" w:color="E3DED2"/>
               <w:right w:val="single" w:sz="8" w:color="E3DED2"/>
             </w:tcBorders>
+            <w:tcMar>
+              <w:top w:w="90" w:type="dxa"/>
+              <w:start w:w="110" w:type="dxa"/>
+              <w:bottom w:w="90" w:type="dxa"/>
+              <w:end w:w="110" w:type="dxa"/>
+            </w:tcMar>
             <w:vAlign w:val="center"/>
           </w:tcPr>
           <w:p>
@@ -4297,7 +5182,7 @@
         </w:tc>
         <w:tc>
           <w:tcPr>
-            <w:tcW w:type="dxa" w:w="7992"/>
+            <w:tcW w:type="dxa" w:w="7344"/>
             <w:shd w:fill="FFFFFF"/>
             <w:tcBorders>
               <w:top w:val="single" w:sz="8" w:color="E3DED2"/>
@@ -4305,6 +5190,12 @@
               <w:bottom w:val="single" w:sz="8" w:color="E3DED2"/>
               <w:right w:val="single" w:sz="8" w:color="E3DED2"/>
             </w:tcBorders>
+            <w:tcMar>
+              <w:top w:w="90" w:type="dxa"/>
+              <w:start w:w="110" w:type="dxa"/>
+              <w:bottom w:w="90" w:type="dxa"/>
+              <w:end w:w="110" w:type="dxa"/>
+            </w:tcMar>
             <w:vAlign w:val="center"/>
           </w:tcPr>
           <w:p>
@@ -4330,7 +5221,7 @@
         </w:trPr>
         <w:tc>
           <w:tcPr>
-            <w:tcW w:type="dxa" w:w="2232"/>
+            <w:tcW w:type="dxa" w:w="2160"/>
             <w:shd w:fill="F0F0FA"/>
             <w:tcBorders>
               <w:top w:val="single" w:sz="8" w:color="E3DED2"/>
@@ -4338,6 +5229,12 @@
               <w:bottom w:val="single" w:sz="8" w:color="E3DED2"/>
               <w:right w:val="single" w:sz="8" w:color="E3DED2"/>
             </w:tcBorders>
+            <w:tcMar>
+              <w:top w:w="90" w:type="dxa"/>
+              <w:start w:w="110" w:type="dxa"/>
+              <w:bottom w:w="90" w:type="dxa"/>
+              <w:end w:w="110" w:type="dxa"/>
+            </w:tcMar>
             <w:vAlign w:val="center"/>
           </w:tcPr>
           <w:p>
@@ -4358,7 +5255,7 @@
         </w:tc>
         <w:tc>
           <w:tcPr>
-            <w:tcW w:type="dxa" w:w="7992"/>
+            <w:tcW w:type="dxa" w:w="7344"/>
             <w:shd w:fill="FFFFFF"/>
             <w:tcBorders>
               <w:top w:val="single" w:sz="8" w:color="E3DED2"/>
@@ -4366,6 +5263,12 @@
               <w:bottom w:val="single" w:sz="8" w:color="E3DED2"/>
               <w:right w:val="single" w:sz="8" w:color="E3DED2"/>
             </w:tcBorders>
+            <w:tcMar>
+              <w:top w:w="90" w:type="dxa"/>
+              <w:start w:w="110" w:type="dxa"/>
+              <w:bottom w:w="90" w:type="dxa"/>
+              <w:end w:w="110" w:type="dxa"/>
+            </w:tcMar>
             <w:vAlign w:val="center"/>
           </w:tcPr>
           <w:p>
@@ -4391,7 +5294,7 @@
         </w:trPr>
         <w:tc>
           <w:tcPr>
-            <w:tcW w:type="dxa" w:w="2232"/>
+            <w:tcW w:type="dxa" w:w="2160"/>
             <w:shd w:fill="F0F0FA"/>
             <w:tcBorders>
               <w:top w:val="single" w:sz="8" w:color="E3DED2"/>
@@ -4399,6 +5302,12 @@
               <w:bottom w:val="single" w:sz="8" w:color="E3DED2"/>
               <w:right w:val="single" w:sz="8" w:color="E3DED2"/>
             </w:tcBorders>
+            <w:tcMar>
+              <w:top w:w="90" w:type="dxa"/>
+              <w:start w:w="110" w:type="dxa"/>
+              <w:bottom w:w="90" w:type="dxa"/>
+              <w:end w:w="110" w:type="dxa"/>
+            </w:tcMar>
             <w:vAlign w:val="center"/>
           </w:tcPr>
           <w:p>
@@ -4419,7 +5328,7 @@
         </w:tc>
         <w:tc>
           <w:tcPr>
-            <w:tcW w:type="dxa" w:w="7992"/>
+            <w:tcW w:type="dxa" w:w="7344"/>
             <w:shd w:fill="FFFFFF"/>
             <w:tcBorders>
               <w:top w:val="single" w:sz="8" w:color="E3DED2"/>
@@ -4427,6 +5336,12 @@
               <w:bottom w:val="single" w:sz="8" w:color="E3DED2"/>
               <w:right w:val="single" w:sz="8" w:color="E3DED2"/>
             </w:tcBorders>
+            <w:tcMar>
+              <w:top w:w="90" w:type="dxa"/>
+              <w:start w:w="110" w:type="dxa"/>
+              <w:bottom w:w="90" w:type="dxa"/>
+              <w:end w:w="110" w:type="dxa"/>
+            </w:tcMar>
             <w:vAlign w:val="center"/>
           </w:tcPr>
           <w:p>
@@ -4452,7 +5367,7 @@
         </w:trPr>
         <w:tc>
           <w:tcPr>
-            <w:tcW w:type="dxa" w:w="2232"/>
+            <w:tcW w:type="dxa" w:w="2160"/>
             <w:shd w:fill="F0F0FA"/>
             <w:tcBorders>
               <w:top w:val="single" w:sz="8" w:color="E3DED2"/>
@@ -4460,6 +5375,12 @@
               <w:bottom w:val="single" w:sz="8" w:color="E3DED2"/>
               <w:right w:val="single" w:sz="8" w:color="E3DED2"/>
             </w:tcBorders>
+            <w:tcMar>
+              <w:top w:w="90" w:type="dxa"/>
+              <w:start w:w="110" w:type="dxa"/>
+              <w:bottom w:w="90" w:type="dxa"/>
+              <w:end w:w="110" w:type="dxa"/>
+            </w:tcMar>
             <w:vAlign w:val="center"/>
           </w:tcPr>
           <w:p>
@@ -4480,7 +5401,7 @@
         </w:tc>
         <w:tc>
           <w:tcPr>
-            <w:tcW w:type="dxa" w:w="7992"/>
+            <w:tcW w:type="dxa" w:w="7344"/>
             <w:shd w:fill="FFFFFF"/>
             <w:tcBorders>
               <w:top w:val="single" w:sz="8" w:color="E3DED2"/>
@@ -4488,6 +5409,12 @@
               <w:bottom w:val="single" w:sz="8" w:color="E3DED2"/>
               <w:right w:val="single" w:sz="8" w:color="E3DED2"/>
             </w:tcBorders>
+            <w:tcMar>
+              <w:top w:w="90" w:type="dxa"/>
+              <w:start w:w="110" w:type="dxa"/>
+              <w:bottom w:w="90" w:type="dxa"/>
+              <w:end w:w="110" w:type="dxa"/>
+            </w:tcMar>
             <w:vAlign w:val="center"/>
           </w:tcPr>
           <w:p>
@@ -4530,8 +5457,8 @@
         <w:tblLook w:firstColumn="1" w:firstRow="1" w:lastColumn="0" w:lastRow="0" w:noHBand="0" w:noVBand="1" w:val="04A0"/>
       </w:tblPr>
       <w:tblGrid>
-        <w:gridCol w:w="1944"/>
-        <w:gridCol w:w="8280"/>
+        <w:gridCol w:w="1728"/>
+        <w:gridCol w:w="7776"/>
       </w:tblGrid>
       <w:tr>
         <w:tc>
@@ -4544,6 +5471,12 @@
               <w:bottom w:val="single" w:sz="8" w:color="BDEDE8"/>
               <w:right w:val="single" w:sz="8" w:color="BDEDE8"/>
             </w:tcBorders>
+            <w:tcMar>
+              <w:top w:w="90" w:type="dxa"/>
+              <w:start w:w="110" w:type="dxa"/>
+              <w:bottom w:w="90" w:type="dxa"/>
+              <w:end w:w="110" w:type="dxa"/>
+            </w:tcMar>
             <w:vAlign w:val="center"/>
           </w:tcPr>
           <w:p>
@@ -4572,6 +5505,12 @@
               <w:bottom w:val="single" w:sz="8" w:color="BDEDE8"/>
               <w:right w:val="single" w:sz="8" w:color="BDEDE8"/>
             </w:tcBorders>
+            <w:tcMar>
+              <w:top w:w="90" w:type="dxa"/>
+              <w:start w:w="110" w:type="dxa"/>
+              <w:bottom w:w="90" w:type="dxa"/>
+              <w:end w:w="110" w:type="dxa"/>
+            </w:tcMar>
             <w:vAlign w:val="center"/>
           </w:tcPr>
           <w:p>
@@ -4610,8 +5549,8 @@
         <w:tblLook w:firstColumn="1" w:firstRow="1" w:lastColumn="0" w:lastRow="0" w:noHBand="0" w:noVBand="1" w:val="04A0"/>
       </w:tblPr>
       <w:tblGrid>
-        <w:gridCol w:w="2232"/>
-        <w:gridCol w:w="7992"/>
+        <w:gridCol w:w="2160"/>
+        <w:gridCol w:w="7344"/>
       </w:tblGrid>
       <w:tr>
         <w:trPr>
@@ -4628,6 +5567,12 @@
               <w:bottom w:val="single" w:sz="8" w:color="1A1A5E"/>
               <w:right w:val="single" w:sz="8" w:color="1A1A5E"/>
             </w:tcBorders>
+            <w:tcMar>
+              <w:top w:w="105" w:type="dxa"/>
+              <w:start w:w="135" w:type="dxa"/>
+              <w:bottom w:w="105" w:type="dxa"/>
+              <w:end w:w="135" w:type="dxa"/>
+            </w:tcMar>
             <w:vAlign w:val="center"/>
           </w:tcPr>
           <w:p>
@@ -4653,7 +5598,7 @@
         </w:trPr>
         <w:tc>
           <w:tcPr>
-            <w:tcW w:type="dxa" w:w="2232"/>
+            <w:tcW w:type="dxa" w:w="2160"/>
             <w:shd w:fill="F0F0FA"/>
             <w:tcBorders>
               <w:top w:val="single" w:sz="8" w:color="E3DED2"/>
@@ -4661,6 +5606,12 @@
               <w:bottom w:val="single" w:sz="8" w:color="E3DED2"/>
               <w:right w:val="single" w:sz="8" w:color="E3DED2"/>
             </w:tcBorders>
+            <w:tcMar>
+              <w:top w:w="90" w:type="dxa"/>
+              <w:start w:w="110" w:type="dxa"/>
+              <w:bottom w:w="90" w:type="dxa"/>
+              <w:end w:w="110" w:type="dxa"/>
+            </w:tcMar>
             <w:vAlign w:val="center"/>
           </w:tcPr>
           <w:p>
@@ -4681,7 +5632,7 @@
         </w:tc>
         <w:tc>
           <w:tcPr>
-            <w:tcW w:type="dxa" w:w="7992"/>
+            <w:tcW w:type="dxa" w:w="7344"/>
             <w:shd w:fill="FFFFFF"/>
             <w:tcBorders>
               <w:top w:val="single" w:sz="8" w:color="E3DED2"/>
@@ -4689,6 +5640,12 @@
               <w:bottom w:val="single" w:sz="8" w:color="E3DED2"/>
               <w:right w:val="single" w:sz="8" w:color="E3DED2"/>
             </w:tcBorders>
+            <w:tcMar>
+              <w:top w:w="90" w:type="dxa"/>
+              <w:start w:w="110" w:type="dxa"/>
+              <w:bottom w:w="90" w:type="dxa"/>
+              <w:end w:w="110" w:type="dxa"/>
+            </w:tcMar>
             <w:vAlign w:val="center"/>
           </w:tcPr>
           <w:p>
@@ -4714,7 +5671,7 @@
         </w:trPr>
         <w:tc>
           <w:tcPr>
-            <w:tcW w:type="dxa" w:w="2232"/>
+            <w:tcW w:type="dxa" w:w="2160"/>
             <w:shd w:fill="F0F0FA"/>
             <w:tcBorders>
               <w:top w:val="single" w:sz="8" w:color="E3DED2"/>
@@ -4722,6 +5679,12 @@
               <w:bottom w:val="single" w:sz="8" w:color="E3DED2"/>
               <w:right w:val="single" w:sz="8" w:color="E3DED2"/>
             </w:tcBorders>
+            <w:tcMar>
+              <w:top w:w="90" w:type="dxa"/>
+              <w:start w:w="110" w:type="dxa"/>
+              <w:bottom w:w="90" w:type="dxa"/>
+              <w:end w:w="110" w:type="dxa"/>
+            </w:tcMar>
             <w:vAlign w:val="center"/>
           </w:tcPr>
           <w:p>
@@ -4742,7 +5705,7 @@
         </w:tc>
         <w:tc>
           <w:tcPr>
-            <w:tcW w:type="dxa" w:w="7992"/>
+            <w:tcW w:type="dxa" w:w="7344"/>
             <w:shd w:fill="FFFFFF"/>
             <w:tcBorders>
               <w:top w:val="single" w:sz="8" w:color="E3DED2"/>
@@ -4750,6 +5713,12 @@
               <w:bottom w:val="single" w:sz="8" w:color="E3DED2"/>
               <w:right w:val="single" w:sz="8" w:color="E3DED2"/>
             </w:tcBorders>
+            <w:tcMar>
+              <w:top w:w="90" w:type="dxa"/>
+              <w:start w:w="110" w:type="dxa"/>
+              <w:bottom w:w="90" w:type="dxa"/>
+              <w:end w:w="110" w:type="dxa"/>
+            </w:tcMar>
             <w:vAlign w:val="center"/>
           </w:tcPr>
           <w:p>
@@ -4775,7 +5744,7 @@
         </w:trPr>
         <w:tc>
           <w:tcPr>
-            <w:tcW w:type="dxa" w:w="2232"/>
+            <w:tcW w:type="dxa" w:w="2160"/>
             <w:shd w:fill="F0F0FA"/>
             <w:tcBorders>
               <w:top w:val="single" w:sz="8" w:color="E3DED2"/>
@@ -4783,6 +5752,12 @@
               <w:bottom w:val="single" w:sz="8" w:color="E3DED2"/>
               <w:right w:val="single" w:sz="8" w:color="E3DED2"/>
             </w:tcBorders>
+            <w:tcMar>
+              <w:top w:w="90" w:type="dxa"/>
+              <w:start w:w="110" w:type="dxa"/>
+              <w:bottom w:w="90" w:type="dxa"/>
+              <w:end w:w="110" w:type="dxa"/>
+            </w:tcMar>
             <w:vAlign w:val="center"/>
           </w:tcPr>
           <w:p>
@@ -4803,7 +5778,7 @@
         </w:tc>
         <w:tc>
           <w:tcPr>
-            <w:tcW w:type="dxa" w:w="7992"/>
+            <w:tcW w:type="dxa" w:w="7344"/>
             <w:shd w:fill="FFFFFF"/>
             <w:tcBorders>
               <w:top w:val="single" w:sz="8" w:color="E3DED2"/>
@@ -4811,6 +5786,12 @@
               <w:bottom w:val="single" w:sz="8" w:color="E3DED2"/>
               <w:right w:val="single" w:sz="8" w:color="E3DED2"/>
             </w:tcBorders>
+            <w:tcMar>
+              <w:top w:w="90" w:type="dxa"/>
+              <w:start w:w="110" w:type="dxa"/>
+              <w:bottom w:w="90" w:type="dxa"/>
+              <w:end w:w="110" w:type="dxa"/>
+            </w:tcMar>
             <w:vAlign w:val="center"/>
           </w:tcPr>
           <w:p>
@@ -4836,7 +5817,7 @@
         </w:trPr>
         <w:tc>
           <w:tcPr>
-            <w:tcW w:type="dxa" w:w="2232"/>
+            <w:tcW w:type="dxa" w:w="2160"/>
             <w:shd w:fill="F0F0FA"/>
             <w:tcBorders>
               <w:top w:val="single" w:sz="8" w:color="E3DED2"/>
@@ -4844,6 +5825,12 @@
               <w:bottom w:val="single" w:sz="8" w:color="E3DED2"/>
               <w:right w:val="single" w:sz="8" w:color="E3DED2"/>
             </w:tcBorders>
+            <w:tcMar>
+              <w:top w:w="90" w:type="dxa"/>
+              <w:start w:w="110" w:type="dxa"/>
+              <w:bottom w:w="90" w:type="dxa"/>
+              <w:end w:w="110" w:type="dxa"/>
+            </w:tcMar>
             <w:vAlign w:val="center"/>
           </w:tcPr>
           <w:p>
@@ -4864,7 +5851,7 @@
         </w:tc>
         <w:tc>
           <w:tcPr>
-            <w:tcW w:type="dxa" w:w="7992"/>
+            <w:tcW w:type="dxa" w:w="7344"/>
             <w:shd w:fill="FFFFFF"/>
             <w:tcBorders>
               <w:top w:val="single" w:sz="8" w:color="E3DED2"/>
@@ -4872,6 +5859,12 @@
               <w:bottom w:val="single" w:sz="8" w:color="E3DED2"/>
               <w:right w:val="single" w:sz="8" w:color="E3DED2"/>
             </w:tcBorders>
+            <w:tcMar>
+              <w:top w:w="90" w:type="dxa"/>
+              <w:start w:w="110" w:type="dxa"/>
+              <w:bottom w:w="90" w:type="dxa"/>
+              <w:end w:w="110" w:type="dxa"/>
+            </w:tcMar>
             <w:vAlign w:val="center"/>
           </w:tcPr>
           <w:p>
@@ -4914,9 +5907,9 @@
         <w:tblLook w:firstColumn="1" w:firstRow="1" w:lastColumn="0" w:lastRow="0" w:noHBand="0" w:noVBand="1" w:val="04A0"/>
       </w:tblPr>
       <w:tblGrid>
-        <w:gridCol w:w="3096"/>
-        <w:gridCol w:w="2232"/>
-        <w:gridCol w:w="5184"/>
+        <w:gridCol w:w="2799"/>
+        <w:gridCol w:w="2018"/>
+        <w:gridCol w:w="4687"/>
       </w:tblGrid>
       <w:tr>
         <w:tc>
@@ -4930,6 +5923,12 @@
               <w:right w:val="single" w:sz="8" w:color="1A1A5E"/>
             </w:tcBorders>
             <w:vAlign w:val="center"/>
+            <w:tcMar>
+              <w:top w:w="90" w:type="dxa"/>
+              <w:start w:w="110" w:type="dxa"/>
+              <w:bottom w:w="90" w:type="dxa"/>
+              <w:end w:w="110" w:type="dxa"/>
+            </w:tcMar>
           </w:tcPr>
           <w:p>
             <w:pPr>
@@ -4958,6 +5957,12 @@
               <w:right w:val="single" w:sz="8" w:color="1A1A5E"/>
             </w:tcBorders>
             <w:vAlign w:val="center"/>
+            <w:tcMar>
+              <w:top w:w="90" w:type="dxa"/>
+              <w:start w:w="110" w:type="dxa"/>
+              <w:bottom w:w="90" w:type="dxa"/>
+              <w:end w:w="110" w:type="dxa"/>
+            </w:tcMar>
           </w:tcPr>
           <w:p>
             <w:pPr>
@@ -4986,6 +5991,12 @@
               <w:right w:val="single" w:sz="8" w:color="1A1A5E"/>
             </w:tcBorders>
             <w:vAlign w:val="center"/>
+            <w:tcMar>
+              <w:top w:w="90" w:type="dxa"/>
+              <w:start w:w="110" w:type="dxa"/>
+              <w:bottom w:w="90" w:type="dxa"/>
+              <w:end w:w="110" w:type="dxa"/>
+            </w:tcMar>
           </w:tcPr>
           <w:p>
             <w:pPr>
@@ -5005,9 +6016,12 @@
         </w:tc>
       </w:tr>
       <w:tr>
+        <w:trPr>
+          <w:cantSplit/>
+        </w:trPr>
         <w:tc>
           <w:tcPr>
-            <w:tcW w:type="dxa" w:w="3096"/>
+            <w:tcW w:type="dxa" w:w="2799"/>
             <w:shd w:fill="FBF9F5"/>
             <w:tcBorders>
               <w:top w:val="single" w:sz="8" w:color="E3DED2"/>
@@ -5016,6 +6030,12 @@
               <w:right w:val="single" w:sz="8" w:color="E3DED2"/>
             </w:tcBorders>
             <w:vAlign w:val="center"/>
+            <w:tcMar>
+              <w:top w:w="90" w:type="dxa"/>
+              <w:start w:w="110" w:type="dxa"/>
+              <w:bottom w:w="90" w:type="dxa"/>
+              <w:end w:w="110" w:type="dxa"/>
+            </w:tcMar>
           </w:tcPr>
           <w:p>
             <w:pPr>
@@ -5035,7 +6055,7 @@
         </w:tc>
         <w:tc>
           <w:tcPr>
-            <w:tcW w:type="dxa" w:w="2232"/>
+            <w:tcW w:type="dxa" w:w="2018"/>
             <w:shd w:fill="FBF9F5"/>
             <w:tcBorders>
               <w:top w:val="single" w:sz="8" w:color="E3DED2"/>
@@ -5044,6 +6064,12 @@
               <w:right w:val="single" w:sz="8" w:color="E3DED2"/>
             </w:tcBorders>
             <w:vAlign w:val="center"/>
+            <w:tcMar>
+              <w:top w:w="90" w:type="dxa"/>
+              <w:start w:w="110" w:type="dxa"/>
+              <w:bottom w:w="90" w:type="dxa"/>
+              <w:end w:w="110" w:type="dxa"/>
+            </w:tcMar>
           </w:tcPr>
           <w:p>
             <w:pPr>
@@ -5063,7 +6089,7 @@
         </w:tc>
         <w:tc>
           <w:tcPr>
-            <w:tcW w:type="dxa" w:w="5184"/>
+            <w:tcW w:type="dxa" w:w="4687"/>
             <w:shd w:fill="FBF9F5"/>
             <w:tcBorders>
               <w:top w:val="single" w:sz="8" w:color="E3DED2"/>
@@ -5072,6 +6098,12 @@
               <w:right w:val="single" w:sz="8" w:color="E3DED2"/>
             </w:tcBorders>
             <w:vAlign w:val="center"/>
+            <w:tcMar>
+              <w:top w:w="90" w:type="dxa"/>
+              <w:start w:w="110" w:type="dxa"/>
+              <w:bottom w:w="90" w:type="dxa"/>
+              <w:end w:w="110" w:type="dxa"/>
+            </w:tcMar>
           </w:tcPr>
           <w:p>
             <w:pPr>
@@ -5091,9 +6123,12 @@
         </w:tc>
       </w:tr>
       <w:tr>
+        <w:trPr>
+          <w:cantSplit/>
+        </w:trPr>
         <w:tc>
           <w:tcPr>
-            <w:tcW w:type="dxa" w:w="3096"/>
+            <w:tcW w:type="dxa" w:w="2799"/>
             <w:shd w:fill="FFFFFF"/>
             <w:tcBorders>
               <w:top w:val="single" w:sz="8" w:color="E3DED2"/>
@@ -5102,6 +6137,12 @@
               <w:right w:val="single" w:sz="8" w:color="E3DED2"/>
             </w:tcBorders>
             <w:vAlign w:val="center"/>
+            <w:tcMar>
+              <w:top w:w="90" w:type="dxa"/>
+              <w:start w:w="110" w:type="dxa"/>
+              <w:bottom w:w="90" w:type="dxa"/>
+              <w:end w:w="110" w:type="dxa"/>
+            </w:tcMar>
           </w:tcPr>
           <w:p>
             <w:pPr>
@@ -5121,7 +6162,7 @@
         </w:tc>
         <w:tc>
           <w:tcPr>
-            <w:tcW w:type="dxa" w:w="2232"/>
+            <w:tcW w:type="dxa" w:w="2018"/>
             <w:shd w:fill="FFFFFF"/>
             <w:tcBorders>
               <w:top w:val="single" w:sz="8" w:color="E3DED2"/>
@@ -5130,6 +6171,12 @@
               <w:right w:val="single" w:sz="8" w:color="E3DED2"/>
             </w:tcBorders>
             <w:vAlign w:val="center"/>
+            <w:tcMar>
+              <w:top w:w="90" w:type="dxa"/>
+              <w:start w:w="110" w:type="dxa"/>
+              <w:bottom w:w="90" w:type="dxa"/>
+              <w:end w:w="110" w:type="dxa"/>
+            </w:tcMar>
           </w:tcPr>
           <w:p>
             <w:pPr>
@@ -5149,7 +6196,7 @@
         </w:tc>
         <w:tc>
           <w:tcPr>
-            <w:tcW w:type="dxa" w:w="5184"/>
+            <w:tcW w:type="dxa" w:w="4687"/>
             <w:shd w:fill="FFFFFF"/>
             <w:tcBorders>
               <w:top w:val="single" w:sz="8" w:color="E3DED2"/>
@@ -5158,6 +6205,12 @@
               <w:right w:val="single" w:sz="8" w:color="E3DED2"/>
             </w:tcBorders>
             <w:vAlign w:val="center"/>
+            <w:tcMar>
+              <w:top w:w="90" w:type="dxa"/>
+              <w:start w:w="110" w:type="dxa"/>
+              <w:bottom w:w="90" w:type="dxa"/>
+              <w:end w:w="110" w:type="dxa"/>
+            </w:tcMar>
           </w:tcPr>
           <w:p>
             <w:pPr>
@@ -5177,9 +6230,12 @@
         </w:tc>
       </w:tr>
       <w:tr>
+        <w:trPr>
+          <w:cantSplit/>
+        </w:trPr>
         <w:tc>
           <w:tcPr>
-            <w:tcW w:type="dxa" w:w="3096"/>
+            <w:tcW w:type="dxa" w:w="2799"/>
             <w:shd w:fill="FBF9F5"/>
             <w:tcBorders>
               <w:top w:val="single" w:sz="8" w:color="E3DED2"/>
@@ -5188,6 +6244,12 @@
               <w:right w:val="single" w:sz="8" w:color="E3DED2"/>
             </w:tcBorders>
             <w:vAlign w:val="center"/>
+            <w:tcMar>
+              <w:top w:w="90" w:type="dxa"/>
+              <w:start w:w="110" w:type="dxa"/>
+              <w:bottom w:w="90" w:type="dxa"/>
+              <w:end w:w="110" w:type="dxa"/>
+            </w:tcMar>
           </w:tcPr>
           <w:p>
             <w:pPr>
@@ -5207,7 +6269,7 @@
         </w:tc>
         <w:tc>
           <w:tcPr>
-            <w:tcW w:type="dxa" w:w="2232"/>
+            <w:tcW w:type="dxa" w:w="2018"/>
             <w:shd w:fill="FBF9F5"/>
             <w:tcBorders>
               <w:top w:val="single" w:sz="8" w:color="E3DED2"/>
@@ -5216,6 +6278,12 @@
               <w:right w:val="single" w:sz="8" w:color="E3DED2"/>
             </w:tcBorders>
             <w:vAlign w:val="center"/>
+            <w:tcMar>
+              <w:top w:w="90" w:type="dxa"/>
+              <w:start w:w="110" w:type="dxa"/>
+              <w:bottom w:w="90" w:type="dxa"/>
+              <w:end w:w="110" w:type="dxa"/>
+            </w:tcMar>
           </w:tcPr>
           <w:p>
             <w:pPr>
@@ -5235,7 +6303,7 @@
         </w:tc>
         <w:tc>
           <w:tcPr>
-            <w:tcW w:type="dxa" w:w="5184"/>
+            <w:tcW w:type="dxa" w:w="4687"/>
             <w:shd w:fill="FBF9F5"/>
             <w:tcBorders>
               <w:top w:val="single" w:sz="8" w:color="E3DED2"/>
@@ -5244,6 +6312,12 @@
               <w:right w:val="single" w:sz="8" w:color="E3DED2"/>
             </w:tcBorders>
             <w:vAlign w:val="center"/>
+            <w:tcMar>
+              <w:top w:w="90" w:type="dxa"/>
+              <w:start w:w="110" w:type="dxa"/>
+              <w:bottom w:w="90" w:type="dxa"/>
+              <w:end w:w="110" w:type="dxa"/>
+            </w:tcMar>
           </w:tcPr>
           <w:p>
             <w:pPr>
@@ -5263,9 +6337,12 @@
         </w:tc>
       </w:tr>
       <w:tr>
+        <w:trPr>
+          <w:cantSplit/>
+        </w:trPr>
         <w:tc>
           <w:tcPr>
-            <w:tcW w:type="dxa" w:w="3096"/>
+            <w:tcW w:type="dxa" w:w="2799"/>
             <w:shd w:fill="FFFFFF"/>
             <w:tcBorders>
               <w:top w:val="single" w:sz="8" w:color="E3DED2"/>
@@ -5274,6 +6351,12 @@
               <w:right w:val="single" w:sz="8" w:color="E3DED2"/>
             </w:tcBorders>
             <w:vAlign w:val="center"/>
+            <w:tcMar>
+              <w:top w:w="90" w:type="dxa"/>
+              <w:start w:w="110" w:type="dxa"/>
+              <w:bottom w:w="90" w:type="dxa"/>
+              <w:end w:w="110" w:type="dxa"/>
+            </w:tcMar>
           </w:tcPr>
           <w:p>
             <w:pPr>
@@ -5293,7 +6376,7 @@
         </w:tc>
         <w:tc>
           <w:tcPr>
-            <w:tcW w:type="dxa" w:w="2232"/>
+            <w:tcW w:type="dxa" w:w="2018"/>
             <w:shd w:fill="FFFFFF"/>
             <w:tcBorders>
               <w:top w:val="single" w:sz="8" w:color="E3DED2"/>
@@ -5302,6 +6385,12 @@
               <w:right w:val="single" w:sz="8" w:color="E3DED2"/>
             </w:tcBorders>
             <w:vAlign w:val="center"/>
+            <w:tcMar>
+              <w:top w:w="90" w:type="dxa"/>
+              <w:start w:w="110" w:type="dxa"/>
+              <w:bottom w:w="90" w:type="dxa"/>
+              <w:end w:w="110" w:type="dxa"/>
+            </w:tcMar>
           </w:tcPr>
           <w:p>
             <w:pPr>
@@ -5321,7 +6410,7 @@
         </w:tc>
         <w:tc>
           <w:tcPr>
-            <w:tcW w:type="dxa" w:w="5184"/>
+            <w:tcW w:type="dxa" w:w="4687"/>
             <w:shd w:fill="FFFFFF"/>
             <w:tcBorders>
               <w:top w:val="single" w:sz="8" w:color="E3DED2"/>
@@ -5330,6 +6419,12 @@
               <w:right w:val="single" w:sz="8" w:color="E3DED2"/>
             </w:tcBorders>
             <w:vAlign w:val="center"/>
+            <w:tcMar>
+              <w:top w:w="90" w:type="dxa"/>
+              <w:start w:w="110" w:type="dxa"/>
+              <w:bottom w:w="90" w:type="dxa"/>
+              <w:end w:w="110" w:type="dxa"/>
+            </w:tcMar>
           </w:tcPr>
           <w:p>
             <w:pPr>
@@ -5349,9 +6444,12 @@
         </w:tc>
       </w:tr>
       <w:tr>
+        <w:trPr>
+          <w:cantSplit/>
+        </w:trPr>
         <w:tc>
           <w:tcPr>
-            <w:tcW w:type="dxa" w:w="3096"/>
+            <w:tcW w:type="dxa" w:w="2799"/>
             <w:shd w:fill="FBF9F5"/>
             <w:tcBorders>
               <w:top w:val="single" w:sz="8" w:color="E3DED2"/>
@@ -5360,6 +6458,12 @@
               <w:right w:val="single" w:sz="8" w:color="E3DED2"/>
             </w:tcBorders>
             <w:vAlign w:val="center"/>
+            <w:tcMar>
+              <w:top w:w="90" w:type="dxa"/>
+              <w:start w:w="110" w:type="dxa"/>
+              <w:bottom w:w="90" w:type="dxa"/>
+              <w:end w:w="110" w:type="dxa"/>
+            </w:tcMar>
           </w:tcPr>
           <w:p>
             <w:pPr>
@@ -5379,7 +6483,7 @@
         </w:tc>
         <w:tc>
           <w:tcPr>
-            <w:tcW w:type="dxa" w:w="2232"/>
+            <w:tcW w:type="dxa" w:w="2018"/>
             <w:shd w:fill="FBF9F5"/>
             <w:tcBorders>
               <w:top w:val="single" w:sz="8" w:color="E3DED2"/>
@@ -5388,6 +6492,12 @@
               <w:right w:val="single" w:sz="8" w:color="E3DED2"/>
             </w:tcBorders>
             <w:vAlign w:val="center"/>
+            <w:tcMar>
+              <w:top w:w="90" w:type="dxa"/>
+              <w:start w:w="110" w:type="dxa"/>
+              <w:bottom w:w="90" w:type="dxa"/>
+              <w:end w:w="110" w:type="dxa"/>
+            </w:tcMar>
           </w:tcPr>
           <w:p>
             <w:pPr>
@@ -5407,7 +6517,7 @@
         </w:tc>
         <w:tc>
           <w:tcPr>
-            <w:tcW w:type="dxa" w:w="5184"/>
+            <w:tcW w:type="dxa" w:w="4687"/>
             <w:shd w:fill="FBF9F5"/>
             <w:tcBorders>
               <w:top w:val="single" w:sz="8" w:color="E3DED2"/>
@@ -5416,6 +6526,12 @@
               <w:right w:val="single" w:sz="8" w:color="E3DED2"/>
             </w:tcBorders>
             <w:vAlign w:val="center"/>
+            <w:tcMar>
+              <w:top w:w="90" w:type="dxa"/>
+              <w:start w:w="110" w:type="dxa"/>
+              <w:bottom w:w="90" w:type="dxa"/>
+              <w:end w:w="110" w:type="dxa"/>
+            </w:tcMar>
           </w:tcPr>
           <w:p>
             <w:pPr>
@@ -5435,9 +6551,12 @@
         </w:tc>
       </w:tr>
       <w:tr>
+        <w:trPr>
+          <w:cantSplit/>
+        </w:trPr>
         <w:tc>
           <w:tcPr>
-            <w:tcW w:type="dxa" w:w="3096"/>
+            <w:tcW w:type="dxa" w:w="2799"/>
             <w:shd w:fill="FFFFFF"/>
             <w:tcBorders>
               <w:top w:val="single" w:sz="8" w:color="E3DED2"/>
@@ -5446,6 +6565,12 @@
               <w:right w:val="single" w:sz="8" w:color="E3DED2"/>
             </w:tcBorders>
             <w:vAlign w:val="center"/>
+            <w:tcMar>
+              <w:top w:w="90" w:type="dxa"/>
+              <w:start w:w="110" w:type="dxa"/>
+              <w:bottom w:w="90" w:type="dxa"/>
+              <w:end w:w="110" w:type="dxa"/>
+            </w:tcMar>
           </w:tcPr>
           <w:p>
             <w:pPr>
@@ -5465,7 +6590,7 @@
         </w:tc>
         <w:tc>
           <w:tcPr>
-            <w:tcW w:type="dxa" w:w="2232"/>
+            <w:tcW w:type="dxa" w:w="2018"/>
             <w:shd w:fill="FFFFFF"/>
             <w:tcBorders>
               <w:top w:val="single" w:sz="8" w:color="E3DED2"/>
@@ -5474,6 +6599,12 @@
               <w:right w:val="single" w:sz="8" w:color="E3DED2"/>
             </w:tcBorders>
             <w:vAlign w:val="center"/>
+            <w:tcMar>
+              <w:top w:w="90" w:type="dxa"/>
+              <w:start w:w="110" w:type="dxa"/>
+              <w:bottom w:w="90" w:type="dxa"/>
+              <w:end w:w="110" w:type="dxa"/>
+            </w:tcMar>
           </w:tcPr>
           <w:p>
             <w:pPr>
@@ -5493,7 +6624,7 @@
         </w:tc>
         <w:tc>
           <w:tcPr>
-            <w:tcW w:type="dxa" w:w="5184"/>
+            <w:tcW w:type="dxa" w:w="4687"/>
             <w:shd w:fill="FFFFFF"/>
             <w:tcBorders>
               <w:top w:val="single" w:sz="8" w:color="E3DED2"/>
@@ -5502,6 +6633,12 @@
               <w:right w:val="single" w:sz="8" w:color="E3DED2"/>
             </w:tcBorders>
             <w:vAlign w:val="center"/>
+            <w:tcMar>
+              <w:top w:w="90" w:type="dxa"/>
+              <w:start w:w="110" w:type="dxa"/>
+              <w:bottom w:w="90" w:type="dxa"/>
+              <w:end w:w="110" w:type="dxa"/>
+            </w:tcMar>
           </w:tcPr>
           <w:p>
             <w:pPr>
@@ -5579,10 +6716,10 @@
         <w:tblLook w:firstColumn="1" w:firstRow="1" w:lastColumn="0" w:lastRow="0" w:noHBand="0" w:noVBand="1" w:val="04A0"/>
       </w:tblPr>
       <w:tblGrid>
-        <w:gridCol w:w="1872"/>
-        <w:gridCol w:w="5400"/>
-        <w:gridCol w:w="1656"/>
-        <w:gridCol w:w="1584"/>
+        <w:gridCol w:w="1692"/>
+        <w:gridCol w:w="4882"/>
+        <w:gridCol w:w="1497"/>
+        <w:gridCol w:w="1432"/>
       </w:tblGrid>
       <w:tr>
         <w:tc>
@@ -5596,6 +6733,12 @@
               <w:right w:val="single" w:sz="8" w:color="1A1A5E"/>
             </w:tcBorders>
             <w:vAlign w:val="center"/>
+            <w:tcMar>
+              <w:top w:w="90" w:type="dxa"/>
+              <w:start w:w="110" w:type="dxa"/>
+              <w:bottom w:w="90" w:type="dxa"/>
+              <w:end w:w="110" w:type="dxa"/>
+            </w:tcMar>
           </w:tcPr>
           <w:p>
             <w:pPr>
@@ -5624,6 +6767,12 @@
               <w:right w:val="single" w:sz="8" w:color="1A1A5E"/>
             </w:tcBorders>
             <w:vAlign w:val="center"/>
+            <w:tcMar>
+              <w:top w:w="90" w:type="dxa"/>
+              <w:start w:w="110" w:type="dxa"/>
+              <w:bottom w:w="90" w:type="dxa"/>
+              <w:end w:w="110" w:type="dxa"/>
+            </w:tcMar>
           </w:tcPr>
           <w:p>
             <w:pPr>
@@ -5652,6 +6801,12 @@
               <w:right w:val="single" w:sz="8" w:color="1A1A5E"/>
             </w:tcBorders>
             <w:vAlign w:val="center"/>
+            <w:tcMar>
+              <w:top w:w="90" w:type="dxa"/>
+              <w:start w:w="110" w:type="dxa"/>
+              <w:bottom w:w="90" w:type="dxa"/>
+              <w:end w:w="110" w:type="dxa"/>
+            </w:tcMar>
           </w:tcPr>
           <w:p>
             <w:pPr>
@@ -5680,6 +6835,12 @@
               <w:right w:val="single" w:sz="8" w:color="1A1A5E"/>
             </w:tcBorders>
             <w:vAlign w:val="center"/>
+            <w:tcMar>
+              <w:top w:w="90" w:type="dxa"/>
+              <w:start w:w="110" w:type="dxa"/>
+              <w:bottom w:w="90" w:type="dxa"/>
+              <w:end w:w="110" w:type="dxa"/>
+            </w:tcMar>
           </w:tcPr>
           <w:p>
             <w:pPr>
@@ -5699,9 +6860,12 @@
         </w:tc>
       </w:tr>
       <w:tr>
+        <w:trPr>
+          <w:cantSplit/>
+        </w:trPr>
         <w:tc>
           <w:tcPr>
-            <w:tcW w:type="dxa" w:w="1872"/>
+            <w:tcW w:type="dxa" w:w="1692"/>
             <w:shd w:fill="FBF9F5"/>
             <w:tcBorders>
               <w:top w:val="single" w:sz="8" w:color="E3DED2"/>
@@ -5710,6 +6874,12 @@
               <w:right w:val="single" w:sz="8" w:color="E3DED2"/>
             </w:tcBorders>
             <w:vAlign w:val="center"/>
+            <w:tcMar>
+              <w:top w:w="90" w:type="dxa"/>
+              <w:start w:w="110" w:type="dxa"/>
+              <w:bottom w:w="90" w:type="dxa"/>
+              <w:end w:w="110" w:type="dxa"/>
+            </w:tcMar>
           </w:tcPr>
           <w:p>
             <w:pPr>
@@ -5729,7 +6899,7 @@
         </w:tc>
         <w:tc>
           <w:tcPr>
-            <w:tcW w:type="dxa" w:w="5400"/>
+            <w:tcW w:type="dxa" w:w="4882"/>
             <w:shd w:fill="FBF9F5"/>
             <w:tcBorders>
               <w:top w:val="single" w:sz="8" w:color="E3DED2"/>
@@ -5738,6 +6908,12 @@
               <w:right w:val="single" w:sz="8" w:color="E3DED2"/>
             </w:tcBorders>
             <w:vAlign w:val="center"/>
+            <w:tcMar>
+              <w:top w:w="90" w:type="dxa"/>
+              <w:start w:w="110" w:type="dxa"/>
+              <w:bottom w:w="90" w:type="dxa"/>
+              <w:end w:w="110" w:type="dxa"/>
+            </w:tcMar>
           </w:tcPr>
           <w:p>
             <w:pPr>
@@ -5757,7 +6933,7 @@
         </w:tc>
         <w:tc>
           <w:tcPr>
-            <w:tcW w:type="dxa" w:w="1656"/>
+            <w:tcW w:type="dxa" w:w="1497"/>
             <w:shd w:fill="FBF9F5"/>
             <w:tcBorders>
               <w:top w:val="single" w:sz="8" w:color="E3DED2"/>
@@ -5766,6 +6942,12 @@
               <w:right w:val="single" w:sz="8" w:color="E3DED2"/>
             </w:tcBorders>
             <w:vAlign w:val="center"/>
+            <w:tcMar>
+              <w:top w:w="90" w:type="dxa"/>
+              <w:start w:w="110" w:type="dxa"/>
+              <w:bottom w:w="90" w:type="dxa"/>
+              <w:end w:w="110" w:type="dxa"/>
+            </w:tcMar>
           </w:tcPr>
           <w:p>
             <w:pPr>
@@ -5785,7 +6967,7 @@
         </w:tc>
         <w:tc>
           <w:tcPr>
-            <w:tcW w:type="dxa" w:w="1584"/>
+            <w:tcW w:type="dxa" w:w="1432"/>
             <w:shd w:fill="FBF9F5"/>
             <w:tcBorders>
               <w:top w:val="single" w:sz="8" w:color="E3DED2"/>
@@ -5794,6 +6976,12 @@
               <w:right w:val="single" w:sz="8" w:color="E3DED2"/>
             </w:tcBorders>
             <w:vAlign w:val="center"/>
+            <w:tcMar>
+              <w:top w:w="90" w:type="dxa"/>
+              <w:start w:w="110" w:type="dxa"/>
+              <w:bottom w:w="90" w:type="dxa"/>
+              <w:end w:w="110" w:type="dxa"/>
+            </w:tcMar>
           </w:tcPr>
           <w:p>
             <w:pPr>
@@ -5813,9 +7001,12 @@
         </w:tc>
       </w:tr>
       <w:tr>
+        <w:trPr>
+          <w:cantSplit/>
+        </w:trPr>
         <w:tc>
           <w:tcPr>
-            <w:tcW w:type="dxa" w:w="1872"/>
+            <w:tcW w:type="dxa" w:w="1692"/>
             <w:shd w:fill="FFFFFF"/>
             <w:tcBorders>
               <w:top w:val="single" w:sz="8" w:color="E3DED2"/>
@@ -5824,6 +7015,12 @@
               <w:right w:val="single" w:sz="8" w:color="E3DED2"/>
             </w:tcBorders>
             <w:vAlign w:val="center"/>
+            <w:tcMar>
+              <w:top w:w="90" w:type="dxa"/>
+              <w:start w:w="110" w:type="dxa"/>
+              <w:bottom w:w="90" w:type="dxa"/>
+              <w:end w:w="110" w:type="dxa"/>
+            </w:tcMar>
           </w:tcPr>
           <w:p>
             <w:pPr>
@@ -5843,7 +7040,7 @@
         </w:tc>
         <w:tc>
           <w:tcPr>
-            <w:tcW w:type="dxa" w:w="5400"/>
+            <w:tcW w:type="dxa" w:w="4882"/>
             <w:shd w:fill="FFFFFF"/>
             <w:tcBorders>
               <w:top w:val="single" w:sz="8" w:color="E3DED2"/>
@@ -5852,6 +7049,12 @@
               <w:right w:val="single" w:sz="8" w:color="E3DED2"/>
             </w:tcBorders>
             <w:vAlign w:val="center"/>
+            <w:tcMar>
+              <w:top w:w="90" w:type="dxa"/>
+              <w:start w:w="110" w:type="dxa"/>
+              <w:bottom w:w="90" w:type="dxa"/>
+              <w:end w:w="110" w:type="dxa"/>
+            </w:tcMar>
           </w:tcPr>
           <w:p>
             <w:pPr>
@@ -5871,7 +7074,7 @@
         </w:tc>
         <w:tc>
           <w:tcPr>
-            <w:tcW w:type="dxa" w:w="1656"/>
+            <w:tcW w:type="dxa" w:w="1497"/>
             <w:shd w:fill="FFFFFF"/>
             <w:tcBorders>
               <w:top w:val="single" w:sz="8" w:color="E3DED2"/>
@@ -5880,6 +7083,12 @@
               <w:right w:val="single" w:sz="8" w:color="E3DED2"/>
             </w:tcBorders>
             <w:vAlign w:val="center"/>
+            <w:tcMar>
+              <w:top w:w="90" w:type="dxa"/>
+              <w:start w:w="110" w:type="dxa"/>
+              <w:bottom w:w="90" w:type="dxa"/>
+              <w:end w:w="110" w:type="dxa"/>
+            </w:tcMar>
           </w:tcPr>
           <w:p>
             <w:pPr>
@@ -5899,7 +7108,7 @@
         </w:tc>
         <w:tc>
           <w:tcPr>
-            <w:tcW w:type="dxa" w:w="1584"/>
+            <w:tcW w:type="dxa" w:w="1432"/>
             <w:shd w:fill="FFFFFF"/>
             <w:tcBorders>
               <w:top w:val="single" w:sz="8" w:color="E3DED2"/>
@@ -5908,6 +7117,12 @@
               <w:right w:val="single" w:sz="8" w:color="E3DED2"/>
             </w:tcBorders>
             <w:vAlign w:val="center"/>
+            <w:tcMar>
+              <w:top w:w="90" w:type="dxa"/>
+              <w:start w:w="110" w:type="dxa"/>
+              <w:bottom w:w="90" w:type="dxa"/>
+              <w:end w:w="110" w:type="dxa"/>
+            </w:tcMar>
           </w:tcPr>
           <w:p>
             <w:pPr>
@@ -5927,9 +7142,12 @@
         </w:tc>
       </w:tr>
       <w:tr>
+        <w:trPr>
+          <w:cantSplit/>
+        </w:trPr>
         <w:tc>
           <w:tcPr>
-            <w:tcW w:type="dxa" w:w="1872"/>
+            <w:tcW w:type="dxa" w:w="1692"/>
             <w:shd w:fill="FBF9F5"/>
             <w:tcBorders>
               <w:top w:val="single" w:sz="8" w:color="E3DED2"/>
@@ -5938,6 +7156,12 @@
               <w:right w:val="single" w:sz="8" w:color="E3DED2"/>
             </w:tcBorders>
             <w:vAlign w:val="center"/>
+            <w:tcMar>
+              <w:top w:w="90" w:type="dxa"/>
+              <w:start w:w="110" w:type="dxa"/>
+              <w:bottom w:w="90" w:type="dxa"/>
+              <w:end w:w="110" w:type="dxa"/>
+            </w:tcMar>
           </w:tcPr>
           <w:p>
             <w:pPr>
@@ -5957,7 +7181,7 @@
         </w:tc>
         <w:tc>
           <w:tcPr>
-            <w:tcW w:type="dxa" w:w="5400"/>
+            <w:tcW w:type="dxa" w:w="4882"/>
             <w:shd w:fill="FBF9F5"/>
             <w:tcBorders>
               <w:top w:val="single" w:sz="8" w:color="E3DED2"/>
@@ -5966,6 +7190,12 @@
               <w:right w:val="single" w:sz="8" w:color="E3DED2"/>
             </w:tcBorders>
             <w:vAlign w:val="center"/>
+            <w:tcMar>
+              <w:top w:w="90" w:type="dxa"/>
+              <w:start w:w="110" w:type="dxa"/>
+              <w:bottom w:w="90" w:type="dxa"/>
+              <w:end w:w="110" w:type="dxa"/>
+            </w:tcMar>
           </w:tcPr>
           <w:p>
             <w:pPr>
@@ -5985,7 +7215,7 @@
         </w:tc>
         <w:tc>
           <w:tcPr>
-            <w:tcW w:type="dxa" w:w="1656"/>
+            <w:tcW w:type="dxa" w:w="1497"/>
             <w:shd w:fill="FBF9F5"/>
             <w:tcBorders>
               <w:top w:val="single" w:sz="8" w:color="E3DED2"/>
@@ -5994,6 +7224,12 @@
               <w:right w:val="single" w:sz="8" w:color="E3DED2"/>
             </w:tcBorders>
             <w:vAlign w:val="center"/>
+            <w:tcMar>
+              <w:top w:w="90" w:type="dxa"/>
+              <w:start w:w="110" w:type="dxa"/>
+              <w:bottom w:w="90" w:type="dxa"/>
+              <w:end w:w="110" w:type="dxa"/>
+            </w:tcMar>
           </w:tcPr>
           <w:p>
             <w:pPr>
@@ -6013,7 +7249,7 @@
         </w:tc>
         <w:tc>
           <w:tcPr>
-            <w:tcW w:type="dxa" w:w="1584"/>
+            <w:tcW w:type="dxa" w:w="1432"/>
             <w:shd w:fill="FBF9F5"/>
             <w:tcBorders>
               <w:top w:val="single" w:sz="8" w:color="E3DED2"/>
@@ -6022,6 +7258,12 @@
               <w:right w:val="single" w:sz="8" w:color="E3DED2"/>
             </w:tcBorders>
             <w:vAlign w:val="center"/>
+            <w:tcMar>
+              <w:top w:w="90" w:type="dxa"/>
+              <w:start w:w="110" w:type="dxa"/>
+              <w:bottom w:w="90" w:type="dxa"/>
+              <w:end w:w="110" w:type="dxa"/>
+            </w:tcMar>
           </w:tcPr>
           <w:p>
             <w:pPr>
@@ -6041,9 +7283,12 @@
         </w:tc>
       </w:tr>
       <w:tr>
+        <w:trPr>
+          <w:cantSplit/>
+        </w:trPr>
         <w:tc>
           <w:tcPr>
-            <w:tcW w:type="dxa" w:w="1872"/>
+            <w:tcW w:type="dxa" w:w="1692"/>
             <w:shd w:fill="FFFFFF"/>
             <w:tcBorders>
               <w:top w:val="single" w:sz="8" w:color="E3DED2"/>
@@ -6052,6 +7297,12 @@
               <w:right w:val="single" w:sz="8" w:color="E3DED2"/>
             </w:tcBorders>
             <w:vAlign w:val="center"/>
+            <w:tcMar>
+              <w:top w:w="90" w:type="dxa"/>
+              <w:start w:w="110" w:type="dxa"/>
+              <w:bottom w:w="90" w:type="dxa"/>
+              <w:end w:w="110" w:type="dxa"/>
+            </w:tcMar>
           </w:tcPr>
           <w:p>
             <w:pPr>
@@ -6071,7 +7322,7 @@
         </w:tc>
         <w:tc>
           <w:tcPr>
-            <w:tcW w:type="dxa" w:w="5400"/>
+            <w:tcW w:type="dxa" w:w="4882"/>
             <w:shd w:fill="FFFFFF"/>
             <w:tcBorders>
               <w:top w:val="single" w:sz="8" w:color="E3DED2"/>
@@ -6080,6 +7331,12 @@
               <w:right w:val="single" w:sz="8" w:color="E3DED2"/>
             </w:tcBorders>
             <w:vAlign w:val="center"/>
+            <w:tcMar>
+              <w:top w:w="90" w:type="dxa"/>
+              <w:start w:w="110" w:type="dxa"/>
+              <w:bottom w:w="90" w:type="dxa"/>
+              <w:end w:w="110" w:type="dxa"/>
+            </w:tcMar>
           </w:tcPr>
           <w:p>
             <w:pPr>
@@ -6099,7 +7356,7 @@
         </w:tc>
         <w:tc>
           <w:tcPr>
-            <w:tcW w:type="dxa" w:w="1656"/>
+            <w:tcW w:type="dxa" w:w="1497"/>
             <w:shd w:fill="FFFFFF"/>
             <w:tcBorders>
               <w:top w:val="single" w:sz="8" w:color="E3DED2"/>
@@ -6108,6 +7365,12 @@
               <w:right w:val="single" w:sz="8" w:color="E3DED2"/>
             </w:tcBorders>
             <w:vAlign w:val="center"/>
+            <w:tcMar>
+              <w:top w:w="90" w:type="dxa"/>
+              <w:start w:w="110" w:type="dxa"/>
+              <w:bottom w:w="90" w:type="dxa"/>
+              <w:end w:w="110" w:type="dxa"/>
+            </w:tcMar>
           </w:tcPr>
           <w:p>
             <w:pPr>
@@ -6127,7 +7390,7 @@
         </w:tc>
         <w:tc>
           <w:tcPr>
-            <w:tcW w:type="dxa" w:w="1584"/>
+            <w:tcW w:type="dxa" w:w="1432"/>
             <w:shd w:fill="FFFFFF"/>
             <w:tcBorders>
               <w:top w:val="single" w:sz="8" w:color="E3DED2"/>
@@ -6136,6 +7399,12 @@
               <w:right w:val="single" w:sz="8" w:color="E3DED2"/>
             </w:tcBorders>
             <w:vAlign w:val="center"/>
+            <w:tcMar>
+              <w:top w:w="90" w:type="dxa"/>
+              <w:start w:w="110" w:type="dxa"/>
+              <w:bottom w:w="90" w:type="dxa"/>
+              <w:end w:w="110" w:type="dxa"/>
+            </w:tcMar>
           </w:tcPr>
           <w:p>
             <w:pPr>
@@ -6213,8 +7482,8 @@
         <w:tblLook w:firstColumn="1" w:firstRow="1" w:lastColumn="0" w:lastRow="0" w:noHBand="0" w:noVBand="1" w:val="04A0"/>
       </w:tblPr>
       <w:tblGrid>
-        <w:gridCol w:w="1944"/>
-        <w:gridCol w:w="8280"/>
+        <w:gridCol w:w="1728"/>
+        <w:gridCol w:w="7776"/>
       </w:tblGrid>
       <w:tr>
         <w:tc>
@@ -6227,6 +7496,12 @@
               <w:bottom w:val="single" w:sz="8" w:color="BDEDE8"/>
               <w:right w:val="single" w:sz="8" w:color="BDEDE8"/>
             </w:tcBorders>
+            <w:tcMar>
+              <w:top w:w="90" w:type="dxa"/>
+              <w:start w:w="110" w:type="dxa"/>
+              <w:bottom w:w="90" w:type="dxa"/>
+              <w:end w:w="110" w:type="dxa"/>
+            </w:tcMar>
             <w:vAlign w:val="center"/>
           </w:tcPr>
           <w:p>
@@ -6255,6 +7530,12 @@
               <w:bottom w:val="single" w:sz="8" w:color="BDEDE8"/>
               <w:right w:val="single" w:sz="8" w:color="BDEDE8"/>
             </w:tcBorders>
+            <w:tcMar>
+              <w:top w:w="90" w:type="dxa"/>
+              <w:start w:w="110" w:type="dxa"/>
+              <w:bottom w:w="90" w:type="dxa"/>
+              <w:end w:w="110" w:type="dxa"/>
+            </w:tcMar>
             <w:vAlign w:val="center"/>
           </w:tcPr>
           <w:p>
@@ -6320,9 +7601,9 @@
         <w:tblLook w:firstColumn="1" w:firstRow="1" w:lastColumn="0" w:lastRow="0" w:noHBand="0" w:noVBand="1" w:val="04A0"/>
       </w:tblPr>
       <w:tblGrid>
-        <w:gridCol w:w="1512"/>
-        <w:gridCol w:w="4464"/>
-        <w:gridCol w:w="4536"/>
+        <w:gridCol w:w="1367"/>
+        <w:gridCol w:w="4036"/>
+        <w:gridCol w:w="4101"/>
       </w:tblGrid>
       <w:tr>
         <w:tc>
@@ -6336,6 +7617,12 @@
               <w:right w:val="single" w:sz="8" w:color="1A1A5E"/>
             </w:tcBorders>
             <w:vAlign w:val="center"/>
+            <w:tcMar>
+              <w:top w:w="90" w:type="dxa"/>
+              <w:start w:w="110" w:type="dxa"/>
+              <w:bottom w:w="90" w:type="dxa"/>
+              <w:end w:w="110" w:type="dxa"/>
+            </w:tcMar>
           </w:tcPr>
           <w:p>
             <w:pPr>
@@ -6364,6 +7651,12 @@
               <w:right w:val="single" w:sz="8" w:color="1A1A5E"/>
             </w:tcBorders>
             <w:vAlign w:val="center"/>
+            <w:tcMar>
+              <w:top w:w="90" w:type="dxa"/>
+              <w:start w:w="110" w:type="dxa"/>
+              <w:bottom w:w="90" w:type="dxa"/>
+              <w:end w:w="110" w:type="dxa"/>
+            </w:tcMar>
           </w:tcPr>
           <w:p>
             <w:pPr>
@@ -6392,6 +7685,12 @@
               <w:right w:val="single" w:sz="8" w:color="1A1A5E"/>
             </w:tcBorders>
             <w:vAlign w:val="center"/>
+            <w:tcMar>
+              <w:top w:w="90" w:type="dxa"/>
+              <w:start w:w="110" w:type="dxa"/>
+              <w:bottom w:w="90" w:type="dxa"/>
+              <w:end w:w="110" w:type="dxa"/>
+            </w:tcMar>
           </w:tcPr>
           <w:p>
             <w:pPr>
@@ -6411,9 +7710,12 @@
         </w:tc>
       </w:tr>
       <w:tr>
+        <w:trPr>
+          <w:cantSplit/>
+        </w:trPr>
         <w:tc>
           <w:tcPr>
-            <w:tcW w:type="dxa" w:w="1512"/>
+            <w:tcW w:type="dxa" w:w="1367"/>
             <w:shd w:fill="FBF9F5"/>
             <w:tcBorders>
               <w:top w:val="single" w:sz="8" w:color="E3DED2"/>
@@ -6422,6 +7724,12 @@
               <w:right w:val="single" w:sz="8" w:color="E3DED2"/>
             </w:tcBorders>
             <w:vAlign w:val="center"/>
+            <w:tcMar>
+              <w:top w:w="90" w:type="dxa"/>
+              <w:start w:w="110" w:type="dxa"/>
+              <w:bottom w:w="90" w:type="dxa"/>
+              <w:end w:w="110" w:type="dxa"/>
+            </w:tcMar>
           </w:tcPr>
           <w:p>
             <w:pPr>
@@ -6441,7 +7749,7 @@
         </w:tc>
         <w:tc>
           <w:tcPr>
-            <w:tcW w:type="dxa" w:w="4464"/>
+            <w:tcW w:type="dxa" w:w="4036"/>
             <w:shd w:fill="FBF9F5"/>
             <w:tcBorders>
               <w:top w:val="single" w:sz="8" w:color="E3DED2"/>
@@ -6450,6 +7758,12 @@
               <w:right w:val="single" w:sz="8" w:color="E3DED2"/>
             </w:tcBorders>
             <w:vAlign w:val="center"/>
+            <w:tcMar>
+              <w:top w:w="90" w:type="dxa"/>
+              <w:start w:w="110" w:type="dxa"/>
+              <w:bottom w:w="90" w:type="dxa"/>
+              <w:end w:w="110" w:type="dxa"/>
+            </w:tcMar>
           </w:tcPr>
           <w:p>
             <w:pPr>
@@ -6469,7 +7783,7 @@
         </w:tc>
         <w:tc>
           <w:tcPr>
-            <w:tcW w:type="dxa" w:w="4536"/>
+            <w:tcW w:type="dxa" w:w="4101"/>
             <w:shd w:fill="FBF9F5"/>
             <w:tcBorders>
               <w:top w:val="single" w:sz="8" w:color="E3DED2"/>
@@ -6478,6 +7792,12 @@
               <w:right w:val="single" w:sz="8" w:color="E3DED2"/>
             </w:tcBorders>
             <w:vAlign w:val="center"/>
+            <w:tcMar>
+              <w:top w:w="90" w:type="dxa"/>
+              <w:start w:w="110" w:type="dxa"/>
+              <w:bottom w:w="90" w:type="dxa"/>
+              <w:end w:w="110" w:type="dxa"/>
+            </w:tcMar>
           </w:tcPr>
           <w:p>
             <w:pPr>
@@ -6497,9 +7817,12 @@
         </w:tc>
       </w:tr>
       <w:tr>
+        <w:trPr>
+          <w:cantSplit/>
+        </w:trPr>
         <w:tc>
           <w:tcPr>
-            <w:tcW w:type="dxa" w:w="1512"/>
+            <w:tcW w:type="dxa" w:w="1367"/>
             <w:shd w:fill="FFFFFF"/>
             <w:tcBorders>
               <w:top w:val="single" w:sz="8" w:color="E3DED2"/>
@@ -6508,6 +7831,12 @@
               <w:right w:val="single" w:sz="8" w:color="E3DED2"/>
             </w:tcBorders>
             <w:vAlign w:val="center"/>
+            <w:tcMar>
+              <w:top w:w="90" w:type="dxa"/>
+              <w:start w:w="110" w:type="dxa"/>
+              <w:bottom w:w="90" w:type="dxa"/>
+              <w:end w:w="110" w:type="dxa"/>
+            </w:tcMar>
           </w:tcPr>
           <w:p>
             <w:pPr>
@@ -6527,7 +7856,7 @@
         </w:tc>
         <w:tc>
           <w:tcPr>
-            <w:tcW w:type="dxa" w:w="4464"/>
+            <w:tcW w:type="dxa" w:w="4036"/>
             <w:shd w:fill="FFFFFF"/>
             <w:tcBorders>
               <w:top w:val="single" w:sz="8" w:color="E3DED2"/>
@@ -6536,6 +7865,12 @@
               <w:right w:val="single" w:sz="8" w:color="E3DED2"/>
             </w:tcBorders>
             <w:vAlign w:val="center"/>
+            <w:tcMar>
+              <w:top w:w="90" w:type="dxa"/>
+              <w:start w:w="110" w:type="dxa"/>
+              <w:bottom w:w="90" w:type="dxa"/>
+              <w:end w:w="110" w:type="dxa"/>
+            </w:tcMar>
           </w:tcPr>
           <w:p>
             <w:pPr>
@@ -6555,7 +7890,7 @@
         </w:tc>
         <w:tc>
           <w:tcPr>
-            <w:tcW w:type="dxa" w:w="4536"/>
+            <w:tcW w:type="dxa" w:w="4101"/>
             <w:shd w:fill="FFFFFF"/>
             <w:tcBorders>
               <w:top w:val="single" w:sz="8" w:color="E3DED2"/>
@@ -6564,6 +7899,12 @@
               <w:right w:val="single" w:sz="8" w:color="E3DED2"/>
             </w:tcBorders>
             <w:vAlign w:val="center"/>
+            <w:tcMar>
+              <w:top w:w="90" w:type="dxa"/>
+              <w:start w:w="110" w:type="dxa"/>
+              <w:bottom w:w="90" w:type="dxa"/>
+              <w:end w:w="110" w:type="dxa"/>
+            </w:tcMar>
           </w:tcPr>
           <w:p>
             <w:pPr>
@@ -6583,9 +7924,12 @@
         </w:tc>
       </w:tr>
       <w:tr>
+        <w:trPr>
+          <w:cantSplit/>
+        </w:trPr>
         <w:tc>
           <w:tcPr>
-            <w:tcW w:type="dxa" w:w="1512"/>
+            <w:tcW w:type="dxa" w:w="1367"/>
             <w:shd w:fill="FBF9F5"/>
             <w:tcBorders>
               <w:top w:val="single" w:sz="8" w:color="E3DED2"/>
@@ -6594,6 +7938,12 @@
               <w:right w:val="single" w:sz="8" w:color="E3DED2"/>
             </w:tcBorders>
             <w:vAlign w:val="center"/>
+            <w:tcMar>
+              <w:top w:w="90" w:type="dxa"/>
+              <w:start w:w="110" w:type="dxa"/>
+              <w:bottom w:w="90" w:type="dxa"/>
+              <w:end w:w="110" w:type="dxa"/>
+            </w:tcMar>
           </w:tcPr>
           <w:p>
             <w:pPr>
@@ -6613,7 +7963,7 @@
         </w:tc>
         <w:tc>
           <w:tcPr>
-            <w:tcW w:type="dxa" w:w="4464"/>
+            <w:tcW w:type="dxa" w:w="4036"/>
             <w:shd w:fill="FBF9F5"/>
             <w:tcBorders>
               <w:top w:val="single" w:sz="8" w:color="E3DED2"/>
@@ -6622,6 +7972,12 @@
               <w:right w:val="single" w:sz="8" w:color="E3DED2"/>
             </w:tcBorders>
             <w:vAlign w:val="center"/>
+            <w:tcMar>
+              <w:top w:w="90" w:type="dxa"/>
+              <w:start w:w="110" w:type="dxa"/>
+              <w:bottom w:w="90" w:type="dxa"/>
+              <w:end w:w="110" w:type="dxa"/>
+            </w:tcMar>
           </w:tcPr>
           <w:p>
             <w:pPr>
@@ -6641,7 +7997,7 @@
         </w:tc>
         <w:tc>
           <w:tcPr>
-            <w:tcW w:type="dxa" w:w="4536"/>
+            <w:tcW w:type="dxa" w:w="4101"/>
             <w:shd w:fill="FBF9F5"/>
             <w:tcBorders>
               <w:top w:val="single" w:sz="8" w:color="E3DED2"/>
@@ -6650,6 +8006,12 @@
               <w:right w:val="single" w:sz="8" w:color="E3DED2"/>
             </w:tcBorders>
             <w:vAlign w:val="center"/>
+            <w:tcMar>
+              <w:top w:w="90" w:type="dxa"/>
+              <w:start w:w="110" w:type="dxa"/>
+              <w:bottom w:w="90" w:type="dxa"/>
+              <w:end w:w="110" w:type="dxa"/>
+            </w:tcMar>
           </w:tcPr>
           <w:p>
             <w:pPr>
@@ -6669,9 +8031,12 @@
         </w:tc>
       </w:tr>
       <w:tr>
+        <w:trPr>
+          <w:cantSplit/>
+        </w:trPr>
         <w:tc>
           <w:tcPr>
-            <w:tcW w:type="dxa" w:w="1512"/>
+            <w:tcW w:type="dxa" w:w="1367"/>
             <w:shd w:fill="FFFFFF"/>
             <w:tcBorders>
               <w:top w:val="single" w:sz="8" w:color="E3DED2"/>
@@ -6680,6 +8045,12 @@
               <w:right w:val="single" w:sz="8" w:color="E3DED2"/>
             </w:tcBorders>
             <w:vAlign w:val="center"/>
+            <w:tcMar>
+              <w:top w:w="90" w:type="dxa"/>
+              <w:start w:w="110" w:type="dxa"/>
+              <w:bottom w:w="90" w:type="dxa"/>
+              <w:end w:w="110" w:type="dxa"/>
+            </w:tcMar>
           </w:tcPr>
           <w:p>
             <w:pPr>
@@ -6699,7 +8070,7 @@
         </w:tc>
         <w:tc>
           <w:tcPr>
-            <w:tcW w:type="dxa" w:w="4464"/>
+            <w:tcW w:type="dxa" w:w="4036"/>
             <w:shd w:fill="FFFFFF"/>
             <w:tcBorders>
               <w:top w:val="single" w:sz="8" w:color="E3DED2"/>
@@ -6708,6 +8079,12 @@
               <w:right w:val="single" w:sz="8" w:color="E3DED2"/>
             </w:tcBorders>
             <w:vAlign w:val="center"/>
+            <w:tcMar>
+              <w:top w:w="90" w:type="dxa"/>
+              <w:start w:w="110" w:type="dxa"/>
+              <w:bottom w:w="90" w:type="dxa"/>
+              <w:end w:w="110" w:type="dxa"/>
+            </w:tcMar>
           </w:tcPr>
           <w:p>
             <w:pPr>
@@ -6727,7 +8104,7 @@
         </w:tc>
         <w:tc>
           <w:tcPr>
-            <w:tcW w:type="dxa" w:w="4536"/>
+            <w:tcW w:type="dxa" w:w="4101"/>
             <w:shd w:fill="FFFFFF"/>
             <w:tcBorders>
               <w:top w:val="single" w:sz="8" w:color="E3DED2"/>
@@ -6736,6 +8113,12 @@
               <w:right w:val="single" w:sz="8" w:color="E3DED2"/>
             </w:tcBorders>
             <w:vAlign w:val="center"/>
+            <w:tcMar>
+              <w:top w:w="90" w:type="dxa"/>
+              <w:start w:w="110" w:type="dxa"/>
+              <w:bottom w:w="90" w:type="dxa"/>
+              <w:end w:w="110" w:type="dxa"/>
+            </w:tcMar>
           </w:tcPr>
           <w:p>
             <w:pPr>
@@ -6755,9 +8138,12 @@
         </w:tc>
       </w:tr>
       <w:tr>
+        <w:trPr>
+          <w:cantSplit/>
+        </w:trPr>
         <w:tc>
           <w:tcPr>
-            <w:tcW w:type="dxa" w:w="1512"/>
+            <w:tcW w:type="dxa" w:w="1367"/>
             <w:shd w:fill="FBF9F5"/>
             <w:tcBorders>
               <w:top w:val="single" w:sz="8" w:color="E3DED2"/>
@@ -6766,6 +8152,12 @@
               <w:right w:val="single" w:sz="8" w:color="E3DED2"/>
             </w:tcBorders>
             <w:vAlign w:val="center"/>
+            <w:tcMar>
+              <w:top w:w="90" w:type="dxa"/>
+              <w:start w:w="110" w:type="dxa"/>
+              <w:bottom w:w="90" w:type="dxa"/>
+              <w:end w:w="110" w:type="dxa"/>
+            </w:tcMar>
           </w:tcPr>
           <w:p>
             <w:pPr>
@@ -6785,7 +8177,7 @@
         </w:tc>
         <w:tc>
           <w:tcPr>
-            <w:tcW w:type="dxa" w:w="4464"/>
+            <w:tcW w:type="dxa" w:w="4036"/>
             <w:shd w:fill="FBF9F5"/>
             <w:tcBorders>
               <w:top w:val="single" w:sz="8" w:color="E3DED2"/>
@@ -6794,6 +8186,12 @@
               <w:right w:val="single" w:sz="8" w:color="E3DED2"/>
             </w:tcBorders>
             <w:vAlign w:val="center"/>
+            <w:tcMar>
+              <w:top w:w="90" w:type="dxa"/>
+              <w:start w:w="110" w:type="dxa"/>
+              <w:bottom w:w="90" w:type="dxa"/>
+              <w:end w:w="110" w:type="dxa"/>
+            </w:tcMar>
           </w:tcPr>
           <w:p>
             <w:pPr>
@@ -6813,7 +8211,7 @@
         </w:tc>
         <w:tc>
           <w:tcPr>
-            <w:tcW w:type="dxa" w:w="4536"/>
+            <w:tcW w:type="dxa" w:w="4101"/>
             <w:shd w:fill="FBF9F5"/>
             <w:tcBorders>
               <w:top w:val="single" w:sz="8" w:color="E3DED2"/>
@@ -6822,6 +8220,12 @@
               <w:right w:val="single" w:sz="8" w:color="E3DED2"/>
             </w:tcBorders>
             <w:vAlign w:val="center"/>
+            <w:tcMar>
+              <w:top w:w="90" w:type="dxa"/>
+              <w:start w:w="110" w:type="dxa"/>
+              <w:bottom w:w="90" w:type="dxa"/>
+              <w:end w:w="110" w:type="dxa"/>
+            </w:tcMar>
           </w:tcPr>
           <w:p>
             <w:pPr>
@@ -6841,9 +8245,12 @@
         </w:tc>
       </w:tr>
       <w:tr>
+        <w:trPr>
+          <w:cantSplit/>
+        </w:trPr>
         <w:tc>
           <w:tcPr>
-            <w:tcW w:type="dxa" w:w="1512"/>
+            <w:tcW w:type="dxa" w:w="1367"/>
             <w:shd w:fill="FFFFFF"/>
             <w:tcBorders>
               <w:top w:val="single" w:sz="8" w:color="E3DED2"/>
@@ -6852,6 +8259,12 @@
               <w:right w:val="single" w:sz="8" w:color="E3DED2"/>
             </w:tcBorders>
             <w:vAlign w:val="center"/>
+            <w:tcMar>
+              <w:top w:w="90" w:type="dxa"/>
+              <w:start w:w="110" w:type="dxa"/>
+              <w:bottom w:w="90" w:type="dxa"/>
+              <w:end w:w="110" w:type="dxa"/>
+            </w:tcMar>
           </w:tcPr>
           <w:p>
             <w:pPr>
@@ -6871,7 +8284,7 @@
         </w:tc>
         <w:tc>
           <w:tcPr>
-            <w:tcW w:type="dxa" w:w="4464"/>
+            <w:tcW w:type="dxa" w:w="4036"/>
             <w:shd w:fill="FFFFFF"/>
             <w:tcBorders>
               <w:top w:val="single" w:sz="8" w:color="E3DED2"/>
@@ -6880,6 +8293,12 @@
               <w:right w:val="single" w:sz="8" w:color="E3DED2"/>
             </w:tcBorders>
             <w:vAlign w:val="center"/>
+            <w:tcMar>
+              <w:top w:w="90" w:type="dxa"/>
+              <w:start w:w="110" w:type="dxa"/>
+              <w:bottom w:w="90" w:type="dxa"/>
+              <w:end w:w="110" w:type="dxa"/>
+            </w:tcMar>
           </w:tcPr>
           <w:p>
             <w:pPr>
@@ -6899,7 +8318,7 @@
         </w:tc>
         <w:tc>
           <w:tcPr>
-            <w:tcW w:type="dxa" w:w="4536"/>
+            <w:tcW w:type="dxa" w:w="4101"/>
             <w:shd w:fill="FFFFFF"/>
             <w:tcBorders>
               <w:top w:val="single" w:sz="8" w:color="E3DED2"/>
@@ -6908,6 +8327,12 @@
               <w:right w:val="single" w:sz="8" w:color="E3DED2"/>
             </w:tcBorders>
             <w:vAlign w:val="center"/>
+            <w:tcMar>
+              <w:top w:w="90" w:type="dxa"/>
+              <w:start w:w="110" w:type="dxa"/>
+              <w:bottom w:w="90" w:type="dxa"/>
+              <w:end w:w="110" w:type="dxa"/>
+            </w:tcMar>
           </w:tcPr>
           <w:p>
             <w:pPr>
@@ -6940,8 +8365,8 @@
         <w:tblLook w:firstColumn="1" w:firstRow="1" w:lastColumn="0" w:lastRow="0" w:noHBand="0" w:noVBand="1" w:val="04A0"/>
       </w:tblPr>
       <w:tblGrid>
-        <w:gridCol w:w="1944"/>
-        <w:gridCol w:w="8280"/>
+        <w:gridCol w:w="1728"/>
+        <w:gridCol w:w="7776"/>
       </w:tblGrid>
       <w:tr>
         <w:tc>
@@ -6954,6 +8379,12 @@
               <w:bottom w:val="single" w:sz="8" w:color="BDEDE8"/>
               <w:right w:val="single" w:sz="8" w:color="BDEDE8"/>
             </w:tcBorders>
+            <w:tcMar>
+              <w:top w:w="90" w:type="dxa"/>
+              <w:start w:w="110" w:type="dxa"/>
+              <w:bottom w:w="90" w:type="dxa"/>
+              <w:end w:w="110" w:type="dxa"/>
+            </w:tcMar>
             <w:vAlign w:val="center"/>
           </w:tcPr>
           <w:p>
@@ -6982,6 +8413,12 @@
               <w:bottom w:val="single" w:sz="8" w:color="BDEDE8"/>
               <w:right w:val="single" w:sz="8" w:color="BDEDE8"/>
             </w:tcBorders>
+            <w:tcMar>
+              <w:top w:w="90" w:type="dxa"/>
+              <w:start w:w="110" w:type="dxa"/>
+              <w:bottom w:w="90" w:type="dxa"/>
+              <w:end w:w="110" w:type="dxa"/>
+            </w:tcMar>
             <w:vAlign w:val="center"/>
           </w:tcPr>
           <w:p>
@@ -7047,9 +8484,9 @@
         <w:tblLook w:firstColumn="1" w:firstRow="1" w:lastColumn="0" w:lastRow="0" w:noHBand="0" w:noVBand="1" w:val="04A0"/>
       </w:tblPr>
       <w:tblGrid>
-        <w:gridCol w:w="1728"/>
-        <w:gridCol w:w="5040"/>
-        <w:gridCol w:w="3744"/>
+        <w:gridCol w:w="1562"/>
+        <w:gridCol w:w="4557"/>
+        <w:gridCol w:w="3385"/>
       </w:tblGrid>
       <w:tr>
         <w:tc>
@@ -7063,6 +8500,12 @@
               <w:right w:val="single" w:sz="8" w:color="1A1A5E"/>
             </w:tcBorders>
             <w:vAlign w:val="center"/>
+            <w:tcMar>
+              <w:top w:w="90" w:type="dxa"/>
+              <w:start w:w="110" w:type="dxa"/>
+              <w:bottom w:w="90" w:type="dxa"/>
+              <w:end w:w="110" w:type="dxa"/>
+            </w:tcMar>
           </w:tcPr>
           <w:p>
             <w:pPr>
@@ -7091,6 +8534,12 @@
               <w:right w:val="single" w:sz="8" w:color="1A1A5E"/>
             </w:tcBorders>
             <w:vAlign w:val="center"/>
+            <w:tcMar>
+              <w:top w:w="90" w:type="dxa"/>
+              <w:start w:w="110" w:type="dxa"/>
+              <w:bottom w:w="90" w:type="dxa"/>
+              <w:end w:w="110" w:type="dxa"/>
+            </w:tcMar>
           </w:tcPr>
           <w:p>
             <w:pPr>
@@ -7119,6 +8568,12 @@
               <w:right w:val="single" w:sz="8" w:color="1A1A5E"/>
             </w:tcBorders>
             <w:vAlign w:val="center"/>
+            <w:tcMar>
+              <w:top w:w="90" w:type="dxa"/>
+              <w:start w:w="110" w:type="dxa"/>
+              <w:bottom w:w="90" w:type="dxa"/>
+              <w:end w:w="110" w:type="dxa"/>
+            </w:tcMar>
           </w:tcPr>
           <w:p>
             <w:pPr>
@@ -7138,9 +8593,12 @@
         </w:tc>
       </w:tr>
       <w:tr>
+        <w:trPr>
+          <w:cantSplit/>
+        </w:trPr>
         <w:tc>
           <w:tcPr>
-            <w:tcW w:type="dxa" w:w="1728"/>
+            <w:tcW w:type="dxa" w:w="1562"/>
             <w:shd w:fill="FBF9F5"/>
             <w:tcBorders>
               <w:top w:val="single" w:sz="8" w:color="E3DED2"/>
@@ -7149,6 +8607,12 @@
               <w:right w:val="single" w:sz="8" w:color="E3DED2"/>
             </w:tcBorders>
             <w:vAlign w:val="center"/>
+            <w:tcMar>
+              <w:top w:w="90" w:type="dxa"/>
+              <w:start w:w="110" w:type="dxa"/>
+              <w:bottom w:w="90" w:type="dxa"/>
+              <w:end w:w="110" w:type="dxa"/>
+            </w:tcMar>
           </w:tcPr>
           <w:p>
             <w:pPr>
@@ -7168,7 +8632,7 @@
         </w:tc>
         <w:tc>
           <w:tcPr>
-            <w:tcW w:type="dxa" w:w="5040"/>
+            <w:tcW w:type="dxa" w:w="4557"/>
             <w:shd w:fill="FBF9F5"/>
             <w:tcBorders>
               <w:top w:val="single" w:sz="8" w:color="E3DED2"/>
@@ -7177,6 +8641,12 @@
               <w:right w:val="single" w:sz="8" w:color="E3DED2"/>
             </w:tcBorders>
             <w:vAlign w:val="center"/>
+            <w:tcMar>
+              <w:top w:w="90" w:type="dxa"/>
+              <w:start w:w="110" w:type="dxa"/>
+              <w:bottom w:w="90" w:type="dxa"/>
+              <w:end w:w="110" w:type="dxa"/>
+            </w:tcMar>
           </w:tcPr>
           <w:p>
             <w:pPr>
@@ -7196,7 +8666,7 @@
         </w:tc>
         <w:tc>
           <w:tcPr>
-            <w:tcW w:type="dxa" w:w="3744"/>
+            <w:tcW w:type="dxa" w:w="3385"/>
             <w:shd w:fill="FBF9F5"/>
             <w:tcBorders>
               <w:top w:val="single" w:sz="8" w:color="E3DED2"/>
@@ -7205,6 +8675,12 @@
               <w:right w:val="single" w:sz="8" w:color="E3DED2"/>
             </w:tcBorders>
             <w:vAlign w:val="center"/>
+            <w:tcMar>
+              <w:top w:w="90" w:type="dxa"/>
+              <w:start w:w="110" w:type="dxa"/>
+              <w:bottom w:w="90" w:type="dxa"/>
+              <w:end w:w="110" w:type="dxa"/>
+            </w:tcMar>
           </w:tcPr>
           <w:p>
             <w:pPr>
@@ -7224,9 +8700,12 @@
         </w:tc>
       </w:tr>
       <w:tr>
+        <w:trPr>
+          <w:cantSplit/>
+        </w:trPr>
         <w:tc>
           <w:tcPr>
-            <w:tcW w:type="dxa" w:w="1728"/>
+            <w:tcW w:type="dxa" w:w="1562"/>
             <w:shd w:fill="FFFFFF"/>
             <w:tcBorders>
               <w:top w:val="single" w:sz="8" w:color="E3DED2"/>
@@ -7235,6 +8714,12 @@
               <w:right w:val="single" w:sz="8" w:color="E3DED2"/>
             </w:tcBorders>
             <w:vAlign w:val="center"/>
+            <w:tcMar>
+              <w:top w:w="90" w:type="dxa"/>
+              <w:start w:w="110" w:type="dxa"/>
+              <w:bottom w:w="90" w:type="dxa"/>
+              <w:end w:w="110" w:type="dxa"/>
+            </w:tcMar>
           </w:tcPr>
           <w:p>
             <w:pPr>
@@ -7254,7 +8739,7 @@
         </w:tc>
         <w:tc>
           <w:tcPr>
-            <w:tcW w:type="dxa" w:w="5040"/>
+            <w:tcW w:type="dxa" w:w="4557"/>
             <w:shd w:fill="FFFFFF"/>
             <w:tcBorders>
               <w:top w:val="single" w:sz="8" w:color="E3DED2"/>
@@ -7263,6 +8748,12 @@
               <w:right w:val="single" w:sz="8" w:color="E3DED2"/>
             </w:tcBorders>
             <w:vAlign w:val="center"/>
+            <w:tcMar>
+              <w:top w:w="90" w:type="dxa"/>
+              <w:start w:w="110" w:type="dxa"/>
+              <w:bottom w:w="90" w:type="dxa"/>
+              <w:end w:w="110" w:type="dxa"/>
+            </w:tcMar>
           </w:tcPr>
           <w:p>
             <w:pPr>
@@ -7282,7 +8773,7 @@
         </w:tc>
         <w:tc>
           <w:tcPr>
-            <w:tcW w:type="dxa" w:w="3744"/>
+            <w:tcW w:type="dxa" w:w="3385"/>
             <w:shd w:fill="FFFFFF"/>
             <w:tcBorders>
               <w:top w:val="single" w:sz="8" w:color="E3DED2"/>
@@ -7291,6 +8782,12 @@
               <w:right w:val="single" w:sz="8" w:color="E3DED2"/>
             </w:tcBorders>
             <w:vAlign w:val="center"/>
+            <w:tcMar>
+              <w:top w:w="90" w:type="dxa"/>
+              <w:start w:w="110" w:type="dxa"/>
+              <w:bottom w:w="90" w:type="dxa"/>
+              <w:end w:w="110" w:type="dxa"/>
+            </w:tcMar>
           </w:tcPr>
           <w:p>
             <w:pPr>
@@ -7310,9 +8807,12 @@
         </w:tc>
       </w:tr>
       <w:tr>
+        <w:trPr>
+          <w:cantSplit/>
+        </w:trPr>
         <w:tc>
           <w:tcPr>
-            <w:tcW w:type="dxa" w:w="1728"/>
+            <w:tcW w:type="dxa" w:w="1562"/>
             <w:shd w:fill="FBF9F5"/>
             <w:tcBorders>
               <w:top w:val="single" w:sz="8" w:color="E3DED2"/>
@@ -7321,6 +8821,12 @@
               <w:right w:val="single" w:sz="8" w:color="E3DED2"/>
             </w:tcBorders>
             <w:vAlign w:val="center"/>
+            <w:tcMar>
+              <w:top w:w="90" w:type="dxa"/>
+              <w:start w:w="110" w:type="dxa"/>
+              <w:bottom w:w="90" w:type="dxa"/>
+              <w:end w:w="110" w:type="dxa"/>
+            </w:tcMar>
           </w:tcPr>
           <w:p>
             <w:pPr>
@@ -7340,7 +8846,7 @@
         </w:tc>
         <w:tc>
           <w:tcPr>
-            <w:tcW w:type="dxa" w:w="5040"/>
+            <w:tcW w:type="dxa" w:w="4557"/>
             <w:shd w:fill="FBF9F5"/>
             <w:tcBorders>
               <w:top w:val="single" w:sz="8" w:color="E3DED2"/>
@@ -7349,6 +8855,12 @@
               <w:right w:val="single" w:sz="8" w:color="E3DED2"/>
             </w:tcBorders>
             <w:vAlign w:val="center"/>
+            <w:tcMar>
+              <w:top w:w="90" w:type="dxa"/>
+              <w:start w:w="110" w:type="dxa"/>
+              <w:bottom w:w="90" w:type="dxa"/>
+              <w:end w:w="110" w:type="dxa"/>
+            </w:tcMar>
           </w:tcPr>
           <w:p>
             <w:pPr>
@@ -7368,7 +8880,7 @@
         </w:tc>
         <w:tc>
           <w:tcPr>
-            <w:tcW w:type="dxa" w:w="3744"/>
+            <w:tcW w:type="dxa" w:w="3385"/>
             <w:shd w:fill="FBF9F5"/>
             <w:tcBorders>
               <w:top w:val="single" w:sz="8" w:color="E3DED2"/>
@@ -7377,6 +8889,12 @@
               <w:right w:val="single" w:sz="8" w:color="E3DED2"/>
             </w:tcBorders>
             <w:vAlign w:val="center"/>
+            <w:tcMar>
+              <w:top w:w="90" w:type="dxa"/>
+              <w:start w:w="110" w:type="dxa"/>
+              <w:bottom w:w="90" w:type="dxa"/>
+              <w:end w:w="110" w:type="dxa"/>
+            </w:tcMar>
           </w:tcPr>
           <w:p>
             <w:pPr>
@@ -7486,8 +9004,8 @@
         <w:tblLook w:firstColumn="1" w:firstRow="1" w:lastColumn="0" w:lastRow="0" w:noHBand="0" w:noVBand="1" w:val="04A0"/>
       </w:tblPr>
       <w:tblGrid>
-        <w:gridCol w:w="2088"/>
-        <w:gridCol w:w="8424"/>
+        <w:gridCol w:w="1888"/>
+        <w:gridCol w:w="7616"/>
       </w:tblGrid>
       <w:tr>
         <w:tc>
@@ -7501,6 +9019,12 @@
               <w:right w:val="single" w:sz="8" w:color="1A1A5E"/>
             </w:tcBorders>
             <w:vAlign w:val="center"/>
+            <w:tcMar>
+              <w:top w:w="90" w:type="dxa"/>
+              <w:start w:w="110" w:type="dxa"/>
+              <w:bottom w:w="90" w:type="dxa"/>
+              <w:end w:w="110" w:type="dxa"/>
+            </w:tcMar>
           </w:tcPr>
           <w:p>
             <w:pPr>
@@ -7529,6 +9053,12 @@
               <w:right w:val="single" w:sz="8" w:color="1A1A5E"/>
             </w:tcBorders>
             <w:vAlign w:val="center"/>
+            <w:tcMar>
+              <w:top w:w="90" w:type="dxa"/>
+              <w:start w:w="110" w:type="dxa"/>
+              <w:bottom w:w="90" w:type="dxa"/>
+              <w:end w:w="110" w:type="dxa"/>
+            </w:tcMar>
           </w:tcPr>
           <w:p>
             <w:pPr>
@@ -7548,9 +9078,12 @@
         </w:tc>
       </w:tr>
       <w:tr>
+        <w:trPr>
+          <w:cantSplit/>
+        </w:trPr>
         <w:tc>
           <w:tcPr>
-            <w:tcW w:type="dxa" w:w="2088"/>
+            <w:tcW w:type="dxa" w:w="1888"/>
             <w:shd w:fill="FBF9F5"/>
             <w:tcBorders>
               <w:top w:val="single" w:sz="8" w:color="E3DED2"/>
@@ -7559,6 +9092,12 @@
               <w:right w:val="single" w:sz="8" w:color="E3DED2"/>
             </w:tcBorders>
             <w:vAlign w:val="center"/>
+            <w:tcMar>
+              <w:top w:w="90" w:type="dxa"/>
+              <w:start w:w="110" w:type="dxa"/>
+              <w:bottom w:w="90" w:type="dxa"/>
+              <w:end w:w="110" w:type="dxa"/>
+            </w:tcMar>
           </w:tcPr>
           <w:p>
             <w:pPr>
@@ -7578,7 +9117,7 @@
         </w:tc>
         <w:tc>
           <w:tcPr>
-            <w:tcW w:type="dxa" w:w="8424"/>
+            <w:tcW w:type="dxa" w:w="7616"/>
             <w:shd w:fill="FBF9F5"/>
             <w:tcBorders>
               <w:top w:val="single" w:sz="8" w:color="E3DED2"/>
@@ -7587,6 +9126,12 @@
               <w:right w:val="single" w:sz="8" w:color="E3DED2"/>
             </w:tcBorders>
             <w:vAlign w:val="center"/>
+            <w:tcMar>
+              <w:top w:w="90" w:type="dxa"/>
+              <w:start w:w="110" w:type="dxa"/>
+              <w:bottom w:w="90" w:type="dxa"/>
+              <w:end w:w="110" w:type="dxa"/>
+            </w:tcMar>
           </w:tcPr>
           <w:p>
             <w:pPr>
@@ -7606,9 +9151,12 @@
         </w:tc>
       </w:tr>
       <w:tr>
+        <w:trPr>
+          <w:cantSplit/>
+        </w:trPr>
         <w:tc>
           <w:tcPr>
-            <w:tcW w:type="dxa" w:w="2088"/>
+            <w:tcW w:type="dxa" w:w="1888"/>
             <w:shd w:fill="FFFFFF"/>
             <w:tcBorders>
               <w:top w:val="single" w:sz="8" w:color="E3DED2"/>
@@ -7617,6 +9165,12 @@
               <w:right w:val="single" w:sz="8" w:color="E3DED2"/>
             </w:tcBorders>
             <w:vAlign w:val="center"/>
+            <w:tcMar>
+              <w:top w:w="90" w:type="dxa"/>
+              <w:start w:w="110" w:type="dxa"/>
+              <w:bottom w:w="90" w:type="dxa"/>
+              <w:end w:w="110" w:type="dxa"/>
+            </w:tcMar>
           </w:tcPr>
           <w:p>
             <w:pPr>
@@ -7636,7 +9190,7 @@
         </w:tc>
         <w:tc>
           <w:tcPr>
-            <w:tcW w:type="dxa" w:w="8424"/>
+            <w:tcW w:type="dxa" w:w="7616"/>
             <w:shd w:fill="FFFFFF"/>
             <w:tcBorders>
               <w:top w:val="single" w:sz="8" w:color="E3DED2"/>
@@ -7645,6 +9199,12 @@
               <w:right w:val="single" w:sz="8" w:color="E3DED2"/>
             </w:tcBorders>
             <w:vAlign w:val="center"/>
+            <w:tcMar>
+              <w:top w:w="90" w:type="dxa"/>
+              <w:start w:w="110" w:type="dxa"/>
+              <w:bottom w:w="90" w:type="dxa"/>
+              <w:end w:w="110" w:type="dxa"/>
+            </w:tcMar>
           </w:tcPr>
           <w:p>
             <w:pPr>
@@ -7664,9 +9224,12 @@
         </w:tc>
       </w:tr>
       <w:tr>
+        <w:trPr>
+          <w:cantSplit/>
+        </w:trPr>
         <w:tc>
           <w:tcPr>
-            <w:tcW w:type="dxa" w:w="2088"/>
+            <w:tcW w:type="dxa" w:w="1888"/>
             <w:shd w:fill="FBF9F5"/>
             <w:tcBorders>
               <w:top w:val="single" w:sz="8" w:color="E3DED2"/>
@@ -7675,6 +9238,12 @@
               <w:right w:val="single" w:sz="8" w:color="E3DED2"/>
             </w:tcBorders>
             <w:vAlign w:val="center"/>
+            <w:tcMar>
+              <w:top w:w="90" w:type="dxa"/>
+              <w:start w:w="110" w:type="dxa"/>
+              <w:bottom w:w="90" w:type="dxa"/>
+              <w:end w:w="110" w:type="dxa"/>
+            </w:tcMar>
           </w:tcPr>
           <w:p>
             <w:pPr>
@@ -7694,7 +9263,7 @@
         </w:tc>
         <w:tc>
           <w:tcPr>
-            <w:tcW w:type="dxa" w:w="8424"/>
+            <w:tcW w:type="dxa" w:w="7616"/>
             <w:shd w:fill="FBF9F5"/>
             <w:tcBorders>
               <w:top w:val="single" w:sz="8" w:color="E3DED2"/>
@@ -7703,6 +9272,12 @@
               <w:right w:val="single" w:sz="8" w:color="E3DED2"/>
             </w:tcBorders>
             <w:vAlign w:val="center"/>
+            <w:tcMar>
+              <w:top w:w="90" w:type="dxa"/>
+              <w:start w:w="110" w:type="dxa"/>
+              <w:bottom w:w="90" w:type="dxa"/>
+              <w:end w:w="110" w:type="dxa"/>
+            </w:tcMar>
           </w:tcPr>
           <w:p>
             <w:pPr>
@@ -7722,9 +9297,12 @@
         </w:tc>
       </w:tr>
       <w:tr>
+        <w:trPr>
+          <w:cantSplit/>
+        </w:trPr>
         <w:tc>
           <w:tcPr>
-            <w:tcW w:type="dxa" w:w="2088"/>
+            <w:tcW w:type="dxa" w:w="1888"/>
             <w:shd w:fill="FFFFFF"/>
             <w:tcBorders>
               <w:top w:val="single" w:sz="8" w:color="E3DED2"/>
@@ -7733,6 +9311,12 @@
               <w:right w:val="single" w:sz="8" w:color="E3DED2"/>
             </w:tcBorders>
             <w:vAlign w:val="center"/>
+            <w:tcMar>
+              <w:top w:w="90" w:type="dxa"/>
+              <w:start w:w="110" w:type="dxa"/>
+              <w:bottom w:w="90" w:type="dxa"/>
+              <w:end w:w="110" w:type="dxa"/>
+            </w:tcMar>
           </w:tcPr>
           <w:p>
             <w:pPr>
@@ -7752,7 +9336,7 @@
         </w:tc>
         <w:tc>
           <w:tcPr>
-            <w:tcW w:type="dxa" w:w="8424"/>
+            <w:tcW w:type="dxa" w:w="7616"/>
             <w:shd w:fill="FFFFFF"/>
             <w:tcBorders>
               <w:top w:val="single" w:sz="8" w:color="E3DED2"/>
@@ -7761,6 +9345,12 @@
               <w:right w:val="single" w:sz="8" w:color="E3DED2"/>
             </w:tcBorders>
             <w:vAlign w:val="center"/>
+            <w:tcMar>
+              <w:top w:w="90" w:type="dxa"/>
+              <w:start w:w="110" w:type="dxa"/>
+              <w:bottom w:w="90" w:type="dxa"/>
+              <w:end w:w="110" w:type="dxa"/>
+            </w:tcMar>
           </w:tcPr>
           <w:p>
             <w:pPr>
@@ -7780,9 +9370,12 @@
         </w:tc>
       </w:tr>
       <w:tr>
+        <w:trPr>
+          <w:cantSplit/>
+        </w:trPr>
         <w:tc>
           <w:tcPr>
-            <w:tcW w:type="dxa" w:w="2088"/>
+            <w:tcW w:type="dxa" w:w="1888"/>
             <w:shd w:fill="FBF9F5"/>
             <w:tcBorders>
               <w:top w:val="single" w:sz="8" w:color="E3DED2"/>
@@ -7791,6 +9384,12 @@
               <w:right w:val="single" w:sz="8" w:color="E3DED2"/>
             </w:tcBorders>
             <w:vAlign w:val="center"/>
+            <w:tcMar>
+              <w:top w:w="90" w:type="dxa"/>
+              <w:start w:w="110" w:type="dxa"/>
+              <w:bottom w:w="90" w:type="dxa"/>
+              <w:end w:w="110" w:type="dxa"/>
+            </w:tcMar>
           </w:tcPr>
           <w:p>
             <w:pPr>
@@ -7810,7 +9409,7 @@
         </w:tc>
         <w:tc>
           <w:tcPr>
-            <w:tcW w:type="dxa" w:w="8424"/>
+            <w:tcW w:type="dxa" w:w="7616"/>
             <w:shd w:fill="FBF9F5"/>
             <w:tcBorders>
               <w:top w:val="single" w:sz="8" w:color="E3DED2"/>
@@ -7819,6 +9418,12 @@
               <w:right w:val="single" w:sz="8" w:color="E3DED2"/>
             </w:tcBorders>
             <w:vAlign w:val="center"/>
+            <w:tcMar>
+              <w:top w:w="90" w:type="dxa"/>
+              <w:start w:w="110" w:type="dxa"/>
+              <w:bottom w:w="90" w:type="dxa"/>
+              <w:end w:w="110" w:type="dxa"/>
+            </w:tcMar>
           </w:tcPr>
           <w:p>
             <w:pPr>
@@ -7865,10 +9470,10 @@
         <w:tblLook w:firstColumn="1" w:firstRow="1" w:lastColumn="0" w:lastRow="0" w:noHBand="0" w:noVBand="1" w:val="04A0"/>
       </w:tblPr>
       <w:tblGrid>
-        <w:gridCol w:w="1872"/>
-        <w:gridCol w:w="2304"/>
-        <w:gridCol w:w="2304"/>
-        <w:gridCol w:w="4032"/>
+        <w:gridCol w:w="1692"/>
+        <w:gridCol w:w="2083"/>
+        <w:gridCol w:w="2083"/>
+        <w:gridCol w:w="3645"/>
       </w:tblGrid>
       <w:tr>
         <w:tc>
@@ -7882,6 +9487,12 @@
               <w:right w:val="single" w:sz="8" w:color="1A1A5E"/>
             </w:tcBorders>
             <w:vAlign w:val="center"/>
+            <w:tcMar>
+              <w:top w:w="90" w:type="dxa"/>
+              <w:start w:w="110" w:type="dxa"/>
+              <w:bottom w:w="90" w:type="dxa"/>
+              <w:end w:w="110" w:type="dxa"/>
+            </w:tcMar>
           </w:tcPr>
           <w:p>
             <w:pPr>
@@ -7910,6 +9521,12 @@
               <w:right w:val="single" w:sz="8" w:color="1A1A5E"/>
             </w:tcBorders>
             <w:vAlign w:val="center"/>
+            <w:tcMar>
+              <w:top w:w="90" w:type="dxa"/>
+              <w:start w:w="110" w:type="dxa"/>
+              <w:bottom w:w="90" w:type="dxa"/>
+              <w:end w:w="110" w:type="dxa"/>
+            </w:tcMar>
           </w:tcPr>
           <w:p>
             <w:pPr>
@@ -7938,6 +9555,12 @@
               <w:right w:val="single" w:sz="8" w:color="1A1A5E"/>
             </w:tcBorders>
             <w:vAlign w:val="center"/>
+            <w:tcMar>
+              <w:top w:w="90" w:type="dxa"/>
+              <w:start w:w="110" w:type="dxa"/>
+              <w:bottom w:w="90" w:type="dxa"/>
+              <w:end w:w="110" w:type="dxa"/>
+            </w:tcMar>
           </w:tcPr>
           <w:p>
             <w:pPr>
@@ -7966,6 +9589,12 @@
               <w:right w:val="single" w:sz="8" w:color="1A1A5E"/>
             </w:tcBorders>
             <w:vAlign w:val="center"/>
+            <w:tcMar>
+              <w:top w:w="90" w:type="dxa"/>
+              <w:start w:w="110" w:type="dxa"/>
+              <w:bottom w:w="90" w:type="dxa"/>
+              <w:end w:w="110" w:type="dxa"/>
+            </w:tcMar>
           </w:tcPr>
           <w:p>
             <w:pPr>
@@ -7985,9 +9614,12 @@
         </w:tc>
       </w:tr>
       <w:tr>
+        <w:trPr>
+          <w:cantSplit/>
+        </w:trPr>
         <w:tc>
           <w:tcPr>
-            <w:tcW w:type="dxa" w:w="1872"/>
+            <w:tcW w:type="dxa" w:w="1692"/>
             <w:shd w:fill="FBF9F5"/>
             <w:tcBorders>
               <w:top w:val="single" w:sz="8" w:color="E3DED2"/>
@@ -7996,6 +9628,12 @@
               <w:right w:val="single" w:sz="8" w:color="E3DED2"/>
             </w:tcBorders>
             <w:vAlign w:val="center"/>
+            <w:tcMar>
+              <w:top w:w="90" w:type="dxa"/>
+              <w:start w:w="110" w:type="dxa"/>
+              <w:bottom w:w="90" w:type="dxa"/>
+              <w:end w:w="110" w:type="dxa"/>
+            </w:tcMar>
           </w:tcPr>
           <w:p>
             <w:pPr>
@@ -8015,7 +9653,7 @@
         </w:tc>
         <w:tc>
           <w:tcPr>
-            <w:tcW w:type="dxa" w:w="2304"/>
+            <w:tcW w:type="dxa" w:w="2083"/>
             <w:shd w:fill="FBF9F5"/>
             <w:tcBorders>
               <w:top w:val="single" w:sz="8" w:color="E3DED2"/>
@@ -8024,6 +9662,12 @@
               <w:right w:val="single" w:sz="8" w:color="E3DED2"/>
             </w:tcBorders>
             <w:vAlign w:val="center"/>
+            <w:tcMar>
+              <w:top w:w="90" w:type="dxa"/>
+              <w:start w:w="110" w:type="dxa"/>
+              <w:bottom w:w="90" w:type="dxa"/>
+              <w:end w:w="110" w:type="dxa"/>
+            </w:tcMar>
           </w:tcPr>
           <w:p>
             <w:pPr>
@@ -8043,7 +9687,7 @@
         </w:tc>
         <w:tc>
           <w:tcPr>
-            <w:tcW w:type="dxa" w:w="2304"/>
+            <w:tcW w:type="dxa" w:w="2083"/>
             <w:shd w:fill="FBF9F5"/>
             <w:tcBorders>
               <w:top w:val="single" w:sz="8" w:color="E3DED2"/>
@@ -8052,6 +9696,12 @@
               <w:right w:val="single" w:sz="8" w:color="E3DED2"/>
             </w:tcBorders>
             <w:vAlign w:val="center"/>
+            <w:tcMar>
+              <w:top w:w="90" w:type="dxa"/>
+              <w:start w:w="110" w:type="dxa"/>
+              <w:bottom w:w="90" w:type="dxa"/>
+              <w:end w:w="110" w:type="dxa"/>
+            </w:tcMar>
           </w:tcPr>
           <w:p>
             <w:pPr>
@@ -8071,7 +9721,7 @@
         </w:tc>
         <w:tc>
           <w:tcPr>
-            <w:tcW w:type="dxa" w:w="4032"/>
+            <w:tcW w:type="dxa" w:w="3645"/>
             <w:shd w:fill="FBF9F5"/>
             <w:tcBorders>
               <w:top w:val="single" w:sz="8" w:color="E3DED2"/>
@@ -8080,6 +9730,12 @@
               <w:right w:val="single" w:sz="8" w:color="E3DED2"/>
             </w:tcBorders>
             <w:vAlign w:val="center"/>
+            <w:tcMar>
+              <w:top w:w="90" w:type="dxa"/>
+              <w:start w:w="110" w:type="dxa"/>
+              <w:bottom w:w="90" w:type="dxa"/>
+              <w:end w:w="110" w:type="dxa"/>
+            </w:tcMar>
           </w:tcPr>
           <w:p>
             <w:pPr>
@@ -8099,9 +9755,12 @@
         </w:tc>
       </w:tr>
       <w:tr>
+        <w:trPr>
+          <w:cantSplit/>
+        </w:trPr>
         <w:tc>
           <w:tcPr>
-            <w:tcW w:type="dxa" w:w="1872"/>
+            <w:tcW w:type="dxa" w:w="1692"/>
             <w:shd w:fill="FFFFFF"/>
             <w:tcBorders>
               <w:top w:val="single" w:sz="8" w:color="E3DED2"/>
@@ -8110,6 +9769,12 @@
               <w:right w:val="single" w:sz="8" w:color="E3DED2"/>
             </w:tcBorders>
             <w:vAlign w:val="center"/>
+            <w:tcMar>
+              <w:top w:w="90" w:type="dxa"/>
+              <w:start w:w="110" w:type="dxa"/>
+              <w:bottom w:w="90" w:type="dxa"/>
+              <w:end w:w="110" w:type="dxa"/>
+            </w:tcMar>
           </w:tcPr>
           <w:p>
             <w:pPr>
@@ -8129,7 +9794,7 @@
         </w:tc>
         <w:tc>
           <w:tcPr>
-            <w:tcW w:type="dxa" w:w="2304"/>
+            <w:tcW w:type="dxa" w:w="2083"/>
             <w:shd w:fill="FFFFFF"/>
             <w:tcBorders>
               <w:top w:val="single" w:sz="8" w:color="E3DED2"/>
@@ -8138,6 +9803,12 @@
               <w:right w:val="single" w:sz="8" w:color="E3DED2"/>
             </w:tcBorders>
             <w:vAlign w:val="center"/>
+            <w:tcMar>
+              <w:top w:w="90" w:type="dxa"/>
+              <w:start w:w="110" w:type="dxa"/>
+              <w:bottom w:w="90" w:type="dxa"/>
+              <w:end w:w="110" w:type="dxa"/>
+            </w:tcMar>
           </w:tcPr>
           <w:p>
             <w:pPr>
@@ -8157,7 +9828,7 @@
         </w:tc>
         <w:tc>
           <w:tcPr>
-            <w:tcW w:type="dxa" w:w="2304"/>
+            <w:tcW w:type="dxa" w:w="2083"/>
             <w:shd w:fill="FFFFFF"/>
             <w:tcBorders>
               <w:top w:val="single" w:sz="8" w:color="E3DED2"/>
@@ -8166,6 +9837,12 @@
               <w:right w:val="single" w:sz="8" w:color="E3DED2"/>
             </w:tcBorders>
             <w:vAlign w:val="center"/>
+            <w:tcMar>
+              <w:top w:w="90" w:type="dxa"/>
+              <w:start w:w="110" w:type="dxa"/>
+              <w:bottom w:w="90" w:type="dxa"/>
+              <w:end w:w="110" w:type="dxa"/>
+            </w:tcMar>
           </w:tcPr>
           <w:p>
             <w:pPr>
@@ -8185,7 +9862,7 @@
         </w:tc>
         <w:tc>
           <w:tcPr>
-            <w:tcW w:type="dxa" w:w="4032"/>
+            <w:tcW w:type="dxa" w:w="3645"/>
             <w:shd w:fill="FFFFFF"/>
             <w:tcBorders>
               <w:top w:val="single" w:sz="8" w:color="E3DED2"/>
@@ -8194,6 +9871,12 @@
               <w:right w:val="single" w:sz="8" w:color="E3DED2"/>
             </w:tcBorders>
             <w:vAlign w:val="center"/>
+            <w:tcMar>
+              <w:top w:w="90" w:type="dxa"/>
+              <w:start w:w="110" w:type="dxa"/>
+              <w:bottom w:w="90" w:type="dxa"/>
+              <w:end w:w="110" w:type="dxa"/>
+            </w:tcMar>
           </w:tcPr>
           <w:p>
             <w:pPr>
@@ -8213,9 +9896,12 @@
         </w:tc>
       </w:tr>
       <w:tr>
+        <w:trPr>
+          <w:cantSplit/>
+        </w:trPr>
         <w:tc>
           <w:tcPr>
-            <w:tcW w:type="dxa" w:w="1872"/>
+            <w:tcW w:type="dxa" w:w="1692"/>
             <w:shd w:fill="FBF9F5"/>
             <w:tcBorders>
               <w:top w:val="single" w:sz="8" w:color="E3DED2"/>
@@ -8224,6 +9910,12 @@
               <w:right w:val="single" w:sz="8" w:color="E3DED2"/>
             </w:tcBorders>
             <w:vAlign w:val="center"/>
+            <w:tcMar>
+              <w:top w:w="90" w:type="dxa"/>
+              <w:start w:w="110" w:type="dxa"/>
+              <w:bottom w:w="90" w:type="dxa"/>
+              <w:end w:w="110" w:type="dxa"/>
+            </w:tcMar>
           </w:tcPr>
           <w:p>
             <w:pPr>
@@ -8243,7 +9935,7 @@
         </w:tc>
         <w:tc>
           <w:tcPr>
-            <w:tcW w:type="dxa" w:w="2304"/>
+            <w:tcW w:type="dxa" w:w="2083"/>
             <w:shd w:fill="FBF9F5"/>
             <w:tcBorders>
               <w:top w:val="single" w:sz="8" w:color="E3DED2"/>
@@ -8252,6 +9944,12 @@
               <w:right w:val="single" w:sz="8" w:color="E3DED2"/>
             </w:tcBorders>
             <w:vAlign w:val="center"/>
+            <w:tcMar>
+              <w:top w:w="90" w:type="dxa"/>
+              <w:start w:w="110" w:type="dxa"/>
+              <w:bottom w:w="90" w:type="dxa"/>
+              <w:end w:w="110" w:type="dxa"/>
+            </w:tcMar>
           </w:tcPr>
           <w:p>
             <w:pPr>
@@ -8271,7 +9969,7 @@
         </w:tc>
         <w:tc>
           <w:tcPr>
-            <w:tcW w:type="dxa" w:w="2304"/>
+            <w:tcW w:type="dxa" w:w="2083"/>
             <w:shd w:fill="FBF9F5"/>
             <w:tcBorders>
               <w:top w:val="single" w:sz="8" w:color="E3DED2"/>
@@ -8280,6 +9978,12 @@
               <w:right w:val="single" w:sz="8" w:color="E3DED2"/>
             </w:tcBorders>
             <w:vAlign w:val="center"/>
+            <w:tcMar>
+              <w:top w:w="90" w:type="dxa"/>
+              <w:start w:w="110" w:type="dxa"/>
+              <w:bottom w:w="90" w:type="dxa"/>
+              <w:end w:w="110" w:type="dxa"/>
+            </w:tcMar>
           </w:tcPr>
           <w:p>
             <w:pPr>
@@ -8299,7 +10003,7 @@
         </w:tc>
         <w:tc>
           <w:tcPr>
-            <w:tcW w:type="dxa" w:w="4032"/>
+            <w:tcW w:type="dxa" w:w="3645"/>
             <w:shd w:fill="FBF9F5"/>
             <w:tcBorders>
               <w:top w:val="single" w:sz="8" w:color="E3DED2"/>
@@ -8308,6 +10012,12 @@
               <w:right w:val="single" w:sz="8" w:color="E3DED2"/>
             </w:tcBorders>
             <w:vAlign w:val="center"/>
+            <w:tcMar>
+              <w:top w:w="90" w:type="dxa"/>
+              <w:start w:w="110" w:type="dxa"/>
+              <w:bottom w:w="90" w:type="dxa"/>
+              <w:end w:w="110" w:type="dxa"/>
+            </w:tcMar>
           </w:tcPr>
           <w:p>
             <w:pPr>
@@ -8385,8 +10095,8 @@
         <w:tblLook w:firstColumn="1" w:firstRow="1" w:lastColumn="0" w:lastRow="0" w:noHBand="0" w:noVBand="1" w:val="04A0"/>
       </w:tblPr>
       <w:tblGrid>
-        <w:gridCol w:w="3312"/>
-        <w:gridCol w:w="6768"/>
+        <w:gridCol w:w="3123"/>
+        <w:gridCol w:w="6381"/>
       </w:tblGrid>
       <w:tr>
         <w:tc>
@@ -8400,6 +10110,12 @@
               <w:right w:val="single" w:sz="8" w:color="1A1A5E"/>
             </w:tcBorders>
             <w:vAlign w:val="center"/>
+            <w:tcMar>
+              <w:top w:w="90" w:type="dxa"/>
+              <w:start w:w="110" w:type="dxa"/>
+              <w:bottom w:w="90" w:type="dxa"/>
+              <w:end w:w="110" w:type="dxa"/>
+            </w:tcMar>
           </w:tcPr>
           <w:p>
             <w:pPr>
@@ -8428,6 +10144,12 @@
               <w:right w:val="single" w:sz="8" w:color="1A1A5E"/>
             </w:tcBorders>
             <w:vAlign w:val="center"/>
+            <w:tcMar>
+              <w:top w:w="90" w:type="dxa"/>
+              <w:start w:w="110" w:type="dxa"/>
+              <w:bottom w:w="90" w:type="dxa"/>
+              <w:end w:w="110" w:type="dxa"/>
+            </w:tcMar>
           </w:tcPr>
           <w:p>
             <w:pPr>
@@ -8447,9 +10169,12 @@
         </w:tc>
       </w:tr>
       <w:tr>
+        <w:trPr>
+          <w:cantSplit/>
+        </w:trPr>
         <w:tc>
           <w:tcPr>
-            <w:tcW w:type="dxa" w:w="3312"/>
+            <w:tcW w:type="dxa" w:w="3123"/>
             <w:shd w:fill="FBF9F5"/>
             <w:tcBorders>
               <w:top w:val="single" w:sz="8" w:color="E3DED2"/>
@@ -8458,6 +10183,12 @@
               <w:right w:val="single" w:sz="8" w:color="E3DED2"/>
             </w:tcBorders>
             <w:vAlign w:val="center"/>
+            <w:tcMar>
+              <w:top w:w="90" w:type="dxa"/>
+              <w:start w:w="110" w:type="dxa"/>
+              <w:bottom w:w="90" w:type="dxa"/>
+              <w:end w:w="110" w:type="dxa"/>
+            </w:tcMar>
           </w:tcPr>
           <w:p>
             <w:pPr>
@@ -8477,7 +10208,7 @@
         </w:tc>
         <w:tc>
           <w:tcPr>
-            <w:tcW w:type="dxa" w:w="6768"/>
+            <w:tcW w:type="dxa" w:w="6381"/>
             <w:shd w:fill="FBF9F5"/>
             <w:tcBorders>
               <w:top w:val="single" w:sz="8" w:color="E3DED2"/>
@@ -8486,6 +10217,12 @@
               <w:right w:val="single" w:sz="8" w:color="E3DED2"/>
             </w:tcBorders>
             <w:vAlign w:val="center"/>
+            <w:tcMar>
+              <w:top w:w="90" w:type="dxa"/>
+              <w:start w:w="110" w:type="dxa"/>
+              <w:bottom w:w="90" w:type="dxa"/>
+              <w:end w:w="110" w:type="dxa"/>
+            </w:tcMar>
           </w:tcPr>
           <w:p>
             <w:pPr>
@@ -8505,9 +10242,12 @@
         </w:tc>
       </w:tr>
       <w:tr>
+        <w:trPr>
+          <w:cantSplit/>
+        </w:trPr>
         <w:tc>
           <w:tcPr>
-            <w:tcW w:type="dxa" w:w="3312"/>
+            <w:tcW w:type="dxa" w:w="3123"/>
             <w:shd w:fill="FFFFFF"/>
             <w:tcBorders>
               <w:top w:val="single" w:sz="8" w:color="E3DED2"/>
@@ -8516,6 +10256,12 @@
               <w:right w:val="single" w:sz="8" w:color="E3DED2"/>
             </w:tcBorders>
             <w:vAlign w:val="center"/>
+            <w:tcMar>
+              <w:top w:w="90" w:type="dxa"/>
+              <w:start w:w="110" w:type="dxa"/>
+              <w:bottom w:w="90" w:type="dxa"/>
+              <w:end w:w="110" w:type="dxa"/>
+            </w:tcMar>
           </w:tcPr>
           <w:p>
             <w:pPr>
@@ -8535,7 +10281,7 @@
         </w:tc>
         <w:tc>
           <w:tcPr>
-            <w:tcW w:type="dxa" w:w="6768"/>
+            <w:tcW w:type="dxa" w:w="6381"/>
             <w:shd w:fill="FFFFFF"/>
             <w:tcBorders>
               <w:top w:val="single" w:sz="8" w:color="E3DED2"/>
@@ -8544,6 +10290,12 @@
               <w:right w:val="single" w:sz="8" w:color="E3DED2"/>
             </w:tcBorders>
             <w:vAlign w:val="center"/>
+            <w:tcMar>
+              <w:top w:w="90" w:type="dxa"/>
+              <w:start w:w="110" w:type="dxa"/>
+              <w:bottom w:w="90" w:type="dxa"/>
+              <w:end w:w="110" w:type="dxa"/>
+            </w:tcMar>
           </w:tcPr>
           <w:p>
             <w:pPr>
@@ -8563,9 +10315,12 @@
         </w:tc>
       </w:tr>
       <w:tr>
+        <w:trPr>
+          <w:cantSplit/>
+        </w:trPr>
         <w:tc>
           <w:tcPr>
-            <w:tcW w:type="dxa" w:w="3312"/>
+            <w:tcW w:type="dxa" w:w="3123"/>
             <w:shd w:fill="FBF9F5"/>
             <w:tcBorders>
               <w:top w:val="single" w:sz="8" w:color="E3DED2"/>
@@ -8574,6 +10329,12 @@
               <w:right w:val="single" w:sz="8" w:color="E3DED2"/>
             </w:tcBorders>
             <w:vAlign w:val="center"/>
+            <w:tcMar>
+              <w:top w:w="90" w:type="dxa"/>
+              <w:start w:w="110" w:type="dxa"/>
+              <w:bottom w:w="90" w:type="dxa"/>
+              <w:end w:w="110" w:type="dxa"/>
+            </w:tcMar>
           </w:tcPr>
           <w:p>
             <w:pPr>
@@ -8593,7 +10354,7 @@
         </w:tc>
         <w:tc>
           <w:tcPr>
-            <w:tcW w:type="dxa" w:w="6768"/>
+            <w:tcW w:type="dxa" w:w="6381"/>
             <w:shd w:fill="FBF9F5"/>
             <w:tcBorders>
               <w:top w:val="single" w:sz="8" w:color="E3DED2"/>
@@ -8602,6 +10363,12 @@
               <w:right w:val="single" w:sz="8" w:color="E3DED2"/>
             </w:tcBorders>
             <w:vAlign w:val="center"/>
+            <w:tcMar>
+              <w:top w:w="90" w:type="dxa"/>
+              <w:start w:w="110" w:type="dxa"/>
+              <w:bottom w:w="90" w:type="dxa"/>
+              <w:end w:w="110" w:type="dxa"/>
+            </w:tcMar>
           </w:tcPr>
           <w:p>
             <w:pPr>
@@ -8621,9 +10388,12 @@
         </w:tc>
       </w:tr>
       <w:tr>
+        <w:trPr>
+          <w:cantSplit/>
+        </w:trPr>
         <w:tc>
           <w:tcPr>
-            <w:tcW w:type="dxa" w:w="3312"/>
+            <w:tcW w:type="dxa" w:w="3123"/>
             <w:shd w:fill="FFFFFF"/>
             <w:tcBorders>
               <w:top w:val="single" w:sz="8" w:color="E3DED2"/>
@@ -8632,6 +10402,12 @@
               <w:right w:val="single" w:sz="8" w:color="E3DED2"/>
             </w:tcBorders>
             <w:vAlign w:val="center"/>
+            <w:tcMar>
+              <w:top w:w="90" w:type="dxa"/>
+              <w:start w:w="110" w:type="dxa"/>
+              <w:bottom w:w="90" w:type="dxa"/>
+              <w:end w:w="110" w:type="dxa"/>
+            </w:tcMar>
           </w:tcPr>
           <w:p>
             <w:pPr>
@@ -8651,7 +10427,7 @@
         </w:tc>
         <w:tc>
           <w:tcPr>
-            <w:tcW w:type="dxa" w:w="6768"/>
+            <w:tcW w:type="dxa" w:w="6381"/>
             <w:shd w:fill="FFFFFF"/>
             <w:tcBorders>
               <w:top w:val="single" w:sz="8" w:color="E3DED2"/>
@@ -8660,6 +10436,12 @@
               <w:right w:val="single" w:sz="8" w:color="E3DED2"/>
             </w:tcBorders>
             <w:vAlign w:val="center"/>
+            <w:tcMar>
+              <w:top w:w="90" w:type="dxa"/>
+              <w:start w:w="110" w:type="dxa"/>
+              <w:bottom w:w="90" w:type="dxa"/>
+              <w:end w:w="110" w:type="dxa"/>
+            </w:tcMar>
           </w:tcPr>
           <w:p>
             <w:pPr>
@@ -8679,9 +10461,12 @@
         </w:tc>
       </w:tr>
       <w:tr>
+        <w:trPr>
+          <w:cantSplit/>
+        </w:trPr>
         <w:tc>
           <w:tcPr>
-            <w:tcW w:type="dxa" w:w="3312"/>
+            <w:tcW w:type="dxa" w:w="3123"/>
             <w:shd w:fill="FBF9F5"/>
             <w:tcBorders>
               <w:top w:val="single" w:sz="8" w:color="E3DED2"/>
@@ -8690,6 +10475,12 @@
               <w:right w:val="single" w:sz="8" w:color="E3DED2"/>
             </w:tcBorders>
             <w:vAlign w:val="center"/>
+            <w:tcMar>
+              <w:top w:w="90" w:type="dxa"/>
+              <w:start w:w="110" w:type="dxa"/>
+              <w:bottom w:w="90" w:type="dxa"/>
+              <w:end w:w="110" w:type="dxa"/>
+            </w:tcMar>
           </w:tcPr>
           <w:p>
             <w:pPr>
@@ -8709,7 +10500,7 @@
         </w:tc>
         <w:tc>
           <w:tcPr>
-            <w:tcW w:type="dxa" w:w="6768"/>
+            <w:tcW w:type="dxa" w:w="6381"/>
             <w:shd w:fill="FBF9F5"/>
             <w:tcBorders>
               <w:top w:val="single" w:sz="8" w:color="E3DED2"/>
@@ -8718,6 +10509,12 @@
               <w:right w:val="single" w:sz="8" w:color="E3DED2"/>
             </w:tcBorders>
             <w:vAlign w:val="center"/>
+            <w:tcMar>
+              <w:top w:w="90" w:type="dxa"/>
+              <w:start w:w="110" w:type="dxa"/>
+              <w:bottom w:w="90" w:type="dxa"/>
+              <w:end w:w="110" w:type="dxa"/>
+            </w:tcMar>
           </w:tcPr>
           <w:p>
             <w:pPr>
@@ -8737,9 +10534,12 @@
         </w:tc>
       </w:tr>
       <w:tr>
+        <w:trPr>
+          <w:cantSplit/>
+        </w:trPr>
         <w:tc>
           <w:tcPr>
-            <w:tcW w:type="dxa" w:w="3312"/>
+            <w:tcW w:type="dxa" w:w="3123"/>
             <w:shd w:fill="FFFFFF"/>
             <w:tcBorders>
               <w:top w:val="single" w:sz="8" w:color="E3DED2"/>
@@ -8748,6 +10548,12 @@
               <w:right w:val="single" w:sz="8" w:color="E3DED2"/>
             </w:tcBorders>
             <w:vAlign w:val="center"/>
+            <w:tcMar>
+              <w:top w:w="90" w:type="dxa"/>
+              <w:start w:w="110" w:type="dxa"/>
+              <w:bottom w:w="90" w:type="dxa"/>
+              <w:end w:w="110" w:type="dxa"/>
+            </w:tcMar>
           </w:tcPr>
           <w:p>
             <w:pPr>
@@ -8767,7 +10573,7 @@
         </w:tc>
         <w:tc>
           <w:tcPr>
-            <w:tcW w:type="dxa" w:w="6768"/>
+            <w:tcW w:type="dxa" w:w="6381"/>
             <w:shd w:fill="FFFFFF"/>
             <w:tcBorders>
               <w:top w:val="single" w:sz="8" w:color="E3DED2"/>
@@ -8776,6 +10582,12 @@
               <w:right w:val="single" w:sz="8" w:color="E3DED2"/>
             </w:tcBorders>
             <w:vAlign w:val="center"/>
+            <w:tcMar>
+              <w:top w:w="90" w:type="dxa"/>
+              <w:start w:w="110" w:type="dxa"/>
+              <w:bottom w:w="90" w:type="dxa"/>
+              <w:end w:w="110" w:type="dxa"/>
+            </w:tcMar>
           </w:tcPr>
           <w:p>
             <w:pPr>
@@ -8808,8 +10620,8 @@
         <w:tblLook w:firstColumn="1" w:firstRow="1" w:lastColumn="0" w:lastRow="0" w:noHBand="0" w:noVBand="1" w:val="04A0"/>
       </w:tblPr>
       <w:tblGrid>
-        <w:gridCol w:w="1944"/>
-        <w:gridCol w:w="8280"/>
+        <w:gridCol w:w="1728"/>
+        <w:gridCol w:w="7776"/>
       </w:tblGrid>
       <w:tr>
         <w:tc>
@@ -8822,6 +10634,12 @@
               <w:bottom w:val="single" w:sz="8" w:color="BDEDE8"/>
               <w:right w:val="single" w:sz="8" w:color="BDEDE8"/>
             </w:tcBorders>
+            <w:tcMar>
+              <w:top w:w="90" w:type="dxa"/>
+              <w:start w:w="110" w:type="dxa"/>
+              <w:bottom w:w="90" w:type="dxa"/>
+              <w:end w:w="110" w:type="dxa"/>
+            </w:tcMar>
             <w:vAlign w:val="center"/>
           </w:tcPr>
           <w:p>
@@ -8850,6 +10668,12 @@
               <w:bottom w:val="single" w:sz="8" w:color="BDEDE8"/>
               <w:right w:val="single" w:sz="8" w:color="BDEDE8"/>
             </w:tcBorders>
+            <w:tcMar>
+              <w:top w:w="90" w:type="dxa"/>
+              <w:start w:w="110" w:type="dxa"/>
+              <w:bottom w:w="90" w:type="dxa"/>
+              <w:end w:w="110" w:type="dxa"/>
+            </w:tcMar>
             <w:vAlign w:val="center"/>
           </w:tcPr>
           <w:p>
@@ -9005,8 +10829,8 @@
         <w:tblLook w:firstColumn="1" w:firstRow="1" w:lastColumn="0" w:lastRow="0" w:noHBand="0" w:noVBand="1" w:val="04A0"/>
       </w:tblPr>
       <w:tblGrid>
-        <w:gridCol w:w="1944"/>
-        <w:gridCol w:w="8280"/>
+        <w:gridCol w:w="1728"/>
+        <w:gridCol w:w="7776"/>
       </w:tblGrid>
       <w:tr>
         <w:tc>
@@ -9019,6 +10843,12 @@
               <w:bottom w:val="single" w:sz="8" w:color="BDEDE8"/>
               <w:right w:val="single" w:sz="8" w:color="BDEDE8"/>
             </w:tcBorders>
+            <w:tcMar>
+              <w:top w:w="90" w:type="dxa"/>
+              <w:start w:w="110" w:type="dxa"/>
+              <w:bottom w:w="90" w:type="dxa"/>
+              <w:end w:w="110" w:type="dxa"/>
+            </w:tcMar>
             <w:vAlign w:val="center"/>
           </w:tcPr>
           <w:p>
@@ -9047,6 +10877,12 @@
               <w:bottom w:val="single" w:sz="8" w:color="BDEDE8"/>
               <w:right w:val="single" w:sz="8" w:color="BDEDE8"/>
             </w:tcBorders>
+            <w:tcMar>
+              <w:top w:w="90" w:type="dxa"/>
+              <w:start w:w="110" w:type="dxa"/>
+              <w:bottom w:w="90" w:type="dxa"/>
+              <w:end w:w="110" w:type="dxa"/>
+            </w:tcMar>
             <w:vAlign w:val="center"/>
           </w:tcPr>
           <w:p>
